--- a/docs/ĐỒ ÁN - DDHC.docx
+++ b/docs/ĐỒ ÁN - DDHC.docx
@@ -9,7 +9,7 @@
     </w:p>
     <w:tbl>
       <w:tblPr>
-        <w:tblStyle w:val="TableGrid"/>
+        <w:tblStyle w:val="LiBang"/>
         <w:tblW w:w="0" w:type="auto"/>
         <w:tblInd w:w="108" w:type="dxa"/>
         <w:tblBorders>
@@ -208,7 +208,7 @@
     </w:p>
     <w:tbl>
       <w:tblPr>
-        <w:tblStyle w:val="TableGrid"/>
+        <w:tblStyle w:val="LiBang"/>
         <w:tblW w:w="0" w:type="auto"/>
         <w:tblInd w:w="108" w:type="dxa"/>
         <w:tblBorders>
@@ -321,7 +321,7 @@
     <w:p/>
     <w:tbl>
       <w:tblPr>
-        <w:tblStyle w:val="TableGrid"/>
+        <w:tblStyle w:val="LiBang"/>
         <w:tblW w:w="0" w:type="auto"/>
         <w:tblInd w:w="108" w:type="dxa"/>
         <w:tblBorders>
@@ -434,7 +434,7 @@
     <w:p/>
     <w:tbl>
       <w:tblPr>
-        <w:tblStyle w:val="TableGrid"/>
+        <w:tblStyle w:val="LiBang"/>
         <w:tblW w:w="0" w:type="auto"/>
         <w:tblInd w:w="108" w:type="dxa"/>
         <w:tblBorders>
@@ -1337,7 +1337,7 @@
     </w:p>
     <w:tbl>
       <w:tblPr>
-        <w:tblStyle w:val="TableGrid"/>
+        <w:tblStyle w:val="LiBang"/>
         <w:tblW w:w="0" w:type="auto"/>
         <w:tblInd w:w="108" w:type="dxa"/>
         <w:tblBorders>
@@ -1361,7 +1361,7 @@
           </w:tcPr>
           <w:p>
             <w:pPr>
-              <w:pStyle w:val="ListParagraph"/>
+              <w:pStyle w:val="oancuaDanhsach"/>
             </w:pPr>
           </w:p>
         </w:tc>
@@ -1511,7 +1511,7 @@
           </w:tcPr>
           <w:p>
             <w:pPr>
-              <w:pStyle w:val="ListParagraph"/>
+              <w:pStyle w:val="oancuaDanhsach"/>
             </w:pPr>
           </w:p>
         </w:tc>
@@ -1584,7 +1584,7 @@
       <w:sdtContent>
         <w:p>
           <w:pPr>
-            <w:pStyle w:val="TOC1"/>
+            <w:pStyle w:val="Mucluc1"/>
             <w:tabs>
               <w:tab w:val="right" w:leader="dot" w:pos="9062"/>
             </w:tabs>
@@ -1607,7 +1607,7 @@
           <w:hyperlink w:anchor="_Toc154844009" w:history="1">
             <w:r>
               <w:rPr>
-                <w:rStyle w:val="Hyperlink"/>
+                <w:rStyle w:val="Siuktni"/>
               </w:rPr>
               <w:t>DANH MỤC CÁC HÌNH ẢNH</w:t>
             </w:r>
@@ -1656,7 +1656,7 @@
         </w:p>
         <w:p>
           <w:pPr>
-            <w:pStyle w:val="TOC1"/>
+            <w:pStyle w:val="Mucluc1"/>
             <w:tabs>
               <w:tab w:val="right" w:leader="dot" w:pos="9062"/>
             </w:tabs>
@@ -1670,7 +1670,7 @@
           <w:hyperlink w:anchor="_Toc154844010" w:history="1">
             <w:r>
               <w:rPr>
-                <w:rStyle w:val="Hyperlink"/>
+                <w:rStyle w:val="Siuktni"/>
               </w:rPr>
               <w:t>DANH MỤC BẢNG BIỂU</w:t>
             </w:r>
@@ -1719,7 +1719,7 @@
         </w:p>
         <w:p>
           <w:pPr>
-            <w:pStyle w:val="TOC1"/>
+            <w:pStyle w:val="Mucluc1"/>
             <w:tabs>
               <w:tab w:val="right" w:leader="dot" w:pos="9062"/>
             </w:tabs>
@@ -1733,7 +1733,7 @@
           <w:hyperlink w:anchor="_Toc154844011" w:history="1">
             <w:r>
               <w:rPr>
-                <w:rStyle w:val="Hyperlink"/>
+                <w:rStyle w:val="Siuktni"/>
               </w:rPr>
               <w:t>DANH MỤC CÁC TỪ VIẾT TẮT VÀ GIẢI THÍCH CÁC THUẬT NGỮ</w:t>
             </w:r>
@@ -1782,7 +1782,7 @@
         </w:p>
         <w:p>
           <w:pPr>
-            <w:pStyle w:val="TOC1"/>
+            <w:pStyle w:val="Mucluc1"/>
             <w:tabs>
               <w:tab w:val="right" w:leader="dot" w:pos="9062"/>
             </w:tabs>
@@ -1796,7 +1796,7 @@
           <w:hyperlink w:anchor="_Toc154844012" w:history="1">
             <w:r>
               <w:rPr>
-                <w:rStyle w:val="Hyperlink"/>
+                <w:rStyle w:val="Siuktni"/>
               </w:rPr>
               <w:t>CHƯƠNG 1 TỔNG QUAN ĐỀ TÀI</w:t>
             </w:r>
@@ -1845,7 +1845,7 @@
         </w:p>
         <w:p>
           <w:pPr>
-            <w:pStyle w:val="TOC2"/>
+            <w:pStyle w:val="Mucluc2"/>
             <w:tabs>
               <w:tab w:val="right" w:leader="dot" w:pos="9062"/>
             </w:tabs>
@@ -1859,7 +1859,7 @@
           <w:hyperlink w:anchor="_Toc154844013" w:history="1">
             <w:r>
               <w:rPr>
-                <w:rStyle w:val="Hyperlink"/>
+                <w:rStyle w:val="Siuktni"/>
               </w:rPr>
               <w:t>1.1 Thực trạng</w:t>
             </w:r>
@@ -1908,7 +1908,7 @@
         </w:p>
         <w:p>
           <w:pPr>
-            <w:pStyle w:val="TOC2"/>
+            <w:pStyle w:val="Mucluc2"/>
             <w:tabs>
               <w:tab w:val="right" w:leader="dot" w:pos="9062"/>
             </w:tabs>
@@ -1922,7 +1922,7 @@
           <w:hyperlink w:anchor="_Toc154844014" w:history="1">
             <w:r>
               <w:rPr>
-                <w:rStyle w:val="Hyperlink"/>
+                <w:rStyle w:val="Siuktni"/>
               </w:rPr>
               <w:t>1.2 Lý do chọn đề tài</w:t>
             </w:r>
@@ -1971,7 +1971,7 @@
         </w:p>
         <w:p>
           <w:pPr>
-            <w:pStyle w:val="TOC2"/>
+            <w:pStyle w:val="Mucluc2"/>
             <w:tabs>
               <w:tab w:val="right" w:leader="dot" w:pos="9062"/>
             </w:tabs>
@@ -1985,7 +1985,7 @@
           <w:hyperlink w:anchor="_Toc154844015" w:history="1">
             <w:r>
               <w:rPr>
-                <w:rStyle w:val="Hyperlink"/>
+                <w:rStyle w:val="Siuktni"/>
               </w:rPr>
               <w:t>1.3 Mục tiêu</w:t>
             </w:r>
@@ -2034,7 +2034,7 @@
         </w:p>
         <w:p>
           <w:pPr>
-            <w:pStyle w:val="TOC1"/>
+            <w:pStyle w:val="Mucluc1"/>
             <w:tabs>
               <w:tab w:val="right" w:leader="dot" w:pos="9062"/>
             </w:tabs>
@@ -2048,7 +2048,7 @@
           <w:hyperlink w:anchor="_Toc154844016" w:history="1">
             <w:r>
               <w:rPr>
-                <w:rStyle w:val="Hyperlink"/>
+                <w:rStyle w:val="Siuktni"/>
               </w:rPr>
               <w:t>CHƯƠNG 2 PHÂN TÍCH THIẾT KẾ</w:t>
             </w:r>
@@ -2097,7 +2097,7 @@
         </w:p>
         <w:p>
           <w:pPr>
-            <w:pStyle w:val="TOC2"/>
+            <w:pStyle w:val="Mucluc2"/>
             <w:tabs>
               <w:tab w:val="right" w:leader="dot" w:pos="9062"/>
             </w:tabs>
@@ -2111,7 +2111,7 @@
           <w:hyperlink w:anchor="_Toc154844017" w:history="1">
             <w:r>
               <w:rPr>
-                <w:rStyle w:val="Hyperlink"/>
+                <w:rStyle w:val="Siuktni"/>
               </w:rPr>
               <w:t>2.1 Thu thập yêu cầu</w:t>
             </w:r>
@@ -2160,7 +2160,7 @@
         </w:p>
         <w:p>
           <w:pPr>
-            <w:pStyle w:val="TOC2"/>
+            <w:pStyle w:val="Mucluc2"/>
             <w:tabs>
               <w:tab w:val="right" w:leader="dot" w:pos="9062"/>
             </w:tabs>
@@ -2174,7 +2174,7 @@
           <w:hyperlink w:anchor="_Toc154844018" w:history="1">
             <w:r>
               <w:rPr>
-                <w:rStyle w:val="Hyperlink"/>
+                <w:rStyle w:val="Siuktni"/>
               </w:rPr>
               <w:t>2.2 Use Case tổng quát</w:t>
             </w:r>
@@ -2223,7 +2223,7 @@
         </w:p>
         <w:p>
           <w:pPr>
-            <w:pStyle w:val="TOC2"/>
+            <w:pStyle w:val="Mucluc2"/>
             <w:tabs>
               <w:tab w:val="right" w:leader="dot" w:pos="9062"/>
             </w:tabs>
@@ -2237,7 +2237,7 @@
           <w:hyperlink w:anchor="_Toc154844019" w:history="1">
             <w:r>
               <w:rPr>
-                <w:rStyle w:val="Hyperlink"/>
+                <w:rStyle w:val="Siuktni"/>
               </w:rPr>
               <w:t>2.3 Đặc tả use case</w:t>
             </w:r>
@@ -2286,7 +2286,7 @@
         </w:p>
         <w:p>
           <w:pPr>
-            <w:pStyle w:val="TOC2"/>
+            <w:pStyle w:val="Mucluc2"/>
             <w:tabs>
               <w:tab w:val="right" w:leader="dot" w:pos="9062"/>
             </w:tabs>
@@ -2300,7 +2300,7 @@
           <w:hyperlink w:anchor="_Toc154844020" w:history="1">
             <w:r>
               <w:rPr>
-                <w:rStyle w:val="Hyperlink"/>
+                <w:rStyle w:val="Siuktni"/>
               </w:rPr>
               <w:t>2.4 Sequences diagram</w:t>
             </w:r>
@@ -2349,7 +2349,7 @@
         </w:p>
         <w:p>
           <w:pPr>
-            <w:pStyle w:val="TOC2"/>
+            <w:pStyle w:val="Mucluc2"/>
             <w:tabs>
               <w:tab w:val="right" w:leader="dot" w:pos="9062"/>
             </w:tabs>
@@ -2363,7 +2363,7 @@
           <w:hyperlink w:anchor="_Toc154844021" w:history="1">
             <w:r>
               <w:rPr>
-                <w:rStyle w:val="Hyperlink"/>
+                <w:rStyle w:val="Siuktni"/>
               </w:rPr>
               <w:t>2.5 Activity diagram</w:t>
             </w:r>
@@ -2412,7 +2412,7 @@
         </w:p>
         <w:p>
           <w:pPr>
-            <w:pStyle w:val="TOC2"/>
+            <w:pStyle w:val="Mucluc2"/>
             <w:tabs>
               <w:tab w:val="right" w:leader="dot" w:pos="9062"/>
             </w:tabs>
@@ -2426,7 +2426,7 @@
           <w:hyperlink w:anchor="_Toc154844022" w:history="1">
             <w:r>
               <w:rPr>
-                <w:rStyle w:val="Hyperlink"/>
+                <w:rStyle w:val="Siuktni"/>
               </w:rPr>
               <w:t>2.6 Class diagram</w:t>
             </w:r>
@@ -2475,7 +2475,7 @@
         </w:p>
         <w:p>
           <w:pPr>
-            <w:pStyle w:val="TOC1"/>
+            <w:pStyle w:val="Mucluc1"/>
             <w:tabs>
               <w:tab w:val="right" w:leader="dot" w:pos="9062"/>
             </w:tabs>
@@ -2489,7 +2489,7 @@
           <w:hyperlink w:anchor="_Toc154844023" w:history="1">
             <w:r>
               <w:rPr>
-                <w:rStyle w:val="Hyperlink"/>
+                <w:rStyle w:val="Siuktni"/>
               </w:rPr>
               <w:t>CHƯƠNG 3 LẬP TRÌNH</w:t>
             </w:r>
@@ -2538,7 +2538,7 @@
         </w:p>
         <w:p>
           <w:pPr>
-            <w:pStyle w:val="TOC1"/>
+            <w:pStyle w:val="Mucluc1"/>
             <w:tabs>
               <w:tab w:val="right" w:leader="dot" w:pos="9062"/>
             </w:tabs>
@@ -2552,7 +2552,7 @@
           <w:hyperlink w:anchor="_Toc154844024" w:history="1">
             <w:r>
               <w:rPr>
-                <w:rStyle w:val="Hyperlink"/>
+                <w:rStyle w:val="Siuktni"/>
               </w:rPr>
               <w:t>TÀI LIỆU THAM KHẢO</w:t>
             </w:r>
@@ -2601,7 +2601,7 @@
         </w:p>
         <w:p>
           <w:pPr>
-            <w:pStyle w:val="TOC1"/>
+            <w:pStyle w:val="Mucluc1"/>
             <w:tabs>
               <w:tab w:val="right" w:leader="dot" w:pos="9062"/>
             </w:tabs>
@@ -2615,7 +2615,7 @@
           <w:hyperlink w:anchor="_Toc154844025" w:history="1">
             <w:r>
               <w:rPr>
-                <w:rStyle w:val="Hyperlink"/>
+                <w:rStyle w:val="Siuktni"/>
                 <w:rFonts w:eastAsiaTheme="minorHAnsi"/>
               </w:rPr>
               <w:t>PHỤ LỤC</w:t>
@@ -2665,7 +2665,7 @@
         </w:p>
         <w:p>
           <w:pPr>
-            <w:pStyle w:val="TOC1"/>
+            <w:pStyle w:val="Mucluc1"/>
             <w:tabs>
               <w:tab w:val="left" w:pos="1760"/>
               <w:tab w:val="right" w:leader="dot" w:pos="9062"/>
@@ -2695,107 +2695,190 @@
     </w:p>
     <w:p>
       <w:pPr>
-        <w:pStyle w:val="TableofFigures"/>
-        <w:tabs>
-          <w:tab w:val="right" w:leader="dot" w:pos="9062"/>
-        </w:tabs>
-      </w:pPr>
-      <w:r>
-        <w:fldChar w:fldCharType="begin"/>
-      </w:r>
-      <w:r>
-        <w:instrText xml:space="preserve"> TOC \h \z \c "Hình" </w:instrText>
-      </w:r>
-      <w:r>
-        <w:fldChar w:fldCharType="separate"/>
-      </w:r>
-      <w:r>
-        <w:fldChar w:fldCharType="end"/>
-      </w:r>
-    </w:p>
-    <w:p>
-      <w:r>
-        <w:br w:type="page"/>
-      </w:r>
-    </w:p>
-    <w:p>
-      <w:pPr>
-        <w:pStyle w:val="Heading1N"/>
-      </w:pPr>
-      <w:bookmarkStart w:id="1" w:name="_Toc154844010"/>
-      <w:r>
-        <w:lastRenderedPageBreak/>
-        <w:t>DANH MỤC BẢNG BIỂU</w:t>
-      </w:r>
-      <w:bookmarkEnd w:id="1"/>
-    </w:p>
-    <w:p>
-      <w:pPr>
-        <w:pStyle w:val="TableofFigures"/>
-        <w:tabs>
-          <w:tab w:val="right" w:leader="dot" w:pos="9062"/>
-        </w:tabs>
-      </w:pPr>
-      <w:r>
-        <w:fldChar w:fldCharType="begin"/>
-      </w:r>
-      <w:r>
-        <w:instrText xml:space="preserve"> TOC \h \z \c "Bảng" </w:instrText>
-      </w:r>
-      <w:r>
-        <w:fldChar w:fldCharType="separate"/>
-      </w:r>
-      <w:r>
-        <w:fldChar w:fldCharType="end"/>
-      </w:r>
-      <w:r>
-        <w:fldChar w:fldCharType="begin"/>
-      </w:r>
-      <w:r>
-        <w:instrText xml:space="preserve"> TOC \c "Bảng" </w:instrText>
-      </w:r>
-      <w:r>
-        <w:fldChar w:fldCharType="separate"/>
-      </w:r>
-    </w:p>
-    <w:p>
-      <w:pPr>
-        <w:pStyle w:val="TableofFigures"/>
+        <w:pStyle w:val="Banghinhminhhoa"/>
         <w:tabs>
           <w:tab w:val="right" w:leader="dot" w:pos="9062"/>
         </w:tabs>
         <w:rPr>
           <w:rFonts w:asciiTheme="minorHAnsi" w:eastAsiaTheme="minorEastAsia" w:hAnsiTheme="minorHAnsi" w:cstheme="minorBidi"/>
+          <w:noProof/>
           <w:sz w:val="22"/>
           <w:szCs w:val="22"/>
           <w:lang w:eastAsia="vi-VN"/>
         </w:rPr>
       </w:pPr>
       <w:r>
-        <w:t>Bảng 2.1 Bảng thu thập yêu cầu</w:t>
-      </w:r>
-      <w:r>
+        <w:fldChar w:fldCharType="begin"/>
+      </w:r>
+      <w:r>
+        <w:instrText xml:space="preserve"> TOC \c "Hình" </w:instrText>
+      </w:r>
+      <w:r>
+        <w:fldChar w:fldCharType="separate"/>
+      </w:r>
+      <w:r>
+        <w:rPr>
+          <w:noProof/>
+        </w:rPr>
+        <w:t>Hình 3.1</w:t>
+      </w:r>
+      <w:r>
+        <w:rPr>
+          <w:noProof/>
+          <w:lang w:val="en-US"/>
+        </w:rPr>
+        <w:t xml:space="preserve"> Use-case tổng quát</w:t>
+      </w:r>
+      <w:r>
+        <w:rPr>
+          <w:noProof/>
+        </w:rPr>
         <w:tab/>
       </w:r>
       <w:r>
+        <w:rPr>
+          <w:noProof/>
+        </w:rPr>
         <w:fldChar w:fldCharType="begin"/>
       </w:r>
       <w:r>
-        <w:instrText xml:space="preserve"> PAGEREF _Toc155055018 \h </w:instrText>
-      </w:r>
-      <w:r>
+        <w:rPr>
+          <w:noProof/>
+        </w:rPr>
+        <w:instrText xml:space="preserve"> PAGEREF _Toc155141339 \h </w:instrText>
+      </w:r>
+      <w:r>
+        <w:rPr>
+          <w:noProof/>
+        </w:rPr>
+      </w:r>
+      <w:r>
+        <w:rPr>
+          <w:noProof/>
+        </w:rPr>
         <w:fldChar w:fldCharType="separate"/>
       </w:r>
       <w:r>
-        <w:t>2</w:t>
-      </w:r>
-      <w:r>
+        <w:rPr>
+          <w:noProof/>
+        </w:rPr>
+        <w:t>4</w:t>
+      </w:r>
+      <w:r>
+        <w:rPr>
+          <w:noProof/>
+        </w:rPr>
         <w:fldChar w:fldCharType="end"/>
       </w:r>
     </w:p>
     <w:p>
       <w:pPr>
-        <w:pStyle w:val="TableofFigures"/>
+        <w:pStyle w:val="Banghinhminhhoa"/>
+        <w:tabs>
+          <w:tab w:val="right" w:leader="dot" w:pos="9062"/>
+        </w:tabs>
+      </w:pPr>
+      <w:r>
+        <w:fldChar w:fldCharType="end"/>
+      </w:r>
+    </w:p>
+    <w:p>
+      <w:r>
+        <w:br w:type="page"/>
+      </w:r>
+    </w:p>
+    <w:p>
+      <w:pPr>
+        <w:pStyle w:val="Heading1N"/>
+      </w:pPr>
+      <w:bookmarkStart w:id="1" w:name="_Toc154844010"/>
+      <w:r>
+        <w:lastRenderedPageBreak/>
+        <w:t>DANH MỤC BẢNG BIỂU</w:t>
+      </w:r>
+      <w:bookmarkEnd w:id="1"/>
+    </w:p>
+    <w:p>
+      <w:pPr>
+        <w:pStyle w:val="Banghinhminhhoa"/>
+        <w:tabs>
+          <w:tab w:val="right" w:leader="dot" w:pos="9062"/>
+        </w:tabs>
+        <w:rPr>
+          <w:rFonts w:asciiTheme="minorHAnsi" w:eastAsiaTheme="minorEastAsia" w:hAnsiTheme="minorHAnsi" w:cstheme="minorBidi"/>
+          <w:noProof/>
+          <w:sz w:val="22"/>
+          <w:szCs w:val="22"/>
+          <w:lang w:eastAsia="vi-VN"/>
+        </w:rPr>
+      </w:pPr>
+      <w:r>
+        <w:fldChar w:fldCharType="begin"/>
+      </w:r>
+      <w:r>
+        <w:instrText xml:space="preserve"> TOC \c "Bảng" </w:instrText>
+      </w:r>
+      <w:r>
+        <w:fldChar w:fldCharType="separate"/>
+      </w:r>
+      <w:r>
+        <w:rPr>
+          <w:noProof/>
+        </w:rPr>
+        <w:t>Bảng 3.1</w:t>
+      </w:r>
+      <w:r>
+        <w:rPr>
+          <w:noProof/>
+          <w:lang w:val="en-US"/>
+        </w:rPr>
+        <w:t xml:space="preserve"> Bảng thu thập yêu cầu</w:t>
+      </w:r>
+      <w:r>
+        <w:rPr>
+          <w:noProof/>
+        </w:rPr>
+        <w:tab/>
+      </w:r>
+      <w:r>
+        <w:rPr>
+          <w:noProof/>
+        </w:rPr>
+        <w:fldChar w:fldCharType="begin"/>
+      </w:r>
+      <w:r>
+        <w:rPr>
+          <w:noProof/>
+        </w:rPr>
+        <w:instrText xml:space="preserve"> PAGEREF _Toc155141505 \h </w:instrText>
+      </w:r>
+      <w:r>
+        <w:rPr>
+          <w:noProof/>
+        </w:rPr>
+      </w:r>
+      <w:r>
+        <w:rPr>
+          <w:noProof/>
+        </w:rPr>
+        <w:fldChar w:fldCharType="separate"/>
+      </w:r>
+      <w:r>
+        <w:rPr>
+          <w:noProof/>
+        </w:rPr>
+        <w:t>3</w:t>
+      </w:r>
+      <w:r>
+        <w:rPr>
+          <w:noProof/>
+        </w:rPr>
+        <w:fldChar w:fldCharType="end"/>
+      </w:r>
+    </w:p>
+    <w:p>
+      <w:pPr>
+        <w:pStyle w:val="Banghinhminhhoa"/>
         <w:tabs>
           <w:tab w:val="right" w:leader="dot" w:pos="9062"/>
         </w:tabs>
@@ -3047,7 +3130,7 @@
     </w:p>
     <w:p>
       <w:pPr>
-        <w:pStyle w:val="Heading1"/>
+        <w:pStyle w:val="u1"/>
         <w:rPr>
           <w:lang w:val="en-US"/>
         </w:rPr>
@@ -3063,7 +3146,7 @@
     </w:p>
     <w:p>
       <w:pPr>
-        <w:pStyle w:val="Heading2"/>
+        <w:pStyle w:val="u2"/>
         <w:rPr>
           <w:lang w:val="en-US"/>
         </w:rPr>
@@ -3325,7 +3408,7 @@
     </w:p>
     <w:p>
       <w:pPr>
-        <w:pStyle w:val="Heading2"/>
+        <w:pStyle w:val="u2"/>
         <w:rPr>
           <w:lang w:val="en-US"/>
         </w:rPr>
@@ -3397,7 +3480,7 @@
     </w:p>
     <w:p>
       <w:pPr>
-        <w:pStyle w:val="Heading1"/>
+        <w:pStyle w:val="u1"/>
       </w:pPr>
       <w:r>
         <w:lastRenderedPageBreak/>
@@ -3407,7 +3490,7 @@
     </w:p>
     <w:p>
       <w:pPr>
-        <w:pStyle w:val="Heading2"/>
+        <w:pStyle w:val="u2"/>
       </w:pPr>
       <w:bookmarkStart w:id="4" w:name="_Toc154844013"/>
       <w:proofErr w:type="spellStart"/>
@@ -3427,7 +3510,7 @@
     </w:p>
     <w:p>
       <w:pPr>
-        <w:pStyle w:val="Heading2"/>
+        <w:pStyle w:val="u2"/>
       </w:pPr>
       <w:bookmarkStart w:id="5" w:name="_Toc154844014"/>
       <w:proofErr w:type="spellStart"/>
@@ -3463,7 +3546,7 @@
     </w:p>
     <w:p>
       <w:pPr>
-        <w:pStyle w:val="Heading2"/>
+        <w:pStyle w:val="u2"/>
       </w:pPr>
       <w:bookmarkStart w:id="6" w:name="_Toc154844015"/>
       <w:proofErr w:type="spellStart"/>
@@ -3486,7 +3569,7 @@
     </w:p>
     <w:p>
       <w:pPr>
-        <w:pStyle w:val="Heading1"/>
+        <w:pStyle w:val="u1"/>
       </w:pPr>
       <w:bookmarkStart w:id="7" w:name="_Toc154844016"/>
       <w:r>
@@ -3500,7 +3583,7 @@
     </w:p>
     <w:p>
       <w:pPr>
-        <w:pStyle w:val="Heading2"/>
+        <w:pStyle w:val="u2"/>
       </w:pPr>
       <w:bookmarkStart w:id="8" w:name="_Toc154844017"/>
       <w:r>
@@ -3567,13 +3650,10 @@
                         <w:txbxContent>
                           <w:p>
                             <w:pPr>
-                              <w:pStyle w:val="Caption"/>
+                              <w:pStyle w:val="Chuthich"/>
                               <w:keepNext/>
-                              <w:rPr>
-                                <w:lang w:val="en-US"/>
-                              </w:rPr>
                             </w:pPr>
-                            <w:bookmarkStart w:id="9" w:name="_Toc155055018"/>
+                            <w:bookmarkStart w:id="9" w:name="_Toc155141505"/>
                             <w:proofErr w:type="spellStart"/>
                             <w:r>
                               <w:t>Bảng</w:t>
@@ -3595,7 +3675,7 @@
                               <w:rPr>
                                 <w:noProof/>
                               </w:rPr>
-                              <w:t>2</w:t>
+                              <w:t>3</w:t>
                             </w:r>
                             <w:r>
                               <w:fldChar w:fldCharType="end"/>
@@ -3695,7 +3775,7 @@
                           </w:p>
                           <w:tbl>
                             <w:tblPr>
-                              <w:tblStyle w:val="TableGrid"/>
+                              <w:tblStyle w:val="LiBang"/>
                               <w:tblW w:w="0" w:type="auto"/>
                               <w:tblLook w:val="04A0" w:firstRow="1" w:lastRow="0" w:firstColumn="1" w:lastColumn="0" w:noHBand="0" w:noVBand="1"/>
                             </w:tblPr>
@@ -6470,13 +6550,10 @@
                   <w:txbxContent>
                     <w:p>
                       <w:pPr>
-                        <w:pStyle w:val="Caption"/>
+                        <w:pStyle w:val="Chuthich"/>
                         <w:keepNext/>
-                        <w:rPr>
-                          <w:lang w:val="en-US"/>
-                        </w:rPr>
                       </w:pPr>
-                      <w:bookmarkStart w:id="10" w:name="_Toc155055018"/>
+                      <w:bookmarkStart w:id="10" w:name="_Toc155141505"/>
                       <w:proofErr w:type="spellStart"/>
                       <w:r>
                         <w:t>Bảng</w:t>
@@ -6498,7 +6575,7 @@
                         <w:rPr>
                           <w:noProof/>
                         </w:rPr>
-                        <w:t>2</w:t>
+                        <w:t>3</w:t>
                       </w:r>
                       <w:r>
                         <w:fldChar w:fldCharType="end"/>
@@ -6598,7 +6675,7 @@
                     </w:p>
                     <w:tbl>
                       <w:tblPr>
-                        <w:tblStyle w:val="TableGrid"/>
+                        <w:tblStyle w:val="LiBang"/>
                         <w:tblW w:w="0" w:type="auto"/>
                         <w:tblLook w:val="04A0" w:firstRow="1" w:lastRow="0" w:firstColumn="1" w:lastColumn="0" w:noHBand="0" w:noVBand="1"/>
                       </w:tblPr>
@@ -9366,11 +9443,12 @@
     </w:p>
     <w:p>
       <w:pPr>
-        <w:pStyle w:val="Heading2"/>
+        <w:pStyle w:val="u2"/>
       </w:pPr>
       <w:bookmarkStart w:id="11" w:name="_Toc154844018"/>
       <w:proofErr w:type="spellStart"/>
       <w:r>
+        <w:lastRenderedPageBreak/>
         <w:t>Use</w:t>
       </w:r>
       <w:proofErr w:type="spellEnd"/>
@@ -9402,48 +9480,349 @@
     </w:p>
     <w:p>
       <w:pPr>
-        <w:pStyle w:val="Heading2"/>
-      </w:pPr>
-      <w:bookmarkStart w:id="12" w:name="_Toc154844019"/>
-      <w:proofErr w:type="spellStart"/>
-      <w:r>
-        <w:t>Đặc</w:t>
-      </w:r>
-      <w:proofErr w:type="spellEnd"/>
-      <w:r>
-        <w:t xml:space="preserve"> </w:t>
-      </w:r>
-      <w:proofErr w:type="spellStart"/>
-      <w:r>
-        <w:t>tả</w:t>
-      </w:r>
-      <w:proofErr w:type="spellEnd"/>
-      <w:r>
-        <w:t xml:space="preserve"> </w:t>
-      </w:r>
-      <w:proofErr w:type="spellStart"/>
-      <w:r>
-        <w:t>use</w:t>
-      </w:r>
-      <w:proofErr w:type="spellEnd"/>
-      <w:r>
-        <w:t xml:space="preserve"> </w:t>
-      </w:r>
-      <w:proofErr w:type="spellStart"/>
-      <w:r>
-        <w:t>case</w:t>
-      </w:r>
-      <w:bookmarkEnd w:id="12"/>
-      <w:proofErr w:type="spellEnd"/>
+        <w:pStyle w:val="Content"/>
+      </w:pPr>
+      <w:r>
+        <w:rPr>
+          <w:noProof/>
+        </w:rPr>
+        <mc:AlternateContent>
+          <mc:Choice Requires="wps">
+            <w:drawing>
+              <wp:inline distT="0" distB="0" distL="0" distR="0" wp14:anchorId="6F4544BA" wp14:editId="0E7E7CBA">
+                <wp:extent cx="5760720" cy="5322498"/>
+                <wp:effectExtent l="0" t="0" r="0" b="0"/>
+                <wp:docPr id="1" name="Text Box 2"/>
+                <wp:cNvGraphicFramePr>
+                  <a:graphicFrameLocks xmlns:a="http://schemas.openxmlformats.org/drawingml/2006/main"/>
+                </wp:cNvGraphicFramePr>
+                <a:graphic xmlns:a="http://schemas.openxmlformats.org/drawingml/2006/main">
+                  <a:graphicData uri="http://schemas.microsoft.com/office/word/2010/wordprocessingShape">
+                    <wps:wsp>
+                      <wps:cNvSpPr txBox="1">
+                        <a:spLocks noChangeArrowheads="1"/>
+                      </wps:cNvSpPr>
+                      <wps:spPr bwMode="auto">
+                        <a:xfrm>
+                          <a:off x="0" y="0"/>
+                          <a:ext cx="5760720" cy="5322498"/>
+                        </a:xfrm>
+                        <a:prstGeom prst="rect">
+                          <a:avLst/>
+                        </a:prstGeom>
+                        <a:solidFill>
+                          <a:srgbClr val="FFFFFF"/>
+                        </a:solidFill>
+                        <a:ln w="9525">
+                          <a:noFill/>
+                          <a:miter lim="800000"/>
+                          <a:headEnd/>
+                          <a:tailEnd/>
+                        </a:ln>
+                      </wps:spPr>
+                      <wps:txbx>
+                        <w:txbxContent>
+                          <w:p>
+                            <w:pPr>
+                              <w:keepNext/>
+                              <w:jc w:val="center"/>
+                            </w:pPr>
+                            <w:r>
+                              <w:rPr>
+                                <w:noProof/>
+                              </w:rPr>
+                              <w:drawing>
+                                <wp:inline distT="0" distB="0" distL="0" distR="0" wp14:anchorId="626C32E5" wp14:editId="6BE96237">
+                                  <wp:extent cx="3997325" cy="4815205"/>
+                                  <wp:effectExtent l="0" t="0" r="3175" b="4445"/>
+                                  <wp:docPr id="2" name="Hình ảnh 2"/>
+                                  <wp:cNvGraphicFramePr>
+                                    <a:graphicFrameLocks xmlns:a="http://schemas.openxmlformats.org/drawingml/2006/main" noChangeAspect="1"/>
+                                  </wp:cNvGraphicFramePr>
+                                  <a:graphic xmlns:a="http://schemas.openxmlformats.org/drawingml/2006/main">
+                                    <a:graphicData uri="http://schemas.openxmlformats.org/drawingml/2006/picture">
+                                      <pic:pic xmlns:pic="http://schemas.openxmlformats.org/drawingml/2006/picture">
+                                        <pic:nvPicPr>
+                                          <pic:cNvPr id="1" name=""/>
+                                          <pic:cNvPicPr/>
+                                        </pic:nvPicPr>
+                                        <pic:blipFill>
+                                          <a:blip r:embed="rId11"/>
+                                          <a:stretch>
+                                            <a:fillRect/>
+                                          </a:stretch>
+                                        </pic:blipFill>
+                                        <pic:spPr>
+                                          <a:xfrm>
+                                            <a:off x="0" y="0"/>
+                                            <a:ext cx="3997325" cy="4815205"/>
+                                          </a:xfrm>
+                                          <a:prstGeom prst="rect">
+                                            <a:avLst/>
+                                          </a:prstGeom>
+                                        </pic:spPr>
+                                      </pic:pic>
+                                    </a:graphicData>
+                                  </a:graphic>
+                                </wp:inline>
+                              </w:drawing>
+                            </w:r>
+                          </w:p>
+                          <w:p>
+                            <w:pPr>
+                              <w:pStyle w:val="Chuthich"/>
+                              <w:rPr>
+                                <w:lang w:val="en-US"/>
+                              </w:rPr>
+                            </w:pPr>
+                            <w:bookmarkStart w:id="12" w:name="_Toc155141339"/>
+                            <w:r>
+                              <w:t xml:space="preserve">Hình </w:t>
+                            </w:r>
+                            <w:r>
+                              <w:fldChar w:fldCharType="begin"/>
+                            </w:r>
+                            <w:r>
+                              <w:instrText xml:space="preserve"> STYLEREF 1 \s </w:instrText>
+                            </w:r>
+                            <w:r>
+                              <w:fldChar w:fldCharType="separate"/>
+                            </w:r>
+                            <w:r>
+                              <w:rPr>
+                                <w:noProof/>
+                              </w:rPr>
+                              <w:t>3</w:t>
+                            </w:r>
+                            <w:r>
+                              <w:fldChar w:fldCharType="end"/>
+                            </w:r>
+                            <w:r>
+                              <w:t>.</w:t>
+                            </w:r>
+                            <w:r>
+                              <w:fldChar w:fldCharType="begin"/>
+                            </w:r>
+                            <w:r>
+                              <w:instrText xml:space="preserve"> SEQ Hình \* ARABIC \s 1 </w:instrText>
+                            </w:r>
+                            <w:r>
+                              <w:fldChar w:fldCharType="separate"/>
+                            </w:r>
+                            <w:r>
+                              <w:rPr>
+                                <w:noProof/>
+                              </w:rPr>
+                              <w:t>1</w:t>
+                            </w:r>
+                            <w:r>
+                              <w:fldChar w:fldCharType="end"/>
+                            </w:r>
+                            <w:r>
+                              <w:rPr>
+                                <w:lang w:val="en-US"/>
+                              </w:rPr>
+                              <w:t xml:space="preserve"> Use-case </w:t>
+                            </w:r>
+                            <w:proofErr w:type="spellStart"/>
+                            <w:r>
+                              <w:rPr>
+                                <w:lang w:val="en-US"/>
+                              </w:rPr>
+                              <w:t>tổng</w:t>
+                            </w:r>
+                            <w:proofErr w:type="spellEnd"/>
+                            <w:r>
+                              <w:rPr>
+                                <w:lang w:val="en-US"/>
+                              </w:rPr>
+                              <w:t xml:space="preserve"> </w:t>
+                            </w:r>
+                            <w:proofErr w:type="spellStart"/>
+                            <w:r>
+                              <w:rPr>
+                                <w:lang w:val="en-US"/>
+                              </w:rPr>
+                              <w:t>quát</w:t>
+                            </w:r>
+                            <w:bookmarkEnd w:id="12"/>
+                            <w:proofErr w:type="spellEnd"/>
+                          </w:p>
+                          <w:p>
+                            <w:pPr>
+                              <w:jc w:val="center"/>
+                              <w:rPr>
+                                <w:lang w:val="en-US"/>
+                              </w:rPr>
+                            </w:pPr>
+                          </w:p>
+                        </w:txbxContent>
+                      </wps:txbx>
+                      <wps:bodyPr rot="0" vert="horz" wrap="square" lIns="91440" tIns="45720" rIns="91440" bIns="45720" anchor="t" anchorCtr="0">
+                        <a:noAutofit/>
+                      </wps:bodyPr>
+                    </wps:wsp>
+                  </a:graphicData>
+                </a:graphic>
+              </wp:inline>
+            </w:drawing>
+          </mc:Choice>
+          <mc:Fallback>
+            <w:pict>
+              <v:shape w14:anchorId="6F4544BA" id="_x0000_s1028" type="#_x0000_t202" style="width:453.6pt;height:419.1pt;visibility:visible;mso-wrap-style:square;mso-left-percent:-10001;mso-top-percent:-10001;mso-position-horizontal:absolute;mso-position-horizontal-relative:char;mso-position-vertical:absolute;mso-position-vertical-relative:line;mso-left-percent:-10001;mso-top-percent:-10001;v-text-anchor:top" o:gfxdata="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" stroked="f">
+                <v:textbox>
+                  <w:txbxContent>
+                    <w:p>
+                      <w:pPr>
+                        <w:keepNext/>
+                        <w:jc w:val="center"/>
+                      </w:pPr>
+                      <w:r>
+                        <w:rPr>
+                          <w:noProof/>
+                        </w:rPr>
+                        <w:drawing>
+                          <wp:inline distT="0" distB="0" distL="0" distR="0" wp14:anchorId="626C32E5" wp14:editId="6BE96237">
+                            <wp:extent cx="3997325" cy="4815205"/>
+                            <wp:effectExtent l="0" t="0" r="3175" b="4445"/>
+                            <wp:docPr id="2" name="Hình ảnh 2"/>
+                            <wp:cNvGraphicFramePr>
+                              <a:graphicFrameLocks xmlns:a="http://schemas.openxmlformats.org/drawingml/2006/main" noChangeAspect="1"/>
+                            </wp:cNvGraphicFramePr>
+                            <a:graphic xmlns:a="http://schemas.openxmlformats.org/drawingml/2006/main">
+                              <a:graphicData uri="http://schemas.openxmlformats.org/drawingml/2006/picture">
+                                <pic:pic xmlns:pic="http://schemas.openxmlformats.org/drawingml/2006/picture">
+                                  <pic:nvPicPr>
+                                    <pic:cNvPr id="1" name=""/>
+                                    <pic:cNvPicPr/>
+                                  </pic:nvPicPr>
+                                  <pic:blipFill>
+                                    <a:blip r:embed="rId11"/>
+                                    <a:stretch>
+                                      <a:fillRect/>
+                                    </a:stretch>
+                                  </pic:blipFill>
+                                  <pic:spPr>
+                                    <a:xfrm>
+                                      <a:off x="0" y="0"/>
+                                      <a:ext cx="3997325" cy="4815205"/>
+                                    </a:xfrm>
+                                    <a:prstGeom prst="rect">
+                                      <a:avLst/>
+                                    </a:prstGeom>
+                                  </pic:spPr>
+                                </pic:pic>
+                              </a:graphicData>
+                            </a:graphic>
+                          </wp:inline>
+                        </w:drawing>
+                      </w:r>
+                    </w:p>
+                    <w:p>
+                      <w:pPr>
+                        <w:pStyle w:val="Chuthich"/>
+                        <w:rPr>
+                          <w:lang w:val="en-US"/>
+                        </w:rPr>
+                      </w:pPr>
+                      <w:bookmarkStart w:id="13" w:name="_Toc155141339"/>
+                      <w:r>
+                        <w:t xml:space="preserve">Hình </w:t>
+                      </w:r>
+                      <w:r>
+                        <w:fldChar w:fldCharType="begin"/>
+                      </w:r>
+                      <w:r>
+                        <w:instrText xml:space="preserve"> STYLEREF 1 \s </w:instrText>
+                      </w:r>
+                      <w:r>
+                        <w:fldChar w:fldCharType="separate"/>
+                      </w:r>
+                      <w:r>
+                        <w:rPr>
+                          <w:noProof/>
+                        </w:rPr>
+                        <w:t>3</w:t>
+                      </w:r>
+                      <w:r>
+                        <w:fldChar w:fldCharType="end"/>
+                      </w:r>
+                      <w:r>
+                        <w:t>.</w:t>
+                      </w:r>
+                      <w:r>
+                        <w:fldChar w:fldCharType="begin"/>
+                      </w:r>
+                      <w:r>
+                        <w:instrText xml:space="preserve"> SEQ Hình \* ARABIC \s 1 </w:instrText>
+                      </w:r>
+                      <w:r>
+                        <w:fldChar w:fldCharType="separate"/>
+                      </w:r>
+                      <w:r>
+                        <w:rPr>
+                          <w:noProof/>
+                        </w:rPr>
+                        <w:t>1</w:t>
+                      </w:r>
+                      <w:r>
+                        <w:fldChar w:fldCharType="end"/>
+                      </w:r>
+                      <w:r>
+                        <w:rPr>
+                          <w:lang w:val="en-US"/>
+                        </w:rPr>
+                        <w:t xml:space="preserve"> Use-case </w:t>
+                      </w:r>
+                      <w:proofErr w:type="spellStart"/>
+                      <w:r>
+                        <w:rPr>
+                          <w:lang w:val="en-US"/>
+                        </w:rPr>
+                        <w:t>tổng</w:t>
+                      </w:r>
+                      <w:proofErr w:type="spellEnd"/>
+                      <w:r>
+                        <w:rPr>
+                          <w:lang w:val="en-US"/>
+                        </w:rPr>
+                        <w:t xml:space="preserve"> </w:t>
+                      </w:r>
+                      <w:proofErr w:type="spellStart"/>
+                      <w:r>
+                        <w:rPr>
+                          <w:lang w:val="en-US"/>
+                        </w:rPr>
+                        <w:t>quát</w:t>
+                      </w:r>
+                      <w:bookmarkEnd w:id="13"/>
+                      <w:proofErr w:type="spellEnd"/>
+                    </w:p>
+                    <w:p>
+                      <w:pPr>
+                        <w:jc w:val="center"/>
+                        <w:rPr>
+                          <w:lang w:val="en-US"/>
+                        </w:rPr>
+                      </w:pPr>
+                    </w:p>
+                  </w:txbxContent>
+                </v:textbox>
+                <w10:anchorlock/>
+              </v:shape>
+            </w:pict>
+          </mc:Fallback>
+        </mc:AlternateContent>
+      </w:r>
     </w:p>
     <w:p>
       <w:pPr>
-        <w:pStyle w:val="Heading2"/>
-      </w:pPr>
-      <w:bookmarkStart w:id="13" w:name="_Toc154844020"/>
+        <w:pStyle w:val="u2"/>
+      </w:pPr>
+      <w:bookmarkStart w:id="14" w:name="_Toc154844019"/>
       <w:proofErr w:type="spellStart"/>
       <w:r>
-        <w:t>Sequences</w:t>
+        <w:t>Đặc</w:t>
       </w:r>
       <w:proofErr w:type="spellEnd"/>
       <w:r>
@@ -9451,19 +9830,15 @@
       </w:r>
       <w:proofErr w:type="spellStart"/>
       <w:r>
-        <w:t>diagram</w:t>
-      </w:r>
-      <w:bookmarkEnd w:id="13"/>
+        <w:t>tả</w:t>
+      </w:r>
       <w:proofErr w:type="spellEnd"/>
-    </w:p>
-    <w:p>
-      <w:pPr>
-        <w:pStyle w:val="Heading2"/>
-      </w:pPr>
-      <w:bookmarkStart w:id="14" w:name="_Toc154844021"/>
+      <w:r>
+        <w:t xml:space="preserve"> </w:t>
+      </w:r>
       <w:proofErr w:type="spellStart"/>
       <w:r>
-        <w:t>Activity</w:t>
+        <w:t>use</w:t>
       </w:r>
       <w:proofErr w:type="spellEnd"/>
       <w:r>
@@ -9471,19 +9846,19 @@
       </w:r>
       <w:proofErr w:type="spellStart"/>
       <w:r>
-        <w:t>diagram</w:t>
+        <w:t>case</w:t>
       </w:r>
       <w:bookmarkEnd w:id="14"/>
       <w:proofErr w:type="spellEnd"/>
     </w:p>
     <w:p>
       <w:pPr>
-        <w:pStyle w:val="Heading2"/>
-      </w:pPr>
-      <w:bookmarkStart w:id="15" w:name="_Toc154844022"/>
+        <w:pStyle w:val="u2"/>
+      </w:pPr>
+      <w:bookmarkStart w:id="15" w:name="_Toc154844020"/>
       <w:proofErr w:type="spellStart"/>
       <w:r>
-        <w:t>Class</w:t>
+        <w:t>Sequences</w:t>
       </w:r>
       <w:proofErr w:type="spellEnd"/>
       <w:r>
@@ -9498,22 +9873,62 @@
     </w:p>
     <w:p>
       <w:pPr>
-        <w:spacing w:after="200"/>
-      </w:pPr>
-      <w:r>
-        <w:br w:type="page"/>
-      </w:r>
+        <w:pStyle w:val="u2"/>
+      </w:pPr>
+      <w:bookmarkStart w:id="16" w:name="_Toc154844021"/>
+      <w:proofErr w:type="spellStart"/>
+      <w:r>
+        <w:t>Activity</w:t>
+      </w:r>
+      <w:proofErr w:type="spellEnd"/>
+      <w:r>
+        <w:t xml:space="preserve"> </w:t>
+      </w:r>
+      <w:proofErr w:type="spellStart"/>
+      <w:r>
+        <w:t>diagram</w:t>
+      </w:r>
+      <w:bookmarkEnd w:id="16"/>
+      <w:proofErr w:type="spellEnd"/>
     </w:p>
     <w:p>
       <w:pPr>
-        <w:pStyle w:val="Heading1"/>
-      </w:pPr>
-      <w:bookmarkStart w:id="16" w:name="_Toc154844023"/>
+        <w:pStyle w:val="u2"/>
+      </w:pPr>
+      <w:bookmarkStart w:id="17" w:name="_Toc154844022"/>
+      <w:proofErr w:type="spellStart"/>
+      <w:r>
+        <w:t>Class</w:t>
+      </w:r>
+      <w:proofErr w:type="spellEnd"/>
+      <w:r>
+        <w:t xml:space="preserve"> </w:t>
+      </w:r>
+      <w:proofErr w:type="spellStart"/>
+      <w:r>
+        <w:t>diagram</w:t>
+      </w:r>
+      <w:bookmarkEnd w:id="17"/>
+      <w:proofErr w:type="spellEnd"/>
+    </w:p>
+    <w:p>
+      <w:pPr>
+        <w:spacing w:after="200"/>
+      </w:pPr>
+      <w:r>
+        <w:br w:type="page"/>
+      </w:r>
+    </w:p>
+    <w:p>
+      <w:pPr>
+        <w:pStyle w:val="u1"/>
+      </w:pPr>
+      <w:bookmarkStart w:id="18" w:name="_Toc154844023"/>
       <w:r>
         <w:lastRenderedPageBreak/>
         <w:t>LẬP TRÌNH</w:t>
       </w:r>
-      <w:bookmarkEnd w:id="16"/>
+      <w:bookmarkEnd w:id="18"/>
     </w:p>
     <w:p>
       <w:pPr>
@@ -9530,7 +9945,7 @@
     </w:p>
     <w:p>
       <w:pPr>
-        <w:pStyle w:val="Heading1"/>
+        <w:pStyle w:val="u1"/>
         <w:rPr>
           <w:rFonts w:eastAsiaTheme="minorHAnsi"/>
         </w:rPr>
@@ -9545,7 +9960,7 @@
     </w:p>
     <w:p>
       <w:pPr>
-        <w:pStyle w:val="Heading1"/>
+        <w:pStyle w:val="u1"/>
         <w:rPr>
           <w:rFonts w:eastAsiaTheme="minorHAnsi"/>
         </w:rPr>
@@ -9564,7 +9979,7 @@
         </w:rPr>
       </w:pPr>
     </w:p>
-    <w:bookmarkStart w:id="17" w:name="_Toc154844024" w:displacedByCustomXml="next"/>
+    <w:bookmarkStart w:id="19" w:name="_Toc154844024" w:displacedByCustomXml="next"/>
     <w:sdt>
       <w:sdtPr>
         <w:rPr>
@@ -9592,7 +10007,7 @@
           <w:r>
             <w:t>ÀI LIỆU THAM KHẢO</w:t>
           </w:r>
-          <w:bookmarkEnd w:id="17"/>
+          <w:bookmarkEnd w:id="19"/>
         </w:p>
         <w:sdt>
           <w:sdtPr>
@@ -9647,7 +10062,7 @@
                   </w:tcPr>
                   <w:p>
                     <w:pPr>
-                      <w:pStyle w:val="Bibliography"/>
+                      <w:pStyle w:val="DanhmucTailiuThamkhao"/>
                       <w:rPr>
                         <w:sz w:val="24"/>
                         <w:szCs w:val="24"/>
@@ -9665,7 +10080,7 @@
                   </w:tcPr>
                   <w:p>
                     <w:pPr>
-                      <w:pStyle w:val="Bibliography"/>
+                      <w:pStyle w:val="DanhmucTailiuThamkhao"/>
                     </w:pPr>
                     <w:r>
                       <w:t>T. Doe, Dec. 2011. [Online]. Available: http://grad.uark.edu/dean/thesisguide.php.</w:t>
@@ -9685,7 +10100,7 @@
                   </w:tcPr>
                   <w:p>
                     <w:pPr>
-                      <w:pStyle w:val="Bibliography"/>
+                      <w:pStyle w:val="DanhmucTailiuThamkhao"/>
                     </w:pPr>
                     <w:r>
                       <w:t xml:space="preserve">[2] </w:t>
@@ -9699,7 +10114,7 @@
                   </w:tcPr>
                   <w:p>
                     <w:pPr>
-                      <w:pStyle w:val="Bibliography"/>
+                      <w:pStyle w:val="DanhmucTailiuThamkhao"/>
                     </w:pPr>
                     <w:r>
                       <w:t>[Online]. Available: http://www.ijssst.info/info/IEEE-Citation-StyleGuide.pdf. [Accessed 2 5 2011].</w:t>
@@ -9719,7 +10134,7 @@
                   </w:tcPr>
                   <w:p>
                     <w:pPr>
-                      <w:pStyle w:val="Bibliography"/>
+                      <w:pStyle w:val="DanhmucTailiuThamkhao"/>
                     </w:pPr>
                     <w:r>
                       <w:t xml:space="preserve">[3] </w:t>
@@ -9733,7 +10148,7 @@
                   </w:tcPr>
                   <w:p>
                     <w:pPr>
-                      <w:pStyle w:val="Bibliography"/>
+                      <w:pStyle w:val="DanhmucTailiuThamkhao"/>
                     </w:pPr>
                     <w:r>
                       <w:t>D. Graffox, "IEEE Citation Reference," Sep. 2009. [Online]. Available: http://www.ieee.org/documents/ieeecitationref.pdf.</w:t>
@@ -9753,7 +10168,7 @@
                   </w:tcPr>
                   <w:p>
                     <w:pPr>
-                      <w:pStyle w:val="Bibliography"/>
+                      <w:pStyle w:val="DanhmucTailiuThamkhao"/>
                     </w:pPr>
                     <w:r>
                       <w:t xml:space="preserve">[4] </w:t>
@@ -9767,7 +10182,7 @@
                   </w:tcPr>
                   <w:p>
                     <w:pPr>
-                      <w:pStyle w:val="Bibliography"/>
+                      <w:pStyle w:val="DanhmucTailiuThamkhao"/>
                     </w:pPr>
                     <w:r>
                       <w:t>Apr. 2011. [Online]. Available: http://libinfo.uark.edu/reference/citingyoursources.asp.</w:t>
@@ -9787,7 +10202,7 @@
                   </w:tcPr>
                   <w:p>
                     <w:pPr>
-                      <w:pStyle w:val="Bibliography"/>
+                      <w:pStyle w:val="DanhmucTailiuThamkhao"/>
                     </w:pPr>
                     <w:r>
                       <w:t xml:space="preserve">[5] </w:t>
@@ -9801,7 +10216,7 @@
                   </w:tcPr>
                   <w:p>
                     <w:pPr>
-                      <w:pStyle w:val="Bibliography"/>
+                      <w:pStyle w:val="DanhmucTailiuThamkhao"/>
                     </w:pPr>
                     <w:r>
                       <w:t xml:space="preserve">J. Barzun and H. Graff, The Modern Researcher, 5th ed. ed., New York: Harcourt Brace Jovanovich Inc., 1992. </w:t>
@@ -9821,7 +10236,7 @@
                   </w:tcPr>
                   <w:p>
                     <w:pPr>
-                      <w:pStyle w:val="Bibliography"/>
+                      <w:pStyle w:val="DanhmucTailiuThamkhao"/>
                     </w:pPr>
                     <w:r>
                       <w:t xml:space="preserve">[6] </w:t>
@@ -9835,7 +10250,7 @@
                   </w:tcPr>
                   <w:p>
                     <w:pPr>
-                      <w:pStyle w:val="Bibliography"/>
+                      <w:pStyle w:val="DanhmucTailiuThamkhao"/>
                     </w:pPr>
                     <w:r>
                       <w:t>N. Wells, 2007. [Online]. Available: http://www.nissawells.com/samples/w-manual.pdf.</w:t>
@@ -9855,7 +10270,7 @@
                   </w:tcPr>
                   <w:p>
                     <w:pPr>
-                      <w:pStyle w:val="Bibliography"/>
+                      <w:pStyle w:val="DanhmucTailiuThamkhao"/>
                     </w:pPr>
                     <w:r>
                       <w:t xml:space="preserve">[7] </w:t>
@@ -9869,7 +10284,7 @@
                   </w:tcPr>
                   <w:p>
                     <w:pPr>
-                      <w:pStyle w:val="Bibliography"/>
+                      <w:pStyle w:val="DanhmucTailiuThamkhao"/>
                     </w:pPr>
                     <w:r>
                       <w:t xml:space="preserve">P. J. Denning, "Editorial: Plagiarism in the Web," </w:t>
@@ -9899,7 +10314,7 @@
                   </w:tcPr>
                   <w:p>
                     <w:pPr>
-                      <w:pStyle w:val="Bibliography"/>
+                      <w:pStyle w:val="DanhmucTailiuThamkhao"/>
                     </w:pPr>
                     <w:r>
                       <w:t xml:space="preserve">[8] </w:t>
@@ -9913,7 +10328,7 @@
                   </w:tcPr>
                   <w:p>
                     <w:pPr>
-                      <w:pStyle w:val="Bibliography"/>
+                      <w:pStyle w:val="DanhmucTailiuThamkhao"/>
                     </w:pPr>
                     <w:r>
                       <w:t xml:space="preserve">B. Martin, "Plagiarism: a misplaced emphasis," </w:t>
@@ -9943,7 +10358,7 @@
                   </w:tcPr>
                   <w:p>
                     <w:pPr>
-                      <w:pStyle w:val="Bibliography"/>
+                      <w:pStyle w:val="DanhmucTailiuThamkhao"/>
                     </w:pPr>
                     <w:r>
                       <w:t xml:space="preserve">[9] </w:t>
@@ -9957,7 +10372,7 @@
                   </w:tcPr>
                   <w:p>
                     <w:pPr>
-                      <w:pStyle w:val="Bibliography"/>
+                      <w:pStyle w:val="DanhmucTailiuThamkhao"/>
                     </w:pPr>
                     <w:r>
                       <w:t xml:space="preserve">B. Belkhouche et al, "Plagiarism detection in software designs," in </w:t>
@@ -9987,7 +10402,7 @@
                   </w:tcPr>
                   <w:p>
                     <w:pPr>
-                      <w:pStyle w:val="Bibliography"/>
+                      <w:pStyle w:val="DanhmucTailiuThamkhao"/>
                     </w:pPr>
                     <w:r>
                       <w:t xml:space="preserve">[10] </w:t>
@@ -10001,7 +10416,7 @@
                   </w:tcPr>
                   <w:p>
                     <w:pPr>
-                      <w:pStyle w:val="Bibliography"/>
+                      <w:pStyle w:val="DanhmucTailiuThamkhao"/>
                     </w:pPr>
                     <w:r>
                       <w:t>Cornell University Library PSEC Documentation Committee, Feb. 2010. [Online]. Available: http://www.library.cornell.edu/resrch/citmanage/apa.</w:t>
@@ -10045,7 +10460,7 @@
           <w:rFonts w:eastAsiaTheme="minorHAnsi"/>
         </w:rPr>
       </w:pPr>
-      <w:bookmarkStart w:id="18" w:name="_Toc154844025"/>
+      <w:bookmarkStart w:id="20" w:name="_Toc154844025"/>
       <w:r>
         <w:rPr>
           <w:rFonts w:eastAsiaTheme="minorHAnsi"/>
@@ -10053,7 +10468,7 @@
         <w:lastRenderedPageBreak/>
         <w:t>PHỤ LỤC</w:t>
       </w:r>
-      <w:bookmarkEnd w:id="18"/>
+      <w:bookmarkEnd w:id="20"/>
     </w:p>
     <w:p>
       <w:pPr>
@@ -10064,7 +10479,7 @@
       </w:pPr>
     </w:p>
     <w:sectPr>
-      <w:footerReference w:type="default" r:id="rId11"/>
+      <w:footerReference w:type="default" r:id="rId12"/>
       <w:pgSz w:w="11907" w:h="16839" w:code="9"/>
       <w:pgMar w:top="1418" w:right="1134" w:bottom="1418" w:left="1701" w:header="283" w:footer="283" w:gutter="0"/>
       <w:pgNumType w:start="1"/>
@@ -10098,12 +10513,12 @@
 <w:ftr xmlns:wpc="http://schemas.microsoft.com/office/word/2010/wordprocessingCanvas" xmlns:cx="http://schemas.microsoft.com/office/drawing/2014/chartex" xmlns:cx1="http://schemas.microsoft.com/office/drawing/2015/9/8/chartex" xmlns:cx2="http://schemas.microsoft.com/office/drawing/2015/10/21/chartex" xmlns:cx3="http://schemas.microsoft.com/office/drawing/2016/5/9/chartex" xmlns:cx4="http://schemas.microsoft.com/office/drawing/2016/5/10/chartex" xmlns:cx5="http://schemas.microsoft.com/office/drawing/2016/5/11/chartex" xmlns:cx6="http://schemas.microsoft.com/office/drawing/2016/5/12/chartex" xmlns:cx7="http://schemas.microsoft.com/office/drawing/2016/5/13/chartex" xmlns:cx8="http://schemas.microsoft.com/office/drawing/2016/5/14/chartex" xmlns:mc="http://schemas.openxmlformats.org/markup-compatibility/2006" xmlns:aink="http://schemas.microsoft.com/office/drawing/2016/ink" xmlns:am3d="http://schemas.microsoft.com/office/drawing/2017/model3d" xmlns:o="urn:schemas-microsoft-com:office:office" xmlns:r="http://schemas.openxmlformats.org/officeDocument/2006/relationships" xmlns:m="http://schemas.openxmlformats.org/officeDocument/2006/math" xmlns:v="urn:schemas-microsoft-com:vml" xmlns:wp14="http://schemas.microsoft.com/office/word/2010/wordprocessingDrawing" xmlns:wp="http://schemas.openxmlformats.org/drawingml/2006/wordprocessingDrawing" xmlns:w10="urn:schemas-microsoft-com:office:word" xmlns:w="http://schemas.openxmlformats.org/wordprocessingml/2006/main" xmlns:w14="http://schemas.microsoft.com/office/word/2010/wordml" xmlns:w15="http://schemas.microsoft.com/office/word/2012/wordml" xmlns:w16cex="http://schemas.microsoft.com/office/word/2018/wordml/cex" xmlns:w16cid="http://schemas.microsoft.com/office/word/2016/wordml/cid" xmlns:w16="http://schemas.microsoft.com/office/word/2018/wordml" xmlns:w16sdtdh="http://schemas.microsoft.com/office/word/2020/wordml/sdtdatahash" xmlns:w16se="http://schemas.microsoft.com/office/word/2015/wordml/symex" xmlns:wpg="http://schemas.microsoft.com/office/word/2010/wordprocessingGroup" xmlns:wpi="http://schemas.microsoft.com/office/word/2010/wordprocessingInk" xmlns:wne="http://schemas.microsoft.com/office/word/2006/wordml" xmlns:wps="http://schemas.microsoft.com/office/word/2010/wordprocessingShape" mc:Ignorable="w14 w15 w16se w16cid w16 w16cex w16sdtdh wp14">
   <w:p>
     <w:pPr>
-      <w:pStyle w:val="Footer"/>
+      <w:pStyle w:val="Chntrang"/>
     </w:pPr>
   </w:p>
   <w:p>
     <w:pPr>
-      <w:pStyle w:val="Footer"/>
+      <w:pStyle w:val="Chntrang"/>
     </w:pPr>
   </w:p>
 </w:ftr>
@@ -10123,7 +10538,7 @@
     <w:sdtContent>
       <w:p>
         <w:pPr>
-          <w:pStyle w:val="Footer"/>
+          <w:pStyle w:val="Chntrang"/>
           <w:jc w:val="center"/>
         </w:pPr>
         <w:r>
@@ -10152,7 +10567,7 @@
   </w:sdt>
   <w:p>
     <w:pPr>
-      <w:pStyle w:val="Footer"/>
+      <w:pStyle w:val="Chntrang"/>
     </w:pPr>
   </w:p>
 </w:ftr>
@@ -10162,7 +10577,7 @@
 <w:ftr xmlns:wpc="http://schemas.microsoft.com/office/word/2010/wordprocessingCanvas" xmlns:cx="http://schemas.microsoft.com/office/drawing/2014/chartex" xmlns:cx1="http://schemas.microsoft.com/office/drawing/2015/9/8/chartex" xmlns:cx2="http://schemas.microsoft.com/office/drawing/2015/10/21/chartex" xmlns:cx3="http://schemas.microsoft.com/office/drawing/2016/5/9/chartex" xmlns:cx4="http://schemas.microsoft.com/office/drawing/2016/5/10/chartex" xmlns:cx5="http://schemas.microsoft.com/office/drawing/2016/5/11/chartex" xmlns:cx6="http://schemas.microsoft.com/office/drawing/2016/5/12/chartex" xmlns:cx7="http://schemas.microsoft.com/office/drawing/2016/5/13/chartex" xmlns:cx8="http://schemas.microsoft.com/office/drawing/2016/5/14/chartex" xmlns:mc="http://schemas.openxmlformats.org/markup-compatibility/2006" xmlns:aink="http://schemas.microsoft.com/office/drawing/2016/ink" xmlns:am3d="http://schemas.microsoft.com/office/drawing/2017/model3d" xmlns:o="urn:schemas-microsoft-com:office:office" xmlns:r="http://schemas.openxmlformats.org/officeDocument/2006/relationships" xmlns:m="http://schemas.openxmlformats.org/officeDocument/2006/math" xmlns:v="urn:schemas-microsoft-com:vml" xmlns:wp14="http://schemas.microsoft.com/office/word/2010/wordprocessingDrawing" xmlns:wp="http://schemas.openxmlformats.org/drawingml/2006/wordprocessingDrawing" xmlns:w10="urn:schemas-microsoft-com:office:word" xmlns:w="http://schemas.openxmlformats.org/wordprocessingml/2006/main" xmlns:w14="http://schemas.microsoft.com/office/word/2010/wordml" xmlns:w15="http://schemas.microsoft.com/office/word/2012/wordml" xmlns:w16cex="http://schemas.microsoft.com/office/word/2018/wordml/cex" xmlns:w16cid="http://schemas.microsoft.com/office/word/2016/wordml/cid" xmlns:w16="http://schemas.microsoft.com/office/word/2018/wordml" xmlns:w16sdtdh="http://schemas.microsoft.com/office/word/2020/wordml/sdtdatahash" xmlns:w16se="http://schemas.microsoft.com/office/word/2015/wordml/symex" xmlns:wpg="http://schemas.microsoft.com/office/word/2010/wordprocessingGroup" xmlns:wpi="http://schemas.microsoft.com/office/word/2010/wordprocessingInk" xmlns:wne="http://schemas.microsoft.com/office/word/2006/wordml" xmlns:wps="http://schemas.microsoft.com/office/word/2010/wordprocessingShape" mc:Ignorable="w14 w15 w16se w16cid w16 w16cex w16sdtdh wp14">
   <w:p>
     <w:pPr>
-      <w:pStyle w:val="Footer"/>
+      <w:pStyle w:val="Chntrang"/>
       <w:jc w:val="center"/>
     </w:pPr>
     <w:r>
@@ -10189,7 +10604,7 @@
   </w:p>
   <w:p>
     <w:pPr>
-      <w:pStyle w:val="Footer"/>
+      <w:pStyle w:val="Chntrang"/>
     </w:pPr>
   </w:p>
 </w:ftr>
@@ -12525,7 +12940,7 @@
     <w:lvl w:ilvl="0">
       <w:start w:val="1"/>
       <w:numFmt w:val="decimal"/>
-      <w:pStyle w:val="Heading1"/>
+      <w:pStyle w:val="u1"/>
       <w:suff w:val="space"/>
       <w:lvlText w:val="CHƯƠNG %1"/>
       <w:lvlJc w:val="left"/>
@@ -12539,7 +12954,7 @@
     <w:lvl w:ilvl="1">
       <w:start w:val="1"/>
       <w:numFmt w:val="decimal"/>
-      <w:pStyle w:val="Heading2"/>
+      <w:pStyle w:val="u2"/>
       <w:suff w:val="space"/>
       <w:lvlText w:val="%1.%2"/>
       <w:lvlJc w:val="left"/>
@@ -12572,7 +12987,7 @@
     <w:lvl w:ilvl="2">
       <w:start w:val="1"/>
       <w:numFmt w:val="decimal"/>
-      <w:pStyle w:val="Heading3"/>
+      <w:pStyle w:val="u3"/>
       <w:suff w:val="space"/>
       <w:lvlText w:val="%1.%2.%3"/>
       <w:lvlJc w:val="left"/>
@@ -12586,7 +13001,7 @@
     <w:lvl w:ilvl="3">
       <w:start w:val="1"/>
       <w:numFmt w:val="decimal"/>
-      <w:pStyle w:val="Heading4"/>
+      <w:pStyle w:val="u4"/>
       <w:lvlText w:val="%1.%2.%3.%4"/>
       <w:lvlJc w:val="left"/>
       <w:pPr>
@@ -12599,7 +13014,7 @@
     <w:lvl w:ilvl="4">
       <w:start w:val="1"/>
       <w:numFmt w:val="decimal"/>
-      <w:pStyle w:val="Heading5"/>
+      <w:pStyle w:val="u5"/>
       <w:lvlText w:val="%1.%2.%3.%4.%5"/>
       <w:lvlJc w:val="left"/>
       <w:pPr>
@@ -12612,7 +13027,7 @@
     <w:lvl w:ilvl="5">
       <w:start w:val="1"/>
       <w:numFmt w:val="decimal"/>
-      <w:pStyle w:val="Heading6"/>
+      <w:pStyle w:val="u6"/>
       <w:lvlText w:val="%1.%2.%3.%4.%5.%6"/>
       <w:lvlJc w:val="left"/>
       <w:pPr>
@@ -12625,7 +13040,7 @@
     <w:lvl w:ilvl="6">
       <w:start w:val="1"/>
       <w:numFmt w:val="decimal"/>
-      <w:pStyle w:val="Heading7"/>
+      <w:pStyle w:val="u7"/>
       <w:lvlText w:val="%1.%2.%3.%4.%5.%6.%7"/>
       <w:lvlJc w:val="left"/>
       <w:pPr>
@@ -12638,7 +13053,7 @@
     <w:lvl w:ilvl="7">
       <w:start w:val="1"/>
       <w:numFmt w:val="decimal"/>
-      <w:pStyle w:val="Heading8"/>
+      <w:pStyle w:val="u8"/>
       <w:lvlText w:val="%1.%2.%3.%4.%5.%6.%7.%8"/>
       <w:lvlJc w:val="left"/>
       <w:pPr>
@@ -12651,7 +13066,7 @@
     <w:lvl w:ilvl="8">
       <w:start w:val="1"/>
       <w:numFmt w:val="decimal"/>
-      <w:pStyle w:val="Heading9"/>
+      <w:pStyle w:val="u9"/>
       <w:lvlText w:val="%1.%2.%3.%4.%5.%6.%7.%8.%9"/>
       <w:lvlJc w:val="left"/>
       <w:pPr>
@@ -14968,7 +15383,7 @@
     <w:lsdException w:name="Unresolved Mention" w:semiHidden="1" w:unhideWhenUsed="1"/>
     <w:lsdException w:name="Smart Link" w:semiHidden="1" w:unhideWhenUsed="1"/>
   </w:latentStyles>
-  <w:style w:type="paragraph" w:default="1" w:styleId="Normal">
+  <w:style w:type="paragraph" w:default="1" w:styleId="Binhthng">
     <w:name w:val="Normal"/>
     <w:qFormat/>
     <w:rsid w:val="001F79A3"/>
@@ -14982,11 +15397,11 @@
       <w:lang w:val="vi-VN"/>
     </w:rPr>
   </w:style>
-  <w:style w:type="paragraph" w:styleId="Heading1">
+  <w:style w:type="paragraph" w:styleId="u1">
     <w:name w:val="heading 1"/>
-    <w:basedOn w:val="Normal"/>
-    <w:next w:val="Heading2"/>
-    <w:link w:val="Heading1Char"/>
+    <w:basedOn w:val="Binhthng"/>
+    <w:next w:val="u2"/>
+    <w:link w:val="u1Char"/>
     <w:uiPriority w:val="9"/>
     <w:qFormat/>
     <w:rsid w:val="00644CCD"/>
@@ -15007,11 +15422,11 @@
       <w:szCs w:val="28"/>
     </w:rPr>
   </w:style>
-  <w:style w:type="paragraph" w:styleId="Heading2">
+  <w:style w:type="paragraph" w:styleId="u2">
     <w:name w:val="heading 2"/>
-    <w:basedOn w:val="Normal"/>
+    <w:basedOn w:val="Binhthng"/>
     <w:next w:val="Content"/>
-    <w:link w:val="Heading2Char"/>
+    <w:link w:val="u2Char"/>
     <w:uiPriority w:val="9"/>
     <w:unhideWhenUsed/>
     <w:qFormat/>
@@ -15034,11 +15449,11 @@
       <w:szCs w:val="26"/>
     </w:rPr>
   </w:style>
-  <w:style w:type="paragraph" w:styleId="Heading3">
+  <w:style w:type="paragraph" w:styleId="u3">
     <w:name w:val="heading 3"/>
-    <w:basedOn w:val="Normal"/>
+    <w:basedOn w:val="Binhthng"/>
     <w:next w:val="Content"/>
-    <w:link w:val="Heading3Char"/>
+    <w:link w:val="u3Char"/>
     <w:unhideWhenUsed/>
     <w:qFormat/>
     <w:rsid w:val="00644CCD"/>
@@ -15059,11 +15474,11 @@
       <w:i/>
     </w:rPr>
   </w:style>
-  <w:style w:type="paragraph" w:styleId="Heading4">
+  <w:style w:type="paragraph" w:styleId="u4">
     <w:name w:val="heading 4"/>
-    <w:basedOn w:val="Heading3"/>
+    <w:basedOn w:val="u3"/>
     <w:next w:val="Content"/>
-    <w:link w:val="Heading4Char"/>
+    <w:link w:val="u4Char"/>
     <w:uiPriority w:val="9"/>
     <w:unhideWhenUsed/>
     <w:qFormat/>
@@ -15080,11 +15495,11 @@
       <w:iCs/>
     </w:rPr>
   </w:style>
-  <w:style w:type="paragraph" w:styleId="Heading5">
+  <w:style w:type="paragraph" w:styleId="u5">
     <w:name w:val="heading 5"/>
-    <w:basedOn w:val="Normal"/>
-    <w:next w:val="Normal"/>
-    <w:link w:val="Heading5Char"/>
+    <w:basedOn w:val="Binhthng"/>
+    <w:next w:val="Binhthng"/>
+    <w:link w:val="u5Char"/>
     <w:rsid w:val="008E1F71"/>
     <w:pPr>
       <w:keepNext/>
@@ -15099,11 +15514,11 @@
       <w:sz w:val="24"/>
     </w:rPr>
   </w:style>
-  <w:style w:type="paragraph" w:styleId="Heading6">
+  <w:style w:type="paragraph" w:styleId="u6">
     <w:name w:val="heading 6"/>
-    <w:basedOn w:val="Normal"/>
-    <w:next w:val="Normal"/>
-    <w:link w:val="Heading6Char"/>
+    <w:basedOn w:val="Binhthng"/>
+    <w:next w:val="Binhthng"/>
+    <w:link w:val="u6Char"/>
     <w:rsid w:val="008E1F71"/>
     <w:pPr>
       <w:numPr>
@@ -15118,11 +15533,11 @@
       <w:sz w:val="22"/>
     </w:rPr>
   </w:style>
-  <w:style w:type="paragraph" w:styleId="Heading7">
+  <w:style w:type="paragraph" w:styleId="u7">
     <w:name w:val="heading 7"/>
-    <w:basedOn w:val="Normal"/>
-    <w:next w:val="Normal"/>
-    <w:link w:val="Heading7Char"/>
+    <w:basedOn w:val="Binhthng"/>
+    <w:next w:val="Binhthng"/>
+    <w:link w:val="u7Char"/>
     <w:uiPriority w:val="9"/>
     <w:semiHidden/>
     <w:unhideWhenUsed/>
@@ -15144,11 +15559,11 @@
       <w:color w:val="404040" w:themeColor="text1" w:themeTint="BF"/>
     </w:rPr>
   </w:style>
-  <w:style w:type="paragraph" w:styleId="Heading8">
+  <w:style w:type="paragraph" w:styleId="u8">
     <w:name w:val="heading 8"/>
-    <w:basedOn w:val="Normal"/>
-    <w:next w:val="Normal"/>
-    <w:link w:val="Heading8Char"/>
+    <w:basedOn w:val="Binhthng"/>
+    <w:next w:val="Binhthng"/>
+    <w:link w:val="u8Char"/>
     <w:rsid w:val="008E1F71"/>
     <w:pPr>
       <w:keepNext/>
@@ -15165,11 +15580,11 @@
       <w:sz w:val="40"/>
     </w:rPr>
   </w:style>
-  <w:style w:type="paragraph" w:styleId="Heading9">
+  <w:style w:type="paragraph" w:styleId="u9">
     <w:name w:val="heading 9"/>
-    <w:basedOn w:val="Normal"/>
-    <w:next w:val="Normal"/>
-    <w:link w:val="Heading9Char"/>
+    <w:basedOn w:val="Binhthng"/>
+    <w:next w:val="Binhthng"/>
+    <w:link w:val="u9Char"/>
     <w:uiPriority w:val="9"/>
     <w:semiHidden/>
     <w:unhideWhenUsed/>
@@ -15192,13 +15607,13 @@
       <w:sz w:val="20"/>
     </w:rPr>
   </w:style>
-  <w:style w:type="character" w:default="1" w:styleId="DefaultParagraphFont">
+  <w:style w:type="character" w:default="1" w:styleId="Phngmcinhcuaoanvn">
     <w:name w:val="Default Paragraph Font"/>
     <w:uiPriority w:val="1"/>
     <w:semiHidden/>
     <w:unhideWhenUsed/>
   </w:style>
-  <w:style w:type="table" w:default="1" w:styleId="TableNormal">
+  <w:style w:type="table" w:default="1" w:styleId="BangThngthng">
     <w:name w:val="Normal Table"/>
     <w:uiPriority w:val="99"/>
     <w:semiHidden/>
@@ -15213,16 +15628,16 @@
       </w:tblCellMar>
     </w:tblPr>
   </w:style>
-  <w:style w:type="numbering" w:default="1" w:styleId="NoList">
+  <w:style w:type="numbering" w:default="1" w:styleId="Khngco">
     <w:name w:val="No List"/>
     <w:uiPriority w:val="99"/>
     <w:semiHidden/>
     <w:unhideWhenUsed/>
   </w:style>
-  <w:style w:type="character" w:customStyle="1" w:styleId="Heading1Char">
-    <w:name w:val="Heading 1 Char"/>
-    <w:basedOn w:val="DefaultParagraphFont"/>
-    <w:link w:val="Heading1"/>
+  <w:style w:type="character" w:customStyle="1" w:styleId="u1Char">
+    <w:name w:val="Đầu đề 1 Char"/>
+    <w:basedOn w:val="Phngmcinhcuaoanvn"/>
+    <w:link w:val="u1"/>
     <w:uiPriority w:val="9"/>
     <w:rsid w:val="00644CCD"/>
     <w:rPr>
@@ -15233,10 +15648,10 @@
       <w:szCs w:val="28"/>
     </w:rPr>
   </w:style>
-  <w:style w:type="character" w:customStyle="1" w:styleId="Heading2Char">
-    <w:name w:val="Heading 2 Char"/>
-    <w:basedOn w:val="DefaultParagraphFont"/>
-    <w:link w:val="Heading2"/>
+  <w:style w:type="character" w:customStyle="1" w:styleId="u2Char">
+    <w:name w:val="Đầu đề 2 Char"/>
+    <w:basedOn w:val="Phngmcinhcuaoanvn"/>
+    <w:link w:val="u2"/>
     <w:uiPriority w:val="9"/>
     <w:rsid w:val="00644CCD"/>
     <w:rPr>
@@ -15247,10 +15662,10 @@
       <w:szCs w:val="26"/>
     </w:rPr>
   </w:style>
-  <w:style w:type="character" w:customStyle="1" w:styleId="Heading3Char">
-    <w:name w:val="Heading 3 Char"/>
-    <w:basedOn w:val="DefaultParagraphFont"/>
-    <w:link w:val="Heading3"/>
+  <w:style w:type="character" w:customStyle="1" w:styleId="u3Char">
+    <w:name w:val="Đầu đề 3 Char"/>
+    <w:basedOn w:val="Phngmcinhcuaoanvn"/>
+    <w:link w:val="u3"/>
     <w:rsid w:val="00644CCD"/>
     <w:rPr>
       <w:rFonts w:ascii="Times New Roman" w:eastAsiaTheme="majorEastAsia" w:hAnsi="Times New Roman" w:cstheme="majorBidi"/>
@@ -15261,10 +15676,10 @@
       <w:szCs w:val="20"/>
     </w:rPr>
   </w:style>
-  <w:style w:type="character" w:customStyle="1" w:styleId="Heading5Char">
-    <w:name w:val="Heading 5 Char"/>
-    <w:basedOn w:val="DefaultParagraphFont"/>
-    <w:link w:val="Heading5"/>
+  <w:style w:type="character" w:customStyle="1" w:styleId="u5Char">
+    <w:name w:val="Đầu đề 5 Char"/>
+    <w:basedOn w:val="Phngmcinhcuaoanvn"/>
+    <w:link w:val="u5"/>
     <w:rsid w:val="008E1F71"/>
     <w:rPr>
       <w:rFonts w:ascii="Times New Roman" w:eastAsia="Times New Roman" w:hAnsi="Times New Roman" w:cs="Times New Roman"/>
@@ -15273,10 +15688,10 @@
       <w:szCs w:val="20"/>
     </w:rPr>
   </w:style>
-  <w:style w:type="character" w:customStyle="1" w:styleId="Heading6Char">
-    <w:name w:val="Heading 6 Char"/>
-    <w:basedOn w:val="DefaultParagraphFont"/>
-    <w:link w:val="Heading6"/>
+  <w:style w:type="character" w:customStyle="1" w:styleId="u6Char">
+    <w:name w:val="Đầu đề 6 Char"/>
+    <w:basedOn w:val="Phngmcinhcuaoanvn"/>
+    <w:link w:val="u6"/>
     <w:rsid w:val="008E1F71"/>
     <w:rPr>
       <w:rFonts w:ascii="Times New Roman" w:eastAsia="Times New Roman" w:hAnsi="Times New Roman" w:cs="Times New Roman"/>
@@ -15284,10 +15699,10 @@
       <w:szCs w:val="20"/>
     </w:rPr>
   </w:style>
-  <w:style w:type="character" w:customStyle="1" w:styleId="Heading8Char">
-    <w:name w:val="Heading 8 Char"/>
-    <w:basedOn w:val="DefaultParagraphFont"/>
-    <w:link w:val="Heading8"/>
+  <w:style w:type="character" w:customStyle="1" w:styleId="u8Char">
+    <w:name w:val="Đầu đề 8 Char"/>
+    <w:basedOn w:val="Phngmcinhcuaoanvn"/>
+    <w:link w:val="u8"/>
     <w:rsid w:val="008E1F71"/>
     <w:rPr>
       <w:rFonts w:ascii="VNI-Helve" w:eastAsia="Times New Roman" w:hAnsi="VNI-Helve" w:cs="Times New Roman"/>
@@ -15298,7 +15713,7 @@
   </w:style>
   <w:style w:type="paragraph" w:customStyle="1" w:styleId="Indent">
     <w:name w:val="Indent"/>
-    <w:basedOn w:val="Normal"/>
+    <w:basedOn w:val="Binhthng"/>
     <w:link w:val="IndentChar"/>
     <w:qFormat/>
     <w:rsid w:val="001C2D88"/>
@@ -15309,7 +15724,7 @@
   </w:style>
   <w:style w:type="paragraph" w:customStyle="1" w:styleId="CoverB">
     <w:name w:val="CoverB"/>
-    <w:basedOn w:val="Normal"/>
+    <w:basedOn w:val="Binhthng"/>
     <w:link w:val="CoverBChar"/>
     <w:qFormat/>
     <w:rsid w:val="00C80CE9"/>
@@ -15327,7 +15742,7 @@
   </w:style>
   <w:style w:type="character" w:customStyle="1" w:styleId="IndentChar">
     <w:name w:val="Indent Char"/>
-    <w:basedOn w:val="DefaultParagraphFont"/>
+    <w:basedOn w:val="Phngmcinhcuaoanvn"/>
     <w:link w:val="Indent"/>
     <w:rsid w:val="001C2D88"/>
     <w:rPr>
@@ -15338,7 +15753,7 @@
   </w:style>
   <w:style w:type="paragraph" w:customStyle="1" w:styleId="Small">
     <w:name w:val="Small"/>
-    <w:basedOn w:val="Normal"/>
+    <w:basedOn w:val="Binhthng"/>
     <w:link w:val="SmallChar"/>
     <w:qFormat/>
     <w:rsid w:val="00115434"/>
@@ -15348,7 +15763,7 @@
   </w:style>
   <w:style w:type="paragraph" w:customStyle="1" w:styleId="CoverT">
     <w:name w:val="CoverT"/>
-    <w:basedOn w:val="Normal"/>
+    <w:basedOn w:val="Binhthng"/>
     <w:link w:val="CoverTChar"/>
     <w:qFormat/>
     <w:rsid w:val="003837DF"/>
@@ -15388,7 +15803,7 @@
   </w:style>
   <w:style w:type="character" w:customStyle="1" w:styleId="SmallChar">
     <w:name w:val="Small Char"/>
-    <w:basedOn w:val="DefaultParagraphFont"/>
+    <w:basedOn w:val="Phngmcinhcuaoanvn"/>
     <w:link w:val="Small"/>
     <w:rsid w:val="00115434"/>
     <w:rPr>
@@ -15397,10 +15812,10 @@
       <w:szCs w:val="20"/>
     </w:rPr>
   </w:style>
-  <w:style w:type="paragraph" w:styleId="Header">
+  <w:style w:type="paragraph" w:styleId="utrang">
     <w:name w:val="header"/>
-    <w:basedOn w:val="Normal"/>
-    <w:link w:val="HeaderChar"/>
+    <w:basedOn w:val="Binhthng"/>
+    <w:link w:val="utrangChar"/>
     <w:unhideWhenUsed/>
     <w:rsid w:val="0008684C"/>
     <w:pPr>
@@ -15412,17 +15827,17 @@
   </w:style>
   <w:style w:type="paragraph" w:customStyle="1" w:styleId="BKTable">
     <w:name w:val="BK_Table"/>
-    <w:basedOn w:val="Normal"/>
+    <w:basedOn w:val="Binhthng"/>
     <w:link w:val="BKTableChar"/>
     <w:rsid w:val="00815ACC"/>
     <w:rPr>
       <w:b/>
     </w:rPr>
   </w:style>
-  <w:style w:type="character" w:customStyle="1" w:styleId="HeaderChar">
-    <w:name w:val="Header Char"/>
-    <w:basedOn w:val="DefaultParagraphFont"/>
-    <w:link w:val="Header"/>
+  <w:style w:type="character" w:customStyle="1" w:styleId="utrangChar">
+    <w:name w:val="Đầu trang Char"/>
+    <w:basedOn w:val="Phngmcinhcuaoanvn"/>
+    <w:link w:val="utrang"/>
     <w:uiPriority w:val="99"/>
     <w:semiHidden/>
     <w:rsid w:val="0008684C"/>
@@ -15432,10 +15847,10 @@
       <w:szCs w:val="20"/>
     </w:rPr>
   </w:style>
-  <w:style w:type="paragraph" w:styleId="Footer">
+  <w:style w:type="paragraph" w:styleId="Chntrang">
     <w:name w:val="footer"/>
-    <w:basedOn w:val="Normal"/>
-    <w:link w:val="FooterChar"/>
+    <w:basedOn w:val="Binhthng"/>
+    <w:link w:val="ChntrangChar"/>
     <w:uiPriority w:val="99"/>
     <w:unhideWhenUsed/>
     <w:rsid w:val="0008684C"/>
@@ -15446,10 +15861,10 @@
       </w:tabs>
     </w:pPr>
   </w:style>
-  <w:style w:type="character" w:customStyle="1" w:styleId="FooterChar">
-    <w:name w:val="Footer Char"/>
-    <w:basedOn w:val="DefaultParagraphFont"/>
-    <w:link w:val="Footer"/>
+  <w:style w:type="character" w:customStyle="1" w:styleId="ChntrangChar">
+    <w:name w:val="Chân trang Char"/>
+    <w:basedOn w:val="Phngmcinhcuaoanvn"/>
+    <w:link w:val="Chntrang"/>
     <w:uiPriority w:val="99"/>
     <w:rsid w:val="0008684C"/>
     <w:rPr>
@@ -15458,10 +15873,10 @@
       <w:szCs w:val="20"/>
     </w:rPr>
   </w:style>
-  <w:style w:type="paragraph" w:styleId="TOCHeading">
+  <w:style w:type="paragraph" w:styleId="uMucluc">
     <w:name w:val="TOC Heading"/>
-    <w:basedOn w:val="Heading1"/>
-    <w:next w:val="Normal"/>
+    <w:basedOn w:val="u1"/>
+    <w:next w:val="Binhthng"/>
     <w:uiPriority w:val="39"/>
     <w:unhideWhenUsed/>
     <w:qFormat/>
@@ -15475,10 +15890,10 @@
       <w:color w:val="365F91" w:themeColor="accent1" w:themeShade="BF"/>
     </w:rPr>
   </w:style>
-  <w:style w:type="paragraph" w:styleId="TOC1">
+  <w:style w:type="paragraph" w:styleId="Mucluc1">
     <w:name w:val="toc 1"/>
-    <w:basedOn w:val="Normal"/>
-    <w:next w:val="Normal"/>
+    <w:basedOn w:val="Binhthng"/>
+    <w:next w:val="Binhthng"/>
     <w:autoRedefine/>
     <w:uiPriority w:val="39"/>
     <w:unhideWhenUsed/>
@@ -15487,9 +15902,9 @@
       <w:spacing w:after="100"/>
     </w:pPr>
   </w:style>
-  <w:style w:type="character" w:styleId="Hyperlink">
+  <w:style w:type="character" w:styleId="Siuktni">
     <w:name w:val="Hyperlink"/>
-    <w:basedOn w:val="DefaultParagraphFont"/>
+    <w:basedOn w:val="Phngmcinhcuaoanvn"/>
     <w:uiPriority w:val="99"/>
     <w:unhideWhenUsed/>
     <w:rsid w:val="003A23F7"/>
@@ -15498,10 +15913,10 @@
       <w:u w:val="single"/>
     </w:rPr>
   </w:style>
-  <w:style w:type="paragraph" w:styleId="BalloonText">
+  <w:style w:type="paragraph" w:styleId="Bongchuthich">
     <w:name w:val="Balloon Text"/>
-    <w:basedOn w:val="Normal"/>
-    <w:link w:val="BalloonTextChar"/>
+    <w:basedOn w:val="Binhthng"/>
+    <w:link w:val="BongchuthichChar"/>
     <w:uiPriority w:val="99"/>
     <w:semiHidden/>
     <w:unhideWhenUsed/>
@@ -15512,10 +15927,10 @@
       <w:szCs w:val="16"/>
     </w:rPr>
   </w:style>
-  <w:style w:type="character" w:customStyle="1" w:styleId="BalloonTextChar">
-    <w:name w:val="Balloon Text Char"/>
-    <w:basedOn w:val="DefaultParagraphFont"/>
-    <w:link w:val="BalloonText"/>
+  <w:style w:type="character" w:customStyle="1" w:styleId="BongchuthichChar">
+    <w:name w:val="Bóng chú thích Char"/>
+    <w:basedOn w:val="Phngmcinhcuaoanvn"/>
+    <w:link w:val="Bongchuthich"/>
     <w:uiPriority w:val="99"/>
     <w:semiHidden/>
     <w:rsid w:val="003A23F7"/>
@@ -15525,10 +15940,10 @@
       <w:szCs w:val="16"/>
     </w:rPr>
   </w:style>
-  <w:style w:type="character" w:customStyle="1" w:styleId="Heading4Char">
-    <w:name w:val="Heading 4 Char"/>
-    <w:basedOn w:val="DefaultParagraphFont"/>
-    <w:link w:val="Heading4"/>
+  <w:style w:type="character" w:customStyle="1" w:styleId="u4Char">
+    <w:name w:val="Đầu đề 4 Char"/>
+    <w:basedOn w:val="Phngmcinhcuaoanvn"/>
+    <w:link w:val="u4"/>
     <w:uiPriority w:val="9"/>
     <w:rsid w:val="00644CCD"/>
     <w:rPr>
@@ -15540,10 +15955,10 @@
       <w:szCs w:val="20"/>
     </w:rPr>
   </w:style>
-  <w:style w:type="paragraph" w:styleId="TOC2">
+  <w:style w:type="paragraph" w:styleId="Mucluc2">
     <w:name w:val="toc 2"/>
-    <w:basedOn w:val="Normal"/>
-    <w:next w:val="Normal"/>
+    <w:basedOn w:val="Binhthng"/>
+    <w:next w:val="Binhthng"/>
     <w:autoRedefine/>
     <w:uiPriority w:val="39"/>
     <w:unhideWhenUsed/>
@@ -15553,10 +15968,10 @@
       <w:ind w:left="260"/>
     </w:pPr>
   </w:style>
-  <w:style w:type="paragraph" w:styleId="TOC3">
+  <w:style w:type="paragraph" w:styleId="Mucluc3">
     <w:name w:val="toc 3"/>
-    <w:basedOn w:val="Normal"/>
-    <w:next w:val="Normal"/>
+    <w:basedOn w:val="Binhthng"/>
+    <w:next w:val="Binhthng"/>
     <w:autoRedefine/>
     <w:uiPriority w:val="39"/>
     <w:unhideWhenUsed/>
@@ -15566,11 +15981,11 @@
       <w:ind w:left="520"/>
     </w:pPr>
   </w:style>
-  <w:style w:type="paragraph" w:styleId="Caption">
+  <w:style w:type="paragraph" w:styleId="Chuthich">
     <w:name w:val="caption"/>
-    <w:basedOn w:val="Normal"/>
-    <w:next w:val="Normal"/>
-    <w:link w:val="CaptionChar"/>
+    <w:basedOn w:val="Binhthng"/>
+    <w:next w:val="Binhthng"/>
+    <w:link w:val="ChuthichChar"/>
     <w:unhideWhenUsed/>
     <w:qFormat/>
     <w:rsid w:val="00644CCD"/>
@@ -15585,10 +16000,10 @@
       <w:szCs w:val="18"/>
     </w:rPr>
   </w:style>
-  <w:style w:type="character" w:customStyle="1" w:styleId="Heading7Char">
-    <w:name w:val="Heading 7 Char"/>
-    <w:basedOn w:val="DefaultParagraphFont"/>
-    <w:link w:val="Heading7"/>
+  <w:style w:type="character" w:customStyle="1" w:styleId="u7Char">
+    <w:name w:val="Đầu đề 7 Char"/>
+    <w:basedOn w:val="Phngmcinhcuaoanvn"/>
+    <w:link w:val="u7"/>
     <w:uiPriority w:val="9"/>
     <w:semiHidden/>
     <w:rsid w:val="006A2BAC"/>
@@ -15601,10 +16016,10 @@
       <w:szCs w:val="20"/>
     </w:rPr>
   </w:style>
-  <w:style w:type="character" w:customStyle="1" w:styleId="Heading9Char">
-    <w:name w:val="Heading 9 Char"/>
-    <w:basedOn w:val="DefaultParagraphFont"/>
-    <w:link w:val="Heading9"/>
+  <w:style w:type="character" w:customStyle="1" w:styleId="u9Char">
+    <w:name w:val="Đầu đề 9 Char"/>
+    <w:basedOn w:val="Phngmcinhcuaoanvn"/>
+    <w:link w:val="u9"/>
     <w:uiPriority w:val="9"/>
     <w:semiHidden/>
     <w:rsid w:val="006A2BAC"/>
@@ -15617,9 +16032,9 @@
       <w:szCs w:val="20"/>
     </w:rPr>
   </w:style>
-  <w:style w:type="paragraph" w:styleId="NormalWeb">
+  <w:style w:type="paragraph" w:styleId="ThngthngWeb">
     <w:name w:val="Normal (Web)"/>
-    <w:basedOn w:val="Normal"/>
+    <w:basedOn w:val="Binhthng"/>
     <w:unhideWhenUsed/>
     <w:rsid w:val="00AB14B3"/>
     <w:pPr>
@@ -15629,9 +16044,9 @@
       <w:szCs w:val="24"/>
     </w:rPr>
   </w:style>
-  <w:style w:type="table" w:styleId="TableGrid">
+  <w:style w:type="table" w:styleId="LiBang">
     <w:name w:val="Table Grid"/>
-    <w:basedOn w:val="TableNormal"/>
+    <w:basedOn w:val="BangThngthng"/>
     <w:uiPriority w:val="59"/>
     <w:rsid w:val="00602323"/>
     <w:pPr>
@@ -15648,10 +16063,10 @@
       </w:tblBorders>
     </w:tblPr>
   </w:style>
-  <w:style w:type="paragraph" w:styleId="BodyTextIndent">
+  <w:style w:type="paragraph" w:styleId="ThutlThnVnban">
     <w:name w:val="Body Text Indent"/>
-    <w:basedOn w:val="Normal"/>
-    <w:link w:val="BodyTextIndentChar"/>
+    <w:basedOn w:val="Binhthng"/>
+    <w:link w:val="ThutlThnVnbanChar"/>
     <w:rsid w:val="00F42EF2"/>
     <w:pPr>
       <w:ind w:firstLine="567"/>
@@ -15660,10 +16075,10 @@
       <w:rFonts w:ascii="VNI-Times" w:hAnsi="VNI-Times"/>
     </w:rPr>
   </w:style>
-  <w:style w:type="character" w:customStyle="1" w:styleId="BodyTextIndentChar">
-    <w:name w:val="Body Text Indent Char"/>
-    <w:basedOn w:val="DefaultParagraphFont"/>
-    <w:link w:val="BodyTextIndent"/>
+  <w:style w:type="character" w:customStyle="1" w:styleId="ThutlThnVnbanChar">
+    <w:name w:val="Thụt lề Thân Văn bản Char"/>
+    <w:basedOn w:val="Phngmcinhcuaoanvn"/>
+    <w:link w:val="ThutlThnVnban"/>
     <w:rsid w:val="00F42EF2"/>
     <w:rPr>
       <w:rFonts w:ascii="VNI-Times" w:eastAsia="Times New Roman" w:hAnsi="VNI-Times" w:cs="Times New Roman"/>
@@ -15671,9 +16086,9 @@
       <w:szCs w:val="20"/>
     </w:rPr>
   </w:style>
-  <w:style w:type="character" w:styleId="PlaceholderText">
+  <w:style w:type="character" w:styleId="VnbanChdanhsn">
     <w:name w:val="Placeholder Text"/>
-    <w:basedOn w:val="DefaultParagraphFont"/>
+    <w:basedOn w:val="Phngmcinhcuaoanvn"/>
     <w:uiPriority w:val="99"/>
     <w:semiHidden/>
     <w:rsid w:val="003C38E8"/>
@@ -15681,9 +16096,9 @@
       <w:color w:val="808080"/>
     </w:rPr>
   </w:style>
-  <w:style w:type="paragraph" w:styleId="ListParagraph">
+  <w:style w:type="paragraph" w:styleId="oancuaDanhsach">
     <w:name w:val="List Paragraph"/>
-    <w:basedOn w:val="Normal"/>
+    <w:basedOn w:val="Binhthng"/>
     <w:uiPriority w:val="34"/>
     <w:qFormat/>
     <w:rsid w:val="007F7E8E"/>
@@ -15697,30 +16112,30 @@
       <w:szCs w:val="22"/>
     </w:rPr>
   </w:style>
-  <w:style w:type="paragraph" w:styleId="Bibliography">
+  <w:style w:type="paragraph" w:styleId="DanhmucTailiuThamkhao">
     <w:name w:val="Bibliography"/>
-    <w:basedOn w:val="Normal"/>
-    <w:next w:val="Normal"/>
+    <w:basedOn w:val="Binhthng"/>
+    <w:next w:val="Binhthng"/>
     <w:uiPriority w:val="37"/>
     <w:unhideWhenUsed/>
     <w:rsid w:val="007E453A"/>
   </w:style>
-  <w:style w:type="paragraph" w:styleId="TableofFigures">
+  <w:style w:type="paragraph" w:styleId="Banghinhminhhoa">
     <w:name w:val="table of figures"/>
-    <w:basedOn w:val="Normal"/>
-    <w:next w:val="Normal"/>
+    <w:basedOn w:val="Binhthng"/>
+    <w:next w:val="Binhthng"/>
     <w:uiPriority w:val="99"/>
     <w:unhideWhenUsed/>
     <w:rsid w:val="009177F7"/>
   </w:style>
   <w:style w:type="character" w:customStyle="1" w:styleId="apple-converted-space">
     <w:name w:val="apple-converted-space"/>
-    <w:basedOn w:val="DefaultParagraphFont"/>
+    <w:basedOn w:val="Phngmcinhcuaoanvn"/>
     <w:rsid w:val="000844F8"/>
   </w:style>
   <w:style w:type="character" w:customStyle="1" w:styleId="hps">
     <w:name w:val="hps"/>
-    <w:basedOn w:val="DefaultParagraphFont"/>
+    <w:basedOn w:val="Phngmcinhcuaoanvn"/>
     <w:rsid w:val="000844F8"/>
   </w:style>
   <w:style w:type="paragraph" w:customStyle="1" w:styleId="BKIndent">
@@ -15753,7 +16168,7 @@
   </w:style>
   <w:style w:type="paragraph" w:customStyle="1" w:styleId="BKHeading1">
     <w:name w:val="BK_Heading 1"/>
-    <w:basedOn w:val="Heading1"/>
+    <w:basedOn w:val="u1"/>
     <w:link w:val="BKHeading1Char"/>
     <w:rsid w:val="00815ACC"/>
     <w:pPr>
@@ -15764,7 +16179,7 @@
   </w:style>
   <w:style w:type="character" w:customStyle="1" w:styleId="BKTableChar">
     <w:name w:val="BK_Table Char"/>
-    <w:basedOn w:val="DefaultParagraphFont"/>
+    <w:basedOn w:val="Phngmcinhcuaoanvn"/>
     <w:link w:val="BKTable"/>
     <w:rsid w:val="00815ACC"/>
     <w:rPr>
@@ -15776,13 +16191,13 @@
   </w:style>
   <w:style w:type="paragraph" w:customStyle="1" w:styleId="BKHeading2">
     <w:name w:val="BK_Heading 2"/>
-    <w:basedOn w:val="Heading2"/>
+    <w:basedOn w:val="u2"/>
     <w:link w:val="BKHeading2Char"/>
     <w:rsid w:val="00815ACC"/>
   </w:style>
   <w:style w:type="character" w:customStyle="1" w:styleId="BKHeading1Char">
     <w:name w:val="BK_Heading 1 Char"/>
-    <w:basedOn w:val="Heading1Char"/>
+    <w:basedOn w:val="u1Char"/>
     <w:link w:val="BKHeading1"/>
     <w:rsid w:val="00815ACC"/>
     <w:rPr>
@@ -15795,7 +16210,7 @@
   </w:style>
   <w:style w:type="paragraph" w:customStyle="1" w:styleId="Cover">
     <w:name w:val="Cover"/>
-    <w:basedOn w:val="Normal"/>
+    <w:basedOn w:val="Binhthng"/>
     <w:link w:val="CoverChar"/>
     <w:qFormat/>
     <w:rsid w:val="001F79A3"/>
@@ -15810,7 +16225,7 @@
   </w:style>
   <w:style w:type="character" w:customStyle="1" w:styleId="BKHeading2Char">
     <w:name w:val="BK_Heading 2 Char"/>
-    <w:basedOn w:val="Heading2Char"/>
+    <w:basedOn w:val="u2Char"/>
     <w:link w:val="BKHeading2"/>
     <w:rsid w:val="00815ACC"/>
     <w:rPr>
@@ -15823,7 +16238,7 @@
   </w:style>
   <w:style w:type="character" w:customStyle="1" w:styleId="CoverBChar">
     <w:name w:val="CoverB Char"/>
-    <w:basedOn w:val="DefaultParagraphFont"/>
+    <w:basedOn w:val="Phngmcinhcuaoanvn"/>
     <w:link w:val="CoverB"/>
     <w:rsid w:val="00C80CE9"/>
     <w:rPr>
@@ -15837,7 +16252,7 @@
   </w:style>
   <w:style w:type="character" w:customStyle="1" w:styleId="CoverChar">
     <w:name w:val="Cover Char"/>
-    <w:basedOn w:val="DefaultParagraphFont"/>
+    <w:basedOn w:val="Phngmcinhcuaoanvn"/>
     <w:link w:val="Cover"/>
     <w:rsid w:val="001F79A3"/>
     <w:rPr>
@@ -15860,7 +16275,7 @@
   </w:style>
   <w:style w:type="character" w:customStyle="1" w:styleId="CoverTChar">
     <w:name w:val="CoverT Char"/>
-    <w:basedOn w:val="DefaultParagraphFont"/>
+    <w:basedOn w:val="Phngmcinhcuaoanvn"/>
     <w:link w:val="CoverT"/>
     <w:rsid w:val="003837DF"/>
     <w:rPr>
@@ -15920,9 +16335,9 @@
       <w:szCs w:val="20"/>
     </w:rPr>
   </w:style>
-  <w:style w:type="character" w:customStyle="1" w:styleId="CaptionChar">
-    <w:name w:val="Caption Char"/>
-    <w:link w:val="Caption"/>
+  <w:style w:type="character" w:customStyle="1" w:styleId="ChuthichChar">
+    <w:name w:val="Chú thích Char"/>
+    <w:link w:val="Chuthich"/>
     <w:rsid w:val="00644CCD"/>
     <w:rPr>
       <w:rFonts w:ascii="Times New Roman" w:eastAsia="Times New Roman" w:hAnsi="Times New Roman" w:cs="Times New Roman"/>

--- a/docs/ĐỒ ÁN - DDHC.docx
+++ b/docs/ĐỒ ÁN - DDHC.docx
@@ -12529,8 +12529,16 @@
                                     <w:rPr>
                                       <w:lang w:val="en-US"/>
                                     </w:rPr>
-                                    <w:t>a. Người</w:t>
-                                  </w:r>
+                                    <w:t xml:space="preserve">a. </w:t>
+                                  </w:r>
+                                  <w:proofErr w:type="spellStart"/>
+                                  <w:r>
+                                    <w:rPr>
+                                      <w:lang w:val="en-US"/>
+                                    </w:rPr>
+                                    <w:t>Người</w:t>
+                                  </w:r>
+                                  <w:proofErr w:type="spellEnd"/>
                                   <w:r>
                                     <w:rPr>
                                       <w:lang w:val="en-US"/>
@@ -12584,7 +12592,19 @@
                                     <w:rPr>
                                       <w:lang w:val="en-US"/>
                                     </w:rPr>
-                                    <w:t>trnag</w:t>
+                                    <w:t>tra</w:t>
+                                  </w:r>
+                                  <w:r>
+                                    <w:rPr>
+                                      <w:lang w:val="en-US"/>
+                                    </w:rPr>
+                                    <w:t>n</w:t>
+                                  </w:r>
+                                  <w:r>
+                                    <w:rPr>
+                                      <w:lang w:val="en-US"/>
+                                    </w:rPr>
+                                    <w:t>g</w:t>
                                   </w:r>
                                   <w:proofErr w:type="spellEnd"/>
                                   <w:r>
@@ -15633,8 +15653,16 @@
                               <w:rPr>
                                 <w:lang w:val="en-US"/>
                               </w:rPr>
-                              <w:t>a. Người</w:t>
-                            </w:r>
+                              <w:t xml:space="preserve">a. </w:t>
+                            </w:r>
+                            <w:proofErr w:type="spellStart"/>
+                            <w:r>
+                              <w:rPr>
+                                <w:lang w:val="en-US"/>
+                              </w:rPr>
+                              <w:t>Người</w:t>
+                            </w:r>
+                            <w:proofErr w:type="spellEnd"/>
                             <w:r>
                               <w:rPr>
                                 <w:lang w:val="en-US"/>
@@ -15688,7 +15716,19 @@
                               <w:rPr>
                                 <w:lang w:val="en-US"/>
                               </w:rPr>
-                              <w:t>trnag</w:t>
+                              <w:t>tra</w:t>
+                            </w:r>
+                            <w:r>
+                              <w:rPr>
+                                <w:lang w:val="en-US"/>
+                              </w:rPr>
+                              <w:t>n</w:t>
+                            </w:r>
+                            <w:r>
+                              <w:rPr>
+                                <w:lang w:val="en-US"/>
+                              </w:rPr>
+                              <w:t>g</w:t>
                             </w:r>
                             <w:proofErr w:type="spellEnd"/>
                             <w:r>
@@ -16122,9 +16162,9 @@
         <mc:AlternateContent>
           <mc:Choice Requires="wps">
             <w:drawing>
-              <wp:inline distT="0" distB="0" distL="0" distR="0" wp14:anchorId="7C7B1CF2" wp14:editId="24766C9D">
-                <wp:extent cx="5760720" cy="5215738"/>
-                <wp:effectExtent l="0" t="0" r="0" b="4445"/>
+              <wp:inline distT="0" distB="0" distL="0" distR="0" wp14:anchorId="7C7B1CF2" wp14:editId="1D28F336">
+                <wp:extent cx="5943600" cy="4942936"/>
+                <wp:effectExtent l="0" t="0" r="0" b="0"/>
                 <wp:docPr id="8" name="Text Box 2"/>
                 <wp:cNvGraphicFramePr>
                   <a:graphicFrameLocks xmlns:a="http://schemas.openxmlformats.org/drawingml/2006/main"/>
@@ -16138,7 +16178,7 @@
                       <wps:spPr bwMode="auto">
                         <a:xfrm>
                           <a:off x="0" y="0"/>
-                          <a:ext cx="5760720" cy="5215738"/>
+                          <a:ext cx="5943600" cy="4942936"/>
                         </a:xfrm>
                         <a:prstGeom prst="rect">
                           <a:avLst/>
@@ -16228,21 +16268,21 @@
                           </w:p>
                           <w:tbl>
                             <w:tblPr>
-                              <w:tblW w:w="5284" w:type="pct"/>
+                              <w:tblW w:w="0" w:type="auto"/>
                               <w:tblCellMar>
                                 <w:bottom w:w="284" w:type="dxa"/>
                               </w:tblCellMar>
                               <w:tblLook w:val="04A0" w:firstRow="1" w:lastRow="0" w:firstColumn="1" w:lastColumn="0" w:noHBand="0" w:noVBand="1"/>
                             </w:tblPr>
                             <w:tblGrid>
-                              <w:gridCol w:w="2440"/>
-                              <w:gridCol w:w="807"/>
-                              <w:gridCol w:w="6026"/>
+                              <w:gridCol w:w="2057"/>
+                              <w:gridCol w:w="653"/>
+                              <w:gridCol w:w="6353"/>
                             </w:tblGrid>
                             <w:tr>
                               <w:tc>
                                 <w:tcPr>
-                                  <w:tcW w:w="1316" w:type="pct"/>
+                                  <w:tcW w:w="0" w:type="auto"/>
                                   <w:tcBorders>
                                     <w:top w:val="single" w:sz="4" w:space="0" w:color="000000"/>
                                     <w:left w:val="single" w:sz="4" w:space="0" w:color="000000"/>
@@ -16280,7 +16320,7 @@
                               </w:tc>
                               <w:tc>
                                 <w:tcPr>
-                                  <w:tcW w:w="3684" w:type="pct"/>
+                                  <w:tcW w:w="0" w:type="auto"/>
                                   <w:gridSpan w:val="2"/>
                                   <w:tcBorders>
                                     <w:top w:val="single" w:sz="4" w:space="0" w:color="000000"/>
@@ -16331,7 +16371,7 @@
                             <w:tr>
                               <w:tc>
                                 <w:tcPr>
-                                  <w:tcW w:w="1316" w:type="pct"/>
+                                  <w:tcW w:w="0" w:type="auto"/>
                                   <w:tcBorders>
                                     <w:top w:val="single" w:sz="4" w:space="0" w:color="000000"/>
                                     <w:left w:val="single" w:sz="4" w:space="0" w:color="000000"/>
@@ -16381,7 +16421,7 @@
                               </w:tc>
                               <w:tc>
                                 <w:tcPr>
-                                  <w:tcW w:w="3684" w:type="pct"/>
+                                  <w:tcW w:w="0" w:type="auto"/>
                                   <w:gridSpan w:val="2"/>
                                   <w:tcBorders>
                                     <w:top w:val="single" w:sz="4" w:space="0" w:color="000000"/>
@@ -16476,7 +16516,7 @@
                             <w:tr>
                               <w:tc>
                                 <w:tcPr>
-                                  <w:tcW w:w="1316" w:type="pct"/>
+                                  <w:tcW w:w="0" w:type="auto"/>
                                   <w:tcBorders>
                                     <w:top w:val="single" w:sz="4" w:space="0" w:color="000000"/>
                                     <w:left w:val="single" w:sz="4" w:space="0" w:color="000000"/>
@@ -16554,7 +16594,7 @@
                               </w:tc>
                               <w:tc>
                                 <w:tcPr>
-                                  <w:tcW w:w="3684" w:type="pct"/>
+                                  <w:tcW w:w="0" w:type="auto"/>
                                   <w:gridSpan w:val="2"/>
                                   <w:tcBorders>
                                     <w:top w:val="single" w:sz="4" w:space="0" w:color="000000"/>
@@ -16697,7 +16737,7 @@
                             <w:tr>
                               <w:tc>
                                 <w:tcPr>
-                                  <w:tcW w:w="1316" w:type="pct"/>
+                                  <w:tcW w:w="0" w:type="auto"/>
                                   <w:tcBorders>
                                     <w:top w:val="single" w:sz="4" w:space="0" w:color="000000"/>
                                     <w:left w:val="single" w:sz="4" w:space="0" w:color="000000"/>
@@ -16803,7 +16843,7 @@
                               </w:tc>
                               <w:tc>
                                 <w:tcPr>
-                                  <w:tcW w:w="3684" w:type="pct"/>
+                                  <w:tcW w:w="0" w:type="auto"/>
                                   <w:gridSpan w:val="2"/>
                                   <w:tcBorders>
                                     <w:top w:val="single" w:sz="4" w:space="0" w:color="000000"/>
@@ -16912,7 +16952,7 @@
                             <w:tr>
                               <w:tc>
                                 <w:tcPr>
-                                  <w:tcW w:w="1316" w:type="pct"/>
+                                  <w:tcW w:w="0" w:type="auto"/>
                                   <w:tcBorders>
                                     <w:top w:val="single" w:sz="4" w:space="0" w:color="000000"/>
                                     <w:left w:val="single" w:sz="4" w:space="0" w:color="000000"/>
@@ -16968,7 +17008,7 @@
                               </w:tc>
                               <w:tc>
                                 <w:tcPr>
-                                  <w:tcW w:w="3684" w:type="pct"/>
+                                  <w:tcW w:w="0" w:type="auto"/>
                                   <w:gridSpan w:val="2"/>
                                   <w:tcBorders>
                                     <w:top w:val="single" w:sz="4" w:space="0" w:color="000000"/>
@@ -17005,7 +17045,7 @@
                             <w:tr>
                               <w:tc>
                                 <w:tcPr>
-                                  <w:tcW w:w="1316" w:type="pct"/>
+                                  <w:tcW w:w="0" w:type="auto"/>
                                   <w:tcBorders>
                                     <w:top w:val="single" w:sz="4" w:space="0" w:color="000000"/>
                                     <w:left w:val="single" w:sz="4" w:space="0" w:color="000000"/>
@@ -17055,7 +17095,7 @@
                               </w:tc>
                               <w:tc>
                                 <w:tcPr>
-                                  <w:tcW w:w="3684" w:type="pct"/>
+                                  <w:tcW w:w="0" w:type="auto"/>
                                   <w:gridSpan w:val="2"/>
                                   <w:tcBorders>
                                     <w:top w:val="single" w:sz="4" w:space="0" w:color="000000"/>
@@ -17085,21 +17125,21 @@
                                     <w:rPr>
                                       <w:lang w:val="en-US"/>
                                     </w:rPr>
-                                    <w:t>Người</w:t>
-                                  </w:r>
-                                  <w:proofErr w:type="spellEnd"/>
-                                  <w:r>
-                                    <w:rPr>
-                                      <w:lang w:val="en-US"/>
-                                    </w:rPr>
-                                    <w:t xml:space="preserve"> </w:t>
-                                  </w:r>
-                                  <w:proofErr w:type="spellStart"/>
-                                  <w:r>
-                                    <w:rPr>
-                                      <w:lang w:val="en-US"/>
-                                    </w:rPr>
-                                    <w:t>dùng</w:t>
+                                    <w:t>Sinh</w:t>
+                                  </w:r>
+                                  <w:proofErr w:type="spellEnd"/>
+                                  <w:r>
+                                    <w:rPr>
+                                      <w:lang w:val="en-US"/>
+                                    </w:rPr>
+                                    <w:t xml:space="preserve"> </w:t>
+                                  </w:r>
+                                  <w:proofErr w:type="spellStart"/>
+                                  <w:r>
+                                    <w:rPr>
+                                      <w:lang w:val="en-US"/>
+                                    </w:rPr>
+                                    <w:t>viên</w:t>
                                   </w:r>
                                   <w:proofErr w:type="spellEnd"/>
                                   <w:r>
@@ -17141,42 +17181,14 @@
                                     <w:rPr>
                                       <w:lang w:val="en-US"/>
                                     </w:rPr>
-                                    <w:t>lệnh</w:t>
-                                  </w:r>
-                                  <w:proofErr w:type="spellEnd"/>
-                                  <w:r>
-                                    <w:rPr>
-                                      <w:lang w:val="en-US"/>
-                                    </w:rPr>
-                                    <w:t xml:space="preserve"> </w:t>
-                                  </w:r>
-                                  <w:proofErr w:type="spellStart"/>
-                                  <w:r>
-                                    <w:rPr>
-                                      <w:lang w:val="en-US"/>
-                                    </w:rPr>
-                                    <w:t>đăng</w:t>
-                                  </w:r>
-                                  <w:proofErr w:type="spellEnd"/>
-                                  <w:r>
-                                    <w:rPr>
-                                      <w:lang w:val="en-US"/>
-                                    </w:rPr>
-                                    <w:t xml:space="preserve"> </w:t>
-                                  </w:r>
-                                  <w:proofErr w:type="spellStart"/>
-                                  <w:r>
-                                    <w:rPr>
-                                      <w:lang w:val="en-US"/>
-                                    </w:rPr>
-                                    <w:t>nhập</w:t>
-                                  </w:r>
-                                  <w:proofErr w:type="spellEnd"/>
-                                  <w:r>
-                                    <w:rPr>
-                                      <w:lang w:val="en-US"/>
-                                    </w:rPr>
-                                    <w:t>.</w:t>
+                                    <w:t>điểm</w:t>
+                                  </w:r>
+                                  <w:proofErr w:type="spellEnd"/>
+                                  <w:r>
+                                    <w:rPr>
+                                      <w:lang w:val="en-US"/>
+                                    </w:rPr>
+                                    <w:t xml:space="preserve"> danh</w:t>
                                   </w:r>
                                 </w:p>
                               </w:tc>
@@ -17184,7 +17196,7 @@
                             <w:tr>
                               <w:tc>
                                 <w:tcPr>
-                                  <w:tcW w:w="1316" w:type="pct"/>
+                                  <w:tcW w:w="0" w:type="auto"/>
                                   <w:tcBorders>
                                     <w:top w:val="single" w:sz="4" w:space="0" w:color="000000"/>
                                     <w:left w:val="single" w:sz="4" w:space="0" w:color="000000"/>
@@ -17278,7 +17290,7 @@
                               </w:tc>
                               <w:tc>
                                 <w:tcPr>
-                                  <w:tcW w:w="435" w:type="pct"/>
+                                  <w:tcW w:w="0" w:type="auto"/>
                                   <w:tcBorders>
                                     <w:top w:val="single" w:sz="4" w:space="0" w:color="000000"/>
                                     <w:left w:val="single" w:sz="4" w:space="0" w:color="000000"/>
@@ -17318,7 +17330,7 @@
                               </w:tc>
                               <w:tc>
                                 <w:tcPr>
-                                  <w:tcW w:w="3249" w:type="pct"/>
+                                  <w:tcW w:w="0" w:type="auto"/>
                                   <w:tcBorders>
                                     <w:top w:val="single" w:sz="4" w:space="0" w:color="000000"/>
                                     <w:left w:val="single" w:sz="4" w:space="0" w:color="000000"/>
@@ -17432,7 +17444,7 @@
                             <w:tr>
                               <w:tc>
                                 <w:tcPr>
-                                  <w:tcW w:w="1316" w:type="pct"/>
+                                  <w:tcW w:w="0" w:type="auto"/>
                                   <w:tcBorders>
                                     <w:top w:val="single" w:sz="4" w:space="0" w:color="000000"/>
                                     <w:left w:val="single" w:sz="4" w:space="0" w:color="000000"/>
@@ -17466,7 +17478,7 @@
                               </w:tc>
                               <w:tc>
                                 <w:tcPr>
-                                  <w:tcW w:w="435" w:type="pct"/>
+                                  <w:tcW w:w="0" w:type="auto"/>
                                   <w:tcBorders>
                                     <w:top w:val="single" w:sz="4" w:space="0" w:color="000000"/>
                                     <w:left w:val="single" w:sz="4" w:space="0" w:color="000000"/>
@@ -17492,7 +17504,7 @@
                               </w:tc>
                               <w:tc>
                                 <w:tcPr>
-                                  <w:tcW w:w="3249" w:type="pct"/>
+                                  <w:tcW w:w="0" w:type="auto"/>
                                   <w:tcBorders>
                                     <w:top w:val="single" w:sz="4" w:space="0" w:color="000000"/>
                                     <w:left w:val="single" w:sz="4" w:space="0" w:color="000000"/>
@@ -17535,92 +17547,240 @@
                                     <w:rPr>
                                       <w:lang w:val="en-US"/>
                                     </w:rPr>
-                                    <w:t>thống</w:t>
-                                  </w:r>
-                                  <w:proofErr w:type="spellEnd"/>
-                                  <w:r>
-                                    <w:rPr>
-                                      <w:lang w:val="en-US"/>
-                                    </w:rPr>
-                                    <w:t xml:space="preserve"> </w:t>
-                                  </w:r>
-                                  <w:proofErr w:type="spellStart"/>
-                                  <w:r>
-                                    <w:rPr>
-                                      <w:lang w:val="en-US"/>
-                                    </w:rPr>
-                                    <w:t>mở</w:t>
-                                  </w:r>
-                                  <w:proofErr w:type="spellEnd"/>
-                                  <w:r>
-                                    <w:rPr>
-                                      <w:lang w:val="en-US"/>
-                                    </w:rPr>
-                                    <w:t xml:space="preserve"> </w:t>
-                                  </w:r>
-                                  <w:proofErr w:type="spellStart"/>
-                                  <w:r>
-                                    <w:rPr>
-                                      <w:lang w:val="en-US"/>
-                                    </w:rPr>
-                                    <w:t>trang</w:t>
-                                  </w:r>
-                                  <w:proofErr w:type="spellEnd"/>
-                                  <w:r>
-                                    <w:rPr>
-                                      <w:lang w:val="en-US"/>
-                                    </w:rPr>
-                                    <w:t xml:space="preserve"> </w:t>
-                                  </w:r>
-                                  <w:proofErr w:type="spellStart"/>
-                                  <w:r>
-                                    <w:rPr>
-                                      <w:lang w:val="en-US"/>
-                                    </w:rPr>
-                                    <w:t>đăng</w:t>
-                                  </w:r>
-                                  <w:proofErr w:type="spellEnd"/>
-                                  <w:r>
-                                    <w:rPr>
-                                      <w:lang w:val="en-US"/>
-                                    </w:rPr>
-                                    <w:t xml:space="preserve"> </w:t>
-                                  </w:r>
-                                  <w:proofErr w:type="spellStart"/>
-                                  <w:r>
-                                    <w:rPr>
-                                      <w:lang w:val="en-US"/>
-                                    </w:rPr>
-                                    <w:t>nhập</w:t>
-                                  </w:r>
-                                  <w:proofErr w:type="spellEnd"/>
-                                  <w:r>
-                                    <w:rPr>
-                                      <w:lang w:val="en-US"/>
-                                    </w:rPr>
-                                    <w:t xml:space="preserve"> </w:t>
-                                  </w:r>
-                                  <w:proofErr w:type="spellStart"/>
-                                  <w:r>
-                                    <w:rPr>
-                                      <w:lang w:val="en-US"/>
-                                    </w:rPr>
-                                    <w:t>của</w:t>
-                                  </w:r>
-                                  <w:proofErr w:type="spellEnd"/>
-                                  <w:r>
-                                    <w:rPr>
-                                      <w:lang w:val="en-US"/>
-                                    </w:rPr>
-                                    <w:t xml:space="preserve"> Outlook</w:t>
-                                  </w:r>
+                                    <w:t>thông</w:t>
+                                  </w:r>
+                                  <w:proofErr w:type="spellEnd"/>
+                                  <w:r>
+                                    <w:rPr>
+                                      <w:lang w:val="en-US"/>
+                                    </w:rPr>
+                                    <w:t xml:space="preserve"> </w:t>
+                                  </w:r>
+                                  <w:proofErr w:type="spellStart"/>
+                                  <w:r>
+                                    <w:rPr>
+                                      <w:lang w:val="en-US"/>
+                                    </w:rPr>
+                                    <w:t>tiếp</w:t>
+                                  </w:r>
+                                  <w:proofErr w:type="spellEnd"/>
+                                  <w:r>
+                                    <w:rPr>
+                                      <w:lang w:val="en-US"/>
+                                    </w:rPr>
+                                    <w:t xml:space="preserve"> </w:t>
+                                  </w:r>
+                                  <w:proofErr w:type="spellStart"/>
+                                  <w:r>
+                                    <w:rPr>
+                                      <w:lang w:val="en-US"/>
+                                    </w:rPr>
+                                    <w:t>nhận</w:t>
+                                  </w:r>
+                                  <w:proofErr w:type="spellEnd"/>
+                                  <w:r>
+                                    <w:rPr>
+                                      <w:lang w:val="en-US"/>
+                                    </w:rPr>
+                                    <w:t xml:space="preserve"> </w:t>
+                                  </w:r>
+                                  <w:proofErr w:type="spellStart"/>
+                                  <w:r>
+                                    <w:rPr>
+                                      <w:lang w:val="en-US"/>
+                                    </w:rPr>
+                                    <w:t>thông</w:t>
+                                  </w:r>
+                                  <w:proofErr w:type="spellEnd"/>
+                                  <w:r>
+                                    <w:rPr>
+                                      <w:lang w:val="en-US"/>
+                                    </w:rPr>
+                                    <w:t xml:space="preserve"> tin </w:t>
+                                  </w:r>
+                                  <w:proofErr w:type="spellStart"/>
+                                  <w:r>
+                                    <w:rPr>
+                                      <w:lang w:val="en-US"/>
+                                    </w:rPr>
+                                    <w:t>gửi</w:t>
+                                  </w:r>
+                                  <w:proofErr w:type="spellEnd"/>
+                                  <w:r>
+                                    <w:rPr>
+                                      <w:lang w:val="en-US"/>
+                                    </w:rPr>
+                                    <w:t xml:space="preserve"> </w:t>
+                                  </w:r>
+                                  <w:proofErr w:type="spellStart"/>
+                                  <w:r>
+                                    <w:rPr>
+                                      <w:lang w:val="en-US"/>
+                                    </w:rPr>
+                                    <w:t>lên</w:t>
+                                  </w:r>
+                                  <w:proofErr w:type="spellEnd"/>
+                                  <w:r>
+                                    <w:rPr>
+                                      <w:lang w:val="en-US"/>
+                                    </w:rPr>
+                                    <w:t xml:space="preserve"> </w:t>
+                                  </w:r>
+                                  <w:proofErr w:type="spellStart"/>
+                                  <w:r>
+                                    <w:rPr>
+                                      <w:lang w:val="en-US"/>
+                                    </w:rPr>
+                                    <w:t>gồm</w:t>
+                                  </w:r>
+                                  <w:proofErr w:type="spellEnd"/>
+                                  <w:r>
+                                    <w:rPr>
+                                      <w:lang w:val="en-US"/>
+                                    </w:rPr>
+                                    <w:t xml:space="preserve">: </w:t>
+                                  </w:r>
+                                  <w:proofErr w:type="spellStart"/>
+                                  <w:r>
+                                    <w:rPr>
+                                      <w:lang w:val="en-US"/>
+                                    </w:rPr>
+                                    <w:t>Các</w:t>
+                                  </w:r>
+                                  <w:proofErr w:type="spellEnd"/>
+                                  <w:r>
+                                    <w:rPr>
+                                      <w:lang w:val="en-US"/>
+                                    </w:rPr>
+                                    <w:t xml:space="preserve"> </w:t>
+                                  </w:r>
+                                  <w:proofErr w:type="spellStart"/>
+                                  <w:r>
+                                    <w:rPr>
+                                      <w:lang w:val="en-US"/>
+                                    </w:rPr>
+                                    <w:t>mạng</w:t>
+                                  </w:r>
+                                  <w:proofErr w:type="spellEnd"/>
+                                  <w:r>
+                                    <w:rPr>
+                                      <w:lang w:val="en-US"/>
+                                    </w:rPr>
+                                    <w:t xml:space="preserve"> </w:t>
+                                  </w:r>
+                                  <w:proofErr w:type="spellStart"/>
+                                  <w:r>
+                                    <w:rPr>
+                                      <w:lang w:val="en-US"/>
+                                    </w:rPr>
+                                    <w:t>Wifi</w:t>
+                                  </w:r>
+                                  <w:proofErr w:type="spellEnd"/>
+                                  <w:r>
+                                    <w:rPr>
+                                      <w:lang w:val="en-US"/>
+                                    </w:rPr>
+                                    <w:t xml:space="preserve">, Bluetooth ở </w:t>
+                                  </w:r>
+                                  <w:proofErr w:type="spellStart"/>
+                                  <w:r>
+                                    <w:rPr>
+                                      <w:lang w:val="en-US"/>
+                                    </w:rPr>
+                                    <w:t>gần</w:t>
+                                  </w:r>
+                                  <w:proofErr w:type="spellEnd"/>
+                                  <w:r>
+                                    <w:rPr>
+                                      <w:lang w:val="en-US"/>
+                                    </w:rPr>
+                                    <w:t xml:space="preserve">, </w:t>
+                                  </w:r>
+                                  <w:proofErr w:type="spellStart"/>
+                                  <w:r>
+                                    <w:rPr>
+                                      <w:lang w:val="en-US"/>
+                                    </w:rPr>
+                                    <w:t>mã</w:t>
+                                  </w:r>
+                                  <w:proofErr w:type="spellEnd"/>
+                                  <w:r>
+                                    <w:rPr>
+                                      <w:lang w:val="en-US"/>
+                                    </w:rPr>
+                                    <w:t xml:space="preserve"> </w:t>
+                                  </w:r>
+                                  <w:proofErr w:type="spellStart"/>
+                                  <w:r>
+                                    <w:rPr>
+                                      <w:lang w:val="en-US"/>
+                                    </w:rPr>
+                                    <w:t>phòng</w:t>
+                                  </w:r>
+                                  <w:proofErr w:type="spellEnd"/>
+                                  <w:r>
+                                    <w:rPr>
+                                      <w:lang w:val="en-US"/>
+                                    </w:rPr>
+                                    <w:t xml:space="preserve">, </w:t>
+                                  </w:r>
+                                  <w:proofErr w:type="spellStart"/>
+                                  <w:r>
+                                    <w:rPr>
+                                      <w:lang w:val="en-US"/>
+                                    </w:rPr>
+                                    <w:t>thời</w:t>
+                                  </w:r>
+                                  <w:proofErr w:type="spellEnd"/>
+                                  <w:r>
+                                    <w:rPr>
+                                      <w:lang w:val="en-US"/>
+                                    </w:rPr>
+                                    <w:t xml:space="preserve"> </w:t>
+                                  </w:r>
+                                  <w:proofErr w:type="spellStart"/>
+                                  <w:r>
+                                    <w:rPr>
+                                      <w:lang w:val="en-US"/>
+                                    </w:rPr>
+                                    <w:t>gian</w:t>
+                                  </w:r>
+                                  <w:proofErr w:type="spellEnd"/>
+                                  <w:r>
+                                    <w:rPr>
+                                      <w:lang w:val="en-US"/>
+                                    </w:rPr>
+                                    <w:t xml:space="preserve"> </w:t>
+                                  </w:r>
+                                  <w:proofErr w:type="spellStart"/>
+                                  <w:r>
+                                    <w:rPr>
+                                      <w:lang w:val="en-US"/>
+                                    </w:rPr>
+                                    <w:t>quét</w:t>
+                                  </w:r>
+                                  <w:proofErr w:type="spellEnd"/>
+                                  <w:r>
+                                    <w:rPr>
+                                      <w:lang w:val="en-US"/>
+                                    </w:rPr>
+                                    <w:t xml:space="preserve"> </w:t>
+                                  </w:r>
+                                  <w:proofErr w:type="spellStart"/>
+                                  <w:r>
+                                    <w:rPr>
+                                      <w:lang w:val="en-US"/>
+                                    </w:rPr>
+                                    <w:t>mã</w:t>
+                                  </w:r>
+                                  <w:proofErr w:type="spellEnd"/>
                                 </w:p>
                               </w:tc>
                             </w:tr>
                             <w:tr>
                               <w:tc>
                                 <w:tcPr>
-                                  <w:tcW w:w="1316" w:type="pct"/>
+                                  <w:tcW w:w="0" w:type="auto"/>
                                   <w:tcBorders>
                                     <w:top w:val="single" w:sz="4" w:space="0" w:color="000000"/>
                                     <w:left w:val="single" w:sz="4" w:space="0" w:color="000000"/>
@@ -17654,7 +17814,7 @@
                               </w:tc>
                               <w:tc>
                                 <w:tcPr>
-                                  <w:tcW w:w="435" w:type="pct"/>
+                                  <w:tcW w:w="0" w:type="auto"/>
                                   <w:tcBorders>
                                     <w:top w:val="single" w:sz="4" w:space="0" w:color="000000"/>
                                     <w:left w:val="single" w:sz="4" w:space="0" w:color="000000"/>
@@ -17680,7 +17840,7 @@
                               </w:tc>
                               <w:tc>
                                 <w:tcPr>
-                                  <w:tcW w:w="3249" w:type="pct"/>
+                                  <w:tcW w:w="0" w:type="auto"/>
                                   <w:tcBorders>
                                     <w:top w:val="single" w:sz="4" w:space="0" w:color="000000"/>
                                     <w:left w:val="single" w:sz="4" w:space="0" w:color="000000"/>
@@ -17699,8 +17859,6 @@
                                   <w:pPr>
                                     <w:pStyle w:val="Small"/>
                                     <w:rPr>
-                                      <w:sz w:val="24"/>
-                                      <w:szCs w:val="24"/>
                                       <w:lang w:val="en-US"/>
                                     </w:rPr>
                                   </w:pPr>
@@ -17709,119 +17867,175 @@
                                     <w:rPr>
                                       <w:lang w:val="en-US"/>
                                     </w:rPr>
-                                    <w:t>Người</w:t>
-                                  </w:r>
-                                  <w:proofErr w:type="spellEnd"/>
-                                  <w:r>
-                                    <w:rPr>
-                                      <w:lang w:val="en-US"/>
-                                    </w:rPr>
-                                    <w:t xml:space="preserve"> </w:t>
-                                  </w:r>
-                                  <w:proofErr w:type="spellStart"/>
-                                  <w:r>
-                                    <w:rPr>
-                                      <w:lang w:val="en-US"/>
-                                    </w:rPr>
-                                    <w:t>dùng</w:t>
-                                  </w:r>
-                                  <w:proofErr w:type="spellEnd"/>
-                                  <w:r>
-                                    <w:rPr>
-                                      <w:lang w:val="en-US"/>
-                                    </w:rPr>
-                                    <w:t xml:space="preserve"> </w:t>
-                                  </w:r>
-                                  <w:proofErr w:type="spellStart"/>
-                                  <w:r>
-                                    <w:rPr>
-                                      <w:lang w:val="en-US"/>
-                                    </w:rPr>
-                                    <w:t>đăng</w:t>
-                                  </w:r>
-                                  <w:proofErr w:type="spellEnd"/>
-                                  <w:r>
-                                    <w:rPr>
-                                      <w:lang w:val="en-US"/>
-                                    </w:rPr>
-                                    <w:t xml:space="preserve"> </w:t>
-                                  </w:r>
-                                  <w:proofErr w:type="spellStart"/>
-                                  <w:r>
-                                    <w:rPr>
-                                      <w:lang w:val="en-US"/>
-                                    </w:rPr>
-                                    <w:t>nhập</w:t>
-                                  </w:r>
-                                  <w:proofErr w:type="spellEnd"/>
-                                  <w:r>
-                                    <w:rPr>
-                                      <w:lang w:val="en-US"/>
-                                    </w:rPr>
-                                    <w:t xml:space="preserve"> </w:t>
-                                  </w:r>
-                                  <w:proofErr w:type="spellStart"/>
-                                  <w:r>
-                                    <w:rPr>
-                                      <w:lang w:val="en-US"/>
-                                    </w:rPr>
-                                    <w:t>với</w:t>
-                                  </w:r>
-                                  <w:proofErr w:type="spellEnd"/>
-                                  <w:r>
-                                    <w:rPr>
-                                      <w:lang w:val="en-US"/>
-                                    </w:rPr>
-                                    <w:t xml:space="preserve"> </w:t>
-                                  </w:r>
-                                  <w:proofErr w:type="spellStart"/>
-                                  <w:r>
-                                    <w:rPr>
-                                      <w:lang w:val="en-US"/>
-                                    </w:rPr>
-                                    <w:t>tài</w:t>
-                                  </w:r>
-                                  <w:proofErr w:type="spellEnd"/>
-                                  <w:r>
-                                    <w:rPr>
-                                      <w:lang w:val="en-US"/>
-                                    </w:rPr>
-                                    <w:t xml:space="preserve"> </w:t>
-                                  </w:r>
-                                  <w:proofErr w:type="spellStart"/>
-                                  <w:r>
-                                    <w:rPr>
-                                      <w:lang w:val="en-US"/>
-                                    </w:rPr>
-                                    <w:t>khoản</w:t>
-                                  </w:r>
-                                  <w:proofErr w:type="spellEnd"/>
-                                  <w:r>
-                                    <w:rPr>
-                                      <w:lang w:val="en-US"/>
-                                    </w:rPr>
-                                    <w:t xml:space="preserve"> Outlook </w:t>
-                                  </w:r>
-                                  <w:proofErr w:type="spellStart"/>
-                                  <w:r>
-                                    <w:rPr>
-                                      <w:lang w:val="en-US"/>
-                                    </w:rPr>
-                                    <w:t>của</w:t>
-                                  </w:r>
-                                  <w:proofErr w:type="spellEnd"/>
-                                  <w:r>
-                                    <w:rPr>
-                                      <w:lang w:val="en-US"/>
-                                    </w:rPr>
-                                    <w:t xml:space="preserve"> </w:t>
-                                  </w:r>
-                                  <w:proofErr w:type="spellStart"/>
-                                  <w:r>
-                                    <w:rPr>
-                                      <w:lang w:val="en-US"/>
-                                    </w:rPr>
-                                    <w:t>trường</w:t>
+                                    <w:t>Hệ</w:t>
+                                  </w:r>
+                                  <w:proofErr w:type="spellEnd"/>
+                                  <w:r>
+                                    <w:rPr>
+                                      <w:lang w:val="en-US"/>
+                                    </w:rPr>
+                                    <w:t xml:space="preserve"> </w:t>
+                                  </w:r>
+                                  <w:proofErr w:type="spellStart"/>
+                                  <w:r>
+                                    <w:rPr>
+                                      <w:lang w:val="en-US"/>
+                                    </w:rPr>
+                                    <w:t>thống</w:t>
+                                  </w:r>
+                                  <w:proofErr w:type="spellEnd"/>
+                                  <w:r>
+                                    <w:rPr>
+                                      <w:lang w:val="en-US"/>
+                                    </w:rPr>
+                                    <w:t xml:space="preserve"> </w:t>
+                                  </w:r>
+                                  <w:proofErr w:type="spellStart"/>
+                                  <w:r>
+                                    <w:rPr>
+                                      <w:lang w:val="en-US"/>
+                                    </w:rPr>
+                                    <w:t>kiểm</w:t>
+                                  </w:r>
+                                  <w:proofErr w:type="spellEnd"/>
+                                  <w:r>
+                                    <w:rPr>
+                                      <w:lang w:val="en-US"/>
+                                    </w:rPr>
+                                    <w:t xml:space="preserve"> </w:t>
+                                  </w:r>
+                                  <w:proofErr w:type="spellStart"/>
+                                  <w:r>
+                                    <w:rPr>
+                                      <w:lang w:val="en-US"/>
+                                    </w:rPr>
+                                    <w:t>tra</w:t>
+                                  </w:r>
+                                  <w:proofErr w:type="spellEnd"/>
+                                  <w:r>
+                                    <w:rPr>
+                                      <w:lang w:val="en-US"/>
+                                    </w:rPr>
+                                    <w:t xml:space="preserve"> </w:t>
+                                  </w:r>
+                                  <w:proofErr w:type="spellStart"/>
+                                  <w:r>
+                                    <w:rPr>
+                                      <w:lang w:val="en-US"/>
+                                    </w:rPr>
+                                    <w:t>thông</w:t>
+                                  </w:r>
+                                  <w:proofErr w:type="spellEnd"/>
+                                  <w:r>
+                                    <w:rPr>
+                                      <w:lang w:val="en-US"/>
+                                    </w:rPr>
+                                    <w:t xml:space="preserve"> tin </w:t>
+                                  </w:r>
+                                  <w:proofErr w:type="spellStart"/>
+                                  <w:r>
+                                    <w:rPr>
+                                      <w:lang w:val="en-US"/>
+                                    </w:rPr>
+                                    <w:t>sinh</w:t>
+                                  </w:r>
+                                  <w:proofErr w:type="spellEnd"/>
+                                  <w:r>
+                                    <w:rPr>
+                                      <w:lang w:val="en-US"/>
+                                    </w:rPr>
+                                    <w:t xml:space="preserve"> </w:t>
+                                  </w:r>
+                                  <w:proofErr w:type="spellStart"/>
+                                  <w:r>
+                                    <w:rPr>
+                                      <w:lang w:val="en-US"/>
+                                    </w:rPr>
+                                    <w:t>siên</w:t>
+                                  </w:r>
+                                  <w:proofErr w:type="spellEnd"/>
+                                  <w:r>
+                                    <w:rPr>
+                                      <w:lang w:val="en-US"/>
+                                    </w:rPr>
+                                    <w:t xml:space="preserve">, </w:t>
+                                  </w:r>
+                                  <w:proofErr w:type="spellStart"/>
+                                  <w:r>
+                                    <w:rPr>
+                                      <w:lang w:val="en-US"/>
+                                    </w:rPr>
+                                    <w:t>lớp</w:t>
+                                  </w:r>
+                                  <w:proofErr w:type="spellEnd"/>
+                                  <w:r>
+                                    <w:rPr>
+                                      <w:lang w:val="en-US"/>
+                                    </w:rPr>
+                                    <w:t xml:space="preserve"> </w:t>
+                                  </w:r>
+                                  <w:proofErr w:type="spellStart"/>
+                                  <w:r>
+                                    <w:rPr>
+                                      <w:lang w:val="en-US"/>
+                                    </w:rPr>
+                                    <w:t>hóc</w:t>
+                                  </w:r>
+                                  <w:proofErr w:type="spellEnd"/>
+                                  <w:r>
+                                    <w:rPr>
+                                      <w:lang w:val="en-US"/>
+                                    </w:rPr>
+                                    <w:t xml:space="preserve">, </w:t>
+                                  </w:r>
+                                  <w:proofErr w:type="spellStart"/>
+                                  <w:r>
+                                    <w:rPr>
+                                      <w:lang w:val="en-US"/>
+                                    </w:rPr>
+                                    <w:t>môn</w:t>
+                                  </w:r>
+                                  <w:proofErr w:type="spellEnd"/>
+                                  <w:r>
+                                    <w:rPr>
+                                      <w:lang w:val="en-US"/>
+                                    </w:rPr>
+                                    <w:t xml:space="preserve"> </w:t>
+                                  </w:r>
+                                  <w:proofErr w:type="spellStart"/>
+                                  <w:r>
+                                    <w:rPr>
+                                      <w:lang w:val="en-US"/>
+                                    </w:rPr>
+                                    <w:t>học</w:t>
+                                  </w:r>
+                                  <w:proofErr w:type="spellEnd"/>
+                                  <w:r>
+                                    <w:rPr>
+                                      <w:lang w:val="en-US"/>
+                                    </w:rPr>
+                                    <w:t xml:space="preserve"> </w:t>
+                                  </w:r>
+                                  <w:proofErr w:type="spellStart"/>
+                                  <w:r>
+                                    <w:rPr>
+                                      <w:lang w:val="en-US"/>
+                                    </w:rPr>
+                                    <w:t>hiện</w:t>
+                                  </w:r>
+                                  <w:proofErr w:type="spellEnd"/>
+                                  <w:r>
+                                    <w:rPr>
+                                      <w:lang w:val="en-US"/>
+                                    </w:rPr>
+                                    <w:t xml:space="preserve"> </w:t>
+                                  </w:r>
+                                  <w:proofErr w:type="spellStart"/>
+                                  <w:r>
+                                    <w:rPr>
+                                      <w:lang w:val="en-US"/>
+                                    </w:rPr>
+                                    <w:t>tại</w:t>
                                   </w:r>
                                   <w:proofErr w:type="spellEnd"/>
                                 </w:p>
@@ -17830,7 +18044,7 @@
                             <w:tr>
                               <w:tc>
                                 <w:tcPr>
-                                  <w:tcW w:w="1316" w:type="pct"/>
+                                  <w:tcW w:w="0" w:type="auto"/>
                                   <w:tcBorders>
                                     <w:top w:val="single" w:sz="4" w:space="0" w:color="000000"/>
                                     <w:left w:val="single" w:sz="4" w:space="0" w:color="000000"/>
@@ -17864,7 +18078,7 @@
                               </w:tc>
                               <w:tc>
                                 <w:tcPr>
-                                  <w:tcW w:w="435" w:type="pct"/>
+                                  <w:tcW w:w="0" w:type="auto"/>
                                   <w:tcBorders>
                                     <w:top w:val="single" w:sz="4" w:space="0" w:color="000000"/>
                                     <w:left w:val="single" w:sz="4" w:space="0" w:color="000000"/>
@@ -17890,7 +18104,7 @@
                               </w:tc>
                               <w:tc>
                                 <w:tcPr>
-                                  <w:tcW w:w="3249" w:type="pct"/>
+                                  <w:tcW w:w="0" w:type="auto"/>
                                   <w:tcBorders>
                                     <w:top w:val="single" w:sz="4" w:space="0" w:color="000000"/>
                                     <w:left w:val="single" w:sz="4" w:space="0" w:color="000000"/>
@@ -17947,78 +18161,72 @@
                                     <w:rPr>
                                       <w:lang w:val="en-US"/>
                                     </w:rPr>
-                                    <w:t>cập</w:t>
-                                  </w:r>
-                                  <w:proofErr w:type="spellEnd"/>
-                                  <w:r>
-                                    <w:rPr>
-                                      <w:lang w:val="en-US"/>
-                                    </w:rPr>
-                                    <w:t xml:space="preserve"> </w:t>
-                                  </w:r>
-                                  <w:proofErr w:type="spellStart"/>
-                                  <w:r>
-                                    <w:rPr>
-                                      <w:lang w:val="en-US"/>
-                                    </w:rPr>
-                                    <w:t>nhật</w:t>
-                                  </w:r>
-                                  <w:proofErr w:type="spellEnd"/>
-                                  <w:r>
-                                    <w:rPr>
-                                      <w:lang w:val="en-US"/>
-                                    </w:rPr>
-                                    <w:t xml:space="preserve"> </w:t>
-                                  </w:r>
-                                  <w:proofErr w:type="spellStart"/>
-                                  <w:r>
-                                    <w:rPr>
-                                      <w:lang w:val="en-US"/>
-                                    </w:rPr>
-                                    <w:t>thông</w:t>
-                                  </w:r>
-                                  <w:proofErr w:type="spellEnd"/>
-                                  <w:r>
-                                    <w:rPr>
-                                      <w:lang w:val="en-US"/>
-                                    </w:rPr>
-                                    <w:t xml:space="preserve"> tin </w:t>
-                                  </w:r>
-                                  <w:proofErr w:type="spellStart"/>
-                                  <w:r>
-                                    <w:rPr>
-                                      <w:lang w:val="en-US"/>
-                                    </w:rPr>
-                                    <w:t>đăng</w:t>
-                                  </w:r>
-                                  <w:proofErr w:type="spellEnd"/>
-                                  <w:r>
-                                    <w:rPr>
-                                      <w:lang w:val="en-US"/>
-                                    </w:rPr>
-                                    <w:t xml:space="preserve"> </w:t>
-                                  </w:r>
-                                  <w:proofErr w:type="spellStart"/>
-                                  <w:r>
-                                    <w:rPr>
-                                      <w:lang w:val="en-US"/>
-                                    </w:rPr>
-                                    <w:t>nhập</w:t>
-                                  </w:r>
-                                  <w:proofErr w:type="spellEnd"/>
-                                  <w:r>
-                                    <w:rPr>
-                                      <w:lang w:val="en-US"/>
-                                    </w:rPr>
-                                    <w:t>.</w:t>
-                                  </w:r>
+                                    <w:t>trả</w:t>
+                                  </w:r>
+                                  <w:proofErr w:type="spellEnd"/>
+                                  <w:r>
+                                    <w:rPr>
+                                      <w:lang w:val="en-US"/>
+                                    </w:rPr>
+                                    <w:t xml:space="preserve"> </w:t>
+                                  </w:r>
+                                  <w:proofErr w:type="spellStart"/>
+                                  <w:r>
+                                    <w:rPr>
+                                      <w:lang w:val="en-US"/>
+                                    </w:rPr>
+                                    <w:t>về</w:t>
+                                  </w:r>
+                                  <w:proofErr w:type="spellEnd"/>
+                                  <w:r>
+                                    <w:rPr>
+                                      <w:lang w:val="en-US"/>
+                                    </w:rPr>
+                                    <w:t xml:space="preserve"> </w:t>
+                                  </w:r>
+                                  <w:proofErr w:type="spellStart"/>
+                                  <w:r>
+                                    <w:rPr>
+                                      <w:lang w:val="en-US"/>
+                                    </w:rPr>
+                                    <w:t>điểm</w:t>
+                                  </w:r>
+                                  <w:proofErr w:type="spellEnd"/>
+                                  <w:r>
+                                    <w:rPr>
+                                      <w:lang w:val="en-US"/>
+                                    </w:rPr>
+                                    <w:t xml:space="preserve"> danh </w:t>
+                                  </w:r>
+                                  <w:proofErr w:type="spellStart"/>
+                                  <w:r>
+                                    <w:rPr>
+                                      <w:lang w:val="en-US"/>
+                                    </w:rPr>
+                                    <w:t>thành</w:t>
+                                  </w:r>
+                                  <w:proofErr w:type="spellEnd"/>
+                                  <w:r>
+                                    <w:rPr>
+                                      <w:lang w:val="en-US"/>
+                                    </w:rPr>
+                                    <w:t xml:space="preserve"> </w:t>
+                                  </w:r>
+                                  <w:proofErr w:type="spellStart"/>
+                                  <w:r>
+                                    <w:rPr>
+                                      <w:lang w:val="en-US"/>
+                                    </w:rPr>
+                                    <w:t>công</w:t>
+                                  </w:r>
+                                  <w:proofErr w:type="spellEnd"/>
                                 </w:p>
                               </w:tc>
                             </w:tr>
                             <w:tr>
                               <w:tc>
                                 <w:tcPr>
-                                  <w:tcW w:w="1316" w:type="pct"/>
+                                  <w:tcW w:w="0" w:type="auto"/>
                                   <w:tcBorders>
                                     <w:top w:val="single" w:sz="4" w:space="0" w:color="000000"/>
                                     <w:left w:val="single" w:sz="4" w:space="0" w:color="000000"/>
@@ -18037,48 +18245,64 @@
                                   <w:pPr>
                                     <w:pStyle w:val="Small"/>
                                     <w:rPr>
+                                      <w:b/>
+                                      <w:bCs/>
                                       <w:sz w:val="24"/>
                                       <w:szCs w:val="24"/>
                                       <w:lang w:val="en-US"/>
                                     </w:rPr>
                                   </w:pPr>
-                                  <w:r>
-                                    <w:rPr>
-                                      <w:lang w:val="en-US"/>
-                                    </w:rPr>
-                                    <w:t> </w:t>
-                                  </w:r>
+                                  <w:proofErr w:type="spellStart"/>
+                                  <w:r>
+                                    <w:rPr>
+                                      <w:b/>
+                                      <w:bCs/>
+                                      <w:lang w:val="en-US"/>
+                                    </w:rPr>
+                                    <w:t>Luồng</w:t>
+                                  </w:r>
+                                  <w:proofErr w:type="spellEnd"/>
+                                  <w:r>
+                                    <w:rPr>
+                                      <w:b/>
+                                      <w:bCs/>
+                                      <w:lang w:val="en-US"/>
+                                    </w:rPr>
+                                    <w:t xml:space="preserve"> </w:t>
+                                  </w:r>
+                                  <w:proofErr w:type="spellStart"/>
+                                  <w:r>
+                                    <w:rPr>
+                                      <w:b/>
+                                      <w:bCs/>
+                                      <w:lang w:val="en-US"/>
+                                    </w:rPr>
+                                    <w:t>ngoại</w:t>
+                                  </w:r>
+                                  <w:proofErr w:type="spellEnd"/>
+                                  <w:r>
+                                    <w:rPr>
+                                      <w:b/>
+                                      <w:bCs/>
+                                      <w:lang w:val="en-US"/>
+                                    </w:rPr>
+                                    <w:t xml:space="preserve"> </w:t>
+                                  </w:r>
+                                  <w:proofErr w:type="spellStart"/>
+                                  <w:r>
+                                    <w:rPr>
+                                      <w:b/>
+                                      <w:bCs/>
+                                      <w:lang w:val="en-US"/>
+                                    </w:rPr>
+                                    <w:t>lệ</w:t>
+                                  </w:r>
+                                  <w:proofErr w:type="spellEnd"/>
                                 </w:p>
                               </w:tc>
                               <w:tc>
                                 <w:tcPr>
-                                  <w:tcW w:w="435" w:type="pct"/>
-                                  <w:tcBorders>
-                                    <w:top w:val="single" w:sz="4" w:space="0" w:color="000000"/>
-                                    <w:left w:val="single" w:sz="4" w:space="0" w:color="000000"/>
-                                    <w:bottom w:val="single" w:sz="4" w:space="0" w:color="000000"/>
-                                    <w:right w:val="single" w:sz="4" w:space="0" w:color="000000"/>
-                                  </w:tcBorders>
-                                  <w:tcMar>
-                                    <w:top w:w="100" w:type="dxa"/>
-                                    <w:left w:w="100" w:type="dxa"/>
-                                    <w:bottom w:w="100" w:type="dxa"/>
-                                    <w:right w:w="100" w:type="dxa"/>
-                                  </w:tcMar>
-                                </w:tcPr>
-                                <w:p>
-                                  <w:pPr>
-                                    <w:pStyle w:val="Small"/>
-                                    <w:numPr>
-                                      <w:ilvl w:val="0"/>
-                                      <w:numId w:val="5"/>
-                                    </w:numPr>
-                                  </w:pPr>
-                                </w:p>
-                              </w:tc>
-                              <w:tc>
-                                <w:tcPr>
-                                  <w:tcW w:w="3249" w:type="pct"/>
+                                  <w:tcW w:w="0" w:type="auto"/>
                                   <w:tcBorders>
                                     <w:top w:val="single" w:sz="4" w:space="0" w:color="000000"/>
                                     <w:left w:val="single" w:sz="4" w:space="0" w:color="000000"/>
@@ -18097,6 +18321,8 @@
                                   <w:pPr>
                                     <w:pStyle w:val="Small"/>
                                     <w:rPr>
+                                      <w:b/>
+                                      <w:bCs/>
                                       <w:sz w:val="24"/>
                                       <w:szCs w:val="24"/>
                                       <w:lang w:val="en-US"/>
@@ -18105,164 +18331,18 @@
                                   <w:proofErr w:type="spellStart"/>
                                   <w:r>
                                     <w:rPr>
-                                      <w:lang w:val="en-US"/>
-                                    </w:rPr>
-                                    <w:t>Hệ</w:t>
-                                  </w:r>
-                                  <w:proofErr w:type="spellEnd"/>
-                                  <w:r>
-                                    <w:rPr>
-                                      <w:lang w:val="en-US"/>
-                                    </w:rPr>
-                                    <w:t xml:space="preserve"> </w:t>
-                                  </w:r>
-                                  <w:proofErr w:type="spellStart"/>
-                                  <w:r>
-                                    <w:rPr>
-                                      <w:lang w:val="en-US"/>
-                                    </w:rPr>
-                                    <w:t>thống</w:t>
-                                  </w:r>
-                                  <w:proofErr w:type="spellEnd"/>
-                                  <w:r>
-                                    <w:rPr>
-                                      <w:lang w:val="en-US"/>
-                                    </w:rPr>
-                                    <w:t xml:space="preserve"> </w:t>
-                                  </w:r>
-                                  <w:proofErr w:type="spellStart"/>
-                                  <w:r>
-                                    <w:rPr>
-                                      <w:lang w:val="en-US"/>
-                                    </w:rPr>
-                                    <w:t>chuyển</w:t>
-                                  </w:r>
-                                  <w:proofErr w:type="spellEnd"/>
-                                  <w:r>
-                                    <w:rPr>
-                                      <w:lang w:val="en-US"/>
-                                    </w:rPr>
-                                    <w:t xml:space="preserve"> </w:t>
-                                  </w:r>
-                                  <w:proofErr w:type="spellStart"/>
-                                  <w:r>
-                                    <w:rPr>
-                                      <w:lang w:val="en-US"/>
-                                    </w:rPr>
-                                    <w:t>người</w:t>
-                                  </w:r>
-                                  <w:proofErr w:type="spellEnd"/>
-                                  <w:r>
-                                    <w:rPr>
-                                      <w:lang w:val="en-US"/>
-                                    </w:rPr>
-                                    <w:t xml:space="preserve"> </w:t>
-                                  </w:r>
-                                  <w:proofErr w:type="spellStart"/>
-                                  <w:r>
-                                    <w:rPr>
-                                      <w:lang w:val="en-US"/>
-                                    </w:rPr>
-                                    <w:t>đến</w:t>
-                                  </w:r>
-                                  <w:proofErr w:type="spellEnd"/>
-                                  <w:r>
-                                    <w:rPr>
-                                      <w:lang w:val="en-US"/>
-                                    </w:rPr>
-                                    <w:t xml:space="preserve"> </w:t>
-                                  </w:r>
-                                  <w:proofErr w:type="spellStart"/>
-                                  <w:r>
-                                    <w:rPr>
-                                      <w:lang w:val="en-US"/>
-                                    </w:rPr>
-                                    <w:t>giao</w:t>
-                                  </w:r>
-                                  <w:proofErr w:type="spellEnd"/>
-                                  <w:r>
-                                    <w:rPr>
-                                      <w:lang w:val="en-US"/>
-                                    </w:rPr>
-                                    <w:t xml:space="preserve"> </w:t>
-                                  </w:r>
-                                  <w:proofErr w:type="spellStart"/>
-                                  <w:r>
-                                    <w:rPr>
-                                      <w:lang w:val="en-US"/>
-                                    </w:rPr>
-                                    <w:t>diện</w:t>
-                                  </w:r>
-                                  <w:proofErr w:type="spellEnd"/>
-                                  <w:r>
-                                    <w:rPr>
-                                      <w:lang w:val="en-US"/>
-                                    </w:rPr>
-                                    <w:t xml:space="preserve"> </w:t>
-                                  </w:r>
-                                  <w:proofErr w:type="spellStart"/>
-                                  <w:r>
-                                    <w:rPr>
-                                      <w:lang w:val="en-US"/>
-                                    </w:rPr>
-                                    <w:t>trang</w:t>
-                                  </w:r>
-                                  <w:proofErr w:type="spellEnd"/>
-                                  <w:r>
-                                    <w:rPr>
-                                      <w:lang w:val="en-US"/>
-                                    </w:rPr>
-                                    <w:t xml:space="preserve"> </w:t>
-                                  </w:r>
-                                  <w:proofErr w:type="spellStart"/>
-                                  <w:r>
-                                    <w:rPr>
-                                      <w:lang w:val="en-US"/>
-                                    </w:rPr>
-                                    <w:t>chủ</w:t>
-                                  </w:r>
-                                  <w:proofErr w:type="spellEnd"/>
-                                  <w:r>
-                                    <w:rPr>
-                                      <w:lang w:val="en-US"/>
-                                    </w:rPr>
-                                    <w:t xml:space="preserve"> </w:t>
-                                  </w:r>
-                                  <w:proofErr w:type="spellStart"/>
-                                  <w:r>
-                                    <w:rPr>
-                                      <w:lang w:val="en-US"/>
-                                    </w:rPr>
-                                    <w:t>thích</w:t>
-                                  </w:r>
-                                  <w:proofErr w:type="spellEnd"/>
-                                  <w:r>
-                                    <w:rPr>
-                                      <w:lang w:val="en-US"/>
-                                    </w:rPr>
-                                    <w:t xml:space="preserve"> </w:t>
-                                  </w:r>
-                                  <w:proofErr w:type="spellStart"/>
-                                  <w:r>
-                                    <w:rPr>
-                                      <w:lang w:val="en-US"/>
-                                    </w:rPr>
-                                    <w:t>hợp</w:t>
-                                  </w:r>
-                                  <w:proofErr w:type="spellEnd"/>
-                                  <w:r>
-                                    <w:rPr>
-                                      <w:lang w:val="en-US"/>
-                                    </w:rPr>
-                                    <w:t>.</w:t>
-                                  </w:r>
+                                      <w:b/>
+                                      <w:bCs/>
+                                      <w:lang w:val="en-US"/>
+                                    </w:rPr>
+                                    <w:t>Bước</w:t>
+                                  </w:r>
+                                  <w:proofErr w:type="spellEnd"/>
                                 </w:p>
                               </w:tc>
-                            </w:tr>
-                            <w:tr>
                               <w:tc>
                                 <w:tcPr>
-                                  <w:tcW w:w="1316" w:type="pct"/>
+                                  <w:tcW w:w="0" w:type="auto"/>
                                   <w:tcBorders>
                                     <w:top w:val="single" w:sz="4" w:space="0" w:color="000000"/>
                                     <w:left w:val="single" w:sz="4" w:space="0" w:color="000000"/>
@@ -18295,7 +18375,7 @@
                                       <w:bCs/>
                                       <w:lang w:val="en-US"/>
                                     </w:rPr>
-                                    <w:t>Luồng</w:t>
+                                    <w:t>Hành</w:t>
                                   </w:r>
                                   <w:proofErr w:type="spellEnd"/>
                                   <w:r>
@@ -18313,7 +18393,7 @@
                                       <w:bCs/>
                                       <w:lang w:val="en-US"/>
                                     </w:rPr>
-                                    <w:t>ngoại</w:t>
+                                    <w:t>động</w:t>
                                   </w:r>
                                   <w:proofErr w:type="spellEnd"/>
                                   <w:r>
@@ -18331,14 +18411,34 @@
                                       <w:bCs/>
                                       <w:lang w:val="en-US"/>
                                     </w:rPr>
-                                    <w:t>lệ</w:t>
+                                    <w:t>phân</w:t>
+                                  </w:r>
+                                  <w:proofErr w:type="spellEnd"/>
+                                  <w:r>
+                                    <w:rPr>
+                                      <w:b/>
+                                      <w:bCs/>
+                                      <w:lang w:val="en-US"/>
+                                    </w:rPr>
+                                    <w:t xml:space="preserve"> </w:t>
+                                  </w:r>
+                                  <w:proofErr w:type="spellStart"/>
+                                  <w:r>
+                                    <w:rPr>
+                                      <w:b/>
+                                      <w:bCs/>
+                                      <w:lang w:val="en-US"/>
+                                    </w:rPr>
+                                    <w:t>nhánh</w:t>
                                   </w:r>
                                   <w:proofErr w:type="spellEnd"/>
                                 </w:p>
                               </w:tc>
+                            </w:tr>
+                            <w:tr>
                               <w:tc>
                                 <w:tcPr>
-                                  <w:tcW w:w="435" w:type="pct"/>
+                                  <w:tcW w:w="0" w:type="auto"/>
                                   <w:tcBorders>
                                     <w:top w:val="single" w:sz="4" w:space="0" w:color="000000"/>
                                     <w:left w:val="single" w:sz="4" w:space="0" w:color="000000"/>
@@ -18357,142 +18457,6 @@
                                   <w:pPr>
                                     <w:pStyle w:val="Small"/>
                                     <w:rPr>
-                                      <w:b/>
-                                      <w:bCs/>
-                                      <w:sz w:val="24"/>
-                                      <w:szCs w:val="24"/>
-                                      <w:lang w:val="en-US"/>
-                                    </w:rPr>
-                                  </w:pPr>
-                                  <w:proofErr w:type="spellStart"/>
-                                  <w:r>
-                                    <w:rPr>
-                                      <w:b/>
-                                      <w:bCs/>
-                                      <w:lang w:val="en-US"/>
-                                    </w:rPr>
-                                    <w:t>Bước</w:t>
-                                  </w:r>
-                                  <w:proofErr w:type="spellEnd"/>
-                                </w:p>
-                              </w:tc>
-                              <w:tc>
-                                <w:tcPr>
-                                  <w:tcW w:w="3249" w:type="pct"/>
-                                  <w:tcBorders>
-                                    <w:top w:val="single" w:sz="4" w:space="0" w:color="000000"/>
-                                    <w:left w:val="single" w:sz="4" w:space="0" w:color="000000"/>
-                                    <w:bottom w:val="single" w:sz="4" w:space="0" w:color="000000"/>
-                                    <w:right w:val="single" w:sz="4" w:space="0" w:color="000000"/>
-                                  </w:tcBorders>
-                                  <w:tcMar>
-                                    <w:top w:w="100" w:type="dxa"/>
-                                    <w:left w:w="100" w:type="dxa"/>
-                                    <w:bottom w:w="100" w:type="dxa"/>
-                                    <w:right w:w="100" w:type="dxa"/>
-                                  </w:tcMar>
-                                  <w:hideMark/>
-                                </w:tcPr>
-                                <w:p>
-                                  <w:pPr>
-                                    <w:pStyle w:val="Small"/>
-                                    <w:rPr>
-                                      <w:b/>
-                                      <w:bCs/>
-                                      <w:sz w:val="24"/>
-                                      <w:szCs w:val="24"/>
-                                      <w:lang w:val="en-US"/>
-                                    </w:rPr>
-                                  </w:pPr>
-                                  <w:proofErr w:type="spellStart"/>
-                                  <w:r>
-                                    <w:rPr>
-                                      <w:b/>
-                                      <w:bCs/>
-                                      <w:lang w:val="en-US"/>
-                                    </w:rPr>
-                                    <w:t>Hành</w:t>
-                                  </w:r>
-                                  <w:proofErr w:type="spellEnd"/>
-                                  <w:r>
-                                    <w:rPr>
-                                      <w:b/>
-                                      <w:bCs/>
-                                      <w:lang w:val="en-US"/>
-                                    </w:rPr>
-                                    <w:t xml:space="preserve"> </w:t>
-                                  </w:r>
-                                  <w:proofErr w:type="spellStart"/>
-                                  <w:r>
-                                    <w:rPr>
-                                      <w:b/>
-                                      <w:bCs/>
-                                      <w:lang w:val="en-US"/>
-                                    </w:rPr>
-                                    <w:t>động</w:t>
-                                  </w:r>
-                                  <w:proofErr w:type="spellEnd"/>
-                                  <w:r>
-                                    <w:rPr>
-                                      <w:b/>
-                                      <w:bCs/>
-                                      <w:lang w:val="en-US"/>
-                                    </w:rPr>
-                                    <w:t xml:space="preserve"> </w:t>
-                                  </w:r>
-                                  <w:proofErr w:type="spellStart"/>
-                                  <w:r>
-                                    <w:rPr>
-                                      <w:b/>
-                                      <w:bCs/>
-                                      <w:lang w:val="en-US"/>
-                                    </w:rPr>
-                                    <w:t>phân</w:t>
-                                  </w:r>
-                                  <w:proofErr w:type="spellEnd"/>
-                                  <w:r>
-                                    <w:rPr>
-                                      <w:b/>
-                                      <w:bCs/>
-                                      <w:lang w:val="en-US"/>
-                                    </w:rPr>
-                                    <w:t xml:space="preserve"> </w:t>
-                                  </w:r>
-                                  <w:proofErr w:type="spellStart"/>
-                                  <w:r>
-                                    <w:rPr>
-                                      <w:b/>
-                                      <w:bCs/>
-                                      <w:lang w:val="en-US"/>
-                                    </w:rPr>
-                                    <w:t>nhánh</w:t>
-                                  </w:r>
-                                  <w:proofErr w:type="spellEnd"/>
-                                </w:p>
-                              </w:tc>
-                            </w:tr>
-                            <w:tr>
-                              <w:tc>
-                                <w:tcPr>
-                                  <w:tcW w:w="1316" w:type="pct"/>
-                                  <w:tcBorders>
-                                    <w:top w:val="single" w:sz="4" w:space="0" w:color="000000"/>
-                                    <w:left w:val="single" w:sz="4" w:space="0" w:color="000000"/>
-                                    <w:bottom w:val="single" w:sz="4" w:space="0" w:color="000000"/>
-                                    <w:right w:val="single" w:sz="4" w:space="0" w:color="000000"/>
-                                  </w:tcBorders>
-                                  <w:tcMar>
-                                    <w:top w:w="100" w:type="dxa"/>
-                                    <w:left w:w="100" w:type="dxa"/>
-                                    <w:bottom w:w="100" w:type="dxa"/>
-                                    <w:right w:w="100" w:type="dxa"/>
-                                  </w:tcMar>
-                                  <w:hideMark/>
-                                </w:tcPr>
-                                <w:p>
-                                  <w:pPr>
-                                    <w:pStyle w:val="Small"/>
-                                    <w:rPr>
                                       <w:sz w:val="24"/>
                                       <w:szCs w:val="24"/>
                                       <w:lang w:val="en-US"/>
@@ -18502,7 +18466,7 @@
                               </w:tc>
                               <w:tc>
                                 <w:tcPr>
-                                  <w:tcW w:w="435" w:type="pct"/>
+                                  <w:tcW w:w="0" w:type="auto"/>
                                   <w:tcBorders>
                                     <w:top w:val="single" w:sz="4" w:space="0" w:color="000000"/>
                                     <w:left w:val="single" w:sz="4" w:space="0" w:color="000000"/>
@@ -18532,13 +18496,13 @@
                                     <w:rPr>
                                       <w:lang w:val="en-US"/>
                                     </w:rPr>
-                                    <w:t>1</w:t>
+                                    <w:t>3</w:t>
                                   </w:r>
                                 </w:p>
                               </w:tc>
                               <w:tc>
                                 <w:tcPr>
-                                  <w:tcW w:w="3249" w:type="pct"/>
+                                  <w:tcW w:w="0" w:type="auto"/>
                                   <w:tcBorders>
                                     <w:top w:val="single" w:sz="4" w:space="0" w:color="000000"/>
                                     <w:left w:val="single" w:sz="4" w:space="0" w:color="000000"/>
@@ -18557,8 +18521,6 @@
                                   <w:pPr>
                                     <w:pStyle w:val="Small"/>
                                     <w:rPr>
-                                      <w:sz w:val="24"/>
-                                      <w:szCs w:val="24"/>
                                       <w:lang w:val="en-US"/>
                                     </w:rPr>
                                   </w:pPr>
@@ -18566,7 +18528,7 @@
                                     <w:rPr>
                                       <w:lang w:val="en-US"/>
                                     </w:rPr>
-                                    <w:t>1</w:t>
+                                    <w:t>3</w:t>
                                   </w:r>
                                   <w:r>
                                     <w:rPr>
@@ -18579,147 +18541,192 @@
                                     <w:rPr>
                                       <w:lang w:val="en-US"/>
                                     </w:rPr>
-                                    <w:t>Người</w:t>
-                                  </w:r>
-                                  <w:proofErr w:type="spellEnd"/>
-                                  <w:r>
-                                    <w:rPr>
-                                      <w:lang w:val="en-US"/>
-                                    </w:rPr>
-                                    <w:t xml:space="preserve"> </w:t>
-                                  </w:r>
-                                  <w:proofErr w:type="spellStart"/>
-                                  <w:r>
-                                    <w:rPr>
-                                      <w:lang w:val="en-US"/>
-                                    </w:rPr>
-                                    <w:t>dùng</w:t>
-                                  </w:r>
-                                  <w:proofErr w:type="spellEnd"/>
-                                  <w:r>
-                                    <w:rPr>
-                                      <w:lang w:val="en-US"/>
-                                    </w:rPr>
-                                    <w:t xml:space="preserve"> </w:t>
-                                  </w:r>
-                                  <w:proofErr w:type="spellStart"/>
-                                  <w:r>
-                                    <w:rPr>
-                                      <w:lang w:val="en-US"/>
-                                    </w:rPr>
-                                    <w:t>thoát</w:t>
-                                  </w:r>
-                                  <w:proofErr w:type="spellEnd"/>
-                                  <w:r>
-                                    <w:rPr>
-                                      <w:lang w:val="en-US"/>
-                                    </w:rPr>
-                                    <w:t xml:space="preserve"> </w:t>
-                                  </w:r>
-                                  <w:proofErr w:type="spellStart"/>
-                                  <w:r>
-                                    <w:rPr>
-                                      <w:lang w:val="en-US"/>
-                                    </w:rPr>
-                                    <w:t>khỏi</w:t>
-                                  </w:r>
-                                  <w:proofErr w:type="spellEnd"/>
-                                  <w:r>
-                                    <w:rPr>
-                                      <w:lang w:val="en-US"/>
-                                    </w:rPr>
-                                    <w:t xml:space="preserve"> </w:t>
-                                  </w:r>
-                                  <w:proofErr w:type="spellStart"/>
-                                  <w:r>
-                                    <w:rPr>
-                                      <w:lang w:val="en-US"/>
-                                    </w:rPr>
-                                    <w:t>trnag</w:t>
-                                  </w:r>
-                                  <w:proofErr w:type="spellEnd"/>
-                                  <w:r>
-                                    <w:rPr>
-                                      <w:lang w:val="en-US"/>
-                                    </w:rPr>
-                                    <w:t xml:space="preserve"> </w:t>
-                                  </w:r>
-                                  <w:proofErr w:type="spellStart"/>
-                                  <w:r>
-                                    <w:rPr>
-                                      <w:lang w:val="en-US"/>
-                                    </w:rPr>
-                                    <w:t>đăng</w:t>
-                                  </w:r>
-                                  <w:proofErr w:type="spellEnd"/>
-                                  <w:r>
-                                    <w:rPr>
-                                      <w:lang w:val="en-US"/>
-                                    </w:rPr>
-                                    <w:t xml:space="preserve"> </w:t>
-                                  </w:r>
-                                  <w:proofErr w:type="spellStart"/>
-                                  <w:r>
-                                    <w:rPr>
-                                      <w:lang w:val="en-US"/>
-                                    </w:rPr>
-                                    <w:t>nhập</w:t>
-                                  </w:r>
-                                  <w:proofErr w:type="spellEnd"/>
-                                  <w:r>
-                                    <w:rPr>
-                                      <w:lang w:val="en-US"/>
-                                    </w:rPr>
-                                    <w:t xml:space="preserve">. Use case </w:t>
-                                  </w:r>
-                                  <w:proofErr w:type="spellStart"/>
-                                  <w:r>
-                                    <w:rPr>
-                                      <w:lang w:val="en-US"/>
-                                    </w:rPr>
-                                    <w:t>kết</w:t>
-                                  </w:r>
-                                  <w:proofErr w:type="spellEnd"/>
-                                  <w:r>
-                                    <w:rPr>
-                                      <w:lang w:val="en-US"/>
-                                    </w:rPr>
-                                    <w:t xml:space="preserve"> </w:t>
-                                  </w:r>
-                                  <w:proofErr w:type="spellStart"/>
-                                  <w:r>
-                                    <w:rPr>
-                                      <w:lang w:val="en-US"/>
-                                    </w:rPr>
-                                    <w:t>thúc</w:t>
-                                  </w:r>
-                                  <w:proofErr w:type="spellEnd"/>
-                                  <w:r>
-                                    <w:rPr>
-                                      <w:lang w:val="en-US"/>
-                                    </w:rPr>
-                                    <w:t>.</w:t>
-                                  </w:r>
+                                    <w:t>Sinh</w:t>
+                                  </w:r>
+                                  <w:proofErr w:type="spellEnd"/>
+                                  <w:r>
+                                    <w:rPr>
+                                      <w:lang w:val="en-US"/>
+                                    </w:rPr>
+                                    <w:t xml:space="preserve"> </w:t>
+                                  </w:r>
+                                  <w:proofErr w:type="spellStart"/>
+                                  <w:r>
+                                    <w:rPr>
+                                      <w:lang w:val="en-US"/>
+                                    </w:rPr>
+                                    <w:t>viên</w:t>
+                                  </w:r>
+                                  <w:proofErr w:type="spellEnd"/>
+                                  <w:r>
+                                    <w:rPr>
+                                      <w:lang w:val="en-US"/>
+                                    </w:rPr>
+                                    <w:t xml:space="preserve"> </w:t>
+                                  </w:r>
+                                  <w:proofErr w:type="spellStart"/>
+                                  <w:r>
+                                    <w:rPr>
+                                      <w:lang w:val="en-US"/>
+                                    </w:rPr>
+                                    <w:t>điểm</w:t>
+                                  </w:r>
+                                  <w:proofErr w:type="spellEnd"/>
+                                  <w:r>
+                                    <w:rPr>
+                                      <w:lang w:val="en-US"/>
+                                    </w:rPr>
+                                    <w:t xml:space="preserve"> danh </w:t>
+                                  </w:r>
+                                  <w:proofErr w:type="spellStart"/>
+                                  <w:r>
+                                    <w:rPr>
+                                      <w:lang w:val="en-US"/>
+                                    </w:rPr>
+                                    <w:t>không</w:t>
+                                  </w:r>
+                                  <w:proofErr w:type="spellEnd"/>
+                                  <w:r>
+                                    <w:rPr>
+                                      <w:lang w:val="en-US"/>
+                                    </w:rPr>
+                                    <w:t xml:space="preserve"> </w:t>
+                                  </w:r>
+                                  <w:proofErr w:type="spellStart"/>
+                                  <w:r>
+                                    <w:rPr>
+                                      <w:lang w:val="en-US"/>
+                                    </w:rPr>
+                                    <w:t>đúng</w:t>
+                                  </w:r>
+                                  <w:proofErr w:type="spellEnd"/>
+                                  <w:r>
+                                    <w:rPr>
+                                      <w:lang w:val="en-US"/>
+                                    </w:rPr>
+                                    <w:t xml:space="preserve"> </w:t>
+                                  </w:r>
+                                  <w:proofErr w:type="spellStart"/>
+                                  <w:r>
+                                    <w:rPr>
+                                      <w:lang w:val="en-US"/>
+                                    </w:rPr>
+                                    <w:t>phòng</w:t>
+                                  </w:r>
+                                  <w:proofErr w:type="spellEnd"/>
+                                  <w:r>
+                                    <w:rPr>
+                                      <w:lang w:val="en-US"/>
+                                    </w:rPr>
+                                    <w:t xml:space="preserve">, </w:t>
+                                  </w:r>
+                                  <w:proofErr w:type="spellStart"/>
+                                  <w:r>
+                                    <w:rPr>
+                                      <w:lang w:val="en-US"/>
+                                    </w:rPr>
+                                    <w:t>hệ</w:t>
+                                  </w:r>
+                                  <w:proofErr w:type="spellEnd"/>
+                                  <w:r>
+                                    <w:rPr>
+                                      <w:lang w:val="en-US"/>
+                                    </w:rPr>
+                                    <w:t xml:space="preserve"> </w:t>
+                                  </w:r>
+                                  <w:proofErr w:type="spellStart"/>
+                                  <w:r>
+                                    <w:rPr>
+                                      <w:lang w:val="en-US"/>
+                                    </w:rPr>
+                                    <w:t>thống</w:t>
+                                  </w:r>
+                                  <w:proofErr w:type="spellEnd"/>
+                                  <w:r>
+                                    <w:rPr>
+                                      <w:lang w:val="en-US"/>
+                                    </w:rPr>
+                                    <w:t xml:space="preserve"> </w:t>
+                                  </w:r>
+                                  <w:proofErr w:type="spellStart"/>
+                                  <w:r>
+                                    <w:rPr>
+                                      <w:lang w:val="en-US"/>
+                                    </w:rPr>
+                                    <w:t>trả</w:t>
+                                  </w:r>
+                                  <w:proofErr w:type="spellEnd"/>
+                                  <w:r>
+                                    <w:rPr>
+                                      <w:lang w:val="en-US"/>
+                                    </w:rPr>
+                                    <w:t xml:space="preserve"> </w:t>
+                                  </w:r>
+                                  <w:proofErr w:type="spellStart"/>
+                                  <w:r>
+                                    <w:rPr>
+                                      <w:lang w:val="en-US"/>
+                                    </w:rPr>
+                                    <w:t>về</w:t>
+                                  </w:r>
+                                  <w:proofErr w:type="spellEnd"/>
+                                  <w:r>
+                                    <w:rPr>
+                                      <w:lang w:val="en-US"/>
+                                    </w:rPr>
+                                    <w:t xml:space="preserve"> </w:t>
+                                  </w:r>
+                                  <w:proofErr w:type="spellStart"/>
+                                  <w:r>
+                                    <w:rPr>
+                                      <w:lang w:val="en-US"/>
+                                    </w:rPr>
+                                    <w:t>điểm</w:t>
+                                  </w:r>
+                                  <w:proofErr w:type="spellEnd"/>
+                                  <w:r>
+                                    <w:rPr>
+                                      <w:lang w:val="en-US"/>
+                                    </w:rPr>
+                                    <w:t xml:space="preserve"> danh </w:t>
+                                  </w:r>
+                                  <w:proofErr w:type="spellStart"/>
+                                  <w:r>
+                                    <w:rPr>
+                                      <w:lang w:val="en-US"/>
+                                    </w:rPr>
+                                    <w:t>không</w:t>
+                                  </w:r>
+                                  <w:proofErr w:type="spellEnd"/>
+                                  <w:r>
+                                    <w:rPr>
+                                      <w:lang w:val="en-US"/>
+                                    </w:rPr>
+                                    <w:t xml:space="preserve"> </w:t>
+                                  </w:r>
+                                  <w:proofErr w:type="spellStart"/>
+                                  <w:r>
+                                    <w:rPr>
+                                      <w:lang w:val="en-US"/>
+                                    </w:rPr>
+                                    <w:t>thành</w:t>
+                                  </w:r>
+                                  <w:proofErr w:type="spellEnd"/>
+                                  <w:r>
+                                    <w:rPr>
+                                      <w:lang w:val="en-US"/>
+                                    </w:rPr>
+                                    <w:t xml:space="preserve"> </w:t>
+                                  </w:r>
+                                  <w:proofErr w:type="spellStart"/>
+                                  <w:r>
+                                    <w:rPr>
+                                      <w:lang w:val="en-US"/>
+                                    </w:rPr>
+                                    <w:t>công</w:t>
+                                  </w:r>
+                                  <w:proofErr w:type="spellEnd"/>
                                 </w:p>
-                              </w:tc>
-                            </w:tr>
-                            <w:tr>
-                              <w:tc>
-                                <w:tcPr>
-                                  <w:tcW w:w="1316" w:type="pct"/>
-                                  <w:tcBorders>
-                                    <w:top w:val="single" w:sz="4" w:space="0" w:color="000000"/>
-                                    <w:left w:val="single" w:sz="4" w:space="0" w:color="000000"/>
-                                    <w:bottom w:val="single" w:sz="4" w:space="0" w:color="000000"/>
-                                    <w:right w:val="single" w:sz="4" w:space="0" w:color="000000"/>
-                                  </w:tcBorders>
-                                  <w:tcMar>
-                                    <w:top w:w="100" w:type="dxa"/>
-                                    <w:left w:w="100" w:type="dxa"/>
-                                    <w:bottom w:w="100" w:type="dxa"/>
-                                    <w:right w:w="100" w:type="dxa"/>
-                                  </w:tcMar>
-                                </w:tcPr>
                                 <w:p>
                                   <w:pPr>
                                     <w:pStyle w:val="Small"/>
@@ -18729,125 +18736,67 @@
                                       <w:lang w:val="en-US"/>
                                     </w:rPr>
                                   </w:pPr>
-                                </w:p>
-                              </w:tc>
-                              <w:tc>
-                                <w:tcPr>
-                                  <w:tcW w:w="435" w:type="pct"/>
-                                  <w:tcBorders>
-                                    <w:top w:val="single" w:sz="4" w:space="0" w:color="000000"/>
-                                    <w:left w:val="single" w:sz="4" w:space="0" w:color="000000"/>
-                                    <w:bottom w:val="single" w:sz="4" w:space="0" w:color="000000"/>
-                                    <w:right w:val="single" w:sz="4" w:space="0" w:color="000000"/>
-                                  </w:tcBorders>
-                                  <w:tcMar>
-                                    <w:top w:w="100" w:type="dxa"/>
-                                    <w:left w:w="100" w:type="dxa"/>
-                                    <w:bottom w:w="100" w:type="dxa"/>
-                                    <w:right w:w="100" w:type="dxa"/>
-                                  </w:tcMar>
-                                  <w:vAlign w:val="center"/>
-                                </w:tcPr>
-                                <w:p>
-                                  <w:pPr>
-                                    <w:pStyle w:val="Small"/>
-                                    <w:jc w:val="center"/>
-                                    <w:rPr>
-                                      <w:lang w:val="en-US"/>
-                                    </w:rPr>
-                                  </w:pPr>
-                                  <w:r>
-                                    <w:rPr>
-                                      <w:lang w:val="en-US"/>
-                                    </w:rPr>
-                                    <w:t>3</w:t>
-                                  </w:r>
-                                </w:p>
-                              </w:tc>
-                              <w:tc>
-                                <w:tcPr>
-                                  <w:tcW w:w="3249" w:type="pct"/>
-                                  <w:tcBorders>
-                                    <w:top w:val="single" w:sz="4" w:space="0" w:color="000000"/>
-                                    <w:left w:val="single" w:sz="4" w:space="0" w:color="000000"/>
-                                    <w:bottom w:val="single" w:sz="4" w:space="0" w:color="000000"/>
-                                    <w:right w:val="single" w:sz="4" w:space="0" w:color="000000"/>
-                                  </w:tcBorders>
-                                  <w:tcMar>
-                                    <w:top w:w="100" w:type="dxa"/>
-                                    <w:left w:w="100" w:type="dxa"/>
-                                    <w:bottom w:w="100" w:type="dxa"/>
-                                    <w:right w:w="100" w:type="dxa"/>
-                                  </w:tcMar>
-                                </w:tcPr>
-                                <w:p>
-                                  <w:pPr>
-                                    <w:pStyle w:val="Small"/>
-                                    <w:rPr>
-                                      <w:lang w:val="en-US"/>
-                                    </w:rPr>
-                                  </w:pPr>
-                                  <w:r>
-                                    <w:rPr>
-                                      <w:lang w:val="en-US"/>
-                                    </w:rPr>
-                                    <w:t xml:space="preserve">3a. </w:t>
-                                  </w:r>
-                                  <w:proofErr w:type="spellStart"/>
-                                  <w:r>
-                                    <w:rPr>
-                                      <w:lang w:val="en-US"/>
-                                    </w:rPr>
-                                    <w:t>Người</w:t>
-                                  </w:r>
-                                  <w:proofErr w:type="spellEnd"/>
-                                  <w:r>
-                                    <w:rPr>
-                                      <w:lang w:val="en-US"/>
-                                    </w:rPr>
-                                    <w:t xml:space="preserve"> </w:t>
-                                  </w:r>
-                                  <w:proofErr w:type="spellStart"/>
-                                  <w:r>
-                                    <w:rPr>
-                                      <w:lang w:val="en-US"/>
-                                    </w:rPr>
-                                    <w:t>dùng</w:t>
-                                  </w:r>
-                                  <w:proofErr w:type="spellEnd"/>
-                                  <w:r>
-                                    <w:rPr>
-                                      <w:lang w:val="en-US"/>
-                                    </w:rPr>
-                                    <w:t xml:space="preserve"> </w:t>
-                                  </w:r>
-                                  <w:proofErr w:type="spellStart"/>
-                                  <w:r>
-                                    <w:rPr>
-                                      <w:lang w:val="en-US"/>
-                                    </w:rPr>
-                                    <w:t>đăng</w:t>
-                                  </w:r>
-                                  <w:proofErr w:type="spellEnd"/>
-                                  <w:r>
-                                    <w:rPr>
-                                      <w:lang w:val="en-US"/>
-                                    </w:rPr>
-                                    <w:t xml:space="preserve"> </w:t>
-                                  </w:r>
-                                  <w:proofErr w:type="spellStart"/>
-                                  <w:r>
-                                    <w:rPr>
-                                      <w:lang w:val="en-US"/>
-                                    </w:rPr>
-                                    <w:t>nhập</w:t>
-                                  </w:r>
-                                  <w:proofErr w:type="spellEnd"/>
-                                  <w:r>
-                                    <w:rPr>
-                                      <w:lang w:val="en-US"/>
-                                    </w:rPr>
-                                    <w:t xml:space="preserve"> </w:t>
+                                  <w:r>
+                                    <w:rPr>
+                                      <w:lang w:val="en-US"/>
+                                    </w:rPr>
+                                    <w:t xml:space="preserve">3.b </w:t>
+                                  </w:r>
+                                  <w:proofErr w:type="spellStart"/>
+                                  <w:r>
+                                    <w:rPr>
+                                      <w:lang w:val="en-US"/>
+                                    </w:rPr>
+                                    <w:t>Sinh</w:t>
+                                  </w:r>
+                                  <w:proofErr w:type="spellEnd"/>
+                                  <w:r>
+                                    <w:rPr>
+                                      <w:lang w:val="en-US"/>
+                                    </w:rPr>
+                                    <w:t xml:space="preserve"> </w:t>
+                                  </w:r>
+                                  <w:proofErr w:type="spellStart"/>
+                                  <w:r>
+                                    <w:rPr>
+                                      <w:lang w:val="en-US"/>
+                                    </w:rPr>
+                                    <w:t>viên</w:t>
+                                  </w:r>
+                                  <w:proofErr w:type="spellEnd"/>
+                                  <w:r>
+                                    <w:rPr>
+                                      <w:lang w:val="en-US"/>
+                                    </w:rPr>
+                                    <w:t xml:space="preserve"> </w:t>
+                                  </w:r>
+                                  <w:proofErr w:type="spellStart"/>
+                                  <w:r>
+                                    <w:rPr>
+                                      <w:lang w:val="en-US"/>
+                                    </w:rPr>
+                                    <w:t>điểm</w:t>
+                                  </w:r>
+                                  <w:proofErr w:type="spellEnd"/>
+                                  <w:r>
+                                    <w:rPr>
+                                      <w:lang w:val="en-US"/>
+                                    </w:rPr>
+                                    <w:t xml:space="preserve"> danh </w:t>
+                                  </w:r>
+                                  <w:proofErr w:type="spellStart"/>
+                                  <w:r>
+                                    <w:rPr>
+                                      <w:lang w:val="en-US"/>
+                                    </w:rPr>
+                                    <w:t>quá</w:t>
+                                  </w:r>
+                                  <w:proofErr w:type="spellEnd"/>
+                                  <w:r>
+                                    <w:rPr>
+                                      <w:lang w:val="en-US"/>
+                                    </w:rPr>
+                                    <w:t xml:space="preserve"> so </w:t>
                                   </w:r>
                                   <w:proofErr w:type="spellStart"/>
                                   <w:r>
@@ -18861,70 +18810,42 @@
                                     <w:rPr>
                                       <w:lang w:val="en-US"/>
                                     </w:rPr>
-                                    <w:t xml:space="preserve"> email </w:t>
-                                  </w:r>
-                                  <w:proofErr w:type="spellStart"/>
-                                  <w:r>
-                                    <w:rPr>
-                                      <w:lang w:val="en-US"/>
-                                    </w:rPr>
-                                    <w:t>không</w:t>
-                                  </w:r>
-                                  <w:proofErr w:type="spellEnd"/>
-                                  <w:r>
-                                    <w:rPr>
-                                      <w:lang w:val="en-US"/>
-                                    </w:rPr>
-                                    <w:t xml:space="preserve"> </w:t>
-                                  </w:r>
-                                  <w:proofErr w:type="spellStart"/>
-                                  <w:r>
-                                    <w:rPr>
-                                      <w:lang w:val="en-US"/>
-                                    </w:rPr>
-                                    <w:t>phải</w:t>
-                                  </w:r>
-                                  <w:proofErr w:type="spellEnd"/>
-                                  <w:r>
-                                    <w:rPr>
-                                      <w:lang w:val="en-US"/>
-                                    </w:rPr>
-                                    <w:t xml:space="preserve"> </w:t>
-                                  </w:r>
-                                  <w:proofErr w:type="spellStart"/>
-                                  <w:r>
-                                    <w:rPr>
-                                      <w:lang w:val="en-US"/>
-                                    </w:rPr>
-                                    <w:t>của</w:t>
-                                  </w:r>
-                                  <w:proofErr w:type="spellEnd"/>
-                                  <w:r>
-                                    <w:rPr>
-                                      <w:lang w:val="en-US"/>
-                                    </w:rPr>
-                                    <w:t xml:space="preserve"> </w:t>
-                                  </w:r>
-                                  <w:proofErr w:type="spellStart"/>
-                                  <w:r>
-                                    <w:rPr>
-                                      <w:lang w:val="en-US"/>
-                                    </w:rPr>
-                                    <w:t>trường</w:t>
-                                  </w:r>
-                                  <w:proofErr w:type="spellEnd"/>
-                                  <w:r>
-                                    <w:rPr>
-                                      <w:lang w:val="en-US"/>
-                                    </w:rPr>
-                                    <w:t xml:space="preserve">. </w:t>
-                                  </w:r>
-                                  <w:proofErr w:type="spellStart"/>
-                                  <w:r>
-                                    <w:rPr>
-                                      <w:lang w:val="en-US"/>
-                                    </w:rPr>
-                                    <w:t>Hệ</w:t>
+                                    <w:t xml:space="preserve"> </w:t>
+                                  </w:r>
+                                  <w:proofErr w:type="spellStart"/>
+                                  <w:r>
+                                    <w:rPr>
+                                      <w:lang w:val="en-US"/>
+                                    </w:rPr>
+                                    <w:t>giờ</w:t>
+                                  </w:r>
+                                  <w:proofErr w:type="spellEnd"/>
+                                  <w:r>
+                                    <w:rPr>
+                                      <w:lang w:val="en-US"/>
+                                    </w:rPr>
+                                    <w:t xml:space="preserve"> </w:t>
+                                  </w:r>
+                                  <w:proofErr w:type="spellStart"/>
+                                  <w:r>
+                                    <w:rPr>
+                                      <w:lang w:val="en-US"/>
+                                    </w:rPr>
+                                    <w:t>điểm</w:t>
+                                  </w:r>
+                                  <w:proofErr w:type="spellEnd"/>
+                                  <w:r>
+                                    <w:rPr>
+                                      <w:lang w:val="en-US"/>
+                                    </w:rPr>
+                                    <w:t xml:space="preserve"> danh, </w:t>
+                                  </w:r>
+                                  <w:proofErr w:type="spellStart"/>
+                                  <w:r>
+                                    <w:rPr>
+                                      <w:lang w:val="en-US"/>
+                                    </w:rPr>
+                                    <w:t>hệ</w:t>
                                   </w:r>
                                   <w:proofErr w:type="spellEnd"/>
                                   <w:r>
@@ -18945,70 +18866,56 @@
                                     <w:rPr>
                                       <w:lang w:val="en-US"/>
                                     </w:rPr>
-                                    <w:t xml:space="preserve"> quay </w:t>
-                                  </w:r>
-                                  <w:proofErr w:type="spellStart"/>
-                                  <w:r>
-                                    <w:rPr>
-                                      <w:lang w:val="en-US"/>
-                                    </w:rPr>
-                                    <w:t>trở</w:t>
-                                  </w:r>
-                                  <w:proofErr w:type="spellEnd"/>
-                                  <w:r>
-                                    <w:rPr>
-                                      <w:lang w:val="en-US"/>
-                                    </w:rPr>
-                                    <w:t xml:space="preserve"> </w:t>
-                                  </w:r>
-                                  <w:proofErr w:type="spellStart"/>
-                                  <w:r>
-                                    <w:rPr>
-                                      <w:lang w:val="en-US"/>
-                                    </w:rPr>
-                                    <w:t>lại</w:t>
-                                  </w:r>
-                                  <w:proofErr w:type="spellEnd"/>
-                                  <w:r>
-                                    <w:rPr>
-                                      <w:lang w:val="en-US"/>
-                                    </w:rPr>
-                                    <w:t xml:space="preserve"> </w:t>
-                                  </w:r>
-                                  <w:proofErr w:type="spellStart"/>
-                                  <w:r>
-                                    <w:rPr>
-                                      <w:lang w:val="en-US"/>
-                                    </w:rPr>
-                                    <w:t>trang</w:t>
-                                  </w:r>
-                                  <w:proofErr w:type="spellEnd"/>
-                                  <w:r>
-                                    <w:rPr>
-                                      <w:lang w:val="en-US"/>
-                                    </w:rPr>
-                                    <w:t xml:space="preserve"> </w:t>
-                                  </w:r>
-                                  <w:proofErr w:type="spellStart"/>
-                                  <w:r>
-                                    <w:rPr>
-                                      <w:lang w:val="en-US"/>
-                                    </w:rPr>
-                                    <w:t>đăng</w:t>
-                                  </w:r>
-                                  <w:proofErr w:type="spellEnd"/>
-                                  <w:r>
-                                    <w:rPr>
-                                      <w:lang w:val="en-US"/>
-                                    </w:rPr>
-                                    <w:t xml:space="preserve"> </w:t>
-                                  </w:r>
-                                  <w:proofErr w:type="spellStart"/>
-                                  <w:r>
-                                    <w:rPr>
-                                      <w:lang w:val="en-US"/>
-                                    </w:rPr>
-                                    <w:t>nhập</w:t>
+                                    <w:t xml:space="preserve"> </w:t>
+                                  </w:r>
+                                  <w:proofErr w:type="spellStart"/>
+                                  <w:r>
+                                    <w:rPr>
+                                      <w:lang w:val="en-US"/>
+                                    </w:rPr>
+                                    <w:t>trả</w:t>
+                                  </w:r>
+                                  <w:proofErr w:type="spellEnd"/>
+                                  <w:r>
+                                    <w:rPr>
+                                      <w:lang w:val="en-US"/>
+                                    </w:rPr>
+                                    <w:t xml:space="preserve"> </w:t>
+                                  </w:r>
+                                  <w:proofErr w:type="spellStart"/>
+                                  <w:r>
+                                    <w:rPr>
+                                      <w:lang w:val="en-US"/>
+                                    </w:rPr>
+                                    <w:t>về</w:t>
+                                  </w:r>
+                                  <w:proofErr w:type="spellEnd"/>
+                                  <w:r>
+                                    <w:rPr>
+                                      <w:lang w:val="en-US"/>
+                                    </w:rPr>
+                                    <w:t xml:space="preserve"> </w:t>
+                                  </w:r>
+                                  <w:proofErr w:type="spellStart"/>
+                                  <w:r>
+                                    <w:rPr>
+                                      <w:lang w:val="en-US"/>
+                                    </w:rPr>
+                                    <w:t>điểm</w:t>
+                                  </w:r>
+                                  <w:proofErr w:type="spellEnd"/>
+                                  <w:r>
+                                    <w:rPr>
+                                      <w:lang w:val="en-US"/>
+                                    </w:rPr>
+                                    <w:t xml:space="preserve"> danh </w:t>
+                                  </w:r>
+                                  <w:proofErr w:type="spellStart"/>
+                                  <w:r>
+                                    <w:rPr>
+                                      <w:lang w:val="en-US"/>
+                                    </w:rPr>
+                                    <w:t>muộn</w:t>
                                   </w:r>
                                   <w:proofErr w:type="spellEnd"/>
                                 </w:p>
@@ -19035,7 +18942,7 @@
           </mc:Choice>
           <mc:Fallback>
             <w:pict>
-              <v:shape w14:anchorId="7C7B1CF2" id="_x0000_s1030" type="#_x0000_t202" style="width:453.6pt;height:410.7pt;visibility:visible;mso-wrap-style:square;mso-left-percent:-10001;mso-top-percent:-10001;mso-position-horizontal:absolute;mso-position-horizontal-relative:char;mso-position-vertical:absolute;mso-position-vertical-relative:line;mso-left-percent:-10001;mso-top-percent:-10001;v-text-anchor:top" o:gfxdata="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" stroked="f">
+              <v:shape w14:anchorId="7C7B1CF2" id="_x0000_s1030" type="#_x0000_t202" style="width:468pt;height:389.2pt;visibility:visible;mso-wrap-style:square;mso-left-percent:-10001;mso-top-percent:-10001;mso-position-horizontal:absolute;mso-position-horizontal-relative:char;mso-position-vertical:absolute;mso-position-vertical-relative:line;mso-left-percent:-10001;mso-top-percent:-10001;v-text-anchor:top" o:gfxdata="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" stroked="f">
                 <v:textbox>
                   <w:txbxContent>
                     <w:p>
@@ -19111,21 +19018,21 @@
                     </w:p>
                     <w:tbl>
                       <w:tblPr>
-                        <w:tblW w:w="5284" w:type="pct"/>
+                        <w:tblW w:w="0" w:type="auto"/>
                         <w:tblCellMar>
                           <w:bottom w:w="284" w:type="dxa"/>
                         </w:tblCellMar>
                         <w:tblLook w:val="04A0" w:firstRow="1" w:lastRow="0" w:firstColumn="1" w:lastColumn="0" w:noHBand="0" w:noVBand="1"/>
                       </w:tblPr>
                       <w:tblGrid>
-                        <w:gridCol w:w="2440"/>
-                        <w:gridCol w:w="807"/>
-                        <w:gridCol w:w="6026"/>
+                        <w:gridCol w:w="2057"/>
+                        <w:gridCol w:w="653"/>
+                        <w:gridCol w:w="6353"/>
                       </w:tblGrid>
                       <w:tr>
                         <w:tc>
                           <w:tcPr>
-                            <w:tcW w:w="1316" w:type="pct"/>
+                            <w:tcW w:w="0" w:type="auto"/>
                             <w:tcBorders>
                               <w:top w:val="single" w:sz="4" w:space="0" w:color="000000"/>
                               <w:left w:val="single" w:sz="4" w:space="0" w:color="000000"/>
@@ -19163,7 +19070,7 @@
                         </w:tc>
                         <w:tc>
                           <w:tcPr>
-                            <w:tcW w:w="3684" w:type="pct"/>
+                            <w:tcW w:w="0" w:type="auto"/>
                             <w:gridSpan w:val="2"/>
                             <w:tcBorders>
                               <w:top w:val="single" w:sz="4" w:space="0" w:color="000000"/>
@@ -19214,7 +19121,7 @@
                       <w:tr>
                         <w:tc>
                           <w:tcPr>
-                            <w:tcW w:w="1316" w:type="pct"/>
+                            <w:tcW w:w="0" w:type="auto"/>
                             <w:tcBorders>
                               <w:top w:val="single" w:sz="4" w:space="0" w:color="000000"/>
                               <w:left w:val="single" w:sz="4" w:space="0" w:color="000000"/>
@@ -19264,7 +19171,7 @@
                         </w:tc>
                         <w:tc>
                           <w:tcPr>
-                            <w:tcW w:w="3684" w:type="pct"/>
+                            <w:tcW w:w="0" w:type="auto"/>
                             <w:gridSpan w:val="2"/>
                             <w:tcBorders>
                               <w:top w:val="single" w:sz="4" w:space="0" w:color="000000"/>
@@ -19359,7 +19266,7 @@
                       <w:tr>
                         <w:tc>
                           <w:tcPr>
-                            <w:tcW w:w="1316" w:type="pct"/>
+                            <w:tcW w:w="0" w:type="auto"/>
                             <w:tcBorders>
                               <w:top w:val="single" w:sz="4" w:space="0" w:color="000000"/>
                               <w:left w:val="single" w:sz="4" w:space="0" w:color="000000"/>
@@ -19437,7 +19344,7 @@
                         </w:tc>
                         <w:tc>
                           <w:tcPr>
-                            <w:tcW w:w="3684" w:type="pct"/>
+                            <w:tcW w:w="0" w:type="auto"/>
                             <w:gridSpan w:val="2"/>
                             <w:tcBorders>
                               <w:top w:val="single" w:sz="4" w:space="0" w:color="000000"/>
@@ -19580,7 +19487,7 @@
                       <w:tr>
                         <w:tc>
                           <w:tcPr>
-                            <w:tcW w:w="1316" w:type="pct"/>
+                            <w:tcW w:w="0" w:type="auto"/>
                             <w:tcBorders>
                               <w:top w:val="single" w:sz="4" w:space="0" w:color="000000"/>
                               <w:left w:val="single" w:sz="4" w:space="0" w:color="000000"/>
@@ -19686,7 +19593,7 @@
                         </w:tc>
                         <w:tc>
                           <w:tcPr>
-                            <w:tcW w:w="3684" w:type="pct"/>
+                            <w:tcW w:w="0" w:type="auto"/>
                             <w:gridSpan w:val="2"/>
                             <w:tcBorders>
                               <w:top w:val="single" w:sz="4" w:space="0" w:color="000000"/>
@@ -19795,7 +19702,7 @@
                       <w:tr>
                         <w:tc>
                           <w:tcPr>
-                            <w:tcW w:w="1316" w:type="pct"/>
+                            <w:tcW w:w="0" w:type="auto"/>
                             <w:tcBorders>
                               <w:top w:val="single" w:sz="4" w:space="0" w:color="000000"/>
                               <w:left w:val="single" w:sz="4" w:space="0" w:color="000000"/>
@@ -19851,7 +19758,7 @@
                         </w:tc>
                         <w:tc>
                           <w:tcPr>
-                            <w:tcW w:w="3684" w:type="pct"/>
+                            <w:tcW w:w="0" w:type="auto"/>
                             <w:gridSpan w:val="2"/>
                             <w:tcBorders>
                               <w:top w:val="single" w:sz="4" w:space="0" w:color="000000"/>
@@ -19888,7 +19795,7 @@
                       <w:tr>
                         <w:tc>
                           <w:tcPr>
-                            <w:tcW w:w="1316" w:type="pct"/>
+                            <w:tcW w:w="0" w:type="auto"/>
                             <w:tcBorders>
                               <w:top w:val="single" w:sz="4" w:space="0" w:color="000000"/>
                               <w:left w:val="single" w:sz="4" w:space="0" w:color="000000"/>
@@ -19938,7 +19845,7 @@
                         </w:tc>
                         <w:tc>
                           <w:tcPr>
-                            <w:tcW w:w="3684" w:type="pct"/>
+                            <w:tcW w:w="0" w:type="auto"/>
                             <w:gridSpan w:val="2"/>
                             <w:tcBorders>
                               <w:top w:val="single" w:sz="4" w:space="0" w:color="000000"/>
@@ -19968,21 +19875,21 @@
                               <w:rPr>
                                 <w:lang w:val="en-US"/>
                               </w:rPr>
-                              <w:t>Người</w:t>
-                            </w:r>
-                            <w:proofErr w:type="spellEnd"/>
-                            <w:r>
-                              <w:rPr>
-                                <w:lang w:val="en-US"/>
-                              </w:rPr>
-                              <w:t xml:space="preserve"> </w:t>
-                            </w:r>
-                            <w:proofErr w:type="spellStart"/>
-                            <w:r>
-                              <w:rPr>
-                                <w:lang w:val="en-US"/>
-                              </w:rPr>
-                              <w:t>dùng</w:t>
+                              <w:t>Sinh</w:t>
+                            </w:r>
+                            <w:proofErr w:type="spellEnd"/>
+                            <w:r>
+                              <w:rPr>
+                                <w:lang w:val="en-US"/>
+                              </w:rPr>
+                              <w:t xml:space="preserve"> </w:t>
+                            </w:r>
+                            <w:proofErr w:type="spellStart"/>
+                            <w:r>
+                              <w:rPr>
+                                <w:lang w:val="en-US"/>
+                              </w:rPr>
+                              <w:t>viên</w:t>
                             </w:r>
                             <w:proofErr w:type="spellEnd"/>
                             <w:r>
@@ -20024,42 +19931,14 @@
                               <w:rPr>
                                 <w:lang w:val="en-US"/>
                               </w:rPr>
-                              <w:t>lệnh</w:t>
-                            </w:r>
-                            <w:proofErr w:type="spellEnd"/>
-                            <w:r>
-                              <w:rPr>
-                                <w:lang w:val="en-US"/>
-                              </w:rPr>
-                              <w:t xml:space="preserve"> </w:t>
-                            </w:r>
-                            <w:proofErr w:type="spellStart"/>
-                            <w:r>
-                              <w:rPr>
-                                <w:lang w:val="en-US"/>
-                              </w:rPr>
-                              <w:t>đăng</w:t>
-                            </w:r>
-                            <w:proofErr w:type="spellEnd"/>
-                            <w:r>
-                              <w:rPr>
-                                <w:lang w:val="en-US"/>
-                              </w:rPr>
-                              <w:t xml:space="preserve"> </w:t>
-                            </w:r>
-                            <w:proofErr w:type="spellStart"/>
-                            <w:r>
-                              <w:rPr>
-                                <w:lang w:val="en-US"/>
-                              </w:rPr>
-                              <w:t>nhập</w:t>
-                            </w:r>
-                            <w:proofErr w:type="spellEnd"/>
-                            <w:r>
-                              <w:rPr>
-                                <w:lang w:val="en-US"/>
-                              </w:rPr>
-                              <w:t>.</w:t>
+                              <w:t>điểm</w:t>
+                            </w:r>
+                            <w:proofErr w:type="spellEnd"/>
+                            <w:r>
+                              <w:rPr>
+                                <w:lang w:val="en-US"/>
+                              </w:rPr>
+                              <w:t xml:space="preserve"> danh</w:t>
                             </w:r>
                           </w:p>
                         </w:tc>
@@ -20067,7 +19946,7 @@
                       <w:tr>
                         <w:tc>
                           <w:tcPr>
-                            <w:tcW w:w="1316" w:type="pct"/>
+                            <w:tcW w:w="0" w:type="auto"/>
                             <w:tcBorders>
                               <w:top w:val="single" w:sz="4" w:space="0" w:color="000000"/>
                               <w:left w:val="single" w:sz="4" w:space="0" w:color="000000"/>
@@ -20161,7 +20040,7 @@
                         </w:tc>
                         <w:tc>
                           <w:tcPr>
-                            <w:tcW w:w="435" w:type="pct"/>
+                            <w:tcW w:w="0" w:type="auto"/>
                             <w:tcBorders>
                               <w:top w:val="single" w:sz="4" w:space="0" w:color="000000"/>
                               <w:left w:val="single" w:sz="4" w:space="0" w:color="000000"/>
@@ -20201,7 +20080,7 @@
                         </w:tc>
                         <w:tc>
                           <w:tcPr>
-                            <w:tcW w:w="3249" w:type="pct"/>
+                            <w:tcW w:w="0" w:type="auto"/>
                             <w:tcBorders>
                               <w:top w:val="single" w:sz="4" w:space="0" w:color="000000"/>
                               <w:left w:val="single" w:sz="4" w:space="0" w:color="000000"/>
@@ -20315,7 +20194,7 @@
                       <w:tr>
                         <w:tc>
                           <w:tcPr>
-                            <w:tcW w:w="1316" w:type="pct"/>
+                            <w:tcW w:w="0" w:type="auto"/>
                             <w:tcBorders>
                               <w:top w:val="single" w:sz="4" w:space="0" w:color="000000"/>
                               <w:left w:val="single" w:sz="4" w:space="0" w:color="000000"/>
@@ -20349,7 +20228,7 @@
                         </w:tc>
                         <w:tc>
                           <w:tcPr>
-                            <w:tcW w:w="435" w:type="pct"/>
+                            <w:tcW w:w="0" w:type="auto"/>
                             <w:tcBorders>
                               <w:top w:val="single" w:sz="4" w:space="0" w:color="000000"/>
                               <w:left w:val="single" w:sz="4" w:space="0" w:color="000000"/>
@@ -20375,7 +20254,7 @@
                         </w:tc>
                         <w:tc>
                           <w:tcPr>
-                            <w:tcW w:w="3249" w:type="pct"/>
+                            <w:tcW w:w="0" w:type="auto"/>
                             <w:tcBorders>
                               <w:top w:val="single" w:sz="4" w:space="0" w:color="000000"/>
                               <w:left w:val="single" w:sz="4" w:space="0" w:color="000000"/>
@@ -20418,92 +20297,240 @@
                               <w:rPr>
                                 <w:lang w:val="en-US"/>
                               </w:rPr>
-                              <w:t>thống</w:t>
-                            </w:r>
-                            <w:proofErr w:type="spellEnd"/>
-                            <w:r>
-                              <w:rPr>
-                                <w:lang w:val="en-US"/>
-                              </w:rPr>
-                              <w:t xml:space="preserve"> </w:t>
-                            </w:r>
-                            <w:proofErr w:type="spellStart"/>
-                            <w:r>
-                              <w:rPr>
-                                <w:lang w:val="en-US"/>
-                              </w:rPr>
-                              <w:t>mở</w:t>
-                            </w:r>
-                            <w:proofErr w:type="spellEnd"/>
-                            <w:r>
-                              <w:rPr>
-                                <w:lang w:val="en-US"/>
-                              </w:rPr>
-                              <w:t xml:space="preserve"> </w:t>
-                            </w:r>
-                            <w:proofErr w:type="spellStart"/>
-                            <w:r>
-                              <w:rPr>
-                                <w:lang w:val="en-US"/>
-                              </w:rPr>
-                              <w:t>trang</w:t>
-                            </w:r>
-                            <w:proofErr w:type="spellEnd"/>
-                            <w:r>
-                              <w:rPr>
-                                <w:lang w:val="en-US"/>
-                              </w:rPr>
-                              <w:t xml:space="preserve"> </w:t>
-                            </w:r>
-                            <w:proofErr w:type="spellStart"/>
-                            <w:r>
-                              <w:rPr>
-                                <w:lang w:val="en-US"/>
-                              </w:rPr>
-                              <w:t>đăng</w:t>
-                            </w:r>
-                            <w:proofErr w:type="spellEnd"/>
-                            <w:r>
-                              <w:rPr>
-                                <w:lang w:val="en-US"/>
-                              </w:rPr>
-                              <w:t xml:space="preserve"> </w:t>
-                            </w:r>
-                            <w:proofErr w:type="spellStart"/>
-                            <w:r>
-                              <w:rPr>
-                                <w:lang w:val="en-US"/>
-                              </w:rPr>
-                              <w:t>nhập</w:t>
-                            </w:r>
-                            <w:proofErr w:type="spellEnd"/>
-                            <w:r>
-                              <w:rPr>
-                                <w:lang w:val="en-US"/>
-                              </w:rPr>
-                              <w:t xml:space="preserve"> </w:t>
-                            </w:r>
-                            <w:proofErr w:type="spellStart"/>
-                            <w:r>
-                              <w:rPr>
-                                <w:lang w:val="en-US"/>
-                              </w:rPr>
-                              <w:t>của</w:t>
-                            </w:r>
-                            <w:proofErr w:type="spellEnd"/>
-                            <w:r>
-                              <w:rPr>
-                                <w:lang w:val="en-US"/>
-                              </w:rPr>
-                              <w:t xml:space="preserve"> Outlook</w:t>
-                            </w:r>
+                              <w:t>thông</w:t>
+                            </w:r>
+                            <w:proofErr w:type="spellEnd"/>
+                            <w:r>
+                              <w:rPr>
+                                <w:lang w:val="en-US"/>
+                              </w:rPr>
+                              <w:t xml:space="preserve"> </w:t>
+                            </w:r>
+                            <w:proofErr w:type="spellStart"/>
+                            <w:r>
+                              <w:rPr>
+                                <w:lang w:val="en-US"/>
+                              </w:rPr>
+                              <w:t>tiếp</w:t>
+                            </w:r>
+                            <w:proofErr w:type="spellEnd"/>
+                            <w:r>
+                              <w:rPr>
+                                <w:lang w:val="en-US"/>
+                              </w:rPr>
+                              <w:t xml:space="preserve"> </w:t>
+                            </w:r>
+                            <w:proofErr w:type="spellStart"/>
+                            <w:r>
+                              <w:rPr>
+                                <w:lang w:val="en-US"/>
+                              </w:rPr>
+                              <w:t>nhận</w:t>
+                            </w:r>
+                            <w:proofErr w:type="spellEnd"/>
+                            <w:r>
+                              <w:rPr>
+                                <w:lang w:val="en-US"/>
+                              </w:rPr>
+                              <w:t xml:space="preserve"> </w:t>
+                            </w:r>
+                            <w:proofErr w:type="spellStart"/>
+                            <w:r>
+                              <w:rPr>
+                                <w:lang w:val="en-US"/>
+                              </w:rPr>
+                              <w:t>thông</w:t>
+                            </w:r>
+                            <w:proofErr w:type="spellEnd"/>
+                            <w:r>
+                              <w:rPr>
+                                <w:lang w:val="en-US"/>
+                              </w:rPr>
+                              <w:t xml:space="preserve"> tin </w:t>
+                            </w:r>
+                            <w:proofErr w:type="spellStart"/>
+                            <w:r>
+                              <w:rPr>
+                                <w:lang w:val="en-US"/>
+                              </w:rPr>
+                              <w:t>gửi</w:t>
+                            </w:r>
+                            <w:proofErr w:type="spellEnd"/>
+                            <w:r>
+                              <w:rPr>
+                                <w:lang w:val="en-US"/>
+                              </w:rPr>
+                              <w:t xml:space="preserve"> </w:t>
+                            </w:r>
+                            <w:proofErr w:type="spellStart"/>
+                            <w:r>
+                              <w:rPr>
+                                <w:lang w:val="en-US"/>
+                              </w:rPr>
+                              <w:t>lên</w:t>
+                            </w:r>
+                            <w:proofErr w:type="spellEnd"/>
+                            <w:r>
+                              <w:rPr>
+                                <w:lang w:val="en-US"/>
+                              </w:rPr>
+                              <w:t xml:space="preserve"> </w:t>
+                            </w:r>
+                            <w:proofErr w:type="spellStart"/>
+                            <w:r>
+                              <w:rPr>
+                                <w:lang w:val="en-US"/>
+                              </w:rPr>
+                              <w:t>gồm</w:t>
+                            </w:r>
+                            <w:proofErr w:type="spellEnd"/>
+                            <w:r>
+                              <w:rPr>
+                                <w:lang w:val="en-US"/>
+                              </w:rPr>
+                              <w:t xml:space="preserve">: </w:t>
+                            </w:r>
+                            <w:proofErr w:type="spellStart"/>
+                            <w:r>
+                              <w:rPr>
+                                <w:lang w:val="en-US"/>
+                              </w:rPr>
+                              <w:t>Các</w:t>
+                            </w:r>
+                            <w:proofErr w:type="spellEnd"/>
+                            <w:r>
+                              <w:rPr>
+                                <w:lang w:val="en-US"/>
+                              </w:rPr>
+                              <w:t xml:space="preserve"> </w:t>
+                            </w:r>
+                            <w:proofErr w:type="spellStart"/>
+                            <w:r>
+                              <w:rPr>
+                                <w:lang w:val="en-US"/>
+                              </w:rPr>
+                              <w:t>mạng</w:t>
+                            </w:r>
+                            <w:proofErr w:type="spellEnd"/>
+                            <w:r>
+                              <w:rPr>
+                                <w:lang w:val="en-US"/>
+                              </w:rPr>
+                              <w:t xml:space="preserve"> </w:t>
+                            </w:r>
+                            <w:proofErr w:type="spellStart"/>
+                            <w:r>
+                              <w:rPr>
+                                <w:lang w:val="en-US"/>
+                              </w:rPr>
+                              <w:t>Wifi</w:t>
+                            </w:r>
+                            <w:proofErr w:type="spellEnd"/>
+                            <w:r>
+                              <w:rPr>
+                                <w:lang w:val="en-US"/>
+                              </w:rPr>
+                              <w:t xml:space="preserve">, Bluetooth ở </w:t>
+                            </w:r>
+                            <w:proofErr w:type="spellStart"/>
+                            <w:r>
+                              <w:rPr>
+                                <w:lang w:val="en-US"/>
+                              </w:rPr>
+                              <w:t>gần</w:t>
+                            </w:r>
+                            <w:proofErr w:type="spellEnd"/>
+                            <w:r>
+                              <w:rPr>
+                                <w:lang w:val="en-US"/>
+                              </w:rPr>
+                              <w:t xml:space="preserve">, </w:t>
+                            </w:r>
+                            <w:proofErr w:type="spellStart"/>
+                            <w:r>
+                              <w:rPr>
+                                <w:lang w:val="en-US"/>
+                              </w:rPr>
+                              <w:t>mã</w:t>
+                            </w:r>
+                            <w:proofErr w:type="spellEnd"/>
+                            <w:r>
+                              <w:rPr>
+                                <w:lang w:val="en-US"/>
+                              </w:rPr>
+                              <w:t xml:space="preserve"> </w:t>
+                            </w:r>
+                            <w:proofErr w:type="spellStart"/>
+                            <w:r>
+                              <w:rPr>
+                                <w:lang w:val="en-US"/>
+                              </w:rPr>
+                              <w:t>phòng</w:t>
+                            </w:r>
+                            <w:proofErr w:type="spellEnd"/>
+                            <w:r>
+                              <w:rPr>
+                                <w:lang w:val="en-US"/>
+                              </w:rPr>
+                              <w:t xml:space="preserve">, </w:t>
+                            </w:r>
+                            <w:proofErr w:type="spellStart"/>
+                            <w:r>
+                              <w:rPr>
+                                <w:lang w:val="en-US"/>
+                              </w:rPr>
+                              <w:t>thời</w:t>
+                            </w:r>
+                            <w:proofErr w:type="spellEnd"/>
+                            <w:r>
+                              <w:rPr>
+                                <w:lang w:val="en-US"/>
+                              </w:rPr>
+                              <w:t xml:space="preserve"> </w:t>
+                            </w:r>
+                            <w:proofErr w:type="spellStart"/>
+                            <w:r>
+                              <w:rPr>
+                                <w:lang w:val="en-US"/>
+                              </w:rPr>
+                              <w:t>gian</w:t>
+                            </w:r>
+                            <w:proofErr w:type="spellEnd"/>
+                            <w:r>
+                              <w:rPr>
+                                <w:lang w:val="en-US"/>
+                              </w:rPr>
+                              <w:t xml:space="preserve"> </w:t>
+                            </w:r>
+                            <w:proofErr w:type="spellStart"/>
+                            <w:r>
+                              <w:rPr>
+                                <w:lang w:val="en-US"/>
+                              </w:rPr>
+                              <w:t>quét</w:t>
+                            </w:r>
+                            <w:proofErr w:type="spellEnd"/>
+                            <w:r>
+                              <w:rPr>
+                                <w:lang w:val="en-US"/>
+                              </w:rPr>
+                              <w:t xml:space="preserve"> </w:t>
+                            </w:r>
+                            <w:proofErr w:type="spellStart"/>
+                            <w:r>
+                              <w:rPr>
+                                <w:lang w:val="en-US"/>
+                              </w:rPr>
+                              <w:t>mã</w:t>
+                            </w:r>
+                            <w:proofErr w:type="spellEnd"/>
                           </w:p>
                         </w:tc>
                       </w:tr>
                       <w:tr>
                         <w:tc>
                           <w:tcPr>
-                            <w:tcW w:w="1316" w:type="pct"/>
+                            <w:tcW w:w="0" w:type="auto"/>
                             <w:tcBorders>
                               <w:top w:val="single" w:sz="4" w:space="0" w:color="000000"/>
                               <w:left w:val="single" w:sz="4" w:space="0" w:color="000000"/>
@@ -20537,7 +20564,7 @@
                         </w:tc>
                         <w:tc>
                           <w:tcPr>
-                            <w:tcW w:w="435" w:type="pct"/>
+                            <w:tcW w:w="0" w:type="auto"/>
                             <w:tcBorders>
                               <w:top w:val="single" w:sz="4" w:space="0" w:color="000000"/>
                               <w:left w:val="single" w:sz="4" w:space="0" w:color="000000"/>
@@ -20563,7 +20590,7 @@
                         </w:tc>
                         <w:tc>
                           <w:tcPr>
-                            <w:tcW w:w="3249" w:type="pct"/>
+                            <w:tcW w:w="0" w:type="auto"/>
                             <w:tcBorders>
                               <w:top w:val="single" w:sz="4" w:space="0" w:color="000000"/>
                               <w:left w:val="single" w:sz="4" w:space="0" w:color="000000"/>
@@ -20582,8 +20609,6 @@
                             <w:pPr>
                               <w:pStyle w:val="Small"/>
                               <w:rPr>
-                                <w:sz w:val="24"/>
-                                <w:szCs w:val="24"/>
                                 <w:lang w:val="en-US"/>
                               </w:rPr>
                             </w:pPr>
@@ -20592,119 +20617,175 @@
                               <w:rPr>
                                 <w:lang w:val="en-US"/>
                               </w:rPr>
-                              <w:t>Người</w:t>
-                            </w:r>
-                            <w:proofErr w:type="spellEnd"/>
-                            <w:r>
-                              <w:rPr>
-                                <w:lang w:val="en-US"/>
-                              </w:rPr>
-                              <w:t xml:space="preserve"> </w:t>
-                            </w:r>
-                            <w:proofErr w:type="spellStart"/>
-                            <w:r>
-                              <w:rPr>
-                                <w:lang w:val="en-US"/>
-                              </w:rPr>
-                              <w:t>dùng</w:t>
-                            </w:r>
-                            <w:proofErr w:type="spellEnd"/>
-                            <w:r>
-                              <w:rPr>
-                                <w:lang w:val="en-US"/>
-                              </w:rPr>
-                              <w:t xml:space="preserve"> </w:t>
-                            </w:r>
-                            <w:proofErr w:type="spellStart"/>
-                            <w:r>
-                              <w:rPr>
-                                <w:lang w:val="en-US"/>
-                              </w:rPr>
-                              <w:t>đăng</w:t>
-                            </w:r>
-                            <w:proofErr w:type="spellEnd"/>
-                            <w:r>
-                              <w:rPr>
-                                <w:lang w:val="en-US"/>
-                              </w:rPr>
-                              <w:t xml:space="preserve"> </w:t>
-                            </w:r>
-                            <w:proofErr w:type="spellStart"/>
-                            <w:r>
-                              <w:rPr>
-                                <w:lang w:val="en-US"/>
-                              </w:rPr>
-                              <w:t>nhập</w:t>
-                            </w:r>
-                            <w:proofErr w:type="spellEnd"/>
-                            <w:r>
-                              <w:rPr>
-                                <w:lang w:val="en-US"/>
-                              </w:rPr>
-                              <w:t xml:space="preserve"> </w:t>
-                            </w:r>
-                            <w:proofErr w:type="spellStart"/>
-                            <w:r>
-                              <w:rPr>
-                                <w:lang w:val="en-US"/>
-                              </w:rPr>
-                              <w:t>với</w:t>
-                            </w:r>
-                            <w:proofErr w:type="spellEnd"/>
-                            <w:r>
-                              <w:rPr>
-                                <w:lang w:val="en-US"/>
-                              </w:rPr>
-                              <w:t xml:space="preserve"> </w:t>
-                            </w:r>
-                            <w:proofErr w:type="spellStart"/>
-                            <w:r>
-                              <w:rPr>
-                                <w:lang w:val="en-US"/>
-                              </w:rPr>
-                              <w:t>tài</w:t>
-                            </w:r>
-                            <w:proofErr w:type="spellEnd"/>
-                            <w:r>
-                              <w:rPr>
-                                <w:lang w:val="en-US"/>
-                              </w:rPr>
-                              <w:t xml:space="preserve"> </w:t>
-                            </w:r>
-                            <w:proofErr w:type="spellStart"/>
-                            <w:r>
-                              <w:rPr>
-                                <w:lang w:val="en-US"/>
-                              </w:rPr>
-                              <w:t>khoản</w:t>
-                            </w:r>
-                            <w:proofErr w:type="spellEnd"/>
-                            <w:r>
-                              <w:rPr>
-                                <w:lang w:val="en-US"/>
-                              </w:rPr>
-                              <w:t xml:space="preserve"> Outlook </w:t>
-                            </w:r>
-                            <w:proofErr w:type="spellStart"/>
-                            <w:r>
-                              <w:rPr>
-                                <w:lang w:val="en-US"/>
-                              </w:rPr>
-                              <w:t>của</w:t>
-                            </w:r>
-                            <w:proofErr w:type="spellEnd"/>
-                            <w:r>
-                              <w:rPr>
-                                <w:lang w:val="en-US"/>
-                              </w:rPr>
-                              <w:t xml:space="preserve"> </w:t>
-                            </w:r>
-                            <w:proofErr w:type="spellStart"/>
-                            <w:r>
-                              <w:rPr>
-                                <w:lang w:val="en-US"/>
-                              </w:rPr>
-                              <w:t>trường</w:t>
+                              <w:t>Hệ</w:t>
+                            </w:r>
+                            <w:proofErr w:type="spellEnd"/>
+                            <w:r>
+                              <w:rPr>
+                                <w:lang w:val="en-US"/>
+                              </w:rPr>
+                              <w:t xml:space="preserve"> </w:t>
+                            </w:r>
+                            <w:proofErr w:type="spellStart"/>
+                            <w:r>
+                              <w:rPr>
+                                <w:lang w:val="en-US"/>
+                              </w:rPr>
+                              <w:t>thống</w:t>
+                            </w:r>
+                            <w:proofErr w:type="spellEnd"/>
+                            <w:r>
+                              <w:rPr>
+                                <w:lang w:val="en-US"/>
+                              </w:rPr>
+                              <w:t xml:space="preserve"> </w:t>
+                            </w:r>
+                            <w:proofErr w:type="spellStart"/>
+                            <w:r>
+                              <w:rPr>
+                                <w:lang w:val="en-US"/>
+                              </w:rPr>
+                              <w:t>kiểm</w:t>
+                            </w:r>
+                            <w:proofErr w:type="spellEnd"/>
+                            <w:r>
+                              <w:rPr>
+                                <w:lang w:val="en-US"/>
+                              </w:rPr>
+                              <w:t xml:space="preserve"> </w:t>
+                            </w:r>
+                            <w:proofErr w:type="spellStart"/>
+                            <w:r>
+                              <w:rPr>
+                                <w:lang w:val="en-US"/>
+                              </w:rPr>
+                              <w:t>tra</w:t>
+                            </w:r>
+                            <w:proofErr w:type="spellEnd"/>
+                            <w:r>
+                              <w:rPr>
+                                <w:lang w:val="en-US"/>
+                              </w:rPr>
+                              <w:t xml:space="preserve"> </w:t>
+                            </w:r>
+                            <w:proofErr w:type="spellStart"/>
+                            <w:r>
+                              <w:rPr>
+                                <w:lang w:val="en-US"/>
+                              </w:rPr>
+                              <w:t>thông</w:t>
+                            </w:r>
+                            <w:proofErr w:type="spellEnd"/>
+                            <w:r>
+                              <w:rPr>
+                                <w:lang w:val="en-US"/>
+                              </w:rPr>
+                              <w:t xml:space="preserve"> tin </w:t>
+                            </w:r>
+                            <w:proofErr w:type="spellStart"/>
+                            <w:r>
+                              <w:rPr>
+                                <w:lang w:val="en-US"/>
+                              </w:rPr>
+                              <w:t>sinh</w:t>
+                            </w:r>
+                            <w:proofErr w:type="spellEnd"/>
+                            <w:r>
+                              <w:rPr>
+                                <w:lang w:val="en-US"/>
+                              </w:rPr>
+                              <w:t xml:space="preserve"> </w:t>
+                            </w:r>
+                            <w:proofErr w:type="spellStart"/>
+                            <w:r>
+                              <w:rPr>
+                                <w:lang w:val="en-US"/>
+                              </w:rPr>
+                              <w:t>siên</w:t>
+                            </w:r>
+                            <w:proofErr w:type="spellEnd"/>
+                            <w:r>
+                              <w:rPr>
+                                <w:lang w:val="en-US"/>
+                              </w:rPr>
+                              <w:t xml:space="preserve">, </w:t>
+                            </w:r>
+                            <w:proofErr w:type="spellStart"/>
+                            <w:r>
+                              <w:rPr>
+                                <w:lang w:val="en-US"/>
+                              </w:rPr>
+                              <w:t>lớp</w:t>
+                            </w:r>
+                            <w:proofErr w:type="spellEnd"/>
+                            <w:r>
+                              <w:rPr>
+                                <w:lang w:val="en-US"/>
+                              </w:rPr>
+                              <w:t xml:space="preserve"> </w:t>
+                            </w:r>
+                            <w:proofErr w:type="spellStart"/>
+                            <w:r>
+                              <w:rPr>
+                                <w:lang w:val="en-US"/>
+                              </w:rPr>
+                              <w:t>hóc</w:t>
+                            </w:r>
+                            <w:proofErr w:type="spellEnd"/>
+                            <w:r>
+                              <w:rPr>
+                                <w:lang w:val="en-US"/>
+                              </w:rPr>
+                              <w:t xml:space="preserve">, </w:t>
+                            </w:r>
+                            <w:proofErr w:type="spellStart"/>
+                            <w:r>
+                              <w:rPr>
+                                <w:lang w:val="en-US"/>
+                              </w:rPr>
+                              <w:t>môn</w:t>
+                            </w:r>
+                            <w:proofErr w:type="spellEnd"/>
+                            <w:r>
+                              <w:rPr>
+                                <w:lang w:val="en-US"/>
+                              </w:rPr>
+                              <w:t xml:space="preserve"> </w:t>
+                            </w:r>
+                            <w:proofErr w:type="spellStart"/>
+                            <w:r>
+                              <w:rPr>
+                                <w:lang w:val="en-US"/>
+                              </w:rPr>
+                              <w:t>học</w:t>
+                            </w:r>
+                            <w:proofErr w:type="spellEnd"/>
+                            <w:r>
+                              <w:rPr>
+                                <w:lang w:val="en-US"/>
+                              </w:rPr>
+                              <w:t xml:space="preserve"> </w:t>
+                            </w:r>
+                            <w:proofErr w:type="spellStart"/>
+                            <w:r>
+                              <w:rPr>
+                                <w:lang w:val="en-US"/>
+                              </w:rPr>
+                              <w:t>hiện</w:t>
+                            </w:r>
+                            <w:proofErr w:type="spellEnd"/>
+                            <w:r>
+                              <w:rPr>
+                                <w:lang w:val="en-US"/>
+                              </w:rPr>
+                              <w:t xml:space="preserve"> </w:t>
+                            </w:r>
+                            <w:proofErr w:type="spellStart"/>
+                            <w:r>
+                              <w:rPr>
+                                <w:lang w:val="en-US"/>
+                              </w:rPr>
+                              <w:t>tại</w:t>
                             </w:r>
                             <w:proofErr w:type="spellEnd"/>
                           </w:p>
@@ -20713,7 +20794,7 @@
                       <w:tr>
                         <w:tc>
                           <w:tcPr>
-                            <w:tcW w:w="1316" w:type="pct"/>
+                            <w:tcW w:w="0" w:type="auto"/>
                             <w:tcBorders>
                               <w:top w:val="single" w:sz="4" w:space="0" w:color="000000"/>
                               <w:left w:val="single" w:sz="4" w:space="0" w:color="000000"/>
@@ -20747,7 +20828,7 @@
                         </w:tc>
                         <w:tc>
                           <w:tcPr>
-                            <w:tcW w:w="435" w:type="pct"/>
+                            <w:tcW w:w="0" w:type="auto"/>
                             <w:tcBorders>
                               <w:top w:val="single" w:sz="4" w:space="0" w:color="000000"/>
                               <w:left w:val="single" w:sz="4" w:space="0" w:color="000000"/>
@@ -20773,7 +20854,7 @@
                         </w:tc>
                         <w:tc>
                           <w:tcPr>
-                            <w:tcW w:w="3249" w:type="pct"/>
+                            <w:tcW w:w="0" w:type="auto"/>
                             <w:tcBorders>
                               <w:top w:val="single" w:sz="4" w:space="0" w:color="000000"/>
                               <w:left w:val="single" w:sz="4" w:space="0" w:color="000000"/>
@@ -20830,78 +20911,72 @@
                               <w:rPr>
                                 <w:lang w:val="en-US"/>
                               </w:rPr>
-                              <w:t>cập</w:t>
-                            </w:r>
-                            <w:proofErr w:type="spellEnd"/>
-                            <w:r>
-                              <w:rPr>
-                                <w:lang w:val="en-US"/>
-                              </w:rPr>
-                              <w:t xml:space="preserve"> </w:t>
-                            </w:r>
-                            <w:proofErr w:type="spellStart"/>
-                            <w:r>
-                              <w:rPr>
-                                <w:lang w:val="en-US"/>
-                              </w:rPr>
-                              <w:t>nhật</w:t>
-                            </w:r>
-                            <w:proofErr w:type="spellEnd"/>
-                            <w:r>
-                              <w:rPr>
-                                <w:lang w:val="en-US"/>
-                              </w:rPr>
-                              <w:t xml:space="preserve"> </w:t>
-                            </w:r>
-                            <w:proofErr w:type="spellStart"/>
-                            <w:r>
-                              <w:rPr>
-                                <w:lang w:val="en-US"/>
-                              </w:rPr>
-                              <w:t>thông</w:t>
-                            </w:r>
-                            <w:proofErr w:type="spellEnd"/>
-                            <w:r>
-                              <w:rPr>
-                                <w:lang w:val="en-US"/>
-                              </w:rPr>
-                              <w:t xml:space="preserve"> tin </w:t>
-                            </w:r>
-                            <w:proofErr w:type="spellStart"/>
-                            <w:r>
-                              <w:rPr>
-                                <w:lang w:val="en-US"/>
-                              </w:rPr>
-                              <w:t>đăng</w:t>
-                            </w:r>
-                            <w:proofErr w:type="spellEnd"/>
-                            <w:r>
-                              <w:rPr>
-                                <w:lang w:val="en-US"/>
-                              </w:rPr>
-                              <w:t xml:space="preserve"> </w:t>
-                            </w:r>
-                            <w:proofErr w:type="spellStart"/>
-                            <w:r>
-                              <w:rPr>
-                                <w:lang w:val="en-US"/>
-                              </w:rPr>
-                              <w:t>nhập</w:t>
-                            </w:r>
-                            <w:proofErr w:type="spellEnd"/>
-                            <w:r>
-                              <w:rPr>
-                                <w:lang w:val="en-US"/>
-                              </w:rPr>
-                              <w:t>.</w:t>
-                            </w:r>
+                              <w:t>trả</w:t>
+                            </w:r>
+                            <w:proofErr w:type="spellEnd"/>
+                            <w:r>
+                              <w:rPr>
+                                <w:lang w:val="en-US"/>
+                              </w:rPr>
+                              <w:t xml:space="preserve"> </w:t>
+                            </w:r>
+                            <w:proofErr w:type="spellStart"/>
+                            <w:r>
+                              <w:rPr>
+                                <w:lang w:val="en-US"/>
+                              </w:rPr>
+                              <w:t>về</w:t>
+                            </w:r>
+                            <w:proofErr w:type="spellEnd"/>
+                            <w:r>
+                              <w:rPr>
+                                <w:lang w:val="en-US"/>
+                              </w:rPr>
+                              <w:t xml:space="preserve"> </w:t>
+                            </w:r>
+                            <w:proofErr w:type="spellStart"/>
+                            <w:r>
+                              <w:rPr>
+                                <w:lang w:val="en-US"/>
+                              </w:rPr>
+                              <w:t>điểm</w:t>
+                            </w:r>
+                            <w:proofErr w:type="spellEnd"/>
+                            <w:r>
+                              <w:rPr>
+                                <w:lang w:val="en-US"/>
+                              </w:rPr>
+                              <w:t xml:space="preserve"> danh </w:t>
+                            </w:r>
+                            <w:proofErr w:type="spellStart"/>
+                            <w:r>
+                              <w:rPr>
+                                <w:lang w:val="en-US"/>
+                              </w:rPr>
+                              <w:t>thành</w:t>
+                            </w:r>
+                            <w:proofErr w:type="spellEnd"/>
+                            <w:r>
+                              <w:rPr>
+                                <w:lang w:val="en-US"/>
+                              </w:rPr>
+                              <w:t xml:space="preserve"> </w:t>
+                            </w:r>
+                            <w:proofErr w:type="spellStart"/>
+                            <w:r>
+                              <w:rPr>
+                                <w:lang w:val="en-US"/>
+                              </w:rPr>
+                              <w:t>công</w:t>
+                            </w:r>
+                            <w:proofErr w:type="spellEnd"/>
                           </w:p>
                         </w:tc>
                       </w:tr>
                       <w:tr>
                         <w:tc>
                           <w:tcPr>
-                            <w:tcW w:w="1316" w:type="pct"/>
+                            <w:tcW w:w="0" w:type="auto"/>
                             <w:tcBorders>
                               <w:top w:val="single" w:sz="4" w:space="0" w:color="000000"/>
                               <w:left w:val="single" w:sz="4" w:space="0" w:color="000000"/>
@@ -20920,48 +20995,64 @@
                             <w:pPr>
                               <w:pStyle w:val="Small"/>
                               <w:rPr>
+                                <w:b/>
+                                <w:bCs/>
                                 <w:sz w:val="24"/>
                                 <w:szCs w:val="24"/>
                                 <w:lang w:val="en-US"/>
                               </w:rPr>
                             </w:pPr>
-                            <w:r>
-                              <w:rPr>
-                                <w:lang w:val="en-US"/>
-                              </w:rPr>
-                              <w:t> </w:t>
-                            </w:r>
+                            <w:proofErr w:type="spellStart"/>
+                            <w:r>
+                              <w:rPr>
+                                <w:b/>
+                                <w:bCs/>
+                                <w:lang w:val="en-US"/>
+                              </w:rPr>
+                              <w:t>Luồng</w:t>
+                            </w:r>
+                            <w:proofErr w:type="spellEnd"/>
+                            <w:r>
+                              <w:rPr>
+                                <w:b/>
+                                <w:bCs/>
+                                <w:lang w:val="en-US"/>
+                              </w:rPr>
+                              <w:t xml:space="preserve"> </w:t>
+                            </w:r>
+                            <w:proofErr w:type="spellStart"/>
+                            <w:r>
+                              <w:rPr>
+                                <w:b/>
+                                <w:bCs/>
+                                <w:lang w:val="en-US"/>
+                              </w:rPr>
+                              <w:t>ngoại</w:t>
+                            </w:r>
+                            <w:proofErr w:type="spellEnd"/>
+                            <w:r>
+                              <w:rPr>
+                                <w:b/>
+                                <w:bCs/>
+                                <w:lang w:val="en-US"/>
+                              </w:rPr>
+                              <w:t xml:space="preserve"> </w:t>
+                            </w:r>
+                            <w:proofErr w:type="spellStart"/>
+                            <w:r>
+                              <w:rPr>
+                                <w:b/>
+                                <w:bCs/>
+                                <w:lang w:val="en-US"/>
+                              </w:rPr>
+                              <w:t>lệ</w:t>
+                            </w:r>
+                            <w:proofErr w:type="spellEnd"/>
                           </w:p>
                         </w:tc>
                         <w:tc>
                           <w:tcPr>
-                            <w:tcW w:w="435" w:type="pct"/>
-                            <w:tcBorders>
-                              <w:top w:val="single" w:sz="4" w:space="0" w:color="000000"/>
-                              <w:left w:val="single" w:sz="4" w:space="0" w:color="000000"/>
-                              <w:bottom w:val="single" w:sz="4" w:space="0" w:color="000000"/>
-                              <w:right w:val="single" w:sz="4" w:space="0" w:color="000000"/>
-                            </w:tcBorders>
-                            <w:tcMar>
-                              <w:top w:w="100" w:type="dxa"/>
-                              <w:left w:w="100" w:type="dxa"/>
-                              <w:bottom w:w="100" w:type="dxa"/>
-                              <w:right w:w="100" w:type="dxa"/>
-                            </w:tcMar>
-                          </w:tcPr>
-                          <w:p>
-                            <w:pPr>
-                              <w:pStyle w:val="Small"/>
-                              <w:numPr>
-                                <w:ilvl w:val="0"/>
-                                <w:numId w:val="5"/>
-                              </w:numPr>
-                            </w:pPr>
-                          </w:p>
-                        </w:tc>
-                        <w:tc>
-                          <w:tcPr>
-                            <w:tcW w:w="3249" w:type="pct"/>
+                            <w:tcW w:w="0" w:type="auto"/>
                             <w:tcBorders>
                               <w:top w:val="single" w:sz="4" w:space="0" w:color="000000"/>
                               <w:left w:val="single" w:sz="4" w:space="0" w:color="000000"/>
@@ -20980,6 +21071,8 @@
                             <w:pPr>
                               <w:pStyle w:val="Small"/>
                               <w:rPr>
+                                <w:b/>
+                                <w:bCs/>
                                 <w:sz w:val="24"/>
                                 <w:szCs w:val="24"/>
                                 <w:lang w:val="en-US"/>
@@ -20988,164 +21081,18 @@
                             <w:proofErr w:type="spellStart"/>
                             <w:r>
                               <w:rPr>
-                                <w:lang w:val="en-US"/>
-                              </w:rPr>
-                              <w:t>Hệ</w:t>
-                            </w:r>
-                            <w:proofErr w:type="spellEnd"/>
-                            <w:r>
-                              <w:rPr>
-                                <w:lang w:val="en-US"/>
-                              </w:rPr>
-                              <w:t xml:space="preserve"> </w:t>
-                            </w:r>
-                            <w:proofErr w:type="spellStart"/>
-                            <w:r>
-                              <w:rPr>
-                                <w:lang w:val="en-US"/>
-                              </w:rPr>
-                              <w:t>thống</w:t>
-                            </w:r>
-                            <w:proofErr w:type="spellEnd"/>
-                            <w:r>
-                              <w:rPr>
-                                <w:lang w:val="en-US"/>
-                              </w:rPr>
-                              <w:t xml:space="preserve"> </w:t>
-                            </w:r>
-                            <w:proofErr w:type="spellStart"/>
-                            <w:r>
-                              <w:rPr>
-                                <w:lang w:val="en-US"/>
-                              </w:rPr>
-                              <w:t>chuyển</w:t>
-                            </w:r>
-                            <w:proofErr w:type="spellEnd"/>
-                            <w:r>
-                              <w:rPr>
-                                <w:lang w:val="en-US"/>
-                              </w:rPr>
-                              <w:t xml:space="preserve"> </w:t>
-                            </w:r>
-                            <w:proofErr w:type="spellStart"/>
-                            <w:r>
-                              <w:rPr>
-                                <w:lang w:val="en-US"/>
-                              </w:rPr>
-                              <w:t>người</w:t>
-                            </w:r>
-                            <w:proofErr w:type="spellEnd"/>
-                            <w:r>
-                              <w:rPr>
-                                <w:lang w:val="en-US"/>
-                              </w:rPr>
-                              <w:t xml:space="preserve"> </w:t>
-                            </w:r>
-                            <w:proofErr w:type="spellStart"/>
-                            <w:r>
-                              <w:rPr>
-                                <w:lang w:val="en-US"/>
-                              </w:rPr>
-                              <w:t>đến</w:t>
-                            </w:r>
-                            <w:proofErr w:type="spellEnd"/>
-                            <w:r>
-                              <w:rPr>
-                                <w:lang w:val="en-US"/>
-                              </w:rPr>
-                              <w:t xml:space="preserve"> </w:t>
-                            </w:r>
-                            <w:proofErr w:type="spellStart"/>
-                            <w:r>
-                              <w:rPr>
-                                <w:lang w:val="en-US"/>
-                              </w:rPr>
-                              <w:t>giao</w:t>
-                            </w:r>
-                            <w:proofErr w:type="spellEnd"/>
-                            <w:r>
-                              <w:rPr>
-                                <w:lang w:val="en-US"/>
-                              </w:rPr>
-                              <w:t xml:space="preserve"> </w:t>
-                            </w:r>
-                            <w:proofErr w:type="spellStart"/>
-                            <w:r>
-                              <w:rPr>
-                                <w:lang w:val="en-US"/>
-                              </w:rPr>
-                              <w:t>diện</w:t>
-                            </w:r>
-                            <w:proofErr w:type="spellEnd"/>
-                            <w:r>
-                              <w:rPr>
-                                <w:lang w:val="en-US"/>
-                              </w:rPr>
-                              <w:t xml:space="preserve"> </w:t>
-                            </w:r>
-                            <w:proofErr w:type="spellStart"/>
-                            <w:r>
-                              <w:rPr>
-                                <w:lang w:val="en-US"/>
-                              </w:rPr>
-                              <w:t>trang</w:t>
-                            </w:r>
-                            <w:proofErr w:type="spellEnd"/>
-                            <w:r>
-                              <w:rPr>
-                                <w:lang w:val="en-US"/>
-                              </w:rPr>
-                              <w:t xml:space="preserve"> </w:t>
-                            </w:r>
-                            <w:proofErr w:type="spellStart"/>
-                            <w:r>
-                              <w:rPr>
-                                <w:lang w:val="en-US"/>
-                              </w:rPr>
-                              <w:t>chủ</w:t>
-                            </w:r>
-                            <w:proofErr w:type="spellEnd"/>
-                            <w:r>
-                              <w:rPr>
-                                <w:lang w:val="en-US"/>
-                              </w:rPr>
-                              <w:t xml:space="preserve"> </w:t>
-                            </w:r>
-                            <w:proofErr w:type="spellStart"/>
-                            <w:r>
-                              <w:rPr>
-                                <w:lang w:val="en-US"/>
-                              </w:rPr>
-                              <w:t>thích</w:t>
-                            </w:r>
-                            <w:proofErr w:type="spellEnd"/>
-                            <w:r>
-                              <w:rPr>
-                                <w:lang w:val="en-US"/>
-                              </w:rPr>
-                              <w:t xml:space="preserve"> </w:t>
-                            </w:r>
-                            <w:proofErr w:type="spellStart"/>
-                            <w:r>
-                              <w:rPr>
-                                <w:lang w:val="en-US"/>
-                              </w:rPr>
-                              <w:t>hợp</w:t>
-                            </w:r>
-                            <w:proofErr w:type="spellEnd"/>
-                            <w:r>
-                              <w:rPr>
-                                <w:lang w:val="en-US"/>
-                              </w:rPr>
-                              <w:t>.</w:t>
-                            </w:r>
+                                <w:b/>
+                                <w:bCs/>
+                                <w:lang w:val="en-US"/>
+                              </w:rPr>
+                              <w:t>Bước</w:t>
+                            </w:r>
+                            <w:proofErr w:type="spellEnd"/>
                           </w:p>
                         </w:tc>
-                      </w:tr>
-                      <w:tr>
                         <w:tc>
                           <w:tcPr>
-                            <w:tcW w:w="1316" w:type="pct"/>
+                            <w:tcW w:w="0" w:type="auto"/>
                             <w:tcBorders>
                               <w:top w:val="single" w:sz="4" w:space="0" w:color="000000"/>
                               <w:left w:val="single" w:sz="4" w:space="0" w:color="000000"/>
@@ -21178,7 +21125,7 @@
                                 <w:bCs/>
                                 <w:lang w:val="en-US"/>
                               </w:rPr>
-                              <w:t>Luồng</w:t>
+                              <w:t>Hành</w:t>
                             </w:r>
                             <w:proofErr w:type="spellEnd"/>
                             <w:r>
@@ -21196,7 +21143,7 @@
                                 <w:bCs/>
                                 <w:lang w:val="en-US"/>
                               </w:rPr>
-                              <w:t>ngoại</w:t>
+                              <w:t>động</w:t>
                             </w:r>
                             <w:proofErr w:type="spellEnd"/>
                             <w:r>
@@ -21214,14 +21161,34 @@
                                 <w:bCs/>
                                 <w:lang w:val="en-US"/>
                               </w:rPr>
-                              <w:t>lệ</w:t>
+                              <w:t>phân</w:t>
+                            </w:r>
+                            <w:proofErr w:type="spellEnd"/>
+                            <w:r>
+                              <w:rPr>
+                                <w:b/>
+                                <w:bCs/>
+                                <w:lang w:val="en-US"/>
+                              </w:rPr>
+                              <w:t xml:space="preserve"> </w:t>
+                            </w:r>
+                            <w:proofErr w:type="spellStart"/>
+                            <w:r>
+                              <w:rPr>
+                                <w:b/>
+                                <w:bCs/>
+                                <w:lang w:val="en-US"/>
+                              </w:rPr>
+                              <w:t>nhánh</w:t>
                             </w:r>
                             <w:proofErr w:type="spellEnd"/>
                           </w:p>
                         </w:tc>
+                      </w:tr>
+                      <w:tr>
                         <w:tc>
                           <w:tcPr>
-                            <w:tcW w:w="435" w:type="pct"/>
+                            <w:tcW w:w="0" w:type="auto"/>
                             <w:tcBorders>
                               <w:top w:val="single" w:sz="4" w:space="0" w:color="000000"/>
                               <w:left w:val="single" w:sz="4" w:space="0" w:color="000000"/>
@@ -21240,142 +21207,6 @@
                             <w:pPr>
                               <w:pStyle w:val="Small"/>
                               <w:rPr>
-                                <w:b/>
-                                <w:bCs/>
-                                <w:sz w:val="24"/>
-                                <w:szCs w:val="24"/>
-                                <w:lang w:val="en-US"/>
-                              </w:rPr>
-                            </w:pPr>
-                            <w:proofErr w:type="spellStart"/>
-                            <w:r>
-                              <w:rPr>
-                                <w:b/>
-                                <w:bCs/>
-                                <w:lang w:val="en-US"/>
-                              </w:rPr>
-                              <w:t>Bước</w:t>
-                            </w:r>
-                            <w:proofErr w:type="spellEnd"/>
-                          </w:p>
-                        </w:tc>
-                        <w:tc>
-                          <w:tcPr>
-                            <w:tcW w:w="3249" w:type="pct"/>
-                            <w:tcBorders>
-                              <w:top w:val="single" w:sz="4" w:space="0" w:color="000000"/>
-                              <w:left w:val="single" w:sz="4" w:space="0" w:color="000000"/>
-                              <w:bottom w:val="single" w:sz="4" w:space="0" w:color="000000"/>
-                              <w:right w:val="single" w:sz="4" w:space="0" w:color="000000"/>
-                            </w:tcBorders>
-                            <w:tcMar>
-                              <w:top w:w="100" w:type="dxa"/>
-                              <w:left w:w="100" w:type="dxa"/>
-                              <w:bottom w:w="100" w:type="dxa"/>
-                              <w:right w:w="100" w:type="dxa"/>
-                            </w:tcMar>
-                            <w:hideMark/>
-                          </w:tcPr>
-                          <w:p>
-                            <w:pPr>
-                              <w:pStyle w:val="Small"/>
-                              <w:rPr>
-                                <w:b/>
-                                <w:bCs/>
-                                <w:sz w:val="24"/>
-                                <w:szCs w:val="24"/>
-                                <w:lang w:val="en-US"/>
-                              </w:rPr>
-                            </w:pPr>
-                            <w:proofErr w:type="spellStart"/>
-                            <w:r>
-                              <w:rPr>
-                                <w:b/>
-                                <w:bCs/>
-                                <w:lang w:val="en-US"/>
-                              </w:rPr>
-                              <w:t>Hành</w:t>
-                            </w:r>
-                            <w:proofErr w:type="spellEnd"/>
-                            <w:r>
-                              <w:rPr>
-                                <w:b/>
-                                <w:bCs/>
-                                <w:lang w:val="en-US"/>
-                              </w:rPr>
-                              <w:t xml:space="preserve"> </w:t>
-                            </w:r>
-                            <w:proofErr w:type="spellStart"/>
-                            <w:r>
-                              <w:rPr>
-                                <w:b/>
-                                <w:bCs/>
-                                <w:lang w:val="en-US"/>
-                              </w:rPr>
-                              <w:t>động</w:t>
-                            </w:r>
-                            <w:proofErr w:type="spellEnd"/>
-                            <w:r>
-                              <w:rPr>
-                                <w:b/>
-                                <w:bCs/>
-                                <w:lang w:val="en-US"/>
-                              </w:rPr>
-                              <w:t xml:space="preserve"> </w:t>
-                            </w:r>
-                            <w:proofErr w:type="spellStart"/>
-                            <w:r>
-                              <w:rPr>
-                                <w:b/>
-                                <w:bCs/>
-                                <w:lang w:val="en-US"/>
-                              </w:rPr>
-                              <w:t>phân</w:t>
-                            </w:r>
-                            <w:proofErr w:type="spellEnd"/>
-                            <w:r>
-                              <w:rPr>
-                                <w:b/>
-                                <w:bCs/>
-                                <w:lang w:val="en-US"/>
-                              </w:rPr>
-                              <w:t xml:space="preserve"> </w:t>
-                            </w:r>
-                            <w:proofErr w:type="spellStart"/>
-                            <w:r>
-                              <w:rPr>
-                                <w:b/>
-                                <w:bCs/>
-                                <w:lang w:val="en-US"/>
-                              </w:rPr>
-                              <w:t>nhánh</w:t>
-                            </w:r>
-                            <w:proofErr w:type="spellEnd"/>
-                          </w:p>
-                        </w:tc>
-                      </w:tr>
-                      <w:tr>
-                        <w:tc>
-                          <w:tcPr>
-                            <w:tcW w:w="1316" w:type="pct"/>
-                            <w:tcBorders>
-                              <w:top w:val="single" w:sz="4" w:space="0" w:color="000000"/>
-                              <w:left w:val="single" w:sz="4" w:space="0" w:color="000000"/>
-                              <w:bottom w:val="single" w:sz="4" w:space="0" w:color="000000"/>
-                              <w:right w:val="single" w:sz="4" w:space="0" w:color="000000"/>
-                            </w:tcBorders>
-                            <w:tcMar>
-                              <w:top w:w="100" w:type="dxa"/>
-                              <w:left w:w="100" w:type="dxa"/>
-                              <w:bottom w:w="100" w:type="dxa"/>
-                              <w:right w:w="100" w:type="dxa"/>
-                            </w:tcMar>
-                            <w:hideMark/>
-                          </w:tcPr>
-                          <w:p>
-                            <w:pPr>
-                              <w:pStyle w:val="Small"/>
-                              <w:rPr>
                                 <w:sz w:val="24"/>
                                 <w:szCs w:val="24"/>
                                 <w:lang w:val="en-US"/>
@@ -21385,7 +21216,7 @@
                         </w:tc>
                         <w:tc>
                           <w:tcPr>
-                            <w:tcW w:w="435" w:type="pct"/>
+                            <w:tcW w:w="0" w:type="auto"/>
                             <w:tcBorders>
                               <w:top w:val="single" w:sz="4" w:space="0" w:color="000000"/>
                               <w:left w:val="single" w:sz="4" w:space="0" w:color="000000"/>
@@ -21415,13 +21246,13 @@
                               <w:rPr>
                                 <w:lang w:val="en-US"/>
                               </w:rPr>
-                              <w:t>1</w:t>
+                              <w:t>3</w:t>
                             </w:r>
                           </w:p>
                         </w:tc>
                         <w:tc>
                           <w:tcPr>
-                            <w:tcW w:w="3249" w:type="pct"/>
+                            <w:tcW w:w="0" w:type="auto"/>
                             <w:tcBorders>
                               <w:top w:val="single" w:sz="4" w:space="0" w:color="000000"/>
                               <w:left w:val="single" w:sz="4" w:space="0" w:color="000000"/>
@@ -21440,8 +21271,6 @@
                             <w:pPr>
                               <w:pStyle w:val="Small"/>
                               <w:rPr>
-                                <w:sz w:val="24"/>
-                                <w:szCs w:val="24"/>
                                 <w:lang w:val="en-US"/>
                               </w:rPr>
                             </w:pPr>
@@ -21449,7 +21278,7 @@
                               <w:rPr>
                                 <w:lang w:val="en-US"/>
                               </w:rPr>
-                              <w:t>1</w:t>
+                              <w:t>3</w:t>
                             </w:r>
                             <w:r>
                               <w:rPr>
@@ -21462,147 +21291,192 @@
                               <w:rPr>
                                 <w:lang w:val="en-US"/>
                               </w:rPr>
-                              <w:t>Người</w:t>
-                            </w:r>
-                            <w:proofErr w:type="spellEnd"/>
-                            <w:r>
-                              <w:rPr>
-                                <w:lang w:val="en-US"/>
-                              </w:rPr>
-                              <w:t xml:space="preserve"> </w:t>
-                            </w:r>
-                            <w:proofErr w:type="spellStart"/>
-                            <w:r>
-                              <w:rPr>
-                                <w:lang w:val="en-US"/>
-                              </w:rPr>
-                              <w:t>dùng</w:t>
-                            </w:r>
-                            <w:proofErr w:type="spellEnd"/>
-                            <w:r>
-                              <w:rPr>
-                                <w:lang w:val="en-US"/>
-                              </w:rPr>
-                              <w:t xml:space="preserve"> </w:t>
-                            </w:r>
-                            <w:proofErr w:type="spellStart"/>
-                            <w:r>
-                              <w:rPr>
-                                <w:lang w:val="en-US"/>
-                              </w:rPr>
-                              <w:t>thoát</w:t>
-                            </w:r>
-                            <w:proofErr w:type="spellEnd"/>
-                            <w:r>
-                              <w:rPr>
-                                <w:lang w:val="en-US"/>
-                              </w:rPr>
-                              <w:t xml:space="preserve"> </w:t>
-                            </w:r>
-                            <w:proofErr w:type="spellStart"/>
-                            <w:r>
-                              <w:rPr>
-                                <w:lang w:val="en-US"/>
-                              </w:rPr>
-                              <w:t>khỏi</w:t>
-                            </w:r>
-                            <w:proofErr w:type="spellEnd"/>
-                            <w:r>
-                              <w:rPr>
-                                <w:lang w:val="en-US"/>
-                              </w:rPr>
-                              <w:t xml:space="preserve"> </w:t>
-                            </w:r>
-                            <w:proofErr w:type="spellStart"/>
-                            <w:r>
-                              <w:rPr>
-                                <w:lang w:val="en-US"/>
-                              </w:rPr>
-                              <w:t>trnag</w:t>
-                            </w:r>
-                            <w:proofErr w:type="spellEnd"/>
-                            <w:r>
-                              <w:rPr>
-                                <w:lang w:val="en-US"/>
-                              </w:rPr>
-                              <w:t xml:space="preserve"> </w:t>
-                            </w:r>
-                            <w:proofErr w:type="spellStart"/>
-                            <w:r>
-                              <w:rPr>
-                                <w:lang w:val="en-US"/>
-                              </w:rPr>
-                              <w:t>đăng</w:t>
-                            </w:r>
-                            <w:proofErr w:type="spellEnd"/>
-                            <w:r>
-                              <w:rPr>
-                                <w:lang w:val="en-US"/>
-                              </w:rPr>
-                              <w:t xml:space="preserve"> </w:t>
-                            </w:r>
-                            <w:proofErr w:type="spellStart"/>
-                            <w:r>
-                              <w:rPr>
-                                <w:lang w:val="en-US"/>
-                              </w:rPr>
-                              <w:t>nhập</w:t>
-                            </w:r>
-                            <w:proofErr w:type="spellEnd"/>
-                            <w:r>
-                              <w:rPr>
-                                <w:lang w:val="en-US"/>
-                              </w:rPr>
-                              <w:t xml:space="preserve">. Use case </w:t>
-                            </w:r>
-                            <w:proofErr w:type="spellStart"/>
-                            <w:r>
-                              <w:rPr>
-                                <w:lang w:val="en-US"/>
-                              </w:rPr>
-                              <w:t>kết</w:t>
-                            </w:r>
-                            <w:proofErr w:type="spellEnd"/>
-                            <w:r>
-                              <w:rPr>
-                                <w:lang w:val="en-US"/>
-                              </w:rPr>
-                              <w:t xml:space="preserve"> </w:t>
-                            </w:r>
-                            <w:proofErr w:type="spellStart"/>
-                            <w:r>
-                              <w:rPr>
-                                <w:lang w:val="en-US"/>
-                              </w:rPr>
-                              <w:t>thúc</w:t>
-                            </w:r>
-                            <w:proofErr w:type="spellEnd"/>
-                            <w:r>
-                              <w:rPr>
-                                <w:lang w:val="en-US"/>
-                              </w:rPr>
-                              <w:t>.</w:t>
-                            </w:r>
+                              <w:t>Sinh</w:t>
+                            </w:r>
+                            <w:proofErr w:type="spellEnd"/>
+                            <w:r>
+                              <w:rPr>
+                                <w:lang w:val="en-US"/>
+                              </w:rPr>
+                              <w:t xml:space="preserve"> </w:t>
+                            </w:r>
+                            <w:proofErr w:type="spellStart"/>
+                            <w:r>
+                              <w:rPr>
+                                <w:lang w:val="en-US"/>
+                              </w:rPr>
+                              <w:t>viên</w:t>
+                            </w:r>
+                            <w:proofErr w:type="spellEnd"/>
+                            <w:r>
+                              <w:rPr>
+                                <w:lang w:val="en-US"/>
+                              </w:rPr>
+                              <w:t xml:space="preserve"> </w:t>
+                            </w:r>
+                            <w:proofErr w:type="spellStart"/>
+                            <w:r>
+                              <w:rPr>
+                                <w:lang w:val="en-US"/>
+                              </w:rPr>
+                              <w:t>điểm</w:t>
+                            </w:r>
+                            <w:proofErr w:type="spellEnd"/>
+                            <w:r>
+                              <w:rPr>
+                                <w:lang w:val="en-US"/>
+                              </w:rPr>
+                              <w:t xml:space="preserve"> danh </w:t>
+                            </w:r>
+                            <w:proofErr w:type="spellStart"/>
+                            <w:r>
+                              <w:rPr>
+                                <w:lang w:val="en-US"/>
+                              </w:rPr>
+                              <w:t>không</w:t>
+                            </w:r>
+                            <w:proofErr w:type="spellEnd"/>
+                            <w:r>
+                              <w:rPr>
+                                <w:lang w:val="en-US"/>
+                              </w:rPr>
+                              <w:t xml:space="preserve"> </w:t>
+                            </w:r>
+                            <w:proofErr w:type="spellStart"/>
+                            <w:r>
+                              <w:rPr>
+                                <w:lang w:val="en-US"/>
+                              </w:rPr>
+                              <w:t>đúng</w:t>
+                            </w:r>
+                            <w:proofErr w:type="spellEnd"/>
+                            <w:r>
+                              <w:rPr>
+                                <w:lang w:val="en-US"/>
+                              </w:rPr>
+                              <w:t xml:space="preserve"> </w:t>
+                            </w:r>
+                            <w:proofErr w:type="spellStart"/>
+                            <w:r>
+                              <w:rPr>
+                                <w:lang w:val="en-US"/>
+                              </w:rPr>
+                              <w:t>phòng</w:t>
+                            </w:r>
+                            <w:proofErr w:type="spellEnd"/>
+                            <w:r>
+                              <w:rPr>
+                                <w:lang w:val="en-US"/>
+                              </w:rPr>
+                              <w:t xml:space="preserve">, </w:t>
+                            </w:r>
+                            <w:proofErr w:type="spellStart"/>
+                            <w:r>
+                              <w:rPr>
+                                <w:lang w:val="en-US"/>
+                              </w:rPr>
+                              <w:t>hệ</w:t>
+                            </w:r>
+                            <w:proofErr w:type="spellEnd"/>
+                            <w:r>
+                              <w:rPr>
+                                <w:lang w:val="en-US"/>
+                              </w:rPr>
+                              <w:t xml:space="preserve"> </w:t>
+                            </w:r>
+                            <w:proofErr w:type="spellStart"/>
+                            <w:r>
+                              <w:rPr>
+                                <w:lang w:val="en-US"/>
+                              </w:rPr>
+                              <w:t>thống</w:t>
+                            </w:r>
+                            <w:proofErr w:type="spellEnd"/>
+                            <w:r>
+                              <w:rPr>
+                                <w:lang w:val="en-US"/>
+                              </w:rPr>
+                              <w:t xml:space="preserve"> </w:t>
+                            </w:r>
+                            <w:proofErr w:type="spellStart"/>
+                            <w:r>
+                              <w:rPr>
+                                <w:lang w:val="en-US"/>
+                              </w:rPr>
+                              <w:t>trả</w:t>
+                            </w:r>
+                            <w:proofErr w:type="spellEnd"/>
+                            <w:r>
+                              <w:rPr>
+                                <w:lang w:val="en-US"/>
+                              </w:rPr>
+                              <w:t xml:space="preserve"> </w:t>
+                            </w:r>
+                            <w:proofErr w:type="spellStart"/>
+                            <w:r>
+                              <w:rPr>
+                                <w:lang w:val="en-US"/>
+                              </w:rPr>
+                              <w:t>về</w:t>
+                            </w:r>
+                            <w:proofErr w:type="spellEnd"/>
+                            <w:r>
+                              <w:rPr>
+                                <w:lang w:val="en-US"/>
+                              </w:rPr>
+                              <w:t xml:space="preserve"> </w:t>
+                            </w:r>
+                            <w:proofErr w:type="spellStart"/>
+                            <w:r>
+                              <w:rPr>
+                                <w:lang w:val="en-US"/>
+                              </w:rPr>
+                              <w:t>điểm</w:t>
+                            </w:r>
+                            <w:proofErr w:type="spellEnd"/>
+                            <w:r>
+                              <w:rPr>
+                                <w:lang w:val="en-US"/>
+                              </w:rPr>
+                              <w:t xml:space="preserve"> danh </w:t>
+                            </w:r>
+                            <w:proofErr w:type="spellStart"/>
+                            <w:r>
+                              <w:rPr>
+                                <w:lang w:val="en-US"/>
+                              </w:rPr>
+                              <w:t>không</w:t>
+                            </w:r>
+                            <w:proofErr w:type="spellEnd"/>
+                            <w:r>
+                              <w:rPr>
+                                <w:lang w:val="en-US"/>
+                              </w:rPr>
+                              <w:t xml:space="preserve"> </w:t>
+                            </w:r>
+                            <w:proofErr w:type="spellStart"/>
+                            <w:r>
+                              <w:rPr>
+                                <w:lang w:val="en-US"/>
+                              </w:rPr>
+                              <w:t>thành</w:t>
+                            </w:r>
+                            <w:proofErr w:type="spellEnd"/>
+                            <w:r>
+                              <w:rPr>
+                                <w:lang w:val="en-US"/>
+                              </w:rPr>
+                              <w:t xml:space="preserve"> </w:t>
+                            </w:r>
+                            <w:proofErr w:type="spellStart"/>
+                            <w:r>
+                              <w:rPr>
+                                <w:lang w:val="en-US"/>
+                              </w:rPr>
+                              <w:t>công</w:t>
+                            </w:r>
+                            <w:proofErr w:type="spellEnd"/>
                           </w:p>
-                        </w:tc>
-                      </w:tr>
-                      <w:tr>
-                        <w:tc>
-                          <w:tcPr>
-                            <w:tcW w:w="1316" w:type="pct"/>
-                            <w:tcBorders>
-                              <w:top w:val="single" w:sz="4" w:space="0" w:color="000000"/>
-                              <w:left w:val="single" w:sz="4" w:space="0" w:color="000000"/>
-                              <w:bottom w:val="single" w:sz="4" w:space="0" w:color="000000"/>
-                              <w:right w:val="single" w:sz="4" w:space="0" w:color="000000"/>
-                            </w:tcBorders>
-                            <w:tcMar>
-                              <w:top w:w="100" w:type="dxa"/>
-                              <w:left w:w="100" w:type="dxa"/>
-                              <w:bottom w:w="100" w:type="dxa"/>
-                              <w:right w:w="100" w:type="dxa"/>
-                            </w:tcMar>
-                          </w:tcPr>
                           <w:p>
                             <w:pPr>
                               <w:pStyle w:val="Small"/>
@@ -21612,125 +21486,67 @@
                                 <w:lang w:val="en-US"/>
                               </w:rPr>
                             </w:pPr>
-                          </w:p>
-                        </w:tc>
-                        <w:tc>
-                          <w:tcPr>
-                            <w:tcW w:w="435" w:type="pct"/>
-                            <w:tcBorders>
-                              <w:top w:val="single" w:sz="4" w:space="0" w:color="000000"/>
-                              <w:left w:val="single" w:sz="4" w:space="0" w:color="000000"/>
-                              <w:bottom w:val="single" w:sz="4" w:space="0" w:color="000000"/>
-                              <w:right w:val="single" w:sz="4" w:space="0" w:color="000000"/>
-                            </w:tcBorders>
-                            <w:tcMar>
-                              <w:top w:w="100" w:type="dxa"/>
-                              <w:left w:w="100" w:type="dxa"/>
-                              <w:bottom w:w="100" w:type="dxa"/>
-                              <w:right w:w="100" w:type="dxa"/>
-                            </w:tcMar>
-                            <w:vAlign w:val="center"/>
-                          </w:tcPr>
-                          <w:p>
-                            <w:pPr>
-                              <w:pStyle w:val="Small"/>
-                              <w:jc w:val="center"/>
-                              <w:rPr>
-                                <w:lang w:val="en-US"/>
-                              </w:rPr>
-                            </w:pPr>
-                            <w:r>
-                              <w:rPr>
-                                <w:lang w:val="en-US"/>
-                              </w:rPr>
-                              <w:t>3</w:t>
-                            </w:r>
-                          </w:p>
-                        </w:tc>
-                        <w:tc>
-                          <w:tcPr>
-                            <w:tcW w:w="3249" w:type="pct"/>
-                            <w:tcBorders>
-                              <w:top w:val="single" w:sz="4" w:space="0" w:color="000000"/>
-                              <w:left w:val="single" w:sz="4" w:space="0" w:color="000000"/>
-                              <w:bottom w:val="single" w:sz="4" w:space="0" w:color="000000"/>
-                              <w:right w:val="single" w:sz="4" w:space="0" w:color="000000"/>
-                            </w:tcBorders>
-                            <w:tcMar>
-                              <w:top w:w="100" w:type="dxa"/>
-                              <w:left w:w="100" w:type="dxa"/>
-                              <w:bottom w:w="100" w:type="dxa"/>
-                              <w:right w:w="100" w:type="dxa"/>
-                            </w:tcMar>
-                          </w:tcPr>
-                          <w:p>
-                            <w:pPr>
-                              <w:pStyle w:val="Small"/>
-                              <w:rPr>
-                                <w:lang w:val="en-US"/>
-                              </w:rPr>
-                            </w:pPr>
-                            <w:r>
-                              <w:rPr>
-                                <w:lang w:val="en-US"/>
-                              </w:rPr>
-                              <w:t xml:space="preserve">3a. </w:t>
-                            </w:r>
-                            <w:proofErr w:type="spellStart"/>
-                            <w:r>
-                              <w:rPr>
-                                <w:lang w:val="en-US"/>
-                              </w:rPr>
-                              <w:t>Người</w:t>
-                            </w:r>
-                            <w:proofErr w:type="spellEnd"/>
-                            <w:r>
-                              <w:rPr>
-                                <w:lang w:val="en-US"/>
-                              </w:rPr>
-                              <w:t xml:space="preserve"> </w:t>
-                            </w:r>
-                            <w:proofErr w:type="spellStart"/>
-                            <w:r>
-                              <w:rPr>
-                                <w:lang w:val="en-US"/>
-                              </w:rPr>
-                              <w:t>dùng</w:t>
-                            </w:r>
-                            <w:proofErr w:type="spellEnd"/>
-                            <w:r>
-                              <w:rPr>
-                                <w:lang w:val="en-US"/>
-                              </w:rPr>
-                              <w:t xml:space="preserve"> </w:t>
-                            </w:r>
-                            <w:proofErr w:type="spellStart"/>
-                            <w:r>
-                              <w:rPr>
-                                <w:lang w:val="en-US"/>
-                              </w:rPr>
-                              <w:t>đăng</w:t>
-                            </w:r>
-                            <w:proofErr w:type="spellEnd"/>
-                            <w:r>
-                              <w:rPr>
-                                <w:lang w:val="en-US"/>
-                              </w:rPr>
-                              <w:t xml:space="preserve"> </w:t>
-                            </w:r>
-                            <w:proofErr w:type="spellStart"/>
-                            <w:r>
-                              <w:rPr>
-                                <w:lang w:val="en-US"/>
-                              </w:rPr>
-                              <w:t>nhập</w:t>
-                            </w:r>
-                            <w:proofErr w:type="spellEnd"/>
-                            <w:r>
-                              <w:rPr>
-                                <w:lang w:val="en-US"/>
-                              </w:rPr>
-                              <w:t xml:space="preserve"> </w:t>
+                            <w:r>
+                              <w:rPr>
+                                <w:lang w:val="en-US"/>
+                              </w:rPr>
+                              <w:t xml:space="preserve">3.b </w:t>
+                            </w:r>
+                            <w:proofErr w:type="spellStart"/>
+                            <w:r>
+                              <w:rPr>
+                                <w:lang w:val="en-US"/>
+                              </w:rPr>
+                              <w:t>Sinh</w:t>
+                            </w:r>
+                            <w:proofErr w:type="spellEnd"/>
+                            <w:r>
+                              <w:rPr>
+                                <w:lang w:val="en-US"/>
+                              </w:rPr>
+                              <w:t xml:space="preserve"> </w:t>
+                            </w:r>
+                            <w:proofErr w:type="spellStart"/>
+                            <w:r>
+                              <w:rPr>
+                                <w:lang w:val="en-US"/>
+                              </w:rPr>
+                              <w:t>viên</w:t>
+                            </w:r>
+                            <w:proofErr w:type="spellEnd"/>
+                            <w:r>
+                              <w:rPr>
+                                <w:lang w:val="en-US"/>
+                              </w:rPr>
+                              <w:t xml:space="preserve"> </w:t>
+                            </w:r>
+                            <w:proofErr w:type="spellStart"/>
+                            <w:r>
+                              <w:rPr>
+                                <w:lang w:val="en-US"/>
+                              </w:rPr>
+                              <w:t>điểm</w:t>
+                            </w:r>
+                            <w:proofErr w:type="spellEnd"/>
+                            <w:r>
+                              <w:rPr>
+                                <w:lang w:val="en-US"/>
+                              </w:rPr>
+                              <w:t xml:space="preserve"> danh </w:t>
+                            </w:r>
+                            <w:proofErr w:type="spellStart"/>
+                            <w:r>
+                              <w:rPr>
+                                <w:lang w:val="en-US"/>
+                              </w:rPr>
+                              <w:t>quá</w:t>
+                            </w:r>
+                            <w:proofErr w:type="spellEnd"/>
+                            <w:r>
+                              <w:rPr>
+                                <w:lang w:val="en-US"/>
+                              </w:rPr>
+                              <w:t xml:space="preserve"> so </w:t>
                             </w:r>
                             <w:proofErr w:type="spellStart"/>
                             <w:r>
@@ -21744,70 +21560,42 @@
                               <w:rPr>
                                 <w:lang w:val="en-US"/>
                               </w:rPr>
-                              <w:t xml:space="preserve"> email </w:t>
-                            </w:r>
-                            <w:proofErr w:type="spellStart"/>
-                            <w:r>
-                              <w:rPr>
-                                <w:lang w:val="en-US"/>
-                              </w:rPr>
-                              <w:t>không</w:t>
-                            </w:r>
-                            <w:proofErr w:type="spellEnd"/>
-                            <w:r>
-                              <w:rPr>
-                                <w:lang w:val="en-US"/>
-                              </w:rPr>
-                              <w:t xml:space="preserve"> </w:t>
-                            </w:r>
-                            <w:proofErr w:type="spellStart"/>
-                            <w:r>
-                              <w:rPr>
-                                <w:lang w:val="en-US"/>
-                              </w:rPr>
-                              <w:t>phải</w:t>
-                            </w:r>
-                            <w:proofErr w:type="spellEnd"/>
-                            <w:r>
-                              <w:rPr>
-                                <w:lang w:val="en-US"/>
-                              </w:rPr>
-                              <w:t xml:space="preserve"> </w:t>
-                            </w:r>
-                            <w:proofErr w:type="spellStart"/>
-                            <w:r>
-                              <w:rPr>
-                                <w:lang w:val="en-US"/>
-                              </w:rPr>
-                              <w:t>của</w:t>
-                            </w:r>
-                            <w:proofErr w:type="spellEnd"/>
-                            <w:r>
-                              <w:rPr>
-                                <w:lang w:val="en-US"/>
-                              </w:rPr>
-                              <w:t xml:space="preserve"> </w:t>
-                            </w:r>
-                            <w:proofErr w:type="spellStart"/>
-                            <w:r>
-                              <w:rPr>
-                                <w:lang w:val="en-US"/>
-                              </w:rPr>
-                              <w:t>trường</w:t>
-                            </w:r>
-                            <w:proofErr w:type="spellEnd"/>
-                            <w:r>
-                              <w:rPr>
-                                <w:lang w:val="en-US"/>
-                              </w:rPr>
-                              <w:t xml:space="preserve">. </w:t>
-                            </w:r>
-                            <w:proofErr w:type="spellStart"/>
-                            <w:r>
-                              <w:rPr>
-                                <w:lang w:val="en-US"/>
-                              </w:rPr>
-                              <w:t>Hệ</w:t>
+                              <w:t xml:space="preserve"> </w:t>
+                            </w:r>
+                            <w:proofErr w:type="spellStart"/>
+                            <w:r>
+                              <w:rPr>
+                                <w:lang w:val="en-US"/>
+                              </w:rPr>
+                              <w:t>giờ</w:t>
+                            </w:r>
+                            <w:proofErr w:type="spellEnd"/>
+                            <w:r>
+                              <w:rPr>
+                                <w:lang w:val="en-US"/>
+                              </w:rPr>
+                              <w:t xml:space="preserve"> </w:t>
+                            </w:r>
+                            <w:proofErr w:type="spellStart"/>
+                            <w:r>
+                              <w:rPr>
+                                <w:lang w:val="en-US"/>
+                              </w:rPr>
+                              <w:t>điểm</w:t>
+                            </w:r>
+                            <w:proofErr w:type="spellEnd"/>
+                            <w:r>
+                              <w:rPr>
+                                <w:lang w:val="en-US"/>
+                              </w:rPr>
+                              <w:t xml:space="preserve"> danh, </w:t>
+                            </w:r>
+                            <w:proofErr w:type="spellStart"/>
+                            <w:r>
+                              <w:rPr>
+                                <w:lang w:val="en-US"/>
+                              </w:rPr>
+                              <w:t>hệ</w:t>
                             </w:r>
                             <w:proofErr w:type="spellEnd"/>
                             <w:r>
@@ -21828,70 +21616,56 @@
                               <w:rPr>
                                 <w:lang w:val="en-US"/>
                               </w:rPr>
-                              <w:t xml:space="preserve"> quay </w:t>
-                            </w:r>
-                            <w:proofErr w:type="spellStart"/>
-                            <w:r>
-                              <w:rPr>
-                                <w:lang w:val="en-US"/>
-                              </w:rPr>
-                              <w:t>trở</w:t>
-                            </w:r>
-                            <w:proofErr w:type="spellEnd"/>
-                            <w:r>
-                              <w:rPr>
-                                <w:lang w:val="en-US"/>
-                              </w:rPr>
-                              <w:t xml:space="preserve"> </w:t>
-                            </w:r>
-                            <w:proofErr w:type="spellStart"/>
-                            <w:r>
-                              <w:rPr>
-                                <w:lang w:val="en-US"/>
-                              </w:rPr>
-                              <w:t>lại</w:t>
-                            </w:r>
-                            <w:proofErr w:type="spellEnd"/>
-                            <w:r>
-                              <w:rPr>
-                                <w:lang w:val="en-US"/>
-                              </w:rPr>
-                              <w:t xml:space="preserve"> </w:t>
-                            </w:r>
-                            <w:proofErr w:type="spellStart"/>
-                            <w:r>
-                              <w:rPr>
-                                <w:lang w:val="en-US"/>
-                              </w:rPr>
-                              <w:t>trang</w:t>
-                            </w:r>
-                            <w:proofErr w:type="spellEnd"/>
-                            <w:r>
-                              <w:rPr>
-                                <w:lang w:val="en-US"/>
-                              </w:rPr>
-                              <w:t xml:space="preserve"> </w:t>
-                            </w:r>
-                            <w:proofErr w:type="spellStart"/>
-                            <w:r>
-                              <w:rPr>
-                                <w:lang w:val="en-US"/>
-                              </w:rPr>
-                              <w:t>đăng</w:t>
-                            </w:r>
-                            <w:proofErr w:type="spellEnd"/>
-                            <w:r>
-                              <w:rPr>
-                                <w:lang w:val="en-US"/>
-                              </w:rPr>
-                              <w:t xml:space="preserve"> </w:t>
-                            </w:r>
-                            <w:proofErr w:type="spellStart"/>
-                            <w:r>
-                              <w:rPr>
-                                <w:lang w:val="en-US"/>
-                              </w:rPr>
-                              <w:t>nhập</w:t>
+                              <w:t xml:space="preserve"> </w:t>
+                            </w:r>
+                            <w:proofErr w:type="spellStart"/>
+                            <w:r>
+                              <w:rPr>
+                                <w:lang w:val="en-US"/>
+                              </w:rPr>
+                              <w:t>trả</w:t>
+                            </w:r>
+                            <w:proofErr w:type="spellEnd"/>
+                            <w:r>
+                              <w:rPr>
+                                <w:lang w:val="en-US"/>
+                              </w:rPr>
+                              <w:t xml:space="preserve"> </w:t>
+                            </w:r>
+                            <w:proofErr w:type="spellStart"/>
+                            <w:r>
+                              <w:rPr>
+                                <w:lang w:val="en-US"/>
+                              </w:rPr>
+                              <w:t>về</w:t>
+                            </w:r>
+                            <w:proofErr w:type="spellEnd"/>
+                            <w:r>
+                              <w:rPr>
+                                <w:lang w:val="en-US"/>
+                              </w:rPr>
+                              <w:t xml:space="preserve"> </w:t>
+                            </w:r>
+                            <w:proofErr w:type="spellStart"/>
+                            <w:r>
+                              <w:rPr>
+                                <w:lang w:val="en-US"/>
+                              </w:rPr>
+                              <w:t>điểm</w:t>
+                            </w:r>
+                            <w:proofErr w:type="spellEnd"/>
+                            <w:r>
+                              <w:rPr>
+                                <w:lang w:val="en-US"/>
+                              </w:rPr>
+                              <w:t xml:space="preserve"> danh </w:t>
+                            </w:r>
+                            <w:proofErr w:type="spellStart"/>
+                            <w:r>
+                              <w:rPr>
+                                <w:lang w:val="en-US"/>
+                              </w:rPr>
+                              <w:t>muộn</w:t>
                             </w:r>
                             <w:proofErr w:type="spellEnd"/>
                           </w:p>
@@ -24466,6 +24240,7 @@
       <w:bCs/>
       <w:sz w:val="28"/>
       <w:szCs w:val="28"/>
+      <w:lang w:val="vi-VN"/>
     </w:rPr>
   </w:style>
   <w:style w:type="paragraph" w:customStyle="1" w:styleId="Cover">
@@ -24583,6 +24358,7 @@
       <w:bCs/>
       <w:sz w:val="28"/>
       <w:szCs w:val="28"/>
+      <w:lang w:val="vi-VN"/>
     </w:rPr>
   </w:style>
   <w:style w:type="character" w:customStyle="1" w:styleId="BulletChar">

--- a/docs/ĐỒ ÁN - DDHC.docx
+++ b/docs/ĐỒ ÁN - DDHC.docx
@@ -3621,8 +3621,8 @@
         <mc:AlternateContent>
           <mc:Choice Requires="wps">
             <w:drawing>
-              <wp:inline distT="0" distB="0" distL="0" distR="0" wp14:anchorId="11131D23" wp14:editId="3FCFF5B0">
-                <wp:extent cx="5943600" cy="7629525"/>
+              <wp:inline distT="0" distB="0" distL="0" distR="0" wp14:anchorId="11131D23" wp14:editId="00C3D6EF">
+                <wp:extent cx="5943600" cy="7877175"/>
                 <wp:effectExtent l="0" t="0" r="0" b="9525"/>
                 <wp:docPr id="217" name="Text Box 2"/>
                 <wp:cNvGraphicFramePr>
@@ -3637,7 +3637,7 @@
                       <wps:spPr bwMode="auto">
                         <a:xfrm>
                           <a:off x="0" y="0"/>
-                          <a:ext cx="5943600" cy="7629525"/>
+                          <a:ext cx="5943600" cy="7877175"/>
                         </a:xfrm>
                         <a:prstGeom prst="rect">
                           <a:avLst/>
@@ -6376,6 +6376,115 @@
                                   <w:pPr>
                                     <w:pStyle w:val="Small"/>
                                     <w:spacing w:line="276" w:lineRule="auto"/>
+                                  </w:pPr>
+                                </w:p>
+                              </w:tc>
+                            </w:tr>
+                            <w:tr>
+                              <w:tc>
+                                <w:tcPr>
+                                  <w:tcW w:w="704" w:type="dxa"/>
+                                </w:tcPr>
+                                <w:p>
+                                  <w:pPr>
+                                    <w:pStyle w:val="Small"/>
+                                    <w:numPr>
+                                      <w:ilvl w:val="0"/>
+                                      <w:numId w:val="3"/>
+                                    </w:numPr>
+                                    <w:jc w:val="center"/>
+                                    <w:rPr>
+                                      <w:lang w:val="en-US"/>
+                                    </w:rPr>
+                                  </w:pPr>
+                                </w:p>
+                              </w:tc>
+                              <w:tc>
+                                <w:tcPr>
+                                  <w:tcW w:w="1276" w:type="dxa"/>
+                                  <w:vMerge/>
+                                  <w:vAlign w:val="center"/>
+                                </w:tcPr>
+                                <w:p>
+                                  <w:pPr>
+                                    <w:pStyle w:val="Small"/>
+                                    <w:jc w:val="center"/>
+                                    <w:rPr>
+                                      <w:lang w:val="en-US"/>
+                                    </w:rPr>
+                                  </w:pPr>
+                                </w:p>
+                              </w:tc>
+                              <w:tc>
+                                <w:tcPr>
+                                  <w:tcW w:w="5215" w:type="dxa"/>
+                                </w:tcPr>
+                                <w:p>
+                                  <w:pPr>
+                                    <w:pStyle w:val="Small"/>
+                                    <w:rPr>
+                                      <w:lang w:val="en-US"/>
+                                    </w:rPr>
+                                  </w:pPr>
+                                  <w:proofErr w:type="spellStart"/>
+                                  <w:r>
+                                    <w:rPr>
+                                      <w:lang w:val="en-US"/>
+                                    </w:rPr>
+                                    <w:t>Nhập</w:t>
+                                  </w:r>
+                                  <w:proofErr w:type="spellEnd"/>
+                                  <w:r>
+                                    <w:rPr>
+                                      <w:lang w:val="en-US"/>
+                                    </w:rPr>
+                                    <w:t xml:space="preserve"> </w:t>
+                                  </w:r>
+                                  <w:proofErr w:type="spellStart"/>
+                                  <w:r>
+                                    <w:rPr>
+                                      <w:lang w:val="en-US"/>
+                                    </w:rPr>
+                                    <w:t>thông</w:t>
+                                  </w:r>
+                                  <w:proofErr w:type="spellEnd"/>
+                                  <w:r>
+                                    <w:rPr>
+                                      <w:lang w:val="en-US"/>
+                                    </w:rPr>
+                                    <w:t xml:space="preserve"> tin </w:t>
+                                  </w:r>
+                                  <w:proofErr w:type="spellStart"/>
+                                  <w:r>
+                                    <w:rPr>
+                                      <w:lang w:val="en-US"/>
+                                    </w:rPr>
+                                    <w:t>môn</w:t>
+                                  </w:r>
+                                  <w:proofErr w:type="spellEnd"/>
+                                  <w:r>
+                                    <w:rPr>
+                                      <w:lang w:val="en-US"/>
+                                    </w:rPr>
+                                    <w:t xml:space="preserve"> </w:t>
+                                  </w:r>
+                                  <w:proofErr w:type="spellStart"/>
+                                  <w:r>
+                                    <w:rPr>
+                                      <w:lang w:val="en-US"/>
+                                    </w:rPr>
+                                    <w:t>học</w:t>
+                                  </w:r>
+                                  <w:proofErr w:type="spellEnd"/>
+                                </w:p>
+                              </w:tc>
+                              <w:tc>
+                                <w:tcPr>
+                                  <w:tcW w:w="1853" w:type="dxa"/>
+                                </w:tcPr>
+                                <w:p>
+                                  <w:pPr>
+                                    <w:pStyle w:val="Small"/>
                                   </w:pPr>
                                 </w:p>
                               </w:tc>
@@ -6508,7 +6617,7 @@
           </mc:Choice>
           <mc:Fallback>
             <w:pict>
-              <v:shape w14:anchorId="11131D23" id="Text Box 2" o:spid="_x0000_s1027" type="#_x0000_t202" style="width:468pt;height:600.75pt;visibility:visible;mso-wrap-style:square;mso-left-percent:-10001;mso-top-percent:-10001;mso-position-horizontal:absolute;mso-position-horizontal-relative:char;mso-position-vertical:absolute;mso-position-vertical-relative:line;mso-left-percent:-10001;mso-top-percent:-10001;v-text-anchor:top" o:gfxdata="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" stroked="f">
+              <v:shape w14:anchorId="11131D23" id="Text Box 2" o:spid="_x0000_s1027" type="#_x0000_t202" style="width:468pt;height:620.25pt;visibility:visible;mso-wrap-style:square;mso-left-percent:-10001;mso-top-percent:-10001;mso-position-horizontal:absolute;mso-position-horizontal-relative:char;mso-position-vertical:absolute;mso-position-vertical-relative:line;mso-left-percent:-10001;mso-top-percent:-10001;v-text-anchor:top" o:gfxdata="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" stroked="f">
                 <v:textbox>
                   <w:txbxContent>
                     <w:p>
@@ -9233,6 +9342,115 @@
                             <w:pPr>
                               <w:pStyle w:val="Small"/>
                               <w:spacing w:line="276" w:lineRule="auto"/>
+                            </w:pPr>
+                          </w:p>
+                        </w:tc>
+                      </w:tr>
+                      <w:tr>
+                        <w:tc>
+                          <w:tcPr>
+                            <w:tcW w:w="704" w:type="dxa"/>
+                          </w:tcPr>
+                          <w:p>
+                            <w:pPr>
+                              <w:pStyle w:val="Small"/>
+                              <w:numPr>
+                                <w:ilvl w:val="0"/>
+                                <w:numId w:val="3"/>
+                              </w:numPr>
+                              <w:jc w:val="center"/>
+                              <w:rPr>
+                                <w:lang w:val="en-US"/>
+                              </w:rPr>
+                            </w:pPr>
+                          </w:p>
+                        </w:tc>
+                        <w:tc>
+                          <w:tcPr>
+                            <w:tcW w:w="1276" w:type="dxa"/>
+                            <w:vMerge/>
+                            <w:vAlign w:val="center"/>
+                          </w:tcPr>
+                          <w:p>
+                            <w:pPr>
+                              <w:pStyle w:val="Small"/>
+                              <w:jc w:val="center"/>
+                              <w:rPr>
+                                <w:lang w:val="en-US"/>
+                              </w:rPr>
+                            </w:pPr>
+                          </w:p>
+                        </w:tc>
+                        <w:tc>
+                          <w:tcPr>
+                            <w:tcW w:w="5215" w:type="dxa"/>
+                          </w:tcPr>
+                          <w:p>
+                            <w:pPr>
+                              <w:pStyle w:val="Small"/>
+                              <w:rPr>
+                                <w:lang w:val="en-US"/>
+                              </w:rPr>
+                            </w:pPr>
+                            <w:proofErr w:type="spellStart"/>
+                            <w:r>
+                              <w:rPr>
+                                <w:lang w:val="en-US"/>
+                              </w:rPr>
+                              <w:t>Nhập</w:t>
+                            </w:r>
+                            <w:proofErr w:type="spellEnd"/>
+                            <w:r>
+                              <w:rPr>
+                                <w:lang w:val="en-US"/>
+                              </w:rPr>
+                              <w:t xml:space="preserve"> </w:t>
+                            </w:r>
+                            <w:proofErr w:type="spellStart"/>
+                            <w:r>
+                              <w:rPr>
+                                <w:lang w:val="en-US"/>
+                              </w:rPr>
+                              <w:t>thông</w:t>
+                            </w:r>
+                            <w:proofErr w:type="spellEnd"/>
+                            <w:r>
+                              <w:rPr>
+                                <w:lang w:val="en-US"/>
+                              </w:rPr>
+                              <w:t xml:space="preserve"> tin </w:t>
+                            </w:r>
+                            <w:proofErr w:type="spellStart"/>
+                            <w:r>
+                              <w:rPr>
+                                <w:lang w:val="en-US"/>
+                              </w:rPr>
+                              <w:t>môn</w:t>
+                            </w:r>
+                            <w:proofErr w:type="spellEnd"/>
+                            <w:r>
+                              <w:rPr>
+                                <w:lang w:val="en-US"/>
+                              </w:rPr>
+                              <w:t xml:space="preserve"> </w:t>
+                            </w:r>
+                            <w:proofErr w:type="spellStart"/>
+                            <w:r>
+                              <w:rPr>
+                                <w:lang w:val="en-US"/>
+                              </w:rPr>
+                              <w:t>học</w:t>
+                            </w:r>
+                            <w:proofErr w:type="spellEnd"/>
+                          </w:p>
+                        </w:tc>
+                        <w:tc>
+                          <w:tcPr>
+                            <w:tcW w:w="1853" w:type="dxa"/>
+                          </w:tcPr>
+                          <w:p>
+                            <w:pPr>
+                              <w:pStyle w:val="Small"/>
                             </w:pPr>
                           </w:p>
                         </w:tc>
@@ -21687,6 +21905,8998 @@
           </mc:Fallback>
         </mc:AlternateContent>
       </w:r>
+    </w:p>
+    <w:p>
+      <w:pPr>
+        <w:pStyle w:val="Heading3"/>
+        <w:rPr>
+          <w:lang w:val="en-US"/>
+        </w:rPr>
+      </w:pPr>
+      <w:proofErr w:type="spellStart"/>
+      <w:r>
+        <w:rPr>
+          <w:lang w:val="en-US"/>
+        </w:rPr>
+        <w:lastRenderedPageBreak/>
+        <w:t>Yêu</w:t>
+      </w:r>
+      <w:proofErr w:type="spellEnd"/>
+      <w:r>
+        <w:rPr>
+          <w:lang w:val="en-US"/>
+        </w:rPr>
+        <w:t xml:space="preserve"> </w:t>
+      </w:r>
+      <w:proofErr w:type="spellStart"/>
+      <w:r>
+        <w:rPr>
+          <w:lang w:val="en-US"/>
+        </w:rPr>
+        <w:t>cầu</w:t>
+      </w:r>
+      <w:proofErr w:type="spellEnd"/>
+      <w:r>
+        <w:rPr>
+          <w:lang w:val="en-US"/>
+        </w:rPr>
+        <w:t xml:space="preserve"> </w:t>
+      </w:r>
+      <w:proofErr w:type="spellStart"/>
+      <w:r>
+        <w:rPr>
+          <w:lang w:val="en-US"/>
+        </w:rPr>
+        <w:t>các</w:t>
+      </w:r>
+      <w:proofErr w:type="spellEnd"/>
+      <w:r>
+        <w:rPr>
+          <w:lang w:val="en-US"/>
+        </w:rPr>
+        <w:t xml:space="preserve"> </w:t>
+      </w:r>
+      <w:proofErr w:type="spellStart"/>
+      <w:r>
+        <w:rPr>
+          <w:lang w:val="en-US"/>
+        </w:rPr>
+        <w:t>thủ</w:t>
+      </w:r>
+      <w:proofErr w:type="spellEnd"/>
+      <w:r>
+        <w:rPr>
+          <w:lang w:val="en-US"/>
+        </w:rPr>
+        <w:t xml:space="preserve"> </w:t>
+      </w:r>
+      <w:proofErr w:type="spellStart"/>
+      <w:r>
+        <w:rPr>
+          <w:lang w:val="en-US"/>
+        </w:rPr>
+        <w:t>tục</w:t>
+      </w:r>
+      <w:proofErr w:type="spellEnd"/>
+      <w:r>
+        <w:rPr>
+          <w:lang w:val="en-US"/>
+        </w:rPr>
+        <w:t xml:space="preserve"> </w:t>
+      </w:r>
+      <w:proofErr w:type="spellStart"/>
+      <w:r>
+        <w:rPr>
+          <w:lang w:val="en-US"/>
+        </w:rPr>
+        <w:t>hành</w:t>
+      </w:r>
+      <w:proofErr w:type="spellEnd"/>
+      <w:r>
+        <w:rPr>
+          <w:lang w:val="en-US"/>
+        </w:rPr>
+        <w:t xml:space="preserve"> </w:t>
+      </w:r>
+      <w:proofErr w:type="spellStart"/>
+      <w:r>
+        <w:rPr>
+          <w:lang w:val="en-US"/>
+        </w:rPr>
+        <w:t>chính</w:t>
+      </w:r>
+      <w:proofErr w:type="spellEnd"/>
+    </w:p>
+    <w:p>
+      <w:pPr>
+        <w:pStyle w:val="Content"/>
+        <w:rPr>
+          <w:lang w:val="en-US"/>
+        </w:rPr>
+      </w:pPr>
+      <w:r>
+        <w:rPr>
+          <w:noProof/>
+        </w:rPr>
+        <mc:AlternateContent>
+          <mc:Choice Requires="wps">
+            <w:drawing>
+              <wp:inline distT="0" distB="0" distL="0" distR="0" wp14:anchorId="25A26E36" wp14:editId="388E60AE">
+                <wp:extent cx="5760720" cy="4219575"/>
+                <wp:effectExtent l="0" t="0" r="0" b="9525"/>
+                <wp:docPr id="2" name="Text Box 2"/>
+                <wp:cNvGraphicFramePr>
+                  <a:graphicFrameLocks xmlns:a="http://schemas.openxmlformats.org/drawingml/2006/main"/>
+                </wp:cNvGraphicFramePr>
+                <a:graphic xmlns:a="http://schemas.openxmlformats.org/drawingml/2006/main">
+                  <a:graphicData uri="http://schemas.microsoft.com/office/word/2010/wordprocessingShape">
+                    <wps:wsp>
+                      <wps:cNvSpPr txBox="1">
+                        <a:spLocks noChangeArrowheads="1"/>
+                      </wps:cNvSpPr>
+                      <wps:spPr bwMode="auto">
+                        <a:xfrm>
+                          <a:off x="0" y="0"/>
+                          <a:ext cx="5760720" cy="4219575"/>
+                        </a:xfrm>
+                        <a:prstGeom prst="rect">
+                          <a:avLst/>
+                        </a:prstGeom>
+                        <a:solidFill>
+                          <a:srgbClr val="FFFFFF"/>
+                        </a:solidFill>
+                        <a:ln w="9525">
+                          <a:noFill/>
+                          <a:miter lim="800000"/>
+                          <a:headEnd/>
+                          <a:tailEnd/>
+                        </a:ln>
+                      </wps:spPr>
+                      <wps:txbx>
+                        <w:txbxContent>
+                          <w:p>
+                            <w:pPr>
+                              <w:pStyle w:val="Caption"/>
+                              <w:keepNext/>
+                              <w:rPr>
+                                <w:lang w:val="en-US"/>
+                              </w:rPr>
+                            </w:pPr>
+                            <w:r>
+                              <w:t xml:space="preserve">Bảng </w:t>
+                            </w:r>
+                            <w:r>
+                              <w:fldChar w:fldCharType="begin"/>
+                            </w:r>
+                            <w:r>
+                              <w:instrText xml:space="preserve"> STYLEREF 1 \s </w:instrText>
+                            </w:r>
+                            <w:r>
+                              <w:fldChar w:fldCharType="separate"/>
+                            </w:r>
+                            <w:r>
+                              <w:rPr>
+                                <w:noProof/>
+                              </w:rPr>
+                              <w:t>3</w:t>
+                            </w:r>
+                            <w:r>
+                              <w:fldChar w:fldCharType="end"/>
+                            </w:r>
+                            <w:r>
+                              <w:t>.</w:t>
+                            </w:r>
+                            <w:r>
+                              <w:fldChar w:fldCharType="begin"/>
+                            </w:r>
+                            <w:r>
+                              <w:instrText xml:space="preserve"> SEQ Bảng \* ARABIC \s 1 </w:instrText>
+                            </w:r>
+                            <w:r>
+                              <w:fldChar w:fldCharType="separate"/>
+                            </w:r>
+                            <w:r>
+                              <w:rPr>
+                                <w:noProof/>
+                              </w:rPr>
+                              <w:t>4</w:t>
+                            </w:r>
+                            <w:r>
+                              <w:fldChar w:fldCharType="end"/>
+                            </w:r>
+                            <w:r>
+                              <w:rPr>
+                                <w:lang w:val="en-US"/>
+                              </w:rPr>
+                              <w:t xml:space="preserve"> </w:t>
+                            </w:r>
+                            <w:proofErr w:type="spellStart"/>
+                            <w:r>
+                              <w:rPr>
+                                <w:lang w:val="en-US"/>
+                              </w:rPr>
+                              <w:t>Yêu</w:t>
+                            </w:r>
+                            <w:proofErr w:type="spellEnd"/>
+                            <w:r>
+                              <w:rPr>
+                                <w:lang w:val="en-US"/>
+                              </w:rPr>
+                              <w:t xml:space="preserve"> </w:t>
+                            </w:r>
+                            <w:proofErr w:type="spellStart"/>
+                            <w:r>
+                              <w:rPr>
+                                <w:lang w:val="en-US"/>
+                              </w:rPr>
+                              <w:t>cầu</w:t>
+                            </w:r>
+                            <w:proofErr w:type="spellEnd"/>
+                            <w:r>
+                              <w:rPr>
+                                <w:lang w:val="en-US"/>
+                              </w:rPr>
+                              <w:t xml:space="preserve"> </w:t>
+                            </w:r>
+                            <w:proofErr w:type="spellStart"/>
+                            <w:r>
+                              <w:rPr>
+                                <w:lang w:val="en-US"/>
+                              </w:rPr>
+                              <w:t>các</w:t>
+                            </w:r>
+                            <w:proofErr w:type="spellEnd"/>
+                            <w:r>
+                              <w:rPr>
+                                <w:lang w:val="en-US"/>
+                              </w:rPr>
+                              <w:t xml:space="preserve"> </w:t>
+                            </w:r>
+                            <w:proofErr w:type="spellStart"/>
+                            <w:r>
+                              <w:rPr>
+                                <w:lang w:val="en-US"/>
+                              </w:rPr>
+                              <w:t>thủ</w:t>
+                            </w:r>
+                            <w:proofErr w:type="spellEnd"/>
+                            <w:r>
+                              <w:rPr>
+                                <w:lang w:val="en-US"/>
+                              </w:rPr>
+                              <w:t xml:space="preserve"> </w:t>
+                            </w:r>
+                            <w:proofErr w:type="spellStart"/>
+                            <w:r>
+                              <w:rPr>
+                                <w:lang w:val="en-US"/>
+                              </w:rPr>
+                              <w:t>tục</w:t>
+                            </w:r>
+                            <w:proofErr w:type="spellEnd"/>
+                            <w:r>
+                              <w:rPr>
+                                <w:lang w:val="en-US"/>
+                              </w:rPr>
+                              <w:t xml:space="preserve"> </w:t>
+                            </w:r>
+                            <w:proofErr w:type="spellStart"/>
+                            <w:r>
+                              <w:rPr>
+                                <w:lang w:val="en-US"/>
+                              </w:rPr>
+                              <w:t>hành</w:t>
+                            </w:r>
+                            <w:proofErr w:type="spellEnd"/>
+                            <w:r>
+                              <w:rPr>
+                                <w:lang w:val="en-US"/>
+                              </w:rPr>
+                              <w:t xml:space="preserve"> </w:t>
+                            </w:r>
+                            <w:proofErr w:type="spellStart"/>
+                            <w:r>
+                              <w:rPr>
+                                <w:lang w:val="en-US"/>
+                              </w:rPr>
+                              <w:t>chính</w:t>
+                            </w:r>
+                            <w:proofErr w:type="spellEnd"/>
+                          </w:p>
+                          <w:tbl>
+                            <w:tblPr>
+                              <w:tblW w:w="0" w:type="auto"/>
+                              <w:tblCellMar>
+                                <w:bottom w:w="284" w:type="dxa"/>
+                              </w:tblCellMar>
+                              <w:tblLook w:val="04A0" w:firstRow="1" w:lastRow="0" w:firstColumn="1" w:lastColumn="0" w:noHBand="0" w:noVBand="1"/>
+                            </w:tblPr>
+                            <w:tblGrid>
+                              <w:gridCol w:w="2605"/>
+                              <w:gridCol w:w="1209"/>
+                              <w:gridCol w:w="4238"/>
+                            </w:tblGrid>
+                            <w:tr>
+                              <w:tc>
+                                <w:tcPr>
+                                  <w:tcW w:w="0" w:type="auto"/>
+                                  <w:tcBorders>
+                                    <w:top w:val="single" w:sz="4" w:space="0" w:color="000000"/>
+                                    <w:left w:val="single" w:sz="4" w:space="0" w:color="000000"/>
+                                    <w:bottom w:val="single" w:sz="4" w:space="0" w:color="000000"/>
+                                    <w:right w:val="single" w:sz="4" w:space="0" w:color="000000"/>
+                                  </w:tcBorders>
+                                  <w:tcMar>
+                                    <w:top w:w="100" w:type="dxa"/>
+                                    <w:left w:w="100" w:type="dxa"/>
+                                    <w:bottom w:w="100" w:type="dxa"/>
+                                    <w:right w:w="100" w:type="dxa"/>
+                                  </w:tcMar>
+                                  <w:hideMark/>
+                                </w:tcPr>
+                                <w:p>
+                                  <w:pPr>
+                                    <w:pStyle w:val="Small"/>
+                                    <w:rPr>
+                                      <w:b/>
+                                      <w:bCs/>
+                                      <w:sz w:val="24"/>
+                                      <w:szCs w:val="24"/>
+                                      <w:lang w:val="en-US"/>
+                                    </w:rPr>
+                                  </w:pPr>
+                                  <w:r>
+                                    <w:rPr>
+                                      <w:b/>
+                                      <w:bCs/>
+                                      <w:lang w:val="en-US"/>
+                                    </w:rPr>
+                                    <w:t>Use case</w:t>
+                                  </w:r>
+                                </w:p>
+                              </w:tc>
+                              <w:tc>
+                                <w:tcPr>
+                                  <w:tcW w:w="0" w:type="auto"/>
+                                  <w:gridSpan w:val="2"/>
+                                  <w:tcBorders>
+                                    <w:top w:val="single" w:sz="4" w:space="0" w:color="000000"/>
+                                    <w:left w:val="single" w:sz="4" w:space="0" w:color="000000"/>
+                                    <w:bottom w:val="single" w:sz="4" w:space="0" w:color="000000"/>
+                                    <w:right w:val="single" w:sz="4" w:space="0" w:color="000000"/>
+                                  </w:tcBorders>
+                                  <w:tcMar>
+                                    <w:top w:w="100" w:type="dxa"/>
+                                    <w:left w:w="100" w:type="dxa"/>
+                                    <w:bottom w:w="100" w:type="dxa"/>
+                                    <w:right w:w="100" w:type="dxa"/>
+                                  </w:tcMar>
+                                  <w:hideMark/>
+                                </w:tcPr>
+                                <w:p>
+                                  <w:pPr>
+                                    <w:pStyle w:val="Small"/>
+                                    <w:rPr>
+                                      <w:b/>
+                                      <w:bCs/>
+                                      <w:sz w:val="24"/>
+                                      <w:szCs w:val="24"/>
+                                      <w:lang w:val="en-US"/>
+                                    </w:rPr>
+                                  </w:pPr>
+                                  <w:proofErr w:type="spellStart"/>
+                                  <w:r>
+                                    <w:rPr>
+                                      <w:b/>
+                                      <w:bCs/>
+                                      <w:lang w:val="en-US"/>
+                                    </w:rPr>
+                                    <w:t>Yêu</w:t>
+                                  </w:r>
+                                  <w:proofErr w:type="spellEnd"/>
+                                  <w:r>
+                                    <w:rPr>
+                                      <w:b/>
+                                      <w:bCs/>
+                                      <w:lang w:val="en-US"/>
+                                    </w:rPr>
+                                    <w:t xml:space="preserve"> </w:t>
+                                  </w:r>
+                                  <w:proofErr w:type="spellStart"/>
+                                  <w:r>
+                                    <w:rPr>
+                                      <w:b/>
+                                      <w:bCs/>
+                                      <w:lang w:val="en-US"/>
+                                    </w:rPr>
+                                    <w:t>cầu</w:t>
+                                  </w:r>
+                                  <w:proofErr w:type="spellEnd"/>
+                                  <w:r>
+                                    <w:rPr>
+                                      <w:b/>
+                                      <w:bCs/>
+                                      <w:lang w:val="en-US"/>
+                                    </w:rPr>
+                                    <w:t xml:space="preserve"> </w:t>
+                                  </w:r>
+                                  <w:proofErr w:type="spellStart"/>
+                                  <w:r>
+                                    <w:rPr>
+                                      <w:b/>
+                                      <w:bCs/>
+                                      <w:lang w:val="en-US"/>
+                                    </w:rPr>
+                                    <w:t>các</w:t>
+                                  </w:r>
+                                  <w:proofErr w:type="spellEnd"/>
+                                  <w:r>
+                                    <w:rPr>
+                                      <w:b/>
+                                      <w:bCs/>
+                                      <w:lang w:val="en-US"/>
+                                    </w:rPr>
+                                    <w:t xml:space="preserve"> </w:t>
+                                  </w:r>
+                                  <w:proofErr w:type="spellStart"/>
+                                  <w:r>
+                                    <w:rPr>
+                                      <w:b/>
+                                      <w:bCs/>
+                                      <w:lang w:val="en-US"/>
+                                    </w:rPr>
+                                    <w:t>thủ</w:t>
+                                  </w:r>
+                                  <w:proofErr w:type="spellEnd"/>
+                                  <w:r>
+                                    <w:rPr>
+                                      <w:b/>
+                                      <w:bCs/>
+                                      <w:lang w:val="en-US"/>
+                                    </w:rPr>
+                                    <w:t xml:space="preserve"> </w:t>
+                                  </w:r>
+                                  <w:proofErr w:type="spellStart"/>
+                                  <w:r>
+                                    <w:rPr>
+                                      <w:b/>
+                                      <w:bCs/>
+                                      <w:lang w:val="en-US"/>
+                                    </w:rPr>
+                                    <w:t>tục</w:t>
+                                  </w:r>
+                                  <w:proofErr w:type="spellEnd"/>
+                                  <w:r>
+                                    <w:rPr>
+                                      <w:b/>
+                                      <w:bCs/>
+                                      <w:lang w:val="en-US"/>
+                                    </w:rPr>
+                                    <w:t xml:space="preserve"> </w:t>
+                                  </w:r>
+                                  <w:proofErr w:type="spellStart"/>
+                                  <w:r>
+                                    <w:rPr>
+                                      <w:b/>
+                                      <w:bCs/>
+                                      <w:lang w:val="en-US"/>
+                                    </w:rPr>
+                                    <w:t>hành</w:t>
+                                  </w:r>
+                                  <w:proofErr w:type="spellEnd"/>
+                                  <w:r>
+                                    <w:rPr>
+                                      <w:b/>
+                                      <w:bCs/>
+                                      <w:lang w:val="en-US"/>
+                                    </w:rPr>
+                                    <w:t xml:space="preserve"> </w:t>
+                                  </w:r>
+                                  <w:proofErr w:type="spellStart"/>
+                                  <w:r>
+                                    <w:rPr>
+                                      <w:b/>
+                                      <w:bCs/>
+                                      <w:lang w:val="en-US"/>
+                                    </w:rPr>
+                                    <w:t>chính</w:t>
+                                  </w:r>
+                                  <w:proofErr w:type="spellEnd"/>
+                                </w:p>
+                              </w:tc>
+                            </w:tr>
+                            <w:tr>
+                              <w:tc>
+                                <w:tcPr>
+                                  <w:tcW w:w="0" w:type="auto"/>
+                                  <w:tcBorders>
+                                    <w:top w:val="single" w:sz="4" w:space="0" w:color="000000"/>
+                                    <w:left w:val="single" w:sz="4" w:space="0" w:color="000000"/>
+                                    <w:bottom w:val="single" w:sz="4" w:space="0" w:color="000000"/>
+                                    <w:right w:val="single" w:sz="4" w:space="0" w:color="000000"/>
+                                  </w:tcBorders>
+                                  <w:tcMar>
+                                    <w:top w:w="100" w:type="dxa"/>
+                                    <w:left w:w="100" w:type="dxa"/>
+                                    <w:bottom w:w="100" w:type="dxa"/>
+                                    <w:right w:w="100" w:type="dxa"/>
+                                  </w:tcMar>
+                                  <w:hideMark/>
+                                </w:tcPr>
+                                <w:p>
+                                  <w:pPr>
+                                    <w:pStyle w:val="Small"/>
+                                    <w:rPr>
+                                      <w:sz w:val="24"/>
+                                      <w:szCs w:val="24"/>
+                                      <w:lang w:val="en-US"/>
+                                    </w:rPr>
+                                  </w:pPr>
+                                  <w:proofErr w:type="spellStart"/>
+                                  <w:r>
+                                    <w:rPr>
+                                      <w:lang w:val="en-US"/>
+                                    </w:rPr>
+                                    <w:t>Mục</w:t>
+                                  </w:r>
+                                  <w:proofErr w:type="spellEnd"/>
+                                  <w:r>
+                                    <w:rPr>
+                                      <w:lang w:val="en-US"/>
+                                    </w:rPr>
+                                    <w:t xml:space="preserve"> </w:t>
+                                  </w:r>
+                                  <w:proofErr w:type="spellStart"/>
+                                  <w:r>
+                                    <w:rPr>
+                                      <w:lang w:val="en-US"/>
+                                    </w:rPr>
+                                    <w:t>tiêu</w:t>
+                                  </w:r>
+                                  <w:proofErr w:type="spellEnd"/>
+                                </w:p>
+                              </w:tc>
+                              <w:tc>
+                                <w:tcPr>
+                                  <w:tcW w:w="0" w:type="auto"/>
+                                  <w:gridSpan w:val="2"/>
+                                  <w:tcBorders>
+                                    <w:top w:val="single" w:sz="4" w:space="0" w:color="000000"/>
+                                    <w:left w:val="single" w:sz="4" w:space="0" w:color="000000"/>
+                                    <w:bottom w:val="single" w:sz="4" w:space="0" w:color="000000"/>
+                                    <w:right w:val="single" w:sz="4" w:space="0" w:color="000000"/>
+                                  </w:tcBorders>
+                                  <w:tcMar>
+                                    <w:top w:w="100" w:type="dxa"/>
+                                    <w:left w:w="100" w:type="dxa"/>
+                                    <w:bottom w:w="100" w:type="dxa"/>
+                                    <w:right w:w="100" w:type="dxa"/>
+                                  </w:tcMar>
+                                  <w:hideMark/>
+                                </w:tcPr>
+                                <w:p>
+                                  <w:pPr>
+                                    <w:pStyle w:val="Small"/>
+                                    <w:rPr>
+                                      <w:sz w:val="24"/>
+                                      <w:szCs w:val="24"/>
+                                      <w:lang w:val="en-US"/>
+                                    </w:rPr>
+                                  </w:pPr>
+                                  <w:proofErr w:type="spellStart"/>
+                                  <w:r>
+                                    <w:rPr>
+                                      <w:lang w:val="en-US"/>
+                                    </w:rPr>
+                                    <w:t>Sinh</w:t>
+                                  </w:r>
+                                  <w:proofErr w:type="spellEnd"/>
+                                  <w:r>
+                                    <w:rPr>
+                                      <w:lang w:val="en-US"/>
+                                    </w:rPr>
+                                    <w:t xml:space="preserve"> </w:t>
+                                  </w:r>
+                                  <w:proofErr w:type="spellStart"/>
+                                  <w:r>
+                                    <w:rPr>
+                                      <w:lang w:val="en-US"/>
+                                    </w:rPr>
+                                    <w:t>viên</w:t>
+                                  </w:r>
+                                  <w:proofErr w:type="spellEnd"/>
+                                  <w:r>
+                                    <w:rPr>
+                                      <w:lang w:val="en-US"/>
+                                    </w:rPr>
+                                    <w:t xml:space="preserve"> </w:t>
+                                  </w:r>
+                                  <w:proofErr w:type="spellStart"/>
+                                  <w:r>
+                                    <w:rPr>
+                                      <w:lang w:val="en-US"/>
+                                    </w:rPr>
+                                    <w:t>thực</w:t>
+                                  </w:r>
+                                  <w:proofErr w:type="spellEnd"/>
+                                  <w:r>
+                                    <w:rPr>
+                                      <w:lang w:val="en-US"/>
+                                    </w:rPr>
+                                    <w:t xml:space="preserve"> </w:t>
+                                  </w:r>
+                                  <w:proofErr w:type="spellStart"/>
+                                  <w:r>
+                                    <w:rPr>
+                                      <w:lang w:val="en-US"/>
+                                    </w:rPr>
+                                    <w:t>hiện</w:t>
+                                  </w:r>
+                                  <w:proofErr w:type="spellEnd"/>
+                                  <w:r>
+                                    <w:rPr>
+                                      <w:lang w:val="en-US"/>
+                                    </w:rPr>
+                                    <w:t xml:space="preserve"> </w:t>
+                                  </w:r>
+                                  <w:proofErr w:type="spellStart"/>
+                                  <w:r>
+                                    <w:rPr>
+                                      <w:lang w:val="en-US"/>
+                                    </w:rPr>
+                                    <w:t>các</w:t>
+                                  </w:r>
+                                  <w:proofErr w:type="spellEnd"/>
+                                  <w:r>
+                                    <w:rPr>
+                                      <w:lang w:val="en-US"/>
+                                    </w:rPr>
+                                    <w:t xml:space="preserve"> </w:t>
+                                  </w:r>
+                                  <w:proofErr w:type="spellStart"/>
+                                  <w:r>
+                                    <w:rPr>
+                                      <w:lang w:val="en-US"/>
+                                    </w:rPr>
+                                    <w:t>thủ</w:t>
+                                  </w:r>
+                                  <w:proofErr w:type="spellEnd"/>
+                                  <w:r>
+                                    <w:rPr>
+                                      <w:lang w:val="en-US"/>
+                                    </w:rPr>
+                                    <w:t xml:space="preserve"> </w:t>
+                                  </w:r>
+                                  <w:proofErr w:type="spellStart"/>
+                                  <w:r>
+                                    <w:rPr>
+                                      <w:lang w:val="en-US"/>
+                                    </w:rPr>
+                                    <w:t>tục</w:t>
+                                  </w:r>
+                                  <w:proofErr w:type="spellEnd"/>
+                                  <w:r>
+                                    <w:rPr>
+                                      <w:lang w:val="en-US"/>
+                                    </w:rPr>
+                                    <w:t xml:space="preserve"> </w:t>
+                                  </w:r>
+                                  <w:proofErr w:type="spellStart"/>
+                                  <w:r>
+                                    <w:rPr>
+                                      <w:lang w:val="en-US"/>
+                                    </w:rPr>
+                                    <w:t>hành</w:t>
+                                  </w:r>
+                                  <w:proofErr w:type="spellEnd"/>
+                                  <w:r>
+                                    <w:rPr>
+                                      <w:lang w:val="en-US"/>
+                                    </w:rPr>
+                                    <w:t xml:space="preserve"> </w:t>
+                                  </w:r>
+                                  <w:proofErr w:type="spellStart"/>
+                                  <w:r>
+                                    <w:rPr>
+                                      <w:lang w:val="en-US"/>
+                                    </w:rPr>
+                                    <w:t>chính</w:t>
+                                  </w:r>
+                                  <w:proofErr w:type="spellEnd"/>
+                                  <w:r>
+                                    <w:rPr>
+                                      <w:lang w:val="en-US"/>
+                                    </w:rPr>
+                                    <w:t xml:space="preserve"> </w:t>
+                                  </w:r>
+                                  <w:proofErr w:type="spellStart"/>
+                                  <w:r>
+                                    <w:rPr>
+                                      <w:lang w:val="en-US"/>
+                                    </w:rPr>
+                                    <w:t>trên</w:t>
+                                  </w:r>
+                                  <w:proofErr w:type="spellEnd"/>
+                                  <w:r>
+                                    <w:rPr>
+                                      <w:lang w:val="en-US"/>
+                                    </w:rPr>
+                                    <w:t xml:space="preserve"> </w:t>
+                                  </w:r>
+                                  <w:proofErr w:type="spellStart"/>
+                                  <w:r>
+                                    <w:rPr>
+                                      <w:lang w:val="en-US"/>
+                                    </w:rPr>
+                                    <w:t>hệ</w:t>
+                                  </w:r>
+                                  <w:proofErr w:type="spellEnd"/>
+                                  <w:r>
+                                    <w:rPr>
+                                      <w:lang w:val="en-US"/>
+                                    </w:rPr>
+                                    <w:t xml:space="preserve"> </w:t>
+                                  </w:r>
+                                  <w:proofErr w:type="spellStart"/>
+                                  <w:r>
+                                    <w:rPr>
+                                      <w:lang w:val="en-US"/>
+                                    </w:rPr>
+                                    <w:t>thống</w:t>
+                                  </w:r>
+                                  <w:proofErr w:type="spellEnd"/>
+                                </w:p>
+                              </w:tc>
+                            </w:tr>
+                            <w:tr>
+                              <w:tc>
+                                <w:tcPr>
+                                  <w:tcW w:w="0" w:type="auto"/>
+                                  <w:tcBorders>
+                                    <w:top w:val="single" w:sz="4" w:space="0" w:color="000000"/>
+                                    <w:left w:val="single" w:sz="4" w:space="0" w:color="000000"/>
+                                    <w:bottom w:val="single" w:sz="4" w:space="0" w:color="000000"/>
+                                    <w:right w:val="single" w:sz="4" w:space="0" w:color="000000"/>
+                                  </w:tcBorders>
+                                  <w:tcMar>
+                                    <w:top w:w="100" w:type="dxa"/>
+                                    <w:left w:w="100" w:type="dxa"/>
+                                    <w:bottom w:w="100" w:type="dxa"/>
+                                    <w:right w:w="100" w:type="dxa"/>
+                                  </w:tcMar>
+                                  <w:hideMark/>
+                                </w:tcPr>
+                                <w:p>
+                                  <w:pPr>
+                                    <w:pStyle w:val="Small"/>
+                                    <w:rPr>
+                                      <w:sz w:val="24"/>
+                                      <w:szCs w:val="24"/>
+                                      <w:lang w:val="en-US"/>
+                                    </w:rPr>
+                                  </w:pPr>
+                                  <w:proofErr w:type="spellStart"/>
+                                  <w:r>
+                                    <w:rPr>
+                                      <w:lang w:val="en-US"/>
+                                    </w:rPr>
+                                    <w:t>Điều</w:t>
+                                  </w:r>
+                                  <w:proofErr w:type="spellEnd"/>
+                                  <w:r>
+                                    <w:rPr>
+                                      <w:lang w:val="en-US"/>
+                                    </w:rPr>
+                                    <w:t xml:space="preserve"> </w:t>
+                                  </w:r>
+                                  <w:proofErr w:type="spellStart"/>
+                                  <w:r>
+                                    <w:rPr>
+                                      <w:lang w:val="en-US"/>
+                                    </w:rPr>
+                                    <w:t>kiện</w:t>
+                                  </w:r>
+                                  <w:proofErr w:type="spellEnd"/>
+                                  <w:r>
+                                    <w:rPr>
+                                      <w:lang w:val="en-US"/>
+                                    </w:rPr>
+                                    <w:t xml:space="preserve"> </w:t>
+                                  </w:r>
+                                  <w:proofErr w:type="spellStart"/>
+                                  <w:r>
+                                    <w:rPr>
+                                      <w:lang w:val="en-US"/>
+                                    </w:rPr>
+                                    <w:t>tiên</w:t>
+                                  </w:r>
+                                  <w:proofErr w:type="spellEnd"/>
+                                  <w:r>
+                                    <w:rPr>
+                                      <w:lang w:val="en-US"/>
+                                    </w:rPr>
+                                    <w:t xml:space="preserve"> </w:t>
+                                  </w:r>
+                                  <w:proofErr w:type="spellStart"/>
+                                  <w:r>
+                                    <w:rPr>
+                                      <w:lang w:val="en-US"/>
+                                    </w:rPr>
+                                    <w:t>quyết</w:t>
+                                  </w:r>
+                                  <w:proofErr w:type="spellEnd"/>
+                                </w:p>
+                              </w:tc>
+                              <w:tc>
+                                <w:tcPr>
+                                  <w:tcW w:w="0" w:type="auto"/>
+                                  <w:gridSpan w:val="2"/>
+                                  <w:tcBorders>
+                                    <w:top w:val="single" w:sz="4" w:space="0" w:color="000000"/>
+                                    <w:left w:val="single" w:sz="4" w:space="0" w:color="000000"/>
+                                    <w:bottom w:val="single" w:sz="4" w:space="0" w:color="000000"/>
+                                    <w:right w:val="single" w:sz="4" w:space="0" w:color="000000"/>
+                                  </w:tcBorders>
+                                  <w:tcMar>
+                                    <w:top w:w="100" w:type="dxa"/>
+                                    <w:left w:w="100" w:type="dxa"/>
+                                    <w:bottom w:w="100" w:type="dxa"/>
+                                    <w:right w:w="100" w:type="dxa"/>
+                                  </w:tcMar>
+                                  <w:hideMark/>
+                                </w:tcPr>
+                                <w:p>
+                                  <w:pPr>
+                                    <w:pStyle w:val="Small"/>
+                                    <w:rPr>
+                                      <w:sz w:val="24"/>
+                                      <w:szCs w:val="24"/>
+                                      <w:lang w:val="en-US"/>
+                                    </w:rPr>
+                                  </w:pPr>
+                                  <w:proofErr w:type="spellStart"/>
+                                  <w:r>
+                                    <w:rPr>
+                                      <w:lang w:val="en-US"/>
+                                    </w:rPr>
+                                    <w:t>Sinh</w:t>
+                                  </w:r>
+                                  <w:proofErr w:type="spellEnd"/>
+                                  <w:r>
+                                    <w:rPr>
+                                      <w:lang w:val="en-US"/>
+                                    </w:rPr>
+                                    <w:t xml:space="preserve"> </w:t>
+                                  </w:r>
+                                  <w:proofErr w:type="spellStart"/>
+                                  <w:r>
+                                    <w:rPr>
+                                      <w:lang w:val="en-US"/>
+                                    </w:rPr>
+                                    <w:t>viên</w:t>
+                                  </w:r>
+                                  <w:proofErr w:type="spellEnd"/>
+                                  <w:r>
+                                    <w:rPr>
+                                      <w:lang w:val="en-US"/>
+                                    </w:rPr>
+                                    <w:t xml:space="preserve"> </w:t>
+                                  </w:r>
+                                  <w:proofErr w:type="spellStart"/>
+                                  <w:r>
+                                    <w:rPr>
+                                      <w:lang w:val="en-US"/>
+                                    </w:rPr>
+                                    <w:t>đã</w:t>
+                                  </w:r>
+                                  <w:proofErr w:type="spellEnd"/>
+                                  <w:r>
+                                    <w:rPr>
+                                      <w:lang w:val="en-US"/>
+                                    </w:rPr>
+                                    <w:t xml:space="preserve"> </w:t>
+                                  </w:r>
+                                  <w:proofErr w:type="spellStart"/>
+                                  <w:r>
+                                    <w:rPr>
+                                      <w:lang w:val="en-US"/>
+                                    </w:rPr>
+                                    <w:t>đăng</w:t>
+                                  </w:r>
+                                  <w:proofErr w:type="spellEnd"/>
+                                  <w:r>
+                                    <w:rPr>
+                                      <w:lang w:val="en-US"/>
+                                    </w:rPr>
+                                    <w:t xml:space="preserve"> </w:t>
+                                  </w:r>
+                                  <w:proofErr w:type="spellStart"/>
+                                  <w:r>
+                                    <w:rPr>
+                                      <w:lang w:val="en-US"/>
+                                    </w:rPr>
+                                    <w:t>nhập</w:t>
+                                  </w:r>
+                                  <w:proofErr w:type="spellEnd"/>
+                                  <w:r>
+                                    <w:rPr>
+                                      <w:lang w:val="en-US"/>
+                                    </w:rPr>
+                                    <w:t xml:space="preserve"> </w:t>
+                                  </w:r>
+                                  <w:proofErr w:type="spellStart"/>
+                                  <w:r>
+                                    <w:rPr>
+                                      <w:lang w:val="en-US"/>
+                                    </w:rPr>
+                                    <w:t>với</w:t>
+                                  </w:r>
+                                  <w:proofErr w:type="spellEnd"/>
+                                  <w:r>
+                                    <w:rPr>
+                                      <w:lang w:val="en-US"/>
+                                    </w:rPr>
+                                    <w:t xml:space="preserve"> </w:t>
+                                  </w:r>
+                                  <w:proofErr w:type="spellStart"/>
+                                  <w:r>
+                                    <w:rPr>
+                                      <w:lang w:val="en-US"/>
+                                    </w:rPr>
+                                    <w:t>tài</w:t>
+                                  </w:r>
+                                  <w:proofErr w:type="spellEnd"/>
+                                  <w:r>
+                                    <w:rPr>
+                                      <w:lang w:val="en-US"/>
+                                    </w:rPr>
+                                    <w:t xml:space="preserve"> </w:t>
+                                  </w:r>
+                                  <w:proofErr w:type="spellStart"/>
+                                  <w:r>
+                                    <w:rPr>
+                                      <w:lang w:val="en-US"/>
+                                    </w:rPr>
+                                    <w:t>khoản</w:t>
+                                  </w:r>
+                                  <w:proofErr w:type="spellEnd"/>
+                                  <w:r>
+                                    <w:rPr>
+                                      <w:lang w:val="en-US"/>
+                                    </w:rPr>
+                                    <w:t xml:space="preserve"> Outlook</w:t>
+                                  </w:r>
+                                </w:p>
+                              </w:tc>
+                            </w:tr>
+                            <w:tr>
+                              <w:tc>
+                                <w:tcPr>
+                                  <w:tcW w:w="0" w:type="auto"/>
+                                  <w:tcBorders>
+                                    <w:top w:val="single" w:sz="4" w:space="0" w:color="000000"/>
+                                    <w:left w:val="single" w:sz="4" w:space="0" w:color="000000"/>
+                                    <w:bottom w:val="single" w:sz="4" w:space="0" w:color="000000"/>
+                                    <w:right w:val="single" w:sz="4" w:space="0" w:color="000000"/>
+                                  </w:tcBorders>
+                                  <w:tcMar>
+                                    <w:top w:w="100" w:type="dxa"/>
+                                    <w:left w:w="100" w:type="dxa"/>
+                                    <w:bottom w:w="100" w:type="dxa"/>
+                                    <w:right w:w="100" w:type="dxa"/>
+                                  </w:tcMar>
+                                  <w:hideMark/>
+                                </w:tcPr>
+                                <w:p>
+                                  <w:pPr>
+                                    <w:pStyle w:val="Small"/>
+                                    <w:rPr>
+                                      <w:sz w:val="24"/>
+                                      <w:szCs w:val="24"/>
+                                      <w:lang w:val="en-US"/>
+                                    </w:rPr>
+                                  </w:pPr>
+                                  <w:proofErr w:type="spellStart"/>
+                                  <w:r>
+                                    <w:rPr>
+                                      <w:lang w:val="en-US"/>
+                                    </w:rPr>
+                                    <w:t>Điều</w:t>
+                                  </w:r>
+                                  <w:proofErr w:type="spellEnd"/>
+                                  <w:r>
+                                    <w:rPr>
+                                      <w:lang w:val="en-US"/>
+                                    </w:rPr>
+                                    <w:t xml:space="preserve"> </w:t>
+                                  </w:r>
+                                  <w:proofErr w:type="spellStart"/>
+                                  <w:r>
+                                    <w:rPr>
+                                      <w:lang w:val="en-US"/>
+                                    </w:rPr>
+                                    <w:t>kiện</w:t>
+                                  </w:r>
+                                  <w:proofErr w:type="spellEnd"/>
+                                  <w:r>
+                                    <w:rPr>
+                                      <w:lang w:val="en-US"/>
+                                    </w:rPr>
+                                    <w:t xml:space="preserve"> </w:t>
+                                  </w:r>
+                                  <w:proofErr w:type="spellStart"/>
+                                  <w:r>
+                                    <w:rPr>
+                                      <w:lang w:val="en-US"/>
+                                    </w:rPr>
+                                    <w:t>kết</w:t>
+                                  </w:r>
+                                  <w:proofErr w:type="spellEnd"/>
+                                  <w:r>
+                                    <w:rPr>
+                                      <w:lang w:val="en-US"/>
+                                    </w:rPr>
+                                    <w:t xml:space="preserve"> </w:t>
+                                  </w:r>
+                                  <w:proofErr w:type="spellStart"/>
+                                  <w:r>
+                                    <w:rPr>
+                                      <w:lang w:val="en-US"/>
+                                    </w:rPr>
+                                    <w:t>thúc</w:t>
+                                  </w:r>
+                                  <w:proofErr w:type="spellEnd"/>
+                                  <w:r>
+                                    <w:rPr>
+                                      <w:lang w:val="en-US"/>
+                                    </w:rPr>
+                                    <w:t xml:space="preserve"> </w:t>
+                                  </w:r>
+                                  <w:proofErr w:type="spellStart"/>
+                                  <w:r>
+                                    <w:rPr>
+                                      <w:lang w:val="en-US"/>
+                                    </w:rPr>
+                                    <w:t>thành</w:t>
+                                  </w:r>
+                                  <w:proofErr w:type="spellEnd"/>
+                                  <w:r>
+                                    <w:rPr>
+                                      <w:lang w:val="en-US"/>
+                                    </w:rPr>
+                                    <w:t xml:space="preserve"> </w:t>
+                                  </w:r>
+                                  <w:proofErr w:type="spellStart"/>
+                                  <w:r>
+                                    <w:rPr>
+                                      <w:lang w:val="en-US"/>
+                                    </w:rPr>
+                                    <w:t>công</w:t>
+                                  </w:r>
+                                  <w:proofErr w:type="spellEnd"/>
+                                </w:p>
+                              </w:tc>
+                              <w:tc>
+                                <w:tcPr>
+                                  <w:tcW w:w="0" w:type="auto"/>
+                                  <w:gridSpan w:val="2"/>
+                                  <w:tcBorders>
+                                    <w:top w:val="single" w:sz="4" w:space="0" w:color="000000"/>
+                                    <w:left w:val="single" w:sz="4" w:space="0" w:color="000000"/>
+                                    <w:bottom w:val="single" w:sz="4" w:space="0" w:color="000000"/>
+                                    <w:right w:val="single" w:sz="4" w:space="0" w:color="000000"/>
+                                  </w:tcBorders>
+                                  <w:tcMar>
+                                    <w:top w:w="100" w:type="dxa"/>
+                                    <w:left w:w="100" w:type="dxa"/>
+                                    <w:bottom w:w="100" w:type="dxa"/>
+                                    <w:right w:w="100" w:type="dxa"/>
+                                  </w:tcMar>
+                                  <w:hideMark/>
+                                </w:tcPr>
+                                <w:p>
+                                  <w:pPr>
+                                    <w:pStyle w:val="Small"/>
+                                    <w:rPr>
+                                      <w:sz w:val="24"/>
+                                      <w:szCs w:val="24"/>
+                                      <w:lang w:val="en-US"/>
+                                    </w:rPr>
+                                  </w:pPr>
+                                  <w:proofErr w:type="spellStart"/>
+                                  <w:r>
+                                    <w:rPr>
+                                      <w:lang w:val="en-US"/>
+                                    </w:rPr>
+                                    <w:t>Sinh</w:t>
+                                  </w:r>
+                                  <w:proofErr w:type="spellEnd"/>
+                                  <w:r>
+                                    <w:rPr>
+                                      <w:lang w:val="en-US"/>
+                                    </w:rPr>
+                                    <w:t xml:space="preserve"> </w:t>
+                                  </w:r>
+                                  <w:proofErr w:type="spellStart"/>
+                                  <w:r>
+                                    <w:rPr>
+                                      <w:lang w:val="en-US"/>
+                                    </w:rPr>
+                                    <w:t>viên</w:t>
+                                  </w:r>
+                                  <w:proofErr w:type="spellEnd"/>
+                                  <w:r>
+                                    <w:rPr>
+                                      <w:lang w:val="en-US"/>
+                                    </w:rPr>
+                                    <w:t xml:space="preserve"> </w:t>
+                                  </w:r>
+                                  <w:proofErr w:type="spellStart"/>
+                                  <w:r>
+                                    <w:rPr>
+                                      <w:lang w:val="en-US"/>
+                                    </w:rPr>
+                                    <w:t>nhận</w:t>
+                                  </w:r>
+                                  <w:proofErr w:type="spellEnd"/>
+                                  <w:r>
+                                    <w:rPr>
+                                      <w:lang w:val="en-US"/>
+                                    </w:rPr>
+                                    <w:t xml:space="preserve"> </w:t>
+                                  </w:r>
+                                  <w:proofErr w:type="spellStart"/>
+                                  <w:r>
+                                    <w:rPr>
+                                      <w:lang w:val="en-US"/>
+                                    </w:rPr>
+                                    <w:t>được</w:t>
+                                  </w:r>
+                                  <w:proofErr w:type="spellEnd"/>
+                                  <w:r>
+                                    <w:rPr>
+                                      <w:lang w:val="en-US"/>
+                                    </w:rPr>
+                                    <w:t xml:space="preserve"> </w:t>
+                                  </w:r>
+                                  <w:proofErr w:type="spellStart"/>
+                                  <w:r>
+                                    <w:rPr>
+                                      <w:lang w:val="en-US"/>
+                                    </w:rPr>
+                                    <w:t>thông</w:t>
+                                  </w:r>
+                                  <w:proofErr w:type="spellEnd"/>
+                                  <w:r>
+                                    <w:rPr>
+                                      <w:lang w:val="en-US"/>
+                                    </w:rPr>
+                                    <w:t xml:space="preserve"> </w:t>
+                                  </w:r>
+                                  <w:proofErr w:type="spellStart"/>
+                                  <w:r>
+                                    <w:rPr>
+                                      <w:lang w:val="en-US"/>
+                                    </w:rPr>
+                                    <w:t>báo</w:t>
+                                  </w:r>
+                                  <w:proofErr w:type="spellEnd"/>
+                                  <w:r>
+                                    <w:rPr>
+                                      <w:lang w:val="en-US"/>
+                                    </w:rPr>
+                                    <w:t xml:space="preserve"> </w:t>
+                                  </w:r>
+                                  <w:proofErr w:type="spellStart"/>
+                                  <w:r>
+                                    <w:rPr>
+                                      <w:lang w:val="en-US"/>
+                                    </w:rPr>
+                                    <w:t>với</w:t>
+                                  </w:r>
+                                  <w:proofErr w:type="spellEnd"/>
+                                  <w:r>
+                                    <w:rPr>
+                                      <w:lang w:val="en-US"/>
+                                    </w:rPr>
+                                    <w:t xml:space="preserve"> </w:t>
+                                  </w:r>
+                                  <w:proofErr w:type="spellStart"/>
+                                  <w:r>
+                                    <w:rPr>
+                                      <w:lang w:val="en-US"/>
+                                    </w:rPr>
+                                    <w:t>thủ</w:t>
+                                  </w:r>
+                                  <w:proofErr w:type="spellEnd"/>
+                                  <w:r>
+                                    <w:rPr>
+                                      <w:lang w:val="en-US"/>
+                                    </w:rPr>
+                                    <w:t xml:space="preserve"> </w:t>
+                                  </w:r>
+                                  <w:proofErr w:type="spellStart"/>
+                                  <w:r>
+                                    <w:rPr>
+                                      <w:lang w:val="en-US"/>
+                                    </w:rPr>
+                                    <w:t>tục</w:t>
+                                  </w:r>
+                                  <w:proofErr w:type="spellEnd"/>
+                                  <w:r>
+                                    <w:rPr>
+                                      <w:lang w:val="en-US"/>
+                                    </w:rPr>
+                                    <w:t xml:space="preserve"> </w:t>
+                                  </w:r>
+                                  <w:proofErr w:type="spellStart"/>
+                                  <w:r>
+                                    <w:rPr>
+                                      <w:lang w:val="en-US"/>
+                                    </w:rPr>
+                                    <w:t>hành</w:t>
+                                  </w:r>
+                                  <w:proofErr w:type="spellEnd"/>
+                                  <w:r>
+                                    <w:rPr>
+                                      <w:lang w:val="en-US"/>
+                                    </w:rPr>
+                                    <w:t xml:space="preserve"> </w:t>
+                                  </w:r>
+                                  <w:proofErr w:type="spellStart"/>
+                                  <w:r>
+                                    <w:rPr>
+                                      <w:lang w:val="en-US"/>
+                                    </w:rPr>
+                                    <w:t>chính</w:t>
+                                  </w:r>
+                                  <w:proofErr w:type="spellEnd"/>
+                                  <w:r>
+                                    <w:rPr>
+                                      <w:lang w:val="en-US"/>
+                                    </w:rPr>
+                                    <w:t xml:space="preserve"> </w:t>
+                                  </w:r>
+                                  <w:proofErr w:type="spellStart"/>
+                                  <w:r>
+                                    <w:rPr>
+                                      <w:lang w:val="en-US"/>
+                                    </w:rPr>
+                                    <w:t>đã</w:t>
+                                  </w:r>
+                                  <w:proofErr w:type="spellEnd"/>
+                                  <w:r>
+                                    <w:rPr>
+                                      <w:lang w:val="en-US"/>
+                                    </w:rPr>
+                                    <w:t xml:space="preserve"> </w:t>
+                                  </w:r>
+                                  <w:proofErr w:type="spellStart"/>
+                                  <w:r>
+                                    <w:rPr>
+                                      <w:lang w:val="en-US"/>
+                                    </w:rPr>
+                                    <w:t>yêu</w:t>
+                                  </w:r>
+                                  <w:proofErr w:type="spellEnd"/>
+                                  <w:r>
+                                    <w:rPr>
+                                      <w:lang w:val="en-US"/>
+                                    </w:rPr>
+                                    <w:t xml:space="preserve"> </w:t>
+                                  </w:r>
+                                  <w:proofErr w:type="spellStart"/>
+                                  <w:r>
+                                    <w:rPr>
+                                      <w:lang w:val="en-US"/>
+                                    </w:rPr>
+                                    <w:t>cầu</w:t>
+                                  </w:r>
+                                  <w:proofErr w:type="spellEnd"/>
+                                </w:p>
+                              </w:tc>
+                            </w:tr>
+                            <w:tr>
+                              <w:tc>
+                                <w:tcPr>
+                                  <w:tcW w:w="0" w:type="auto"/>
+                                  <w:tcBorders>
+                                    <w:top w:val="single" w:sz="4" w:space="0" w:color="000000"/>
+                                    <w:left w:val="single" w:sz="4" w:space="0" w:color="000000"/>
+                                    <w:bottom w:val="single" w:sz="4" w:space="0" w:color="000000"/>
+                                    <w:right w:val="single" w:sz="4" w:space="0" w:color="000000"/>
+                                  </w:tcBorders>
+                                  <w:tcMar>
+                                    <w:top w:w="100" w:type="dxa"/>
+                                    <w:left w:w="100" w:type="dxa"/>
+                                    <w:bottom w:w="100" w:type="dxa"/>
+                                    <w:right w:w="100" w:type="dxa"/>
+                                  </w:tcMar>
+                                  <w:hideMark/>
+                                </w:tcPr>
+                                <w:p>
+                                  <w:pPr>
+                                    <w:pStyle w:val="Small"/>
+                                    <w:rPr>
+                                      <w:sz w:val="24"/>
+                                      <w:szCs w:val="24"/>
+                                      <w:lang w:val="en-US"/>
+                                    </w:rPr>
+                                  </w:pPr>
+                                  <w:proofErr w:type="spellStart"/>
+                                  <w:r>
+                                    <w:rPr>
+                                      <w:lang w:val="en-US"/>
+                                    </w:rPr>
+                                    <w:t>Phân</w:t>
+                                  </w:r>
+                                  <w:proofErr w:type="spellEnd"/>
+                                  <w:r>
+                                    <w:rPr>
+                                      <w:lang w:val="en-US"/>
+                                    </w:rPr>
+                                    <w:t xml:space="preserve"> </w:t>
+                                  </w:r>
+                                  <w:proofErr w:type="spellStart"/>
+                                  <w:r>
+                                    <w:rPr>
+                                      <w:lang w:val="en-US"/>
+                                    </w:rPr>
+                                    <w:t>quyền</w:t>
+                                  </w:r>
+                                  <w:proofErr w:type="spellEnd"/>
+                                  <w:r>
+                                    <w:rPr>
+                                      <w:lang w:val="en-US"/>
+                                    </w:rPr>
+                                    <w:t xml:space="preserve"> Actors</w:t>
+                                  </w:r>
+                                </w:p>
+                              </w:tc>
+                              <w:tc>
+                                <w:tcPr>
+                                  <w:tcW w:w="0" w:type="auto"/>
+                                  <w:gridSpan w:val="2"/>
+                                  <w:tcBorders>
+                                    <w:top w:val="single" w:sz="4" w:space="0" w:color="000000"/>
+                                    <w:left w:val="single" w:sz="4" w:space="0" w:color="000000"/>
+                                    <w:bottom w:val="single" w:sz="4" w:space="0" w:color="000000"/>
+                                    <w:right w:val="single" w:sz="4" w:space="0" w:color="000000"/>
+                                  </w:tcBorders>
+                                  <w:tcMar>
+                                    <w:top w:w="100" w:type="dxa"/>
+                                    <w:left w:w="100" w:type="dxa"/>
+                                    <w:bottom w:w="100" w:type="dxa"/>
+                                    <w:right w:w="100" w:type="dxa"/>
+                                  </w:tcMar>
+                                  <w:hideMark/>
+                                </w:tcPr>
+                                <w:p>
+                                  <w:pPr>
+                                    <w:pStyle w:val="Small"/>
+                                    <w:rPr>
+                                      <w:sz w:val="24"/>
+                                      <w:szCs w:val="24"/>
+                                      <w:lang w:val="en-US"/>
+                                    </w:rPr>
+                                  </w:pPr>
+                                  <w:r>
+                                    <w:rPr>
+                                      <w:lang w:val="en-US"/>
+                                    </w:rPr>
+                                    <w:t>SV</w:t>
+                                  </w:r>
+                                </w:p>
+                              </w:tc>
+                            </w:tr>
+                            <w:tr>
+                              <w:tc>
+                                <w:tcPr>
+                                  <w:tcW w:w="0" w:type="auto"/>
+                                  <w:tcBorders>
+                                    <w:top w:val="single" w:sz="4" w:space="0" w:color="000000"/>
+                                    <w:left w:val="single" w:sz="4" w:space="0" w:color="000000"/>
+                                    <w:bottom w:val="single" w:sz="4" w:space="0" w:color="000000"/>
+                                    <w:right w:val="single" w:sz="4" w:space="0" w:color="000000"/>
+                                  </w:tcBorders>
+                                  <w:tcMar>
+                                    <w:top w:w="100" w:type="dxa"/>
+                                    <w:left w:w="100" w:type="dxa"/>
+                                    <w:bottom w:w="100" w:type="dxa"/>
+                                    <w:right w:w="100" w:type="dxa"/>
+                                  </w:tcMar>
+                                  <w:hideMark/>
+                                </w:tcPr>
+                                <w:p>
+                                  <w:pPr>
+                                    <w:pStyle w:val="Small"/>
+                                    <w:rPr>
+                                      <w:sz w:val="24"/>
+                                      <w:szCs w:val="24"/>
+                                      <w:lang w:val="en-US"/>
+                                    </w:rPr>
+                                  </w:pPr>
+                                  <w:proofErr w:type="spellStart"/>
+                                  <w:r>
+                                    <w:rPr>
+                                      <w:lang w:val="en-US"/>
+                                    </w:rPr>
+                                    <w:t>Kích</w:t>
+                                  </w:r>
+                                  <w:proofErr w:type="spellEnd"/>
+                                  <w:r>
+                                    <w:rPr>
+                                      <w:lang w:val="en-US"/>
+                                    </w:rPr>
+                                    <w:t xml:space="preserve"> </w:t>
+                                  </w:r>
+                                  <w:proofErr w:type="spellStart"/>
+                                  <w:r>
+                                    <w:rPr>
+                                      <w:lang w:val="en-US"/>
+                                    </w:rPr>
+                                    <w:t>hoạt</w:t>
+                                  </w:r>
+                                  <w:proofErr w:type="spellEnd"/>
+                                </w:p>
+                              </w:tc>
+                              <w:tc>
+                                <w:tcPr>
+                                  <w:tcW w:w="0" w:type="auto"/>
+                                  <w:gridSpan w:val="2"/>
+                                  <w:tcBorders>
+                                    <w:top w:val="single" w:sz="4" w:space="0" w:color="000000"/>
+                                    <w:left w:val="single" w:sz="4" w:space="0" w:color="000000"/>
+                                    <w:bottom w:val="single" w:sz="4" w:space="0" w:color="000000"/>
+                                    <w:right w:val="single" w:sz="4" w:space="0" w:color="000000"/>
+                                  </w:tcBorders>
+                                  <w:tcMar>
+                                    <w:top w:w="100" w:type="dxa"/>
+                                    <w:left w:w="100" w:type="dxa"/>
+                                    <w:bottom w:w="100" w:type="dxa"/>
+                                    <w:right w:w="100" w:type="dxa"/>
+                                  </w:tcMar>
+                                  <w:hideMark/>
+                                </w:tcPr>
+                                <w:p>
+                                  <w:pPr>
+                                    <w:pStyle w:val="Small"/>
+                                    <w:rPr>
+                                      <w:sz w:val="24"/>
+                                      <w:szCs w:val="24"/>
+                                      <w:lang w:val="en-US"/>
+                                    </w:rPr>
+                                  </w:pPr>
+                                  <w:proofErr w:type="spellStart"/>
+                                  <w:r>
+                                    <w:rPr>
+                                      <w:lang w:val="en-US"/>
+                                    </w:rPr>
+                                    <w:t>Sinh</w:t>
+                                  </w:r>
+                                  <w:proofErr w:type="spellEnd"/>
+                                  <w:r>
+                                    <w:rPr>
+                                      <w:lang w:val="en-US"/>
+                                    </w:rPr>
+                                    <w:t xml:space="preserve"> </w:t>
+                                  </w:r>
+                                  <w:proofErr w:type="spellStart"/>
+                                  <w:r>
+                                    <w:rPr>
+                                      <w:lang w:val="en-US"/>
+                                    </w:rPr>
+                                    <w:t>viên</w:t>
+                                  </w:r>
+                                  <w:proofErr w:type="spellEnd"/>
+                                  <w:r>
+                                    <w:rPr>
+                                      <w:lang w:val="en-US"/>
+                                    </w:rPr>
+                                    <w:t xml:space="preserve"> </w:t>
+                                  </w:r>
+                                  <w:proofErr w:type="spellStart"/>
+                                  <w:r>
+                                    <w:rPr>
+                                      <w:lang w:val="en-US"/>
+                                    </w:rPr>
+                                    <w:t>chọn</w:t>
+                                  </w:r>
+                                  <w:proofErr w:type="spellEnd"/>
+                                  <w:r>
+                                    <w:rPr>
+                                      <w:lang w:val="en-US"/>
+                                    </w:rPr>
+                                    <w:t xml:space="preserve"> </w:t>
+                                  </w:r>
+                                  <w:proofErr w:type="spellStart"/>
+                                  <w:r>
+                                    <w:rPr>
+                                      <w:lang w:val="en-US"/>
+                                    </w:rPr>
+                                    <w:t>dịch</w:t>
+                                  </w:r>
+                                  <w:proofErr w:type="spellEnd"/>
+                                  <w:r>
+                                    <w:rPr>
+                                      <w:lang w:val="en-US"/>
+                                    </w:rPr>
+                                    <w:t xml:space="preserve"> </w:t>
+                                  </w:r>
+                                  <w:proofErr w:type="spellStart"/>
+                                  <w:r>
+                                    <w:rPr>
+                                      <w:lang w:val="en-US"/>
+                                    </w:rPr>
+                                    <w:t>vụ</w:t>
+                                  </w:r>
+                                  <w:proofErr w:type="spellEnd"/>
+                                  <w:r>
+                                    <w:rPr>
+                                      <w:lang w:val="en-US"/>
+                                    </w:rPr>
+                                    <w:t xml:space="preserve"> </w:t>
+                                  </w:r>
+                                  <w:proofErr w:type="spellStart"/>
+                                  <w:r>
+                                    <w:rPr>
+                                      <w:lang w:val="en-US"/>
+                                    </w:rPr>
+                                    <w:t>hành</w:t>
+                                  </w:r>
+                                  <w:proofErr w:type="spellEnd"/>
+                                  <w:r>
+                                    <w:rPr>
+                                      <w:lang w:val="en-US"/>
+                                    </w:rPr>
+                                    <w:t xml:space="preserve"> </w:t>
+                                  </w:r>
+                                  <w:proofErr w:type="spellStart"/>
+                                  <w:r>
+                                    <w:rPr>
+                                      <w:lang w:val="en-US"/>
+                                    </w:rPr>
+                                    <w:t>chính</w:t>
+                                  </w:r>
+                                  <w:proofErr w:type="spellEnd"/>
+                                </w:p>
+                              </w:tc>
+                            </w:tr>
+                            <w:tr>
+                              <w:tc>
+                                <w:tcPr>
+                                  <w:tcW w:w="0" w:type="auto"/>
+                                  <w:tcBorders>
+                                    <w:top w:val="single" w:sz="4" w:space="0" w:color="000000"/>
+                                    <w:left w:val="single" w:sz="4" w:space="0" w:color="000000"/>
+                                    <w:bottom w:val="single" w:sz="4" w:space="0" w:color="000000"/>
+                                    <w:right w:val="single" w:sz="4" w:space="0" w:color="000000"/>
+                                  </w:tcBorders>
+                                  <w:tcMar>
+                                    <w:top w:w="100" w:type="dxa"/>
+                                    <w:left w:w="100" w:type="dxa"/>
+                                    <w:bottom w:w="100" w:type="dxa"/>
+                                    <w:right w:w="100" w:type="dxa"/>
+                                  </w:tcMar>
+                                  <w:hideMark/>
+                                </w:tcPr>
+                                <w:p>
+                                  <w:pPr>
+                                    <w:pStyle w:val="Small"/>
+                                    <w:rPr>
+                                      <w:b/>
+                                      <w:bCs/>
+                                      <w:sz w:val="24"/>
+                                      <w:szCs w:val="24"/>
+                                      <w:lang w:val="en-US"/>
+                                    </w:rPr>
+                                  </w:pPr>
+                                  <w:proofErr w:type="spellStart"/>
+                                  <w:r>
+                                    <w:rPr>
+                                      <w:b/>
+                                      <w:bCs/>
+                                      <w:lang w:val="en-US"/>
+                                    </w:rPr>
+                                    <w:t>Luồng</w:t>
+                                  </w:r>
+                                  <w:proofErr w:type="spellEnd"/>
+                                  <w:r>
+                                    <w:rPr>
+                                      <w:b/>
+                                      <w:bCs/>
+                                      <w:lang w:val="en-US"/>
+                                    </w:rPr>
+                                    <w:t xml:space="preserve"> </w:t>
+                                  </w:r>
+                                  <w:proofErr w:type="spellStart"/>
+                                  <w:r>
+                                    <w:rPr>
+                                      <w:b/>
+                                      <w:bCs/>
+                                      <w:lang w:val="en-US"/>
+                                    </w:rPr>
+                                    <w:t>sự</w:t>
+                                  </w:r>
+                                  <w:proofErr w:type="spellEnd"/>
+                                  <w:r>
+                                    <w:rPr>
+                                      <w:b/>
+                                      <w:bCs/>
+                                      <w:lang w:val="en-US"/>
+                                    </w:rPr>
+                                    <w:t xml:space="preserve"> </w:t>
+                                  </w:r>
+                                  <w:proofErr w:type="spellStart"/>
+                                  <w:r>
+                                    <w:rPr>
+                                      <w:b/>
+                                      <w:bCs/>
+                                      <w:lang w:val="en-US"/>
+                                    </w:rPr>
+                                    <w:t>kiện</w:t>
+                                  </w:r>
+                                  <w:proofErr w:type="spellEnd"/>
+                                  <w:r>
+                                    <w:rPr>
+                                      <w:b/>
+                                      <w:bCs/>
+                                      <w:lang w:val="en-US"/>
+                                    </w:rPr>
+                                    <w:t xml:space="preserve"> </w:t>
+                                  </w:r>
+                                  <w:proofErr w:type="spellStart"/>
+                                  <w:r>
+                                    <w:rPr>
+                                      <w:b/>
+                                      <w:bCs/>
+                                      <w:lang w:val="en-US"/>
+                                    </w:rPr>
+                                    <w:t>chính</w:t>
+                                  </w:r>
+                                  <w:proofErr w:type="spellEnd"/>
+                                </w:p>
+                              </w:tc>
+                              <w:tc>
+                                <w:tcPr>
+                                  <w:tcW w:w="0" w:type="auto"/>
+                                  <w:tcBorders>
+                                    <w:top w:val="single" w:sz="4" w:space="0" w:color="000000"/>
+                                    <w:left w:val="single" w:sz="4" w:space="0" w:color="000000"/>
+                                    <w:bottom w:val="single" w:sz="4" w:space="0" w:color="000000"/>
+                                    <w:right w:val="single" w:sz="4" w:space="0" w:color="000000"/>
+                                  </w:tcBorders>
+                                  <w:tcMar>
+                                    <w:top w:w="100" w:type="dxa"/>
+                                    <w:left w:w="100" w:type="dxa"/>
+                                    <w:bottom w:w="100" w:type="dxa"/>
+                                    <w:right w:w="100" w:type="dxa"/>
+                                  </w:tcMar>
+                                  <w:hideMark/>
+                                </w:tcPr>
+                                <w:p>
+                                  <w:pPr>
+                                    <w:pStyle w:val="Small"/>
+                                    <w:rPr>
+                                      <w:b/>
+                                      <w:bCs/>
+                                      <w:sz w:val="24"/>
+                                      <w:szCs w:val="24"/>
+                                      <w:lang w:val="en-US"/>
+                                    </w:rPr>
+                                  </w:pPr>
+                                  <w:proofErr w:type="spellStart"/>
+                                  <w:r>
+                                    <w:rPr>
+                                      <w:b/>
+                                      <w:bCs/>
+                                      <w:lang w:val="en-US"/>
+                                    </w:rPr>
+                                    <w:t>Bước</w:t>
+                                  </w:r>
+                                  <w:proofErr w:type="spellEnd"/>
+                                </w:p>
+                              </w:tc>
+                              <w:tc>
+                                <w:tcPr>
+                                  <w:tcW w:w="0" w:type="auto"/>
+                                  <w:tcBorders>
+                                    <w:top w:val="single" w:sz="4" w:space="0" w:color="000000"/>
+                                    <w:left w:val="single" w:sz="4" w:space="0" w:color="000000"/>
+                                    <w:bottom w:val="single" w:sz="4" w:space="0" w:color="000000"/>
+                                    <w:right w:val="single" w:sz="4" w:space="0" w:color="000000"/>
+                                  </w:tcBorders>
+                                  <w:tcMar>
+                                    <w:top w:w="100" w:type="dxa"/>
+                                    <w:left w:w="100" w:type="dxa"/>
+                                    <w:bottom w:w="100" w:type="dxa"/>
+                                    <w:right w:w="100" w:type="dxa"/>
+                                  </w:tcMar>
+                                  <w:hideMark/>
+                                </w:tcPr>
+                                <w:p>
+                                  <w:pPr>
+                                    <w:pStyle w:val="Small"/>
+                                    <w:rPr>
+                                      <w:b/>
+                                      <w:bCs/>
+                                      <w:sz w:val="24"/>
+                                      <w:szCs w:val="24"/>
+                                      <w:lang w:val="en-US"/>
+                                    </w:rPr>
+                                  </w:pPr>
+                                  <w:proofErr w:type="spellStart"/>
+                                  <w:r>
+                                    <w:rPr>
+                                      <w:b/>
+                                      <w:bCs/>
+                                      <w:lang w:val="en-US"/>
+                                    </w:rPr>
+                                    <w:t>Hành</w:t>
+                                  </w:r>
+                                  <w:proofErr w:type="spellEnd"/>
+                                  <w:r>
+                                    <w:rPr>
+                                      <w:b/>
+                                      <w:bCs/>
+                                      <w:lang w:val="en-US"/>
+                                    </w:rPr>
+                                    <w:t xml:space="preserve"> </w:t>
+                                  </w:r>
+                                  <w:proofErr w:type="spellStart"/>
+                                  <w:r>
+                                    <w:rPr>
+                                      <w:b/>
+                                      <w:bCs/>
+                                      <w:lang w:val="en-US"/>
+                                    </w:rPr>
+                                    <w:t>động</w:t>
+                                  </w:r>
+                                  <w:proofErr w:type="spellEnd"/>
+                                  <w:r>
+                                    <w:rPr>
+                                      <w:b/>
+                                      <w:bCs/>
+                                      <w:lang w:val="en-US"/>
+                                    </w:rPr>
+                                    <w:t xml:space="preserve"> </w:t>
+                                  </w:r>
+                                  <w:proofErr w:type="spellStart"/>
+                                  <w:r>
+                                    <w:rPr>
+                                      <w:b/>
+                                      <w:bCs/>
+                                      <w:lang w:val="en-US"/>
+                                    </w:rPr>
+                                    <w:t>của</w:t>
+                                  </w:r>
+                                  <w:proofErr w:type="spellEnd"/>
+                                  <w:r>
+                                    <w:rPr>
+                                      <w:b/>
+                                      <w:bCs/>
+                                      <w:lang w:val="en-US"/>
+                                    </w:rPr>
+                                    <w:t xml:space="preserve"> </w:t>
+                                  </w:r>
+                                  <w:proofErr w:type="spellStart"/>
+                                  <w:r>
+                                    <w:rPr>
+                                      <w:b/>
+                                      <w:bCs/>
+                                      <w:lang w:val="en-US"/>
+                                    </w:rPr>
+                                    <w:t>tác</w:t>
+                                  </w:r>
+                                  <w:proofErr w:type="spellEnd"/>
+                                  <w:r>
+                                    <w:rPr>
+                                      <w:b/>
+                                      <w:bCs/>
+                                      <w:lang w:val="en-US"/>
+                                    </w:rPr>
+                                    <w:t xml:space="preserve"> </w:t>
+                                  </w:r>
+                                  <w:proofErr w:type="spellStart"/>
+                                  <w:r>
+                                    <w:rPr>
+                                      <w:b/>
+                                      <w:bCs/>
+                                      <w:lang w:val="en-US"/>
+                                    </w:rPr>
+                                    <w:t>nhân</w:t>
+                                  </w:r>
+                                  <w:proofErr w:type="spellEnd"/>
+                                </w:p>
+                              </w:tc>
+                            </w:tr>
+                            <w:tr>
+                              <w:tc>
+                                <w:tcPr>
+                                  <w:tcW w:w="0" w:type="auto"/>
+                                  <w:tcBorders>
+                                    <w:top w:val="single" w:sz="4" w:space="0" w:color="000000"/>
+                                    <w:left w:val="single" w:sz="4" w:space="0" w:color="000000"/>
+                                    <w:bottom w:val="single" w:sz="4" w:space="0" w:color="000000"/>
+                                    <w:right w:val="single" w:sz="4" w:space="0" w:color="000000"/>
+                                  </w:tcBorders>
+                                  <w:tcMar>
+                                    <w:top w:w="100" w:type="dxa"/>
+                                    <w:left w:w="100" w:type="dxa"/>
+                                    <w:bottom w:w="100" w:type="dxa"/>
+                                    <w:right w:w="100" w:type="dxa"/>
+                                  </w:tcMar>
+                                  <w:hideMark/>
+                                </w:tcPr>
+                                <w:p>
+                                  <w:pPr>
+                                    <w:pStyle w:val="Small"/>
+                                    <w:rPr>
+                                      <w:sz w:val="24"/>
+                                      <w:szCs w:val="24"/>
+                                      <w:lang w:val="en-US"/>
+                                    </w:rPr>
+                                  </w:pPr>
+                                </w:p>
+                              </w:tc>
+                              <w:tc>
+                                <w:tcPr>
+                                  <w:tcW w:w="0" w:type="auto"/>
+                                  <w:tcBorders>
+                                    <w:top w:val="single" w:sz="4" w:space="0" w:color="000000"/>
+                                    <w:left w:val="single" w:sz="4" w:space="0" w:color="000000"/>
+                                    <w:bottom w:val="single" w:sz="4" w:space="0" w:color="000000"/>
+                                    <w:right w:val="single" w:sz="4" w:space="0" w:color="000000"/>
+                                  </w:tcBorders>
+                                  <w:tcMar>
+                                    <w:top w:w="100" w:type="dxa"/>
+                                    <w:left w:w="100" w:type="dxa"/>
+                                    <w:bottom w:w="100" w:type="dxa"/>
+                                    <w:right w:w="100" w:type="dxa"/>
+                                  </w:tcMar>
+                                </w:tcPr>
+                                <w:p>
+                                  <w:pPr>
+                                    <w:pStyle w:val="Small"/>
+                                    <w:numPr>
+                                      <w:ilvl w:val="0"/>
+                                      <w:numId w:val="7"/>
+                                    </w:numPr>
+                                  </w:pPr>
+                                </w:p>
+                              </w:tc>
+                              <w:tc>
+                                <w:tcPr>
+                                  <w:tcW w:w="0" w:type="auto"/>
+                                  <w:tcBorders>
+                                    <w:top w:val="single" w:sz="4" w:space="0" w:color="000000"/>
+                                    <w:left w:val="single" w:sz="4" w:space="0" w:color="000000"/>
+                                    <w:bottom w:val="single" w:sz="4" w:space="0" w:color="000000"/>
+                                    <w:right w:val="single" w:sz="4" w:space="0" w:color="000000"/>
+                                  </w:tcBorders>
+                                  <w:tcMar>
+                                    <w:top w:w="100" w:type="dxa"/>
+                                    <w:left w:w="100" w:type="dxa"/>
+                                    <w:bottom w:w="100" w:type="dxa"/>
+                                    <w:right w:w="100" w:type="dxa"/>
+                                  </w:tcMar>
+                                </w:tcPr>
+                                <w:p>
+                                  <w:pPr>
+                                    <w:pStyle w:val="Small"/>
+                                    <w:rPr>
+                                      <w:sz w:val="24"/>
+                                      <w:szCs w:val="24"/>
+                                      <w:lang w:val="en-US"/>
+                                    </w:rPr>
+                                  </w:pPr>
+                                </w:p>
+                              </w:tc>
+                            </w:tr>
+                            <w:tr>
+                              <w:tc>
+                                <w:tcPr>
+                                  <w:tcW w:w="0" w:type="auto"/>
+                                  <w:tcBorders>
+                                    <w:top w:val="single" w:sz="4" w:space="0" w:color="000000"/>
+                                    <w:left w:val="single" w:sz="4" w:space="0" w:color="000000"/>
+                                    <w:bottom w:val="single" w:sz="4" w:space="0" w:color="000000"/>
+                                    <w:right w:val="single" w:sz="4" w:space="0" w:color="000000"/>
+                                  </w:tcBorders>
+                                  <w:tcMar>
+                                    <w:top w:w="100" w:type="dxa"/>
+                                    <w:left w:w="100" w:type="dxa"/>
+                                    <w:bottom w:w="100" w:type="dxa"/>
+                                    <w:right w:w="100" w:type="dxa"/>
+                                  </w:tcMar>
+                                  <w:hideMark/>
+                                </w:tcPr>
+                                <w:p>
+                                  <w:pPr>
+                                    <w:pStyle w:val="Small"/>
+                                    <w:rPr>
+                                      <w:sz w:val="24"/>
+                                      <w:szCs w:val="24"/>
+                                      <w:lang w:val="en-US"/>
+                                    </w:rPr>
+                                  </w:pPr>
+                                  <w:r>
+                                    <w:rPr>
+                                      <w:lang w:val="en-US"/>
+                                    </w:rPr>
+                                    <w:t> </w:t>
+                                  </w:r>
+                                </w:p>
+                              </w:tc>
+                              <w:tc>
+                                <w:tcPr>
+                                  <w:tcW w:w="0" w:type="auto"/>
+                                  <w:tcBorders>
+                                    <w:top w:val="single" w:sz="4" w:space="0" w:color="000000"/>
+                                    <w:left w:val="single" w:sz="4" w:space="0" w:color="000000"/>
+                                    <w:bottom w:val="single" w:sz="4" w:space="0" w:color="000000"/>
+                                    <w:right w:val="single" w:sz="4" w:space="0" w:color="000000"/>
+                                  </w:tcBorders>
+                                  <w:tcMar>
+                                    <w:top w:w="100" w:type="dxa"/>
+                                    <w:left w:w="100" w:type="dxa"/>
+                                    <w:bottom w:w="100" w:type="dxa"/>
+                                    <w:right w:w="100" w:type="dxa"/>
+                                  </w:tcMar>
+                                </w:tcPr>
+                                <w:p>
+                                  <w:pPr>
+                                    <w:pStyle w:val="Small"/>
+                                    <w:numPr>
+                                      <w:ilvl w:val="0"/>
+                                      <w:numId w:val="7"/>
+                                    </w:numPr>
+                                  </w:pPr>
+                                </w:p>
+                              </w:tc>
+                              <w:tc>
+                                <w:tcPr>
+                                  <w:tcW w:w="0" w:type="auto"/>
+                                  <w:tcBorders>
+                                    <w:top w:val="single" w:sz="4" w:space="0" w:color="000000"/>
+                                    <w:left w:val="single" w:sz="4" w:space="0" w:color="000000"/>
+                                    <w:bottom w:val="single" w:sz="4" w:space="0" w:color="000000"/>
+                                    <w:right w:val="single" w:sz="4" w:space="0" w:color="000000"/>
+                                  </w:tcBorders>
+                                  <w:tcMar>
+                                    <w:top w:w="100" w:type="dxa"/>
+                                    <w:left w:w="100" w:type="dxa"/>
+                                    <w:bottom w:w="100" w:type="dxa"/>
+                                    <w:right w:w="100" w:type="dxa"/>
+                                  </w:tcMar>
+                                </w:tcPr>
+                                <w:p>
+                                  <w:pPr>
+                                    <w:pStyle w:val="Small"/>
+                                    <w:rPr>
+                                      <w:lang w:val="en-US"/>
+                                    </w:rPr>
+                                  </w:pPr>
+                                </w:p>
+                              </w:tc>
+                            </w:tr>
+                            <w:tr>
+                              <w:tc>
+                                <w:tcPr>
+                                  <w:tcW w:w="0" w:type="auto"/>
+                                  <w:tcBorders>
+                                    <w:top w:val="single" w:sz="4" w:space="0" w:color="000000"/>
+                                    <w:left w:val="single" w:sz="4" w:space="0" w:color="000000"/>
+                                    <w:bottom w:val="single" w:sz="4" w:space="0" w:color="000000"/>
+                                    <w:right w:val="single" w:sz="4" w:space="0" w:color="000000"/>
+                                  </w:tcBorders>
+                                  <w:tcMar>
+                                    <w:top w:w="100" w:type="dxa"/>
+                                    <w:left w:w="100" w:type="dxa"/>
+                                    <w:bottom w:w="100" w:type="dxa"/>
+                                    <w:right w:w="100" w:type="dxa"/>
+                                  </w:tcMar>
+                                  <w:hideMark/>
+                                </w:tcPr>
+                                <w:p>
+                                  <w:pPr>
+                                    <w:pStyle w:val="Small"/>
+                                    <w:rPr>
+                                      <w:sz w:val="24"/>
+                                      <w:szCs w:val="24"/>
+                                      <w:lang w:val="en-US"/>
+                                    </w:rPr>
+                                  </w:pPr>
+                                  <w:r>
+                                    <w:rPr>
+                                      <w:lang w:val="en-US"/>
+                                    </w:rPr>
+                                    <w:t> </w:t>
+                                  </w:r>
+                                </w:p>
+                              </w:tc>
+                              <w:tc>
+                                <w:tcPr>
+                                  <w:tcW w:w="0" w:type="auto"/>
+                                  <w:tcBorders>
+                                    <w:top w:val="single" w:sz="4" w:space="0" w:color="000000"/>
+                                    <w:left w:val="single" w:sz="4" w:space="0" w:color="000000"/>
+                                    <w:bottom w:val="single" w:sz="4" w:space="0" w:color="000000"/>
+                                    <w:right w:val="single" w:sz="4" w:space="0" w:color="000000"/>
+                                  </w:tcBorders>
+                                  <w:tcMar>
+                                    <w:top w:w="100" w:type="dxa"/>
+                                    <w:left w:w="100" w:type="dxa"/>
+                                    <w:bottom w:w="100" w:type="dxa"/>
+                                    <w:right w:w="100" w:type="dxa"/>
+                                  </w:tcMar>
+                                </w:tcPr>
+                                <w:p>
+                                  <w:pPr>
+                                    <w:pStyle w:val="Small"/>
+                                    <w:numPr>
+                                      <w:ilvl w:val="0"/>
+                                      <w:numId w:val="7"/>
+                                    </w:numPr>
+                                  </w:pPr>
+                                </w:p>
+                              </w:tc>
+                              <w:tc>
+                                <w:tcPr>
+                                  <w:tcW w:w="0" w:type="auto"/>
+                                  <w:tcBorders>
+                                    <w:top w:val="single" w:sz="4" w:space="0" w:color="000000"/>
+                                    <w:left w:val="single" w:sz="4" w:space="0" w:color="000000"/>
+                                    <w:bottom w:val="single" w:sz="4" w:space="0" w:color="000000"/>
+                                    <w:right w:val="single" w:sz="4" w:space="0" w:color="000000"/>
+                                  </w:tcBorders>
+                                  <w:tcMar>
+                                    <w:top w:w="100" w:type="dxa"/>
+                                    <w:left w:w="100" w:type="dxa"/>
+                                    <w:bottom w:w="100" w:type="dxa"/>
+                                    <w:right w:w="100" w:type="dxa"/>
+                                  </w:tcMar>
+                                </w:tcPr>
+                                <w:p>
+                                  <w:pPr>
+                                    <w:pStyle w:val="Small"/>
+                                    <w:rPr>
+                                      <w:sz w:val="24"/>
+                                      <w:szCs w:val="24"/>
+                                      <w:lang w:val="en-US"/>
+                                    </w:rPr>
+                                  </w:pPr>
+                                </w:p>
+                              </w:tc>
+                            </w:tr>
+                            <w:tr>
+                              <w:tc>
+                                <w:tcPr>
+                                  <w:tcW w:w="0" w:type="auto"/>
+                                  <w:tcBorders>
+                                    <w:top w:val="single" w:sz="4" w:space="0" w:color="000000"/>
+                                    <w:left w:val="single" w:sz="4" w:space="0" w:color="000000"/>
+                                    <w:bottom w:val="single" w:sz="4" w:space="0" w:color="000000"/>
+                                    <w:right w:val="single" w:sz="4" w:space="0" w:color="000000"/>
+                                  </w:tcBorders>
+                                  <w:tcMar>
+                                    <w:top w:w="100" w:type="dxa"/>
+                                    <w:left w:w="100" w:type="dxa"/>
+                                    <w:bottom w:w="100" w:type="dxa"/>
+                                    <w:right w:w="100" w:type="dxa"/>
+                                  </w:tcMar>
+                                  <w:hideMark/>
+                                </w:tcPr>
+                                <w:p>
+                                  <w:pPr>
+                                    <w:pStyle w:val="Small"/>
+                                    <w:rPr>
+                                      <w:b/>
+                                      <w:bCs/>
+                                      <w:sz w:val="24"/>
+                                      <w:szCs w:val="24"/>
+                                      <w:lang w:val="en-US"/>
+                                    </w:rPr>
+                                  </w:pPr>
+                                  <w:proofErr w:type="spellStart"/>
+                                  <w:r>
+                                    <w:rPr>
+                                      <w:b/>
+                                      <w:bCs/>
+                                      <w:lang w:val="en-US"/>
+                                    </w:rPr>
+                                    <w:t>Luồng</w:t>
+                                  </w:r>
+                                  <w:proofErr w:type="spellEnd"/>
+                                  <w:r>
+                                    <w:rPr>
+                                      <w:b/>
+                                      <w:bCs/>
+                                      <w:lang w:val="en-US"/>
+                                    </w:rPr>
+                                    <w:t xml:space="preserve"> </w:t>
+                                  </w:r>
+                                  <w:proofErr w:type="spellStart"/>
+                                  <w:r>
+                                    <w:rPr>
+                                      <w:b/>
+                                      <w:bCs/>
+                                      <w:lang w:val="en-US"/>
+                                    </w:rPr>
+                                    <w:t>ngoại</w:t>
+                                  </w:r>
+                                  <w:proofErr w:type="spellEnd"/>
+                                  <w:r>
+                                    <w:rPr>
+                                      <w:b/>
+                                      <w:bCs/>
+                                      <w:lang w:val="en-US"/>
+                                    </w:rPr>
+                                    <w:t xml:space="preserve"> </w:t>
+                                  </w:r>
+                                  <w:proofErr w:type="spellStart"/>
+                                  <w:r>
+                                    <w:rPr>
+                                      <w:b/>
+                                      <w:bCs/>
+                                      <w:lang w:val="en-US"/>
+                                    </w:rPr>
+                                    <w:t>lệ</w:t>
+                                  </w:r>
+                                  <w:proofErr w:type="spellEnd"/>
+                                </w:p>
+                              </w:tc>
+                              <w:tc>
+                                <w:tcPr>
+                                  <w:tcW w:w="0" w:type="auto"/>
+                                  <w:tcBorders>
+                                    <w:top w:val="single" w:sz="4" w:space="0" w:color="000000"/>
+                                    <w:left w:val="single" w:sz="4" w:space="0" w:color="000000"/>
+                                    <w:bottom w:val="single" w:sz="4" w:space="0" w:color="000000"/>
+                                    <w:right w:val="single" w:sz="4" w:space="0" w:color="000000"/>
+                                  </w:tcBorders>
+                                  <w:tcMar>
+                                    <w:top w:w="100" w:type="dxa"/>
+                                    <w:left w:w="100" w:type="dxa"/>
+                                    <w:bottom w:w="100" w:type="dxa"/>
+                                    <w:right w:w="100" w:type="dxa"/>
+                                  </w:tcMar>
+                                  <w:hideMark/>
+                                </w:tcPr>
+                                <w:p>
+                                  <w:pPr>
+                                    <w:pStyle w:val="Small"/>
+                                    <w:rPr>
+                                      <w:b/>
+                                      <w:bCs/>
+                                      <w:sz w:val="24"/>
+                                      <w:szCs w:val="24"/>
+                                      <w:lang w:val="en-US"/>
+                                    </w:rPr>
+                                  </w:pPr>
+                                  <w:proofErr w:type="spellStart"/>
+                                  <w:r>
+                                    <w:rPr>
+                                      <w:b/>
+                                      <w:bCs/>
+                                      <w:lang w:val="en-US"/>
+                                    </w:rPr>
+                                    <w:t>Bước</w:t>
+                                  </w:r>
+                                  <w:proofErr w:type="spellEnd"/>
+                                </w:p>
+                              </w:tc>
+                              <w:tc>
+                                <w:tcPr>
+                                  <w:tcW w:w="0" w:type="auto"/>
+                                  <w:tcBorders>
+                                    <w:top w:val="single" w:sz="4" w:space="0" w:color="000000"/>
+                                    <w:left w:val="single" w:sz="4" w:space="0" w:color="000000"/>
+                                    <w:bottom w:val="single" w:sz="4" w:space="0" w:color="000000"/>
+                                    <w:right w:val="single" w:sz="4" w:space="0" w:color="000000"/>
+                                  </w:tcBorders>
+                                  <w:tcMar>
+                                    <w:top w:w="100" w:type="dxa"/>
+                                    <w:left w:w="100" w:type="dxa"/>
+                                    <w:bottom w:w="100" w:type="dxa"/>
+                                    <w:right w:w="100" w:type="dxa"/>
+                                  </w:tcMar>
+                                  <w:hideMark/>
+                                </w:tcPr>
+                                <w:p>
+                                  <w:pPr>
+                                    <w:pStyle w:val="Small"/>
+                                    <w:rPr>
+                                      <w:b/>
+                                      <w:bCs/>
+                                      <w:sz w:val="24"/>
+                                      <w:szCs w:val="24"/>
+                                      <w:lang w:val="en-US"/>
+                                    </w:rPr>
+                                  </w:pPr>
+                                  <w:proofErr w:type="spellStart"/>
+                                  <w:r>
+                                    <w:rPr>
+                                      <w:b/>
+                                      <w:bCs/>
+                                      <w:lang w:val="en-US"/>
+                                    </w:rPr>
+                                    <w:t>Hành</w:t>
+                                  </w:r>
+                                  <w:proofErr w:type="spellEnd"/>
+                                  <w:r>
+                                    <w:rPr>
+                                      <w:b/>
+                                      <w:bCs/>
+                                      <w:lang w:val="en-US"/>
+                                    </w:rPr>
+                                    <w:t xml:space="preserve"> </w:t>
+                                  </w:r>
+                                  <w:proofErr w:type="spellStart"/>
+                                  <w:r>
+                                    <w:rPr>
+                                      <w:b/>
+                                      <w:bCs/>
+                                      <w:lang w:val="en-US"/>
+                                    </w:rPr>
+                                    <w:t>động</w:t>
+                                  </w:r>
+                                  <w:proofErr w:type="spellEnd"/>
+                                  <w:r>
+                                    <w:rPr>
+                                      <w:b/>
+                                      <w:bCs/>
+                                      <w:lang w:val="en-US"/>
+                                    </w:rPr>
+                                    <w:t xml:space="preserve"> </w:t>
+                                  </w:r>
+                                  <w:proofErr w:type="spellStart"/>
+                                  <w:r>
+                                    <w:rPr>
+                                      <w:b/>
+                                      <w:bCs/>
+                                      <w:lang w:val="en-US"/>
+                                    </w:rPr>
+                                    <w:t>phân</w:t>
+                                  </w:r>
+                                  <w:proofErr w:type="spellEnd"/>
+                                  <w:r>
+                                    <w:rPr>
+                                      <w:b/>
+                                      <w:bCs/>
+                                      <w:lang w:val="en-US"/>
+                                    </w:rPr>
+                                    <w:t xml:space="preserve"> </w:t>
+                                  </w:r>
+                                  <w:proofErr w:type="spellStart"/>
+                                  <w:r>
+                                    <w:rPr>
+                                      <w:b/>
+                                      <w:bCs/>
+                                      <w:lang w:val="en-US"/>
+                                    </w:rPr>
+                                    <w:t>nhánh</w:t>
+                                  </w:r>
+                                  <w:proofErr w:type="spellEnd"/>
+                                </w:p>
+                              </w:tc>
+                            </w:tr>
+                            <w:tr>
+                              <w:tc>
+                                <w:tcPr>
+                                  <w:tcW w:w="0" w:type="auto"/>
+                                  <w:tcBorders>
+                                    <w:top w:val="single" w:sz="4" w:space="0" w:color="000000"/>
+                                    <w:left w:val="single" w:sz="4" w:space="0" w:color="000000"/>
+                                    <w:bottom w:val="single" w:sz="4" w:space="0" w:color="000000"/>
+                                    <w:right w:val="single" w:sz="4" w:space="0" w:color="000000"/>
+                                  </w:tcBorders>
+                                  <w:tcMar>
+                                    <w:top w:w="100" w:type="dxa"/>
+                                    <w:left w:w="100" w:type="dxa"/>
+                                    <w:bottom w:w="100" w:type="dxa"/>
+                                    <w:right w:w="100" w:type="dxa"/>
+                                  </w:tcMar>
+                                </w:tcPr>
+                                <w:p>
+                                  <w:pPr>
+                                    <w:pStyle w:val="Small"/>
+                                    <w:rPr>
+                                      <w:sz w:val="24"/>
+                                      <w:szCs w:val="24"/>
+                                      <w:lang w:val="en-US"/>
+                                    </w:rPr>
+                                  </w:pPr>
+                                </w:p>
+                              </w:tc>
+                              <w:tc>
+                                <w:tcPr>
+                                  <w:tcW w:w="0" w:type="auto"/>
+                                  <w:tcBorders>
+                                    <w:top w:val="single" w:sz="4" w:space="0" w:color="000000"/>
+                                    <w:left w:val="single" w:sz="4" w:space="0" w:color="000000"/>
+                                    <w:bottom w:val="single" w:sz="4" w:space="0" w:color="000000"/>
+                                    <w:right w:val="single" w:sz="4" w:space="0" w:color="000000"/>
+                                  </w:tcBorders>
+                                  <w:tcMar>
+                                    <w:top w:w="100" w:type="dxa"/>
+                                    <w:left w:w="100" w:type="dxa"/>
+                                    <w:bottom w:w="100" w:type="dxa"/>
+                                    <w:right w:w="100" w:type="dxa"/>
+                                  </w:tcMar>
+                                  <w:vAlign w:val="center"/>
+                                </w:tcPr>
+                                <w:p>
+                                  <w:pPr>
+                                    <w:pStyle w:val="Small"/>
+                                    <w:jc w:val="center"/>
+                                    <w:rPr>
+                                      <w:sz w:val="24"/>
+                                      <w:szCs w:val="24"/>
+                                      <w:lang w:val="en-US"/>
+                                    </w:rPr>
+                                  </w:pPr>
+                                </w:p>
+                              </w:tc>
+                              <w:tc>
+                                <w:tcPr>
+                                  <w:tcW w:w="0" w:type="auto"/>
+                                  <w:tcBorders>
+                                    <w:top w:val="single" w:sz="4" w:space="0" w:color="000000"/>
+                                    <w:left w:val="single" w:sz="4" w:space="0" w:color="000000"/>
+                                    <w:bottom w:val="single" w:sz="4" w:space="0" w:color="000000"/>
+                                    <w:right w:val="single" w:sz="4" w:space="0" w:color="000000"/>
+                                  </w:tcBorders>
+                                  <w:tcMar>
+                                    <w:top w:w="100" w:type="dxa"/>
+                                    <w:left w:w="100" w:type="dxa"/>
+                                    <w:bottom w:w="100" w:type="dxa"/>
+                                    <w:right w:w="100" w:type="dxa"/>
+                                  </w:tcMar>
+                                </w:tcPr>
+                                <w:p>
+                                  <w:pPr>
+                                    <w:pStyle w:val="Small"/>
+                                    <w:rPr>
+                                      <w:sz w:val="24"/>
+                                      <w:szCs w:val="24"/>
+                                      <w:lang w:val="en-US"/>
+                                    </w:rPr>
+                                  </w:pPr>
+                                </w:p>
+                              </w:tc>
+                            </w:tr>
+                          </w:tbl>
+                          <w:p>
+                            <w:pPr>
+                              <w:rPr>
+                                <w:lang w:val="en-US"/>
+                              </w:rPr>
+                            </w:pPr>
+                          </w:p>
+                        </w:txbxContent>
+                      </wps:txbx>
+                      <wps:bodyPr rot="0" vert="horz" wrap="square" lIns="91440" tIns="45720" rIns="91440" bIns="45720" anchor="t" anchorCtr="0">
+                        <a:noAutofit/>
+                      </wps:bodyPr>
+                    </wps:wsp>
+                  </a:graphicData>
+                </a:graphic>
+              </wp:inline>
+            </w:drawing>
+          </mc:Choice>
+          <mc:Fallback>
+            <w:pict>
+              <v:shape w14:anchorId="25A26E36" id="_x0000_s1031" type="#_x0000_t202" style="width:453.6pt;height:332.25pt;visibility:visible;mso-wrap-style:square;mso-left-percent:-10001;mso-top-percent:-10001;mso-position-horizontal:absolute;mso-position-horizontal-relative:char;mso-position-vertical:absolute;mso-position-vertical-relative:line;mso-left-percent:-10001;mso-top-percent:-10001;v-text-anchor:top" o:gfxdata="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" stroked="f">
+                <v:textbox>
+                  <w:txbxContent>
+                    <w:p>
+                      <w:pPr>
+                        <w:pStyle w:val="Caption"/>
+                        <w:keepNext/>
+                        <w:rPr>
+                          <w:lang w:val="en-US"/>
+                        </w:rPr>
+                      </w:pPr>
+                      <w:r>
+                        <w:t xml:space="preserve">Bảng </w:t>
+                      </w:r>
+                      <w:r>
+                        <w:fldChar w:fldCharType="begin"/>
+                      </w:r>
+                      <w:r>
+                        <w:instrText xml:space="preserve"> STYLEREF 1 \s </w:instrText>
+                      </w:r>
+                      <w:r>
+                        <w:fldChar w:fldCharType="separate"/>
+                      </w:r>
+                      <w:r>
+                        <w:rPr>
+                          <w:noProof/>
+                        </w:rPr>
+                        <w:t>3</w:t>
+                      </w:r>
+                      <w:r>
+                        <w:fldChar w:fldCharType="end"/>
+                      </w:r>
+                      <w:r>
+                        <w:t>.</w:t>
+                      </w:r>
+                      <w:r>
+                        <w:fldChar w:fldCharType="begin"/>
+                      </w:r>
+                      <w:r>
+                        <w:instrText xml:space="preserve"> SEQ Bảng \* ARABIC \s 1 </w:instrText>
+                      </w:r>
+                      <w:r>
+                        <w:fldChar w:fldCharType="separate"/>
+                      </w:r>
+                      <w:r>
+                        <w:rPr>
+                          <w:noProof/>
+                        </w:rPr>
+                        <w:t>4</w:t>
+                      </w:r>
+                      <w:r>
+                        <w:fldChar w:fldCharType="end"/>
+                      </w:r>
+                      <w:r>
+                        <w:rPr>
+                          <w:lang w:val="en-US"/>
+                        </w:rPr>
+                        <w:t xml:space="preserve"> </w:t>
+                      </w:r>
+                      <w:proofErr w:type="spellStart"/>
+                      <w:r>
+                        <w:rPr>
+                          <w:lang w:val="en-US"/>
+                        </w:rPr>
+                        <w:t>Yêu</w:t>
+                      </w:r>
+                      <w:proofErr w:type="spellEnd"/>
+                      <w:r>
+                        <w:rPr>
+                          <w:lang w:val="en-US"/>
+                        </w:rPr>
+                        <w:t xml:space="preserve"> </w:t>
+                      </w:r>
+                      <w:proofErr w:type="spellStart"/>
+                      <w:r>
+                        <w:rPr>
+                          <w:lang w:val="en-US"/>
+                        </w:rPr>
+                        <w:t>cầu</w:t>
+                      </w:r>
+                      <w:proofErr w:type="spellEnd"/>
+                      <w:r>
+                        <w:rPr>
+                          <w:lang w:val="en-US"/>
+                        </w:rPr>
+                        <w:t xml:space="preserve"> </w:t>
+                      </w:r>
+                      <w:proofErr w:type="spellStart"/>
+                      <w:r>
+                        <w:rPr>
+                          <w:lang w:val="en-US"/>
+                        </w:rPr>
+                        <w:t>các</w:t>
+                      </w:r>
+                      <w:proofErr w:type="spellEnd"/>
+                      <w:r>
+                        <w:rPr>
+                          <w:lang w:val="en-US"/>
+                        </w:rPr>
+                        <w:t xml:space="preserve"> </w:t>
+                      </w:r>
+                      <w:proofErr w:type="spellStart"/>
+                      <w:r>
+                        <w:rPr>
+                          <w:lang w:val="en-US"/>
+                        </w:rPr>
+                        <w:t>thủ</w:t>
+                      </w:r>
+                      <w:proofErr w:type="spellEnd"/>
+                      <w:r>
+                        <w:rPr>
+                          <w:lang w:val="en-US"/>
+                        </w:rPr>
+                        <w:t xml:space="preserve"> </w:t>
+                      </w:r>
+                      <w:proofErr w:type="spellStart"/>
+                      <w:r>
+                        <w:rPr>
+                          <w:lang w:val="en-US"/>
+                        </w:rPr>
+                        <w:t>tục</w:t>
+                      </w:r>
+                      <w:proofErr w:type="spellEnd"/>
+                      <w:r>
+                        <w:rPr>
+                          <w:lang w:val="en-US"/>
+                        </w:rPr>
+                        <w:t xml:space="preserve"> </w:t>
+                      </w:r>
+                      <w:proofErr w:type="spellStart"/>
+                      <w:r>
+                        <w:rPr>
+                          <w:lang w:val="en-US"/>
+                        </w:rPr>
+                        <w:t>hành</w:t>
+                      </w:r>
+                      <w:proofErr w:type="spellEnd"/>
+                      <w:r>
+                        <w:rPr>
+                          <w:lang w:val="en-US"/>
+                        </w:rPr>
+                        <w:t xml:space="preserve"> </w:t>
+                      </w:r>
+                      <w:proofErr w:type="spellStart"/>
+                      <w:r>
+                        <w:rPr>
+                          <w:lang w:val="en-US"/>
+                        </w:rPr>
+                        <w:t>chính</w:t>
+                      </w:r>
+                      <w:proofErr w:type="spellEnd"/>
+                    </w:p>
+                    <w:tbl>
+                      <w:tblPr>
+                        <w:tblW w:w="0" w:type="auto"/>
+                        <w:tblCellMar>
+                          <w:bottom w:w="284" w:type="dxa"/>
+                        </w:tblCellMar>
+                        <w:tblLook w:val="04A0" w:firstRow="1" w:lastRow="0" w:firstColumn="1" w:lastColumn="0" w:noHBand="0" w:noVBand="1"/>
+                      </w:tblPr>
+                      <w:tblGrid>
+                        <w:gridCol w:w="2605"/>
+                        <w:gridCol w:w="1209"/>
+                        <w:gridCol w:w="4238"/>
+                      </w:tblGrid>
+                      <w:tr>
+                        <w:tc>
+                          <w:tcPr>
+                            <w:tcW w:w="0" w:type="auto"/>
+                            <w:tcBorders>
+                              <w:top w:val="single" w:sz="4" w:space="0" w:color="000000"/>
+                              <w:left w:val="single" w:sz="4" w:space="0" w:color="000000"/>
+                              <w:bottom w:val="single" w:sz="4" w:space="0" w:color="000000"/>
+                              <w:right w:val="single" w:sz="4" w:space="0" w:color="000000"/>
+                            </w:tcBorders>
+                            <w:tcMar>
+                              <w:top w:w="100" w:type="dxa"/>
+                              <w:left w:w="100" w:type="dxa"/>
+                              <w:bottom w:w="100" w:type="dxa"/>
+                              <w:right w:w="100" w:type="dxa"/>
+                            </w:tcMar>
+                            <w:hideMark/>
+                          </w:tcPr>
+                          <w:p>
+                            <w:pPr>
+                              <w:pStyle w:val="Small"/>
+                              <w:rPr>
+                                <w:b/>
+                                <w:bCs/>
+                                <w:sz w:val="24"/>
+                                <w:szCs w:val="24"/>
+                                <w:lang w:val="en-US"/>
+                              </w:rPr>
+                            </w:pPr>
+                            <w:r>
+                              <w:rPr>
+                                <w:b/>
+                                <w:bCs/>
+                                <w:lang w:val="en-US"/>
+                              </w:rPr>
+                              <w:t>Use case</w:t>
+                            </w:r>
+                          </w:p>
+                        </w:tc>
+                        <w:tc>
+                          <w:tcPr>
+                            <w:tcW w:w="0" w:type="auto"/>
+                            <w:gridSpan w:val="2"/>
+                            <w:tcBorders>
+                              <w:top w:val="single" w:sz="4" w:space="0" w:color="000000"/>
+                              <w:left w:val="single" w:sz="4" w:space="0" w:color="000000"/>
+                              <w:bottom w:val="single" w:sz="4" w:space="0" w:color="000000"/>
+                              <w:right w:val="single" w:sz="4" w:space="0" w:color="000000"/>
+                            </w:tcBorders>
+                            <w:tcMar>
+                              <w:top w:w="100" w:type="dxa"/>
+                              <w:left w:w="100" w:type="dxa"/>
+                              <w:bottom w:w="100" w:type="dxa"/>
+                              <w:right w:w="100" w:type="dxa"/>
+                            </w:tcMar>
+                            <w:hideMark/>
+                          </w:tcPr>
+                          <w:p>
+                            <w:pPr>
+                              <w:pStyle w:val="Small"/>
+                              <w:rPr>
+                                <w:b/>
+                                <w:bCs/>
+                                <w:sz w:val="24"/>
+                                <w:szCs w:val="24"/>
+                                <w:lang w:val="en-US"/>
+                              </w:rPr>
+                            </w:pPr>
+                            <w:proofErr w:type="spellStart"/>
+                            <w:r>
+                              <w:rPr>
+                                <w:b/>
+                                <w:bCs/>
+                                <w:lang w:val="en-US"/>
+                              </w:rPr>
+                              <w:t>Yêu</w:t>
+                            </w:r>
+                            <w:proofErr w:type="spellEnd"/>
+                            <w:r>
+                              <w:rPr>
+                                <w:b/>
+                                <w:bCs/>
+                                <w:lang w:val="en-US"/>
+                              </w:rPr>
+                              <w:t xml:space="preserve"> </w:t>
+                            </w:r>
+                            <w:proofErr w:type="spellStart"/>
+                            <w:r>
+                              <w:rPr>
+                                <w:b/>
+                                <w:bCs/>
+                                <w:lang w:val="en-US"/>
+                              </w:rPr>
+                              <w:t>cầu</w:t>
+                            </w:r>
+                            <w:proofErr w:type="spellEnd"/>
+                            <w:r>
+                              <w:rPr>
+                                <w:b/>
+                                <w:bCs/>
+                                <w:lang w:val="en-US"/>
+                              </w:rPr>
+                              <w:t xml:space="preserve"> </w:t>
+                            </w:r>
+                            <w:proofErr w:type="spellStart"/>
+                            <w:r>
+                              <w:rPr>
+                                <w:b/>
+                                <w:bCs/>
+                                <w:lang w:val="en-US"/>
+                              </w:rPr>
+                              <w:t>các</w:t>
+                            </w:r>
+                            <w:proofErr w:type="spellEnd"/>
+                            <w:r>
+                              <w:rPr>
+                                <w:b/>
+                                <w:bCs/>
+                                <w:lang w:val="en-US"/>
+                              </w:rPr>
+                              <w:t xml:space="preserve"> </w:t>
+                            </w:r>
+                            <w:proofErr w:type="spellStart"/>
+                            <w:r>
+                              <w:rPr>
+                                <w:b/>
+                                <w:bCs/>
+                                <w:lang w:val="en-US"/>
+                              </w:rPr>
+                              <w:t>thủ</w:t>
+                            </w:r>
+                            <w:proofErr w:type="spellEnd"/>
+                            <w:r>
+                              <w:rPr>
+                                <w:b/>
+                                <w:bCs/>
+                                <w:lang w:val="en-US"/>
+                              </w:rPr>
+                              <w:t xml:space="preserve"> </w:t>
+                            </w:r>
+                            <w:proofErr w:type="spellStart"/>
+                            <w:r>
+                              <w:rPr>
+                                <w:b/>
+                                <w:bCs/>
+                                <w:lang w:val="en-US"/>
+                              </w:rPr>
+                              <w:t>tục</w:t>
+                            </w:r>
+                            <w:proofErr w:type="spellEnd"/>
+                            <w:r>
+                              <w:rPr>
+                                <w:b/>
+                                <w:bCs/>
+                                <w:lang w:val="en-US"/>
+                              </w:rPr>
+                              <w:t xml:space="preserve"> </w:t>
+                            </w:r>
+                            <w:proofErr w:type="spellStart"/>
+                            <w:r>
+                              <w:rPr>
+                                <w:b/>
+                                <w:bCs/>
+                                <w:lang w:val="en-US"/>
+                              </w:rPr>
+                              <w:t>hành</w:t>
+                            </w:r>
+                            <w:proofErr w:type="spellEnd"/>
+                            <w:r>
+                              <w:rPr>
+                                <w:b/>
+                                <w:bCs/>
+                                <w:lang w:val="en-US"/>
+                              </w:rPr>
+                              <w:t xml:space="preserve"> </w:t>
+                            </w:r>
+                            <w:proofErr w:type="spellStart"/>
+                            <w:r>
+                              <w:rPr>
+                                <w:b/>
+                                <w:bCs/>
+                                <w:lang w:val="en-US"/>
+                              </w:rPr>
+                              <w:t>chính</w:t>
+                            </w:r>
+                            <w:proofErr w:type="spellEnd"/>
+                          </w:p>
+                        </w:tc>
+                      </w:tr>
+                      <w:tr>
+                        <w:tc>
+                          <w:tcPr>
+                            <w:tcW w:w="0" w:type="auto"/>
+                            <w:tcBorders>
+                              <w:top w:val="single" w:sz="4" w:space="0" w:color="000000"/>
+                              <w:left w:val="single" w:sz="4" w:space="0" w:color="000000"/>
+                              <w:bottom w:val="single" w:sz="4" w:space="0" w:color="000000"/>
+                              <w:right w:val="single" w:sz="4" w:space="0" w:color="000000"/>
+                            </w:tcBorders>
+                            <w:tcMar>
+                              <w:top w:w="100" w:type="dxa"/>
+                              <w:left w:w="100" w:type="dxa"/>
+                              <w:bottom w:w="100" w:type="dxa"/>
+                              <w:right w:w="100" w:type="dxa"/>
+                            </w:tcMar>
+                            <w:hideMark/>
+                          </w:tcPr>
+                          <w:p>
+                            <w:pPr>
+                              <w:pStyle w:val="Small"/>
+                              <w:rPr>
+                                <w:sz w:val="24"/>
+                                <w:szCs w:val="24"/>
+                                <w:lang w:val="en-US"/>
+                              </w:rPr>
+                            </w:pPr>
+                            <w:proofErr w:type="spellStart"/>
+                            <w:r>
+                              <w:rPr>
+                                <w:lang w:val="en-US"/>
+                              </w:rPr>
+                              <w:t>Mục</w:t>
+                            </w:r>
+                            <w:proofErr w:type="spellEnd"/>
+                            <w:r>
+                              <w:rPr>
+                                <w:lang w:val="en-US"/>
+                              </w:rPr>
+                              <w:t xml:space="preserve"> </w:t>
+                            </w:r>
+                            <w:proofErr w:type="spellStart"/>
+                            <w:r>
+                              <w:rPr>
+                                <w:lang w:val="en-US"/>
+                              </w:rPr>
+                              <w:t>tiêu</w:t>
+                            </w:r>
+                            <w:proofErr w:type="spellEnd"/>
+                          </w:p>
+                        </w:tc>
+                        <w:tc>
+                          <w:tcPr>
+                            <w:tcW w:w="0" w:type="auto"/>
+                            <w:gridSpan w:val="2"/>
+                            <w:tcBorders>
+                              <w:top w:val="single" w:sz="4" w:space="0" w:color="000000"/>
+                              <w:left w:val="single" w:sz="4" w:space="0" w:color="000000"/>
+                              <w:bottom w:val="single" w:sz="4" w:space="0" w:color="000000"/>
+                              <w:right w:val="single" w:sz="4" w:space="0" w:color="000000"/>
+                            </w:tcBorders>
+                            <w:tcMar>
+                              <w:top w:w="100" w:type="dxa"/>
+                              <w:left w:w="100" w:type="dxa"/>
+                              <w:bottom w:w="100" w:type="dxa"/>
+                              <w:right w:w="100" w:type="dxa"/>
+                            </w:tcMar>
+                            <w:hideMark/>
+                          </w:tcPr>
+                          <w:p>
+                            <w:pPr>
+                              <w:pStyle w:val="Small"/>
+                              <w:rPr>
+                                <w:sz w:val="24"/>
+                                <w:szCs w:val="24"/>
+                                <w:lang w:val="en-US"/>
+                              </w:rPr>
+                            </w:pPr>
+                            <w:proofErr w:type="spellStart"/>
+                            <w:r>
+                              <w:rPr>
+                                <w:lang w:val="en-US"/>
+                              </w:rPr>
+                              <w:t>Sinh</w:t>
+                            </w:r>
+                            <w:proofErr w:type="spellEnd"/>
+                            <w:r>
+                              <w:rPr>
+                                <w:lang w:val="en-US"/>
+                              </w:rPr>
+                              <w:t xml:space="preserve"> </w:t>
+                            </w:r>
+                            <w:proofErr w:type="spellStart"/>
+                            <w:r>
+                              <w:rPr>
+                                <w:lang w:val="en-US"/>
+                              </w:rPr>
+                              <w:t>viên</w:t>
+                            </w:r>
+                            <w:proofErr w:type="spellEnd"/>
+                            <w:r>
+                              <w:rPr>
+                                <w:lang w:val="en-US"/>
+                              </w:rPr>
+                              <w:t xml:space="preserve"> </w:t>
+                            </w:r>
+                            <w:proofErr w:type="spellStart"/>
+                            <w:r>
+                              <w:rPr>
+                                <w:lang w:val="en-US"/>
+                              </w:rPr>
+                              <w:t>thực</w:t>
+                            </w:r>
+                            <w:proofErr w:type="spellEnd"/>
+                            <w:r>
+                              <w:rPr>
+                                <w:lang w:val="en-US"/>
+                              </w:rPr>
+                              <w:t xml:space="preserve"> </w:t>
+                            </w:r>
+                            <w:proofErr w:type="spellStart"/>
+                            <w:r>
+                              <w:rPr>
+                                <w:lang w:val="en-US"/>
+                              </w:rPr>
+                              <w:t>hiện</w:t>
+                            </w:r>
+                            <w:proofErr w:type="spellEnd"/>
+                            <w:r>
+                              <w:rPr>
+                                <w:lang w:val="en-US"/>
+                              </w:rPr>
+                              <w:t xml:space="preserve"> </w:t>
+                            </w:r>
+                            <w:proofErr w:type="spellStart"/>
+                            <w:r>
+                              <w:rPr>
+                                <w:lang w:val="en-US"/>
+                              </w:rPr>
+                              <w:t>các</w:t>
+                            </w:r>
+                            <w:proofErr w:type="spellEnd"/>
+                            <w:r>
+                              <w:rPr>
+                                <w:lang w:val="en-US"/>
+                              </w:rPr>
+                              <w:t xml:space="preserve"> </w:t>
+                            </w:r>
+                            <w:proofErr w:type="spellStart"/>
+                            <w:r>
+                              <w:rPr>
+                                <w:lang w:val="en-US"/>
+                              </w:rPr>
+                              <w:t>thủ</w:t>
+                            </w:r>
+                            <w:proofErr w:type="spellEnd"/>
+                            <w:r>
+                              <w:rPr>
+                                <w:lang w:val="en-US"/>
+                              </w:rPr>
+                              <w:t xml:space="preserve"> </w:t>
+                            </w:r>
+                            <w:proofErr w:type="spellStart"/>
+                            <w:r>
+                              <w:rPr>
+                                <w:lang w:val="en-US"/>
+                              </w:rPr>
+                              <w:t>tục</w:t>
+                            </w:r>
+                            <w:proofErr w:type="spellEnd"/>
+                            <w:r>
+                              <w:rPr>
+                                <w:lang w:val="en-US"/>
+                              </w:rPr>
+                              <w:t xml:space="preserve"> </w:t>
+                            </w:r>
+                            <w:proofErr w:type="spellStart"/>
+                            <w:r>
+                              <w:rPr>
+                                <w:lang w:val="en-US"/>
+                              </w:rPr>
+                              <w:t>hành</w:t>
+                            </w:r>
+                            <w:proofErr w:type="spellEnd"/>
+                            <w:r>
+                              <w:rPr>
+                                <w:lang w:val="en-US"/>
+                              </w:rPr>
+                              <w:t xml:space="preserve"> </w:t>
+                            </w:r>
+                            <w:proofErr w:type="spellStart"/>
+                            <w:r>
+                              <w:rPr>
+                                <w:lang w:val="en-US"/>
+                              </w:rPr>
+                              <w:t>chính</w:t>
+                            </w:r>
+                            <w:proofErr w:type="spellEnd"/>
+                            <w:r>
+                              <w:rPr>
+                                <w:lang w:val="en-US"/>
+                              </w:rPr>
+                              <w:t xml:space="preserve"> </w:t>
+                            </w:r>
+                            <w:proofErr w:type="spellStart"/>
+                            <w:r>
+                              <w:rPr>
+                                <w:lang w:val="en-US"/>
+                              </w:rPr>
+                              <w:t>trên</w:t>
+                            </w:r>
+                            <w:proofErr w:type="spellEnd"/>
+                            <w:r>
+                              <w:rPr>
+                                <w:lang w:val="en-US"/>
+                              </w:rPr>
+                              <w:t xml:space="preserve"> </w:t>
+                            </w:r>
+                            <w:proofErr w:type="spellStart"/>
+                            <w:r>
+                              <w:rPr>
+                                <w:lang w:val="en-US"/>
+                              </w:rPr>
+                              <w:t>hệ</w:t>
+                            </w:r>
+                            <w:proofErr w:type="spellEnd"/>
+                            <w:r>
+                              <w:rPr>
+                                <w:lang w:val="en-US"/>
+                              </w:rPr>
+                              <w:t xml:space="preserve"> </w:t>
+                            </w:r>
+                            <w:proofErr w:type="spellStart"/>
+                            <w:r>
+                              <w:rPr>
+                                <w:lang w:val="en-US"/>
+                              </w:rPr>
+                              <w:t>thống</w:t>
+                            </w:r>
+                            <w:proofErr w:type="spellEnd"/>
+                          </w:p>
+                        </w:tc>
+                      </w:tr>
+                      <w:tr>
+                        <w:tc>
+                          <w:tcPr>
+                            <w:tcW w:w="0" w:type="auto"/>
+                            <w:tcBorders>
+                              <w:top w:val="single" w:sz="4" w:space="0" w:color="000000"/>
+                              <w:left w:val="single" w:sz="4" w:space="0" w:color="000000"/>
+                              <w:bottom w:val="single" w:sz="4" w:space="0" w:color="000000"/>
+                              <w:right w:val="single" w:sz="4" w:space="0" w:color="000000"/>
+                            </w:tcBorders>
+                            <w:tcMar>
+                              <w:top w:w="100" w:type="dxa"/>
+                              <w:left w:w="100" w:type="dxa"/>
+                              <w:bottom w:w="100" w:type="dxa"/>
+                              <w:right w:w="100" w:type="dxa"/>
+                            </w:tcMar>
+                            <w:hideMark/>
+                          </w:tcPr>
+                          <w:p>
+                            <w:pPr>
+                              <w:pStyle w:val="Small"/>
+                              <w:rPr>
+                                <w:sz w:val="24"/>
+                                <w:szCs w:val="24"/>
+                                <w:lang w:val="en-US"/>
+                              </w:rPr>
+                            </w:pPr>
+                            <w:proofErr w:type="spellStart"/>
+                            <w:r>
+                              <w:rPr>
+                                <w:lang w:val="en-US"/>
+                              </w:rPr>
+                              <w:t>Điều</w:t>
+                            </w:r>
+                            <w:proofErr w:type="spellEnd"/>
+                            <w:r>
+                              <w:rPr>
+                                <w:lang w:val="en-US"/>
+                              </w:rPr>
+                              <w:t xml:space="preserve"> </w:t>
+                            </w:r>
+                            <w:proofErr w:type="spellStart"/>
+                            <w:r>
+                              <w:rPr>
+                                <w:lang w:val="en-US"/>
+                              </w:rPr>
+                              <w:t>kiện</w:t>
+                            </w:r>
+                            <w:proofErr w:type="spellEnd"/>
+                            <w:r>
+                              <w:rPr>
+                                <w:lang w:val="en-US"/>
+                              </w:rPr>
+                              <w:t xml:space="preserve"> </w:t>
+                            </w:r>
+                            <w:proofErr w:type="spellStart"/>
+                            <w:r>
+                              <w:rPr>
+                                <w:lang w:val="en-US"/>
+                              </w:rPr>
+                              <w:t>tiên</w:t>
+                            </w:r>
+                            <w:proofErr w:type="spellEnd"/>
+                            <w:r>
+                              <w:rPr>
+                                <w:lang w:val="en-US"/>
+                              </w:rPr>
+                              <w:t xml:space="preserve"> </w:t>
+                            </w:r>
+                            <w:proofErr w:type="spellStart"/>
+                            <w:r>
+                              <w:rPr>
+                                <w:lang w:val="en-US"/>
+                              </w:rPr>
+                              <w:t>quyết</w:t>
+                            </w:r>
+                            <w:proofErr w:type="spellEnd"/>
+                          </w:p>
+                        </w:tc>
+                        <w:tc>
+                          <w:tcPr>
+                            <w:tcW w:w="0" w:type="auto"/>
+                            <w:gridSpan w:val="2"/>
+                            <w:tcBorders>
+                              <w:top w:val="single" w:sz="4" w:space="0" w:color="000000"/>
+                              <w:left w:val="single" w:sz="4" w:space="0" w:color="000000"/>
+                              <w:bottom w:val="single" w:sz="4" w:space="0" w:color="000000"/>
+                              <w:right w:val="single" w:sz="4" w:space="0" w:color="000000"/>
+                            </w:tcBorders>
+                            <w:tcMar>
+                              <w:top w:w="100" w:type="dxa"/>
+                              <w:left w:w="100" w:type="dxa"/>
+                              <w:bottom w:w="100" w:type="dxa"/>
+                              <w:right w:w="100" w:type="dxa"/>
+                            </w:tcMar>
+                            <w:hideMark/>
+                          </w:tcPr>
+                          <w:p>
+                            <w:pPr>
+                              <w:pStyle w:val="Small"/>
+                              <w:rPr>
+                                <w:sz w:val="24"/>
+                                <w:szCs w:val="24"/>
+                                <w:lang w:val="en-US"/>
+                              </w:rPr>
+                            </w:pPr>
+                            <w:proofErr w:type="spellStart"/>
+                            <w:r>
+                              <w:rPr>
+                                <w:lang w:val="en-US"/>
+                              </w:rPr>
+                              <w:t>Sinh</w:t>
+                            </w:r>
+                            <w:proofErr w:type="spellEnd"/>
+                            <w:r>
+                              <w:rPr>
+                                <w:lang w:val="en-US"/>
+                              </w:rPr>
+                              <w:t xml:space="preserve"> </w:t>
+                            </w:r>
+                            <w:proofErr w:type="spellStart"/>
+                            <w:r>
+                              <w:rPr>
+                                <w:lang w:val="en-US"/>
+                              </w:rPr>
+                              <w:t>viên</w:t>
+                            </w:r>
+                            <w:proofErr w:type="spellEnd"/>
+                            <w:r>
+                              <w:rPr>
+                                <w:lang w:val="en-US"/>
+                              </w:rPr>
+                              <w:t xml:space="preserve"> </w:t>
+                            </w:r>
+                            <w:proofErr w:type="spellStart"/>
+                            <w:r>
+                              <w:rPr>
+                                <w:lang w:val="en-US"/>
+                              </w:rPr>
+                              <w:t>đã</w:t>
+                            </w:r>
+                            <w:proofErr w:type="spellEnd"/>
+                            <w:r>
+                              <w:rPr>
+                                <w:lang w:val="en-US"/>
+                              </w:rPr>
+                              <w:t xml:space="preserve"> </w:t>
+                            </w:r>
+                            <w:proofErr w:type="spellStart"/>
+                            <w:r>
+                              <w:rPr>
+                                <w:lang w:val="en-US"/>
+                              </w:rPr>
+                              <w:t>đăng</w:t>
+                            </w:r>
+                            <w:proofErr w:type="spellEnd"/>
+                            <w:r>
+                              <w:rPr>
+                                <w:lang w:val="en-US"/>
+                              </w:rPr>
+                              <w:t xml:space="preserve"> </w:t>
+                            </w:r>
+                            <w:proofErr w:type="spellStart"/>
+                            <w:r>
+                              <w:rPr>
+                                <w:lang w:val="en-US"/>
+                              </w:rPr>
+                              <w:t>nhập</w:t>
+                            </w:r>
+                            <w:proofErr w:type="spellEnd"/>
+                            <w:r>
+                              <w:rPr>
+                                <w:lang w:val="en-US"/>
+                              </w:rPr>
+                              <w:t xml:space="preserve"> </w:t>
+                            </w:r>
+                            <w:proofErr w:type="spellStart"/>
+                            <w:r>
+                              <w:rPr>
+                                <w:lang w:val="en-US"/>
+                              </w:rPr>
+                              <w:t>với</w:t>
+                            </w:r>
+                            <w:proofErr w:type="spellEnd"/>
+                            <w:r>
+                              <w:rPr>
+                                <w:lang w:val="en-US"/>
+                              </w:rPr>
+                              <w:t xml:space="preserve"> </w:t>
+                            </w:r>
+                            <w:proofErr w:type="spellStart"/>
+                            <w:r>
+                              <w:rPr>
+                                <w:lang w:val="en-US"/>
+                              </w:rPr>
+                              <w:t>tài</w:t>
+                            </w:r>
+                            <w:proofErr w:type="spellEnd"/>
+                            <w:r>
+                              <w:rPr>
+                                <w:lang w:val="en-US"/>
+                              </w:rPr>
+                              <w:t xml:space="preserve"> </w:t>
+                            </w:r>
+                            <w:proofErr w:type="spellStart"/>
+                            <w:r>
+                              <w:rPr>
+                                <w:lang w:val="en-US"/>
+                              </w:rPr>
+                              <w:t>khoản</w:t>
+                            </w:r>
+                            <w:proofErr w:type="spellEnd"/>
+                            <w:r>
+                              <w:rPr>
+                                <w:lang w:val="en-US"/>
+                              </w:rPr>
+                              <w:t xml:space="preserve"> Outlook</w:t>
+                            </w:r>
+                          </w:p>
+                        </w:tc>
+                      </w:tr>
+                      <w:tr>
+                        <w:tc>
+                          <w:tcPr>
+                            <w:tcW w:w="0" w:type="auto"/>
+                            <w:tcBorders>
+                              <w:top w:val="single" w:sz="4" w:space="0" w:color="000000"/>
+                              <w:left w:val="single" w:sz="4" w:space="0" w:color="000000"/>
+                              <w:bottom w:val="single" w:sz="4" w:space="0" w:color="000000"/>
+                              <w:right w:val="single" w:sz="4" w:space="0" w:color="000000"/>
+                            </w:tcBorders>
+                            <w:tcMar>
+                              <w:top w:w="100" w:type="dxa"/>
+                              <w:left w:w="100" w:type="dxa"/>
+                              <w:bottom w:w="100" w:type="dxa"/>
+                              <w:right w:w="100" w:type="dxa"/>
+                            </w:tcMar>
+                            <w:hideMark/>
+                          </w:tcPr>
+                          <w:p>
+                            <w:pPr>
+                              <w:pStyle w:val="Small"/>
+                              <w:rPr>
+                                <w:sz w:val="24"/>
+                                <w:szCs w:val="24"/>
+                                <w:lang w:val="en-US"/>
+                              </w:rPr>
+                            </w:pPr>
+                            <w:proofErr w:type="spellStart"/>
+                            <w:r>
+                              <w:rPr>
+                                <w:lang w:val="en-US"/>
+                              </w:rPr>
+                              <w:t>Điều</w:t>
+                            </w:r>
+                            <w:proofErr w:type="spellEnd"/>
+                            <w:r>
+                              <w:rPr>
+                                <w:lang w:val="en-US"/>
+                              </w:rPr>
+                              <w:t xml:space="preserve"> </w:t>
+                            </w:r>
+                            <w:proofErr w:type="spellStart"/>
+                            <w:r>
+                              <w:rPr>
+                                <w:lang w:val="en-US"/>
+                              </w:rPr>
+                              <w:t>kiện</w:t>
+                            </w:r>
+                            <w:proofErr w:type="spellEnd"/>
+                            <w:r>
+                              <w:rPr>
+                                <w:lang w:val="en-US"/>
+                              </w:rPr>
+                              <w:t xml:space="preserve"> </w:t>
+                            </w:r>
+                            <w:proofErr w:type="spellStart"/>
+                            <w:r>
+                              <w:rPr>
+                                <w:lang w:val="en-US"/>
+                              </w:rPr>
+                              <w:t>kết</w:t>
+                            </w:r>
+                            <w:proofErr w:type="spellEnd"/>
+                            <w:r>
+                              <w:rPr>
+                                <w:lang w:val="en-US"/>
+                              </w:rPr>
+                              <w:t xml:space="preserve"> </w:t>
+                            </w:r>
+                            <w:proofErr w:type="spellStart"/>
+                            <w:r>
+                              <w:rPr>
+                                <w:lang w:val="en-US"/>
+                              </w:rPr>
+                              <w:t>thúc</w:t>
+                            </w:r>
+                            <w:proofErr w:type="spellEnd"/>
+                            <w:r>
+                              <w:rPr>
+                                <w:lang w:val="en-US"/>
+                              </w:rPr>
+                              <w:t xml:space="preserve"> </w:t>
+                            </w:r>
+                            <w:proofErr w:type="spellStart"/>
+                            <w:r>
+                              <w:rPr>
+                                <w:lang w:val="en-US"/>
+                              </w:rPr>
+                              <w:t>thành</w:t>
+                            </w:r>
+                            <w:proofErr w:type="spellEnd"/>
+                            <w:r>
+                              <w:rPr>
+                                <w:lang w:val="en-US"/>
+                              </w:rPr>
+                              <w:t xml:space="preserve"> </w:t>
+                            </w:r>
+                            <w:proofErr w:type="spellStart"/>
+                            <w:r>
+                              <w:rPr>
+                                <w:lang w:val="en-US"/>
+                              </w:rPr>
+                              <w:t>công</w:t>
+                            </w:r>
+                            <w:proofErr w:type="spellEnd"/>
+                          </w:p>
+                        </w:tc>
+                        <w:tc>
+                          <w:tcPr>
+                            <w:tcW w:w="0" w:type="auto"/>
+                            <w:gridSpan w:val="2"/>
+                            <w:tcBorders>
+                              <w:top w:val="single" w:sz="4" w:space="0" w:color="000000"/>
+                              <w:left w:val="single" w:sz="4" w:space="0" w:color="000000"/>
+                              <w:bottom w:val="single" w:sz="4" w:space="0" w:color="000000"/>
+                              <w:right w:val="single" w:sz="4" w:space="0" w:color="000000"/>
+                            </w:tcBorders>
+                            <w:tcMar>
+                              <w:top w:w="100" w:type="dxa"/>
+                              <w:left w:w="100" w:type="dxa"/>
+                              <w:bottom w:w="100" w:type="dxa"/>
+                              <w:right w:w="100" w:type="dxa"/>
+                            </w:tcMar>
+                            <w:hideMark/>
+                          </w:tcPr>
+                          <w:p>
+                            <w:pPr>
+                              <w:pStyle w:val="Small"/>
+                              <w:rPr>
+                                <w:sz w:val="24"/>
+                                <w:szCs w:val="24"/>
+                                <w:lang w:val="en-US"/>
+                              </w:rPr>
+                            </w:pPr>
+                            <w:proofErr w:type="spellStart"/>
+                            <w:r>
+                              <w:rPr>
+                                <w:lang w:val="en-US"/>
+                              </w:rPr>
+                              <w:t>Sinh</w:t>
+                            </w:r>
+                            <w:proofErr w:type="spellEnd"/>
+                            <w:r>
+                              <w:rPr>
+                                <w:lang w:val="en-US"/>
+                              </w:rPr>
+                              <w:t xml:space="preserve"> </w:t>
+                            </w:r>
+                            <w:proofErr w:type="spellStart"/>
+                            <w:r>
+                              <w:rPr>
+                                <w:lang w:val="en-US"/>
+                              </w:rPr>
+                              <w:t>viên</w:t>
+                            </w:r>
+                            <w:proofErr w:type="spellEnd"/>
+                            <w:r>
+                              <w:rPr>
+                                <w:lang w:val="en-US"/>
+                              </w:rPr>
+                              <w:t xml:space="preserve"> </w:t>
+                            </w:r>
+                            <w:proofErr w:type="spellStart"/>
+                            <w:r>
+                              <w:rPr>
+                                <w:lang w:val="en-US"/>
+                              </w:rPr>
+                              <w:t>nhận</w:t>
+                            </w:r>
+                            <w:proofErr w:type="spellEnd"/>
+                            <w:r>
+                              <w:rPr>
+                                <w:lang w:val="en-US"/>
+                              </w:rPr>
+                              <w:t xml:space="preserve"> </w:t>
+                            </w:r>
+                            <w:proofErr w:type="spellStart"/>
+                            <w:r>
+                              <w:rPr>
+                                <w:lang w:val="en-US"/>
+                              </w:rPr>
+                              <w:t>được</w:t>
+                            </w:r>
+                            <w:proofErr w:type="spellEnd"/>
+                            <w:r>
+                              <w:rPr>
+                                <w:lang w:val="en-US"/>
+                              </w:rPr>
+                              <w:t xml:space="preserve"> </w:t>
+                            </w:r>
+                            <w:proofErr w:type="spellStart"/>
+                            <w:r>
+                              <w:rPr>
+                                <w:lang w:val="en-US"/>
+                              </w:rPr>
+                              <w:t>thông</w:t>
+                            </w:r>
+                            <w:proofErr w:type="spellEnd"/>
+                            <w:r>
+                              <w:rPr>
+                                <w:lang w:val="en-US"/>
+                              </w:rPr>
+                              <w:t xml:space="preserve"> </w:t>
+                            </w:r>
+                            <w:proofErr w:type="spellStart"/>
+                            <w:r>
+                              <w:rPr>
+                                <w:lang w:val="en-US"/>
+                              </w:rPr>
+                              <w:t>báo</w:t>
+                            </w:r>
+                            <w:proofErr w:type="spellEnd"/>
+                            <w:r>
+                              <w:rPr>
+                                <w:lang w:val="en-US"/>
+                              </w:rPr>
+                              <w:t xml:space="preserve"> </w:t>
+                            </w:r>
+                            <w:proofErr w:type="spellStart"/>
+                            <w:r>
+                              <w:rPr>
+                                <w:lang w:val="en-US"/>
+                              </w:rPr>
+                              <w:t>với</w:t>
+                            </w:r>
+                            <w:proofErr w:type="spellEnd"/>
+                            <w:r>
+                              <w:rPr>
+                                <w:lang w:val="en-US"/>
+                              </w:rPr>
+                              <w:t xml:space="preserve"> </w:t>
+                            </w:r>
+                            <w:proofErr w:type="spellStart"/>
+                            <w:r>
+                              <w:rPr>
+                                <w:lang w:val="en-US"/>
+                              </w:rPr>
+                              <w:t>thủ</w:t>
+                            </w:r>
+                            <w:proofErr w:type="spellEnd"/>
+                            <w:r>
+                              <w:rPr>
+                                <w:lang w:val="en-US"/>
+                              </w:rPr>
+                              <w:t xml:space="preserve"> </w:t>
+                            </w:r>
+                            <w:proofErr w:type="spellStart"/>
+                            <w:r>
+                              <w:rPr>
+                                <w:lang w:val="en-US"/>
+                              </w:rPr>
+                              <w:t>tục</w:t>
+                            </w:r>
+                            <w:proofErr w:type="spellEnd"/>
+                            <w:r>
+                              <w:rPr>
+                                <w:lang w:val="en-US"/>
+                              </w:rPr>
+                              <w:t xml:space="preserve"> </w:t>
+                            </w:r>
+                            <w:proofErr w:type="spellStart"/>
+                            <w:r>
+                              <w:rPr>
+                                <w:lang w:val="en-US"/>
+                              </w:rPr>
+                              <w:t>hành</w:t>
+                            </w:r>
+                            <w:proofErr w:type="spellEnd"/>
+                            <w:r>
+                              <w:rPr>
+                                <w:lang w:val="en-US"/>
+                              </w:rPr>
+                              <w:t xml:space="preserve"> </w:t>
+                            </w:r>
+                            <w:proofErr w:type="spellStart"/>
+                            <w:r>
+                              <w:rPr>
+                                <w:lang w:val="en-US"/>
+                              </w:rPr>
+                              <w:t>chính</w:t>
+                            </w:r>
+                            <w:proofErr w:type="spellEnd"/>
+                            <w:r>
+                              <w:rPr>
+                                <w:lang w:val="en-US"/>
+                              </w:rPr>
+                              <w:t xml:space="preserve"> </w:t>
+                            </w:r>
+                            <w:proofErr w:type="spellStart"/>
+                            <w:r>
+                              <w:rPr>
+                                <w:lang w:val="en-US"/>
+                              </w:rPr>
+                              <w:t>đã</w:t>
+                            </w:r>
+                            <w:proofErr w:type="spellEnd"/>
+                            <w:r>
+                              <w:rPr>
+                                <w:lang w:val="en-US"/>
+                              </w:rPr>
+                              <w:t xml:space="preserve"> </w:t>
+                            </w:r>
+                            <w:proofErr w:type="spellStart"/>
+                            <w:r>
+                              <w:rPr>
+                                <w:lang w:val="en-US"/>
+                              </w:rPr>
+                              <w:t>yêu</w:t>
+                            </w:r>
+                            <w:proofErr w:type="spellEnd"/>
+                            <w:r>
+                              <w:rPr>
+                                <w:lang w:val="en-US"/>
+                              </w:rPr>
+                              <w:t xml:space="preserve"> </w:t>
+                            </w:r>
+                            <w:proofErr w:type="spellStart"/>
+                            <w:r>
+                              <w:rPr>
+                                <w:lang w:val="en-US"/>
+                              </w:rPr>
+                              <w:t>cầu</w:t>
+                            </w:r>
+                            <w:proofErr w:type="spellEnd"/>
+                          </w:p>
+                        </w:tc>
+                      </w:tr>
+                      <w:tr>
+                        <w:tc>
+                          <w:tcPr>
+                            <w:tcW w:w="0" w:type="auto"/>
+                            <w:tcBorders>
+                              <w:top w:val="single" w:sz="4" w:space="0" w:color="000000"/>
+                              <w:left w:val="single" w:sz="4" w:space="0" w:color="000000"/>
+                              <w:bottom w:val="single" w:sz="4" w:space="0" w:color="000000"/>
+                              <w:right w:val="single" w:sz="4" w:space="0" w:color="000000"/>
+                            </w:tcBorders>
+                            <w:tcMar>
+                              <w:top w:w="100" w:type="dxa"/>
+                              <w:left w:w="100" w:type="dxa"/>
+                              <w:bottom w:w="100" w:type="dxa"/>
+                              <w:right w:w="100" w:type="dxa"/>
+                            </w:tcMar>
+                            <w:hideMark/>
+                          </w:tcPr>
+                          <w:p>
+                            <w:pPr>
+                              <w:pStyle w:val="Small"/>
+                              <w:rPr>
+                                <w:sz w:val="24"/>
+                                <w:szCs w:val="24"/>
+                                <w:lang w:val="en-US"/>
+                              </w:rPr>
+                            </w:pPr>
+                            <w:proofErr w:type="spellStart"/>
+                            <w:r>
+                              <w:rPr>
+                                <w:lang w:val="en-US"/>
+                              </w:rPr>
+                              <w:t>Phân</w:t>
+                            </w:r>
+                            <w:proofErr w:type="spellEnd"/>
+                            <w:r>
+                              <w:rPr>
+                                <w:lang w:val="en-US"/>
+                              </w:rPr>
+                              <w:t xml:space="preserve"> </w:t>
+                            </w:r>
+                            <w:proofErr w:type="spellStart"/>
+                            <w:r>
+                              <w:rPr>
+                                <w:lang w:val="en-US"/>
+                              </w:rPr>
+                              <w:t>quyền</w:t>
+                            </w:r>
+                            <w:proofErr w:type="spellEnd"/>
+                            <w:r>
+                              <w:rPr>
+                                <w:lang w:val="en-US"/>
+                              </w:rPr>
+                              <w:t xml:space="preserve"> Actors</w:t>
+                            </w:r>
+                          </w:p>
+                        </w:tc>
+                        <w:tc>
+                          <w:tcPr>
+                            <w:tcW w:w="0" w:type="auto"/>
+                            <w:gridSpan w:val="2"/>
+                            <w:tcBorders>
+                              <w:top w:val="single" w:sz="4" w:space="0" w:color="000000"/>
+                              <w:left w:val="single" w:sz="4" w:space="0" w:color="000000"/>
+                              <w:bottom w:val="single" w:sz="4" w:space="0" w:color="000000"/>
+                              <w:right w:val="single" w:sz="4" w:space="0" w:color="000000"/>
+                            </w:tcBorders>
+                            <w:tcMar>
+                              <w:top w:w="100" w:type="dxa"/>
+                              <w:left w:w="100" w:type="dxa"/>
+                              <w:bottom w:w="100" w:type="dxa"/>
+                              <w:right w:w="100" w:type="dxa"/>
+                            </w:tcMar>
+                            <w:hideMark/>
+                          </w:tcPr>
+                          <w:p>
+                            <w:pPr>
+                              <w:pStyle w:val="Small"/>
+                              <w:rPr>
+                                <w:sz w:val="24"/>
+                                <w:szCs w:val="24"/>
+                                <w:lang w:val="en-US"/>
+                              </w:rPr>
+                            </w:pPr>
+                            <w:r>
+                              <w:rPr>
+                                <w:lang w:val="en-US"/>
+                              </w:rPr>
+                              <w:t>SV</w:t>
+                            </w:r>
+                          </w:p>
+                        </w:tc>
+                      </w:tr>
+                      <w:tr>
+                        <w:tc>
+                          <w:tcPr>
+                            <w:tcW w:w="0" w:type="auto"/>
+                            <w:tcBorders>
+                              <w:top w:val="single" w:sz="4" w:space="0" w:color="000000"/>
+                              <w:left w:val="single" w:sz="4" w:space="0" w:color="000000"/>
+                              <w:bottom w:val="single" w:sz="4" w:space="0" w:color="000000"/>
+                              <w:right w:val="single" w:sz="4" w:space="0" w:color="000000"/>
+                            </w:tcBorders>
+                            <w:tcMar>
+                              <w:top w:w="100" w:type="dxa"/>
+                              <w:left w:w="100" w:type="dxa"/>
+                              <w:bottom w:w="100" w:type="dxa"/>
+                              <w:right w:w="100" w:type="dxa"/>
+                            </w:tcMar>
+                            <w:hideMark/>
+                          </w:tcPr>
+                          <w:p>
+                            <w:pPr>
+                              <w:pStyle w:val="Small"/>
+                              <w:rPr>
+                                <w:sz w:val="24"/>
+                                <w:szCs w:val="24"/>
+                                <w:lang w:val="en-US"/>
+                              </w:rPr>
+                            </w:pPr>
+                            <w:proofErr w:type="spellStart"/>
+                            <w:r>
+                              <w:rPr>
+                                <w:lang w:val="en-US"/>
+                              </w:rPr>
+                              <w:t>Kích</w:t>
+                            </w:r>
+                            <w:proofErr w:type="spellEnd"/>
+                            <w:r>
+                              <w:rPr>
+                                <w:lang w:val="en-US"/>
+                              </w:rPr>
+                              <w:t xml:space="preserve"> </w:t>
+                            </w:r>
+                            <w:proofErr w:type="spellStart"/>
+                            <w:r>
+                              <w:rPr>
+                                <w:lang w:val="en-US"/>
+                              </w:rPr>
+                              <w:t>hoạt</w:t>
+                            </w:r>
+                            <w:proofErr w:type="spellEnd"/>
+                          </w:p>
+                        </w:tc>
+                        <w:tc>
+                          <w:tcPr>
+                            <w:tcW w:w="0" w:type="auto"/>
+                            <w:gridSpan w:val="2"/>
+                            <w:tcBorders>
+                              <w:top w:val="single" w:sz="4" w:space="0" w:color="000000"/>
+                              <w:left w:val="single" w:sz="4" w:space="0" w:color="000000"/>
+                              <w:bottom w:val="single" w:sz="4" w:space="0" w:color="000000"/>
+                              <w:right w:val="single" w:sz="4" w:space="0" w:color="000000"/>
+                            </w:tcBorders>
+                            <w:tcMar>
+                              <w:top w:w="100" w:type="dxa"/>
+                              <w:left w:w="100" w:type="dxa"/>
+                              <w:bottom w:w="100" w:type="dxa"/>
+                              <w:right w:w="100" w:type="dxa"/>
+                            </w:tcMar>
+                            <w:hideMark/>
+                          </w:tcPr>
+                          <w:p>
+                            <w:pPr>
+                              <w:pStyle w:val="Small"/>
+                              <w:rPr>
+                                <w:sz w:val="24"/>
+                                <w:szCs w:val="24"/>
+                                <w:lang w:val="en-US"/>
+                              </w:rPr>
+                            </w:pPr>
+                            <w:proofErr w:type="spellStart"/>
+                            <w:r>
+                              <w:rPr>
+                                <w:lang w:val="en-US"/>
+                              </w:rPr>
+                              <w:t>Sinh</w:t>
+                            </w:r>
+                            <w:proofErr w:type="spellEnd"/>
+                            <w:r>
+                              <w:rPr>
+                                <w:lang w:val="en-US"/>
+                              </w:rPr>
+                              <w:t xml:space="preserve"> </w:t>
+                            </w:r>
+                            <w:proofErr w:type="spellStart"/>
+                            <w:r>
+                              <w:rPr>
+                                <w:lang w:val="en-US"/>
+                              </w:rPr>
+                              <w:t>viên</w:t>
+                            </w:r>
+                            <w:proofErr w:type="spellEnd"/>
+                            <w:r>
+                              <w:rPr>
+                                <w:lang w:val="en-US"/>
+                              </w:rPr>
+                              <w:t xml:space="preserve"> </w:t>
+                            </w:r>
+                            <w:proofErr w:type="spellStart"/>
+                            <w:r>
+                              <w:rPr>
+                                <w:lang w:val="en-US"/>
+                              </w:rPr>
+                              <w:t>chọn</w:t>
+                            </w:r>
+                            <w:proofErr w:type="spellEnd"/>
+                            <w:r>
+                              <w:rPr>
+                                <w:lang w:val="en-US"/>
+                              </w:rPr>
+                              <w:t xml:space="preserve"> </w:t>
+                            </w:r>
+                            <w:proofErr w:type="spellStart"/>
+                            <w:r>
+                              <w:rPr>
+                                <w:lang w:val="en-US"/>
+                              </w:rPr>
+                              <w:t>dịch</w:t>
+                            </w:r>
+                            <w:proofErr w:type="spellEnd"/>
+                            <w:r>
+                              <w:rPr>
+                                <w:lang w:val="en-US"/>
+                              </w:rPr>
+                              <w:t xml:space="preserve"> </w:t>
+                            </w:r>
+                            <w:proofErr w:type="spellStart"/>
+                            <w:r>
+                              <w:rPr>
+                                <w:lang w:val="en-US"/>
+                              </w:rPr>
+                              <w:t>vụ</w:t>
+                            </w:r>
+                            <w:proofErr w:type="spellEnd"/>
+                            <w:r>
+                              <w:rPr>
+                                <w:lang w:val="en-US"/>
+                              </w:rPr>
+                              <w:t xml:space="preserve"> </w:t>
+                            </w:r>
+                            <w:proofErr w:type="spellStart"/>
+                            <w:r>
+                              <w:rPr>
+                                <w:lang w:val="en-US"/>
+                              </w:rPr>
+                              <w:t>hành</w:t>
+                            </w:r>
+                            <w:proofErr w:type="spellEnd"/>
+                            <w:r>
+                              <w:rPr>
+                                <w:lang w:val="en-US"/>
+                              </w:rPr>
+                              <w:t xml:space="preserve"> </w:t>
+                            </w:r>
+                            <w:proofErr w:type="spellStart"/>
+                            <w:r>
+                              <w:rPr>
+                                <w:lang w:val="en-US"/>
+                              </w:rPr>
+                              <w:t>chính</w:t>
+                            </w:r>
+                            <w:proofErr w:type="spellEnd"/>
+                          </w:p>
+                        </w:tc>
+                      </w:tr>
+                      <w:tr>
+                        <w:tc>
+                          <w:tcPr>
+                            <w:tcW w:w="0" w:type="auto"/>
+                            <w:tcBorders>
+                              <w:top w:val="single" w:sz="4" w:space="0" w:color="000000"/>
+                              <w:left w:val="single" w:sz="4" w:space="0" w:color="000000"/>
+                              <w:bottom w:val="single" w:sz="4" w:space="0" w:color="000000"/>
+                              <w:right w:val="single" w:sz="4" w:space="0" w:color="000000"/>
+                            </w:tcBorders>
+                            <w:tcMar>
+                              <w:top w:w="100" w:type="dxa"/>
+                              <w:left w:w="100" w:type="dxa"/>
+                              <w:bottom w:w="100" w:type="dxa"/>
+                              <w:right w:w="100" w:type="dxa"/>
+                            </w:tcMar>
+                            <w:hideMark/>
+                          </w:tcPr>
+                          <w:p>
+                            <w:pPr>
+                              <w:pStyle w:val="Small"/>
+                              <w:rPr>
+                                <w:b/>
+                                <w:bCs/>
+                                <w:sz w:val="24"/>
+                                <w:szCs w:val="24"/>
+                                <w:lang w:val="en-US"/>
+                              </w:rPr>
+                            </w:pPr>
+                            <w:proofErr w:type="spellStart"/>
+                            <w:r>
+                              <w:rPr>
+                                <w:b/>
+                                <w:bCs/>
+                                <w:lang w:val="en-US"/>
+                              </w:rPr>
+                              <w:t>Luồng</w:t>
+                            </w:r>
+                            <w:proofErr w:type="spellEnd"/>
+                            <w:r>
+                              <w:rPr>
+                                <w:b/>
+                                <w:bCs/>
+                                <w:lang w:val="en-US"/>
+                              </w:rPr>
+                              <w:t xml:space="preserve"> </w:t>
+                            </w:r>
+                            <w:proofErr w:type="spellStart"/>
+                            <w:r>
+                              <w:rPr>
+                                <w:b/>
+                                <w:bCs/>
+                                <w:lang w:val="en-US"/>
+                              </w:rPr>
+                              <w:t>sự</w:t>
+                            </w:r>
+                            <w:proofErr w:type="spellEnd"/>
+                            <w:r>
+                              <w:rPr>
+                                <w:b/>
+                                <w:bCs/>
+                                <w:lang w:val="en-US"/>
+                              </w:rPr>
+                              <w:t xml:space="preserve"> </w:t>
+                            </w:r>
+                            <w:proofErr w:type="spellStart"/>
+                            <w:r>
+                              <w:rPr>
+                                <w:b/>
+                                <w:bCs/>
+                                <w:lang w:val="en-US"/>
+                              </w:rPr>
+                              <w:t>kiện</w:t>
+                            </w:r>
+                            <w:proofErr w:type="spellEnd"/>
+                            <w:r>
+                              <w:rPr>
+                                <w:b/>
+                                <w:bCs/>
+                                <w:lang w:val="en-US"/>
+                              </w:rPr>
+                              <w:t xml:space="preserve"> </w:t>
+                            </w:r>
+                            <w:proofErr w:type="spellStart"/>
+                            <w:r>
+                              <w:rPr>
+                                <w:b/>
+                                <w:bCs/>
+                                <w:lang w:val="en-US"/>
+                              </w:rPr>
+                              <w:t>chính</w:t>
+                            </w:r>
+                            <w:proofErr w:type="spellEnd"/>
+                          </w:p>
+                        </w:tc>
+                        <w:tc>
+                          <w:tcPr>
+                            <w:tcW w:w="0" w:type="auto"/>
+                            <w:tcBorders>
+                              <w:top w:val="single" w:sz="4" w:space="0" w:color="000000"/>
+                              <w:left w:val="single" w:sz="4" w:space="0" w:color="000000"/>
+                              <w:bottom w:val="single" w:sz="4" w:space="0" w:color="000000"/>
+                              <w:right w:val="single" w:sz="4" w:space="0" w:color="000000"/>
+                            </w:tcBorders>
+                            <w:tcMar>
+                              <w:top w:w="100" w:type="dxa"/>
+                              <w:left w:w="100" w:type="dxa"/>
+                              <w:bottom w:w="100" w:type="dxa"/>
+                              <w:right w:w="100" w:type="dxa"/>
+                            </w:tcMar>
+                            <w:hideMark/>
+                          </w:tcPr>
+                          <w:p>
+                            <w:pPr>
+                              <w:pStyle w:val="Small"/>
+                              <w:rPr>
+                                <w:b/>
+                                <w:bCs/>
+                                <w:sz w:val="24"/>
+                                <w:szCs w:val="24"/>
+                                <w:lang w:val="en-US"/>
+                              </w:rPr>
+                            </w:pPr>
+                            <w:proofErr w:type="spellStart"/>
+                            <w:r>
+                              <w:rPr>
+                                <w:b/>
+                                <w:bCs/>
+                                <w:lang w:val="en-US"/>
+                              </w:rPr>
+                              <w:t>Bước</w:t>
+                            </w:r>
+                            <w:proofErr w:type="spellEnd"/>
+                          </w:p>
+                        </w:tc>
+                        <w:tc>
+                          <w:tcPr>
+                            <w:tcW w:w="0" w:type="auto"/>
+                            <w:tcBorders>
+                              <w:top w:val="single" w:sz="4" w:space="0" w:color="000000"/>
+                              <w:left w:val="single" w:sz="4" w:space="0" w:color="000000"/>
+                              <w:bottom w:val="single" w:sz="4" w:space="0" w:color="000000"/>
+                              <w:right w:val="single" w:sz="4" w:space="0" w:color="000000"/>
+                            </w:tcBorders>
+                            <w:tcMar>
+                              <w:top w:w="100" w:type="dxa"/>
+                              <w:left w:w="100" w:type="dxa"/>
+                              <w:bottom w:w="100" w:type="dxa"/>
+                              <w:right w:w="100" w:type="dxa"/>
+                            </w:tcMar>
+                            <w:hideMark/>
+                          </w:tcPr>
+                          <w:p>
+                            <w:pPr>
+                              <w:pStyle w:val="Small"/>
+                              <w:rPr>
+                                <w:b/>
+                                <w:bCs/>
+                                <w:sz w:val="24"/>
+                                <w:szCs w:val="24"/>
+                                <w:lang w:val="en-US"/>
+                              </w:rPr>
+                            </w:pPr>
+                            <w:proofErr w:type="spellStart"/>
+                            <w:r>
+                              <w:rPr>
+                                <w:b/>
+                                <w:bCs/>
+                                <w:lang w:val="en-US"/>
+                              </w:rPr>
+                              <w:t>Hành</w:t>
+                            </w:r>
+                            <w:proofErr w:type="spellEnd"/>
+                            <w:r>
+                              <w:rPr>
+                                <w:b/>
+                                <w:bCs/>
+                                <w:lang w:val="en-US"/>
+                              </w:rPr>
+                              <w:t xml:space="preserve"> </w:t>
+                            </w:r>
+                            <w:proofErr w:type="spellStart"/>
+                            <w:r>
+                              <w:rPr>
+                                <w:b/>
+                                <w:bCs/>
+                                <w:lang w:val="en-US"/>
+                              </w:rPr>
+                              <w:t>động</w:t>
+                            </w:r>
+                            <w:proofErr w:type="spellEnd"/>
+                            <w:r>
+                              <w:rPr>
+                                <w:b/>
+                                <w:bCs/>
+                                <w:lang w:val="en-US"/>
+                              </w:rPr>
+                              <w:t xml:space="preserve"> </w:t>
+                            </w:r>
+                            <w:proofErr w:type="spellStart"/>
+                            <w:r>
+                              <w:rPr>
+                                <w:b/>
+                                <w:bCs/>
+                                <w:lang w:val="en-US"/>
+                              </w:rPr>
+                              <w:t>của</w:t>
+                            </w:r>
+                            <w:proofErr w:type="spellEnd"/>
+                            <w:r>
+                              <w:rPr>
+                                <w:b/>
+                                <w:bCs/>
+                                <w:lang w:val="en-US"/>
+                              </w:rPr>
+                              <w:t xml:space="preserve"> </w:t>
+                            </w:r>
+                            <w:proofErr w:type="spellStart"/>
+                            <w:r>
+                              <w:rPr>
+                                <w:b/>
+                                <w:bCs/>
+                                <w:lang w:val="en-US"/>
+                              </w:rPr>
+                              <w:t>tác</w:t>
+                            </w:r>
+                            <w:proofErr w:type="spellEnd"/>
+                            <w:r>
+                              <w:rPr>
+                                <w:b/>
+                                <w:bCs/>
+                                <w:lang w:val="en-US"/>
+                              </w:rPr>
+                              <w:t xml:space="preserve"> </w:t>
+                            </w:r>
+                            <w:proofErr w:type="spellStart"/>
+                            <w:r>
+                              <w:rPr>
+                                <w:b/>
+                                <w:bCs/>
+                                <w:lang w:val="en-US"/>
+                              </w:rPr>
+                              <w:t>nhân</w:t>
+                            </w:r>
+                            <w:proofErr w:type="spellEnd"/>
+                          </w:p>
+                        </w:tc>
+                      </w:tr>
+                      <w:tr>
+                        <w:tc>
+                          <w:tcPr>
+                            <w:tcW w:w="0" w:type="auto"/>
+                            <w:tcBorders>
+                              <w:top w:val="single" w:sz="4" w:space="0" w:color="000000"/>
+                              <w:left w:val="single" w:sz="4" w:space="0" w:color="000000"/>
+                              <w:bottom w:val="single" w:sz="4" w:space="0" w:color="000000"/>
+                              <w:right w:val="single" w:sz="4" w:space="0" w:color="000000"/>
+                            </w:tcBorders>
+                            <w:tcMar>
+                              <w:top w:w="100" w:type="dxa"/>
+                              <w:left w:w="100" w:type="dxa"/>
+                              <w:bottom w:w="100" w:type="dxa"/>
+                              <w:right w:w="100" w:type="dxa"/>
+                            </w:tcMar>
+                            <w:hideMark/>
+                          </w:tcPr>
+                          <w:p>
+                            <w:pPr>
+                              <w:pStyle w:val="Small"/>
+                              <w:rPr>
+                                <w:sz w:val="24"/>
+                                <w:szCs w:val="24"/>
+                                <w:lang w:val="en-US"/>
+                              </w:rPr>
+                            </w:pPr>
+                          </w:p>
+                        </w:tc>
+                        <w:tc>
+                          <w:tcPr>
+                            <w:tcW w:w="0" w:type="auto"/>
+                            <w:tcBorders>
+                              <w:top w:val="single" w:sz="4" w:space="0" w:color="000000"/>
+                              <w:left w:val="single" w:sz="4" w:space="0" w:color="000000"/>
+                              <w:bottom w:val="single" w:sz="4" w:space="0" w:color="000000"/>
+                              <w:right w:val="single" w:sz="4" w:space="0" w:color="000000"/>
+                            </w:tcBorders>
+                            <w:tcMar>
+                              <w:top w:w="100" w:type="dxa"/>
+                              <w:left w:w="100" w:type="dxa"/>
+                              <w:bottom w:w="100" w:type="dxa"/>
+                              <w:right w:w="100" w:type="dxa"/>
+                            </w:tcMar>
+                          </w:tcPr>
+                          <w:p>
+                            <w:pPr>
+                              <w:pStyle w:val="Small"/>
+                              <w:numPr>
+                                <w:ilvl w:val="0"/>
+                                <w:numId w:val="7"/>
+                              </w:numPr>
+                            </w:pPr>
+                          </w:p>
+                        </w:tc>
+                        <w:tc>
+                          <w:tcPr>
+                            <w:tcW w:w="0" w:type="auto"/>
+                            <w:tcBorders>
+                              <w:top w:val="single" w:sz="4" w:space="0" w:color="000000"/>
+                              <w:left w:val="single" w:sz="4" w:space="0" w:color="000000"/>
+                              <w:bottom w:val="single" w:sz="4" w:space="0" w:color="000000"/>
+                              <w:right w:val="single" w:sz="4" w:space="0" w:color="000000"/>
+                            </w:tcBorders>
+                            <w:tcMar>
+                              <w:top w:w="100" w:type="dxa"/>
+                              <w:left w:w="100" w:type="dxa"/>
+                              <w:bottom w:w="100" w:type="dxa"/>
+                              <w:right w:w="100" w:type="dxa"/>
+                            </w:tcMar>
+                          </w:tcPr>
+                          <w:p>
+                            <w:pPr>
+                              <w:pStyle w:val="Small"/>
+                              <w:rPr>
+                                <w:sz w:val="24"/>
+                                <w:szCs w:val="24"/>
+                                <w:lang w:val="en-US"/>
+                              </w:rPr>
+                            </w:pPr>
+                          </w:p>
+                        </w:tc>
+                      </w:tr>
+                      <w:tr>
+                        <w:tc>
+                          <w:tcPr>
+                            <w:tcW w:w="0" w:type="auto"/>
+                            <w:tcBorders>
+                              <w:top w:val="single" w:sz="4" w:space="0" w:color="000000"/>
+                              <w:left w:val="single" w:sz="4" w:space="0" w:color="000000"/>
+                              <w:bottom w:val="single" w:sz="4" w:space="0" w:color="000000"/>
+                              <w:right w:val="single" w:sz="4" w:space="0" w:color="000000"/>
+                            </w:tcBorders>
+                            <w:tcMar>
+                              <w:top w:w="100" w:type="dxa"/>
+                              <w:left w:w="100" w:type="dxa"/>
+                              <w:bottom w:w="100" w:type="dxa"/>
+                              <w:right w:w="100" w:type="dxa"/>
+                            </w:tcMar>
+                            <w:hideMark/>
+                          </w:tcPr>
+                          <w:p>
+                            <w:pPr>
+                              <w:pStyle w:val="Small"/>
+                              <w:rPr>
+                                <w:sz w:val="24"/>
+                                <w:szCs w:val="24"/>
+                                <w:lang w:val="en-US"/>
+                              </w:rPr>
+                            </w:pPr>
+                            <w:r>
+                              <w:rPr>
+                                <w:lang w:val="en-US"/>
+                              </w:rPr>
+                              <w:t> </w:t>
+                            </w:r>
+                          </w:p>
+                        </w:tc>
+                        <w:tc>
+                          <w:tcPr>
+                            <w:tcW w:w="0" w:type="auto"/>
+                            <w:tcBorders>
+                              <w:top w:val="single" w:sz="4" w:space="0" w:color="000000"/>
+                              <w:left w:val="single" w:sz="4" w:space="0" w:color="000000"/>
+                              <w:bottom w:val="single" w:sz="4" w:space="0" w:color="000000"/>
+                              <w:right w:val="single" w:sz="4" w:space="0" w:color="000000"/>
+                            </w:tcBorders>
+                            <w:tcMar>
+                              <w:top w:w="100" w:type="dxa"/>
+                              <w:left w:w="100" w:type="dxa"/>
+                              <w:bottom w:w="100" w:type="dxa"/>
+                              <w:right w:w="100" w:type="dxa"/>
+                            </w:tcMar>
+                          </w:tcPr>
+                          <w:p>
+                            <w:pPr>
+                              <w:pStyle w:val="Small"/>
+                              <w:numPr>
+                                <w:ilvl w:val="0"/>
+                                <w:numId w:val="7"/>
+                              </w:numPr>
+                            </w:pPr>
+                          </w:p>
+                        </w:tc>
+                        <w:tc>
+                          <w:tcPr>
+                            <w:tcW w:w="0" w:type="auto"/>
+                            <w:tcBorders>
+                              <w:top w:val="single" w:sz="4" w:space="0" w:color="000000"/>
+                              <w:left w:val="single" w:sz="4" w:space="0" w:color="000000"/>
+                              <w:bottom w:val="single" w:sz="4" w:space="0" w:color="000000"/>
+                              <w:right w:val="single" w:sz="4" w:space="0" w:color="000000"/>
+                            </w:tcBorders>
+                            <w:tcMar>
+                              <w:top w:w="100" w:type="dxa"/>
+                              <w:left w:w="100" w:type="dxa"/>
+                              <w:bottom w:w="100" w:type="dxa"/>
+                              <w:right w:w="100" w:type="dxa"/>
+                            </w:tcMar>
+                          </w:tcPr>
+                          <w:p>
+                            <w:pPr>
+                              <w:pStyle w:val="Small"/>
+                              <w:rPr>
+                                <w:lang w:val="en-US"/>
+                              </w:rPr>
+                            </w:pPr>
+                          </w:p>
+                        </w:tc>
+                      </w:tr>
+                      <w:tr>
+                        <w:tc>
+                          <w:tcPr>
+                            <w:tcW w:w="0" w:type="auto"/>
+                            <w:tcBorders>
+                              <w:top w:val="single" w:sz="4" w:space="0" w:color="000000"/>
+                              <w:left w:val="single" w:sz="4" w:space="0" w:color="000000"/>
+                              <w:bottom w:val="single" w:sz="4" w:space="0" w:color="000000"/>
+                              <w:right w:val="single" w:sz="4" w:space="0" w:color="000000"/>
+                            </w:tcBorders>
+                            <w:tcMar>
+                              <w:top w:w="100" w:type="dxa"/>
+                              <w:left w:w="100" w:type="dxa"/>
+                              <w:bottom w:w="100" w:type="dxa"/>
+                              <w:right w:w="100" w:type="dxa"/>
+                            </w:tcMar>
+                            <w:hideMark/>
+                          </w:tcPr>
+                          <w:p>
+                            <w:pPr>
+                              <w:pStyle w:val="Small"/>
+                              <w:rPr>
+                                <w:sz w:val="24"/>
+                                <w:szCs w:val="24"/>
+                                <w:lang w:val="en-US"/>
+                              </w:rPr>
+                            </w:pPr>
+                            <w:r>
+                              <w:rPr>
+                                <w:lang w:val="en-US"/>
+                              </w:rPr>
+                              <w:t> </w:t>
+                            </w:r>
+                          </w:p>
+                        </w:tc>
+                        <w:tc>
+                          <w:tcPr>
+                            <w:tcW w:w="0" w:type="auto"/>
+                            <w:tcBorders>
+                              <w:top w:val="single" w:sz="4" w:space="0" w:color="000000"/>
+                              <w:left w:val="single" w:sz="4" w:space="0" w:color="000000"/>
+                              <w:bottom w:val="single" w:sz="4" w:space="0" w:color="000000"/>
+                              <w:right w:val="single" w:sz="4" w:space="0" w:color="000000"/>
+                            </w:tcBorders>
+                            <w:tcMar>
+                              <w:top w:w="100" w:type="dxa"/>
+                              <w:left w:w="100" w:type="dxa"/>
+                              <w:bottom w:w="100" w:type="dxa"/>
+                              <w:right w:w="100" w:type="dxa"/>
+                            </w:tcMar>
+                          </w:tcPr>
+                          <w:p>
+                            <w:pPr>
+                              <w:pStyle w:val="Small"/>
+                              <w:numPr>
+                                <w:ilvl w:val="0"/>
+                                <w:numId w:val="7"/>
+                              </w:numPr>
+                            </w:pPr>
+                          </w:p>
+                        </w:tc>
+                        <w:tc>
+                          <w:tcPr>
+                            <w:tcW w:w="0" w:type="auto"/>
+                            <w:tcBorders>
+                              <w:top w:val="single" w:sz="4" w:space="0" w:color="000000"/>
+                              <w:left w:val="single" w:sz="4" w:space="0" w:color="000000"/>
+                              <w:bottom w:val="single" w:sz="4" w:space="0" w:color="000000"/>
+                              <w:right w:val="single" w:sz="4" w:space="0" w:color="000000"/>
+                            </w:tcBorders>
+                            <w:tcMar>
+                              <w:top w:w="100" w:type="dxa"/>
+                              <w:left w:w="100" w:type="dxa"/>
+                              <w:bottom w:w="100" w:type="dxa"/>
+                              <w:right w:w="100" w:type="dxa"/>
+                            </w:tcMar>
+                          </w:tcPr>
+                          <w:p>
+                            <w:pPr>
+                              <w:pStyle w:val="Small"/>
+                              <w:rPr>
+                                <w:sz w:val="24"/>
+                                <w:szCs w:val="24"/>
+                                <w:lang w:val="en-US"/>
+                              </w:rPr>
+                            </w:pPr>
+                          </w:p>
+                        </w:tc>
+                      </w:tr>
+                      <w:tr>
+                        <w:tc>
+                          <w:tcPr>
+                            <w:tcW w:w="0" w:type="auto"/>
+                            <w:tcBorders>
+                              <w:top w:val="single" w:sz="4" w:space="0" w:color="000000"/>
+                              <w:left w:val="single" w:sz="4" w:space="0" w:color="000000"/>
+                              <w:bottom w:val="single" w:sz="4" w:space="0" w:color="000000"/>
+                              <w:right w:val="single" w:sz="4" w:space="0" w:color="000000"/>
+                            </w:tcBorders>
+                            <w:tcMar>
+                              <w:top w:w="100" w:type="dxa"/>
+                              <w:left w:w="100" w:type="dxa"/>
+                              <w:bottom w:w="100" w:type="dxa"/>
+                              <w:right w:w="100" w:type="dxa"/>
+                            </w:tcMar>
+                            <w:hideMark/>
+                          </w:tcPr>
+                          <w:p>
+                            <w:pPr>
+                              <w:pStyle w:val="Small"/>
+                              <w:rPr>
+                                <w:b/>
+                                <w:bCs/>
+                                <w:sz w:val="24"/>
+                                <w:szCs w:val="24"/>
+                                <w:lang w:val="en-US"/>
+                              </w:rPr>
+                            </w:pPr>
+                            <w:proofErr w:type="spellStart"/>
+                            <w:r>
+                              <w:rPr>
+                                <w:b/>
+                                <w:bCs/>
+                                <w:lang w:val="en-US"/>
+                              </w:rPr>
+                              <w:t>Luồng</w:t>
+                            </w:r>
+                            <w:proofErr w:type="spellEnd"/>
+                            <w:r>
+                              <w:rPr>
+                                <w:b/>
+                                <w:bCs/>
+                                <w:lang w:val="en-US"/>
+                              </w:rPr>
+                              <w:t xml:space="preserve"> </w:t>
+                            </w:r>
+                            <w:proofErr w:type="spellStart"/>
+                            <w:r>
+                              <w:rPr>
+                                <w:b/>
+                                <w:bCs/>
+                                <w:lang w:val="en-US"/>
+                              </w:rPr>
+                              <w:t>ngoại</w:t>
+                            </w:r>
+                            <w:proofErr w:type="spellEnd"/>
+                            <w:r>
+                              <w:rPr>
+                                <w:b/>
+                                <w:bCs/>
+                                <w:lang w:val="en-US"/>
+                              </w:rPr>
+                              <w:t xml:space="preserve"> </w:t>
+                            </w:r>
+                            <w:proofErr w:type="spellStart"/>
+                            <w:r>
+                              <w:rPr>
+                                <w:b/>
+                                <w:bCs/>
+                                <w:lang w:val="en-US"/>
+                              </w:rPr>
+                              <w:t>lệ</w:t>
+                            </w:r>
+                            <w:proofErr w:type="spellEnd"/>
+                          </w:p>
+                        </w:tc>
+                        <w:tc>
+                          <w:tcPr>
+                            <w:tcW w:w="0" w:type="auto"/>
+                            <w:tcBorders>
+                              <w:top w:val="single" w:sz="4" w:space="0" w:color="000000"/>
+                              <w:left w:val="single" w:sz="4" w:space="0" w:color="000000"/>
+                              <w:bottom w:val="single" w:sz="4" w:space="0" w:color="000000"/>
+                              <w:right w:val="single" w:sz="4" w:space="0" w:color="000000"/>
+                            </w:tcBorders>
+                            <w:tcMar>
+                              <w:top w:w="100" w:type="dxa"/>
+                              <w:left w:w="100" w:type="dxa"/>
+                              <w:bottom w:w="100" w:type="dxa"/>
+                              <w:right w:w="100" w:type="dxa"/>
+                            </w:tcMar>
+                            <w:hideMark/>
+                          </w:tcPr>
+                          <w:p>
+                            <w:pPr>
+                              <w:pStyle w:val="Small"/>
+                              <w:rPr>
+                                <w:b/>
+                                <w:bCs/>
+                                <w:sz w:val="24"/>
+                                <w:szCs w:val="24"/>
+                                <w:lang w:val="en-US"/>
+                              </w:rPr>
+                            </w:pPr>
+                            <w:proofErr w:type="spellStart"/>
+                            <w:r>
+                              <w:rPr>
+                                <w:b/>
+                                <w:bCs/>
+                                <w:lang w:val="en-US"/>
+                              </w:rPr>
+                              <w:t>Bước</w:t>
+                            </w:r>
+                            <w:proofErr w:type="spellEnd"/>
+                          </w:p>
+                        </w:tc>
+                        <w:tc>
+                          <w:tcPr>
+                            <w:tcW w:w="0" w:type="auto"/>
+                            <w:tcBorders>
+                              <w:top w:val="single" w:sz="4" w:space="0" w:color="000000"/>
+                              <w:left w:val="single" w:sz="4" w:space="0" w:color="000000"/>
+                              <w:bottom w:val="single" w:sz="4" w:space="0" w:color="000000"/>
+                              <w:right w:val="single" w:sz="4" w:space="0" w:color="000000"/>
+                            </w:tcBorders>
+                            <w:tcMar>
+                              <w:top w:w="100" w:type="dxa"/>
+                              <w:left w:w="100" w:type="dxa"/>
+                              <w:bottom w:w="100" w:type="dxa"/>
+                              <w:right w:w="100" w:type="dxa"/>
+                            </w:tcMar>
+                            <w:hideMark/>
+                          </w:tcPr>
+                          <w:p>
+                            <w:pPr>
+                              <w:pStyle w:val="Small"/>
+                              <w:rPr>
+                                <w:b/>
+                                <w:bCs/>
+                                <w:sz w:val="24"/>
+                                <w:szCs w:val="24"/>
+                                <w:lang w:val="en-US"/>
+                              </w:rPr>
+                            </w:pPr>
+                            <w:proofErr w:type="spellStart"/>
+                            <w:r>
+                              <w:rPr>
+                                <w:b/>
+                                <w:bCs/>
+                                <w:lang w:val="en-US"/>
+                              </w:rPr>
+                              <w:t>Hành</w:t>
+                            </w:r>
+                            <w:proofErr w:type="spellEnd"/>
+                            <w:r>
+                              <w:rPr>
+                                <w:b/>
+                                <w:bCs/>
+                                <w:lang w:val="en-US"/>
+                              </w:rPr>
+                              <w:t xml:space="preserve"> </w:t>
+                            </w:r>
+                            <w:proofErr w:type="spellStart"/>
+                            <w:r>
+                              <w:rPr>
+                                <w:b/>
+                                <w:bCs/>
+                                <w:lang w:val="en-US"/>
+                              </w:rPr>
+                              <w:t>động</w:t>
+                            </w:r>
+                            <w:proofErr w:type="spellEnd"/>
+                            <w:r>
+                              <w:rPr>
+                                <w:b/>
+                                <w:bCs/>
+                                <w:lang w:val="en-US"/>
+                              </w:rPr>
+                              <w:t xml:space="preserve"> </w:t>
+                            </w:r>
+                            <w:proofErr w:type="spellStart"/>
+                            <w:r>
+                              <w:rPr>
+                                <w:b/>
+                                <w:bCs/>
+                                <w:lang w:val="en-US"/>
+                              </w:rPr>
+                              <w:t>phân</w:t>
+                            </w:r>
+                            <w:proofErr w:type="spellEnd"/>
+                            <w:r>
+                              <w:rPr>
+                                <w:b/>
+                                <w:bCs/>
+                                <w:lang w:val="en-US"/>
+                              </w:rPr>
+                              <w:t xml:space="preserve"> </w:t>
+                            </w:r>
+                            <w:proofErr w:type="spellStart"/>
+                            <w:r>
+                              <w:rPr>
+                                <w:b/>
+                                <w:bCs/>
+                                <w:lang w:val="en-US"/>
+                              </w:rPr>
+                              <w:t>nhánh</w:t>
+                            </w:r>
+                            <w:proofErr w:type="spellEnd"/>
+                          </w:p>
+                        </w:tc>
+                      </w:tr>
+                      <w:tr>
+                        <w:tc>
+                          <w:tcPr>
+                            <w:tcW w:w="0" w:type="auto"/>
+                            <w:tcBorders>
+                              <w:top w:val="single" w:sz="4" w:space="0" w:color="000000"/>
+                              <w:left w:val="single" w:sz="4" w:space="0" w:color="000000"/>
+                              <w:bottom w:val="single" w:sz="4" w:space="0" w:color="000000"/>
+                              <w:right w:val="single" w:sz="4" w:space="0" w:color="000000"/>
+                            </w:tcBorders>
+                            <w:tcMar>
+                              <w:top w:w="100" w:type="dxa"/>
+                              <w:left w:w="100" w:type="dxa"/>
+                              <w:bottom w:w="100" w:type="dxa"/>
+                              <w:right w:w="100" w:type="dxa"/>
+                            </w:tcMar>
+                          </w:tcPr>
+                          <w:p>
+                            <w:pPr>
+                              <w:pStyle w:val="Small"/>
+                              <w:rPr>
+                                <w:sz w:val="24"/>
+                                <w:szCs w:val="24"/>
+                                <w:lang w:val="en-US"/>
+                              </w:rPr>
+                            </w:pPr>
+                          </w:p>
+                        </w:tc>
+                        <w:tc>
+                          <w:tcPr>
+                            <w:tcW w:w="0" w:type="auto"/>
+                            <w:tcBorders>
+                              <w:top w:val="single" w:sz="4" w:space="0" w:color="000000"/>
+                              <w:left w:val="single" w:sz="4" w:space="0" w:color="000000"/>
+                              <w:bottom w:val="single" w:sz="4" w:space="0" w:color="000000"/>
+                              <w:right w:val="single" w:sz="4" w:space="0" w:color="000000"/>
+                            </w:tcBorders>
+                            <w:tcMar>
+                              <w:top w:w="100" w:type="dxa"/>
+                              <w:left w:w="100" w:type="dxa"/>
+                              <w:bottom w:w="100" w:type="dxa"/>
+                              <w:right w:w="100" w:type="dxa"/>
+                            </w:tcMar>
+                            <w:vAlign w:val="center"/>
+                          </w:tcPr>
+                          <w:p>
+                            <w:pPr>
+                              <w:pStyle w:val="Small"/>
+                              <w:jc w:val="center"/>
+                              <w:rPr>
+                                <w:sz w:val="24"/>
+                                <w:szCs w:val="24"/>
+                                <w:lang w:val="en-US"/>
+                              </w:rPr>
+                            </w:pPr>
+                          </w:p>
+                        </w:tc>
+                        <w:tc>
+                          <w:tcPr>
+                            <w:tcW w:w="0" w:type="auto"/>
+                            <w:tcBorders>
+                              <w:top w:val="single" w:sz="4" w:space="0" w:color="000000"/>
+                              <w:left w:val="single" w:sz="4" w:space="0" w:color="000000"/>
+                              <w:bottom w:val="single" w:sz="4" w:space="0" w:color="000000"/>
+                              <w:right w:val="single" w:sz="4" w:space="0" w:color="000000"/>
+                            </w:tcBorders>
+                            <w:tcMar>
+                              <w:top w:w="100" w:type="dxa"/>
+                              <w:left w:w="100" w:type="dxa"/>
+                              <w:bottom w:w="100" w:type="dxa"/>
+                              <w:right w:w="100" w:type="dxa"/>
+                            </w:tcMar>
+                          </w:tcPr>
+                          <w:p>
+                            <w:pPr>
+                              <w:pStyle w:val="Small"/>
+                              <w:rPr>
+                                <w:sz w:val="24"/>
+                                <w:szCs w:val="24"/>
+                                <w:lang w:val="en-US"/>
+                              </w:rPr>
+                            </w:pPr>
+                          </w:p>
+                        </w:tc>
+                      </w:tr>
+                    </w:tbl>
+                    <w:p>
+                      <w:pPr>
+                        <w:rPr>
+                          <w:lang w:val="en-US"/>
+                        </w:rPr>
+                      </w:pPr>
+                    </w:p>
+                  </w:txbxContent>
+                </v:textbox>
+                <w10:anchorlock/>
+              </v:shape>
+            </w:pict>
+          </mc:Fallback>
+        </mc:AlternateContent>
+      </w:r>
+    </w:p>
+    <w:p>
+      <w:pPr>
+        <w:pStyle w:val="Heading3"/>
+        <w:rPr>
+          <w:lang w:val="en-US"/>
+        </w:rPr>
+      </w:pPr>
+      <w:proofErr w:type="spellStart"/>
+      <w:r>
+        <w:rPr>
+          <w:lang w:val="en-US"/>
+        </w:rPr>
+        <w:lastRenderedPageBreak/>
+        <w:t>Xử</w:t>
+      </w:r>
+      <w:proofErr w:type="spellEnd"/>
+      <w:r>
+        <w:rPr>
+          <w:lang w:val="en-US"/>
+        </w:rPr>
+        <w:t xml:space="preserve"> </w:t>
+      </w:r>
+      <w:proofErr w:type="spellStart"/>
+      <w:r>
+        <w:rPr>
+          <w:lang w:val="en-US"/>
+        </w:rPr>
+        <w:t>lý</w:t>
+      </w:r>
+      <w:proofErr w:type="spellEnd"/>
+      <w:r>
+        <w:rPr>
+          <w:lang w:val="en-US"/>
+        </w:rPr>
+        <w:t xml:space="preserve"> </w:t>
+      </w:r>
+      <w:proofErr w:type="spellStart"/>
+      <w:r>
+        <w:rPr>
+          <w:lang w:val="en-US"/>
+        </w:rPr>
+        <w:t>các</w:t>
+      </w:r>
+      <w:proofErr w:type="spellEnd"/>
+      <w:r>
+        <w:rPr>
+          <w:lang w:val="en-US"/>
+        </w:rPr>
+        <w:t xml:space="preserve"> </w:t>
+      </w:r>
+      <w:proofErr w:type="spellStart"/>
+      <w:r>
+        <w:rPr>
+          <w:lang w:val="en-US"/>
+        </w:rPr>
+        <w:t>thủ</w:t>
+      </w:r>
+      <w:proofErr w:type="spellEnd"/>
+      <w:r>
+        <w:rPr>
+          <w:lang w:val="en-US"/>
+        </w:rPr>
+        <w:t xml:space="preserve"> </w:t>
+      </w:r>
+      <w:proofErr w:type="spellStart"/>
+      <w:r>
+        <w:rPr>
+          <w:lang w:val="en-US"/>
+        </w:rPr>
+        <w:t>tục</w:t>
+      </w:r>
+      <w:proofErr w:type="spellEnd"/>
+      <w:r>
+        <w:rPr>
+          <w:lang w:val="en-US"/>
+        </w:rPr>
+        <w:t xml:space="preserve"> </w:t>
+      </w:r>
+      <w:proofErr w:type="spellStart"/>
+      <w:r>
+        <w:rPr>
+          <w:lang w:val="en-US"/>
+        </w:rPr>
+        <w:t>hành</w:t>
+      </w:r>
+      <w:proofErr w:type="spellEnd"/>
+      <w:r>
+        <w:rPr>
+          <w:lang w:val="en-US"/>
+        </w:rPr>
+        <w:t xml:space="preserve"> </w:t>
+      </w:r>
+      <w:proofErr w:type="spellStart"/>
+      <w:r>
+        <w:rPr>
+          <w:lang w:val="en-US"/>
+        </w:rPr>
+        <w:t>chính</w:t>
+      </w:r>
+      <w:proofErr w:type="spellEnd"/>
+    </w:p>
+    <w:p>
+      <w:pPr>
+        <w:pStyle w:val="Content"/>
+        <w:rPr>
+          <w:lang w:val="en-US"/>
+        </w:rPr>
+      </w:pPr>
+      <w:r>
+        <w:rPr>
+          <w:noProof/>
+        </w:rPr>
+        <mc:AlternateContent>
+          <mc:Choice Requires="wps">
+            <w:drawing>
+              <wp:inline distT="0" distB="0" distL="0" distR="0" wp14:anchorId="6B52D84D" wp14:editId="62CFD95C">
+                <wp:extent cx="5760720" cy="4219575"/>
+                <wp:effectExtent l="0" t="0" r="0" b="9525"/>
+                <wp:docPr id="4" name="Text Box 4"/>
+                <wp:cNvGraphicFramePr>
+                  <a:graphicFrameLocks xmlns:a="http://schemas.openxmlformats.org/drawingml/2006/main"/>
+                </wp:cNvGraphicFramePr>
+                <a:graphic xmlns:a="http://schemas.openxmlformats.org/drawingml/2006/main">
+                  <a:graphicData uri="http://schemas.microsoft.com/office/word/2010/wordprocessingShape">
+                    <wps:wsp>
+                      <wps:cNvSpPr txBox="1">
+                        <a:spLocks noChangeArrowheads="1"/>
+                      </wps:cNvSpPr>
+                      <wps:spPr bwMode="auto">
+                        <a:xfrm>
+                          <a:off x="0" y="0"/>
+                          <a:ext cx="5760720" cy="4219575"/>
+                        </a:xfrm>
+                        <a:prstGeom prst="rect">
+                          <a:avLst/>
+                        </a:prstGeom>
+                        <a:solidFill>
+                          <a:srgbClr val="FFFFFF"/>
+                        </a:solidFill>
+                        <a:ln w="9525">
+                          <a:noFill/>
+                          <a:miter lim="800000"/>
+                          <a:headEnd/>
+                          <a:tailEnd/>
+                        </a:ln>
+                      </wps:spPr>
+                      <wps:txbx>
+                        <w:txbxContent>
+                          <w:p>
+                            <w:pPr>
+                              <w:pStyle w:val="Caption"/>
+                              <w:keepNext/>
+                              <w:rPr>
+                                <w:lang w:val="en-US"/>
+                              </w:rPr>
+                            </w:pPr>
+                            <w:r>
+                              <w:t xml:space="preserve">Bảng </w:t>
+                            </w:r>
+                            <w:r>
+                              <w:fldChar w:fldCharType="begin"/>
+                            </w:r>
+                            <w:r>
+                              <w:instrText xml:space="preserve"> STYLEREF 1 \s </w:instrText>
+                            </w:r>
+                            <w:r>
+                              <w:fldChar w:fldCharType="separate"/>
+                            </w:r>
+                            <w:r>
+                              <w:rPr>
+                                <w:noProof/>
+                              </w:rPr>
+                              <w:t>3</w:t>
+                            </w:r>
+                            <w:r>
+                              <w:fldChar w:fldCharType="end"/>
+                            </w:r>
+                            <w:r>
+                              <w:t>.</w:t>
+                            </w:r>
+                            <w:r>
+                              <w:fldChar w:fldCharType="begin"/>
+                            </w:r>
+                            <w:r>
+                              <w:instrText xml:space="preserve"> SEQ Bảng \* ARABIC \s 1 </w:instrText>
+                            </w:r>
+                            <w:r>
+                              <w:fldChar w:fldCharType="separate"/>
+                            </w:r>
+                            <w:r>
+                              <w:rPr>
+                                <w:noProof/>
+                              </w:rPr>
+                              <w:t>5</w:t>
+                            </w:r>
+                            <w:r>
+                              <w:fldChar w:fldCharType="end"/>
+                            </w:r>
+                            <w:r>
+                              <w:rPr>
+                                <w:lang w:val="en-US"/>
+                              </w:rPr>
+                              <w:t xml:space="preserve"> </w:t>
+                            </w:r>
+                            <w:proofErr w:type="spellStart"/>
+                            <w:r>
+                              <w:rPr>
+                                <w:lang w:val="en-US"/>
+                              </w:rPr>
+                              <w:t>Xử</w:t>
+                            </w:r>
+                            <w:proofErr w:type="spellEnd"/>
+                            <w:r>
+                              <w:rPr>
+                                <w:lang w:val="en-US"/>
+                              </w:rPr>
+                              <w:t xml:space="preserve"> </w:t>
+                            </w:r>
+                            <w:proofErr w:type="spellStart"/>
+                            <w:r>
+                              <w:rPr>
+                                <w:lang w:val="en-US"/>
+                              </w:rPr>
+                              <w:t>lý</w:t>
+                            </w:r>
+                            <w:proofErr w:type="spellEnd"/>
+                            <w:r>
+                              <w:rPr>
+                                <w:lang w:val="en-US"/>
+                              </w:rPr>
+                              <w:t xml:space="preserve"> </w:t>
+                            </w:r>
+                            <w:proofErr w:type="spellStart"/>
+                            <w:r>
+                              <w:rPr>
+                                <w:lang w:val="en-US"/>
+                              </w:rPr>
+                              <w:t>các</w:t>
+                            </w:r>
+                            <w:proofErr w:type="spellEnd"/>
+                            <w:r>
+                              <w:rPr>
+                                <w:lang w:val="en-US"/>
+                              </w:rPr>
+                              <w:t xml:space="preserve"> </w:t>
+                            </w:r>
+                            <w:proofErr w:type="spellStart"/>
+                            <w:r>
+                              <w:rPr>
+                                <w:lang w:val="en-US"/>
+                              </w:rPr>
+                              <w:t>thủ</w:t>
+                            </w:r>
+                            <w:proofErr w:type="spellEnd"/>
+                            <w:r>
+                              <w:rPr>
+                                <w:lang w:val="en-US"/>
+                              </w:rPr>
+                              <w:t xml:space="preserve"> </w:t>
+                            </w:r>
+                            <w:proofErr w:type="spellStart"/>
+                            <w:r>
+                              <w:rPr>
+                                <w:lang w:val="en-US"/>
+                              </w:rPr>
+                              <w:t>tục</w:t>
+                            </w:r>
+                            <w:proofErr w:type="spellEnd"/>
+                            <w:r>
+                              <w:rPr>
+                                <w:lang w:val="en-US"/>
+                              </w:rPr>
+                              <w:t xml:space="preserve"> </w:t>
+                            </w:r>
+                            <w:proofErr w:type="spellStart"/>
+                            <w:r>
+                              <w:rPr>
+                                <w:lang w:val="en-US"/>
+                              </w:rPr>
+                              <w:t>hành</w:t>
+                            </w:r>
+                            <w:proofErr w:type="spellEnd"/>
+                            <w:r>
+                              <w:rPr>
+                                <w:lang w:val="en-US"/>
+                              </w:rPr>
+                              <w:t xml:space="preserve"> </w:t>
+                            </w:r>
+                            <w:proofErr w:type="spellStart"/>
+                            <w:r>
+                              <w:rPr>
+                                <w:lang w:val="en-US"/>
+                              </w:rPr>
+                              <w:t>chính</w:t>
+                            </w:r>
+                            <w:proofErr w:type="spellEnd"/>
+                          </w:p>
+                          <w:tbl>
+                            <w:tblPr>
+                              <w:tblW w:w="0" w:type="auto"/>
+                              <w:tblCellMar>
+                                <w:bottom w:w="284" w:type="dxa"/>
+                              </w:tblCellMar>
+                              <w:tblLook w:val="04A0" w:firstRow="1" w:lastRow="0" w:firstColumn="1" w:lastColumn="0" w:noHBand="0" w:noVBand="1"/>
+                            </w:tblPr>
+                            <w:tblGrid>
+                              <w:gridCol w:w="2605"/>
+                              <w:gridCol w:w="1208"/>
+                              <w:gridCol w:w="4239"/>
+                            </w:tblGrid>
+                            <w:tr>
+                              <w:tc>
+                                <w:tcPr>
+                                  <w:tcW w:w="0" w:type="auto"/>
+                                  <w:tcBorders>
+                                    <w:top w:val="single" w:sz="4" w:space="0" w:color="000000"/>
+                                    <w:left w:val="single" w:sz="4" w:space="0" w:color="000000"/>
+                                    <w:bottom w:val="single" w:sz="4" w:space="0" w:color="000000"/>
+                                    <w:right w:val="single" w:sz="4" w:space="0" w:color="000000"/>
+                                  </w:tcBorders>
+                                  <w:tcMar>
+                                    <w:top w:w="100" w:type="dxa"/>
+                                    <w:left w:w="100" w:type="dxa"/>
+                                    <w:bottom w:w="100" w:type="dxa"/>
+                                    <w:right w:w="100" w:type="dxa"/>
+                                  </w:tcMar>
+                                  <w:hideMark/>
+                                </w:tcPr>
+                                <w:p>
+                                  <w:pPr>
+                                    <w:pStyle w:val="Small"/>
+                                    <w:rPr>
+                                      <w:b/>
+                                      <w:bCs/>
+                                      <w:sz w:val="24"/>
+                                      <w:szCs w:val="24"/>
+                                      <w:lang w:val="en-US"/>
+                                    </w:rPr>
+                                  </w:pPr>
+                                  <w:r>
+                                    <w:rPr>
+                                      <w:b/>
+                                      <w:bCs/>
+                                      <w:lang w:val="en-US"/>
+                                    </w:rPr>
+                                    <w:t>Use case</w:t>
+                                  </w:r>
+                                </w:p>
+                              </w:tc>
+                              <w:tc>
+                                <w:tcPr>
+                                  <w:tcW w:w="0" w:type="auto"/>
+                                  <w:gridSpan w:val="2"/>
+                                  <w:tcBorders>
+                                    <w:top w:val="single" w:sz="4" w:space="0" w:color="000000"/>
+                                    <w:left w:val="single" w:sz="4" w:space="0" w:color="000000"/>
+                                    <w:bottom w:val="single" w:sz="4" w:space="0" w:color="000000"/>
+                                    <w:right w:val="single" w:sz="4" w:space="0" w:color="000000"/>
+                                  </w:tcBorders>
+                                  <w:tcMar>
+                                    <w:top w:w="100" w:type="dxa"/>
+                                    <w:left w:w="100" w:type="dxa"/>
+                                    <w:bottom w:w="100" w:type="dxa"/>
+                                    <w:right w:w="100" w:type="dxa"/>
+                                  </w:tcMar>
+                                  <w:hideMark/>
+                                </w:tcPr>
+                                <w:p>
+                                  <w:pPr>
+                                    <w:pStyle w:val="Small"/>
+                                    <w:rPr>
+                                      <w:b/>
+                                      <w:bCs/>
+                                      <w:sz w:val="24"/>
+                                      <w:szCs w:val="24"/>
+                                      <w:lang w:val="en-US"/>
+                                    </w:rPr>
+                                  </w:pPr>
+                                  <w:proofErr w:type="spellStart"/>
+                                  <w:r>
+                                    <w:rPr>
+                                      <w:b/>
+                                      <w:bCs/>
+                                      <w:lang w:val="en-US"/>
+                                    </w:rPr>
+                                    <w:t>Yêu</w:t>
+                                  </w:r>
+                                  <w:proofErr w:type="spellEnd"/>
+                                  <w:r>
+                                    <w:rPr>
+                                      <w:b/>
+                                      <w:bCs/>
+                                      <w:lang w:val="en-US"/>
+                                    </w:rPr>
+                                    <w:t xml:space="preserve"> </w:t>
+                                  </w:r>
+                                  <w:proofErr w:type="spellStart"/>
+                                  <w:r>
+                                    <w:rPr>
+                                      <w:b/>
+                                      <w:bCs/>
+                                      <w:lang w:val="en-US"/>
+                                    </w:rPr>
+                                    <w:t>cầu</w:t>
+                                  </w:r>
+                                  <w:proofErr w:type="spellEnd"/>
+                                  <w:r>
+                                    <w:rPr>
+                                      <w:b/>
+                                      <w:bCs/>
+                                      <w:lang w:val="en-US"/>
+                                    </w:rPr>
+                                    <w:t xml:space="preserve"> </w:t>
+                                  </w:r>
+                                  <w:proofErr w:type="spellStart"/>
+                                  <w:r>
+                                    <w:rPr>
+                                      <w:b/>
+                                      <w:bCs/>
+                                      <w:lang w:val="en-US"/>
+                                    </w:rPr>
+                                    <w:t>các</w:t>
+                                  </w:r>
+                                  <w:proofErr w:type="spellEnd"/>
+                                  <w:r>
+                                    <w:rPr>
+                                      <w:b/>
+                                      <w:bCs/>
+                                      <w:lang w:val="en-US"/>
+                                    </w:rPr>
+                                    <w:t xml:space="preserve"> </w:t>
+                                  </w:r>
+                                  <w:proofErr w:type="spellStart"/>
+                                  <w:r>
+                                    <w:rPr>
+                                      <w:b/>
+                                      <w:bCs/>
+                                      <w:lang w:val="en-US"/>
+                                    </w:rPr>
+                                    <w:t>thủ</w:t>
+                                  </w:r>
+                                  <w:proofErr w:type="spellEnd"/>
+                                  <w:r>
+                                    <w:rPr>
+                                      <w:b/>
+                                      <w:bCs/>
+                                      <w:lang w:val="en-US"/>
+                                    </w:rPr>
+                                    <w:t xml:space="preserve"> </w:t>
+                                  </w:r>
+                                  <w:proofErr w:type="spellStart"/>
+                                  <w:r>
+                                    <w:rPr>
+                                      <w:b/>
+                                      <w:bCs/>
+                                      <w:lang w:val="en-US"/>
+                                    </w:rPr>
+                                    <w:t>tục</w:t>
+                                  </w:r>
+                                  <w:proofErr w:type="spellEnd"/>
+                                  <w:r>
+                                    <w:rPr>
+                                      <w:b/>
+                                      <w:bCs/>
+                                      <w:lang w:val="en-US"/>
+                                    </w:rPr>
+                                    <w:t xml:space="preserve"> </w:t>
+                                  </w:r>
+                                  <w:proofErr w:type="spellStart"/>
+                                  <w:r>
+                                    <w:rPr>
+                                      <w:b/>
+                                      <w:bCs/>
+                                      <w:lang w:val="en-US"/>
+                                    </w:rPr>
+                                    <w:t>hành</w:t>
+                                  </w:r>
+                                  <w:proofErr w:type="spellEnd"/>
+                                  <w:r>
+                                    <w:rPr>
+                                      <w:b/>
+                                      <w:bCs/>
+                                      <w:lang w:val="en-US"/>
+                                    </w:rPr>
+                                    <w:t xml:space="preserve"> </w:t>
+                                  </w:r>
+                                  <w:proofErr w:type="spellStart"/>
+                                  <w:r>
+                                    <w:rPr>
+                                      <w:b/>
+                                      <w:bCs/>
+                                      <w:lang w:val="en-US"/>
+                                    </w:rPr>
+                                    <w:t>chính</w:t>
+                                  </w:r>
+                                  <w:proofErr w:type="spellEnd"/>
+                                </w:p>
+                              </w:tc>
+                            </w:tr>
+                            <w:tr>
+                              <w:tc>
+                                <w:tcPr>
+                                  <w:tcW w:w="0" w:type="auto"/>
+                                  <w:tcBorders>
+                                    <w:top w:val="single" w:sz="4" w:space="0" w:color="000000"/>
+                                    <w:left w:val="single" w:sz="4" w:space="0" w:color="000000"/>
+                                    <w:bottom w:val="single" w:sz="4" w:space="0" w:color="000000"/>
+                                    <w:right w:val="single" w:sz="4" w:space="0" w:color="000000"/>
+                                  </w:tcBorders>
+                                  <w:tcMar>
+                                    <w:top w:w="100" w:type="dxa"/>
+                                    <w:left w:w="100" w:type="dxa"/>
+                                    <w:bottom w:w="100" w:type="dxa"/>
+                                    <w:right w:w="100" w:type="dxa"/>
+                                  </w:tcMar>
+                                  <w:hideMark/>
+                                </w:tcPr>
+                                <w:p>
+                                  <w:pPr>
+                                    <w:pStyle w:val="Small"/>
+                                    <w:rPr>
+                                      <w:sz w:val="24"/>
+                                      <w:szCs w:val="24"/>
+                                      <w:lang w:val="en-US"/>
+                                    </w:rPr>
+                                  </w:pPr>
+                                  <w:proofErr w:type="spellStart"/>
+                                  <w:r>
+                                    <w:rPr>
+                                      <w:lang w:val="en-US"/>
+                                    </w:rPr>
+                                    <w:t>Mục</w:t>
+                                  </w:r>
+                                  <w:proofErr w:type="spellEnd"/>
+                                  <w:r>
+                                    <w:rPr>
+                                      <w:lang w:val="en-US"/>
+                                    </w:rPr>
+                                    <w:t xml:space="preserve"> </w:t>
+                                  </w:r>
+                                  <w:proofErr w:type="spellStart"/>
+                                  <w:r>
+                                    <w:rPr>
+                                      <w:lang w:val="en-US"/>
+                                    </w:rPr>
+                                    <w:t>tiêu</w:t>
+                                  </w:r>
+                                  <w:proofErr w:type="spellEnd"/>
+                                </w:p>
+                              </w:tc>
+                              <w:tc>
+                                <w:tcPr>
+                                  <w:tcW w:w="0" w:type="auto"/>
+                                  <w:gridSpan w:val="2"/>
+                                  <w:tcBorders>
+                                    <w:top w:val="single" w:sz="4" w:space="0" w:color="000000"/>
+                                    <w:left w:val="single" w:sz="4" w:space="0" w:color="000000"/>
+                                    <w:bottom w:val="single" w:sz="4" w:space="0" w:color="000000"/>
+                                    <w:right w:val="single" w:sz="4" w:space="0" w:color="000000"/>
+                                  </w:tcBorders>
+                                  <w:tcMar>
+                                    <w:top w:w="100" w:type="dxa"/>
+                                    <w:left w:w="100" w:type="dxa"/>
+                                    <w:bottom w:w="100" w:type="dxa"/>
+                                    <w:right w:w="100" w:type="dxa"/>
+                                  </w:tcMar>
+                                  <w:hideMark/>
+                                </w:tcPr>
+                                <w:p>
+                                  <w:pPr>
+                                    <w:pStyle w:val="Small"/>
+                                    <w:rPr>
+                                      <w:sz w:val="24"/>
+                                      <w:szCs w:val="24"/>
+                                      <w:lang w:val="en-US"/>
+                                    </w:rPr>
+                                  </w:pPr>
+                                  <w:r>
+                                    <w:rPr>
+                                      <w:lang w:val="en-US"/>
+                                    </w:rPr>
+                                    <w:t xml:space="preserve">P7 </w:t>
+                                  </w:r>
+                                  <w:proofErr w:type="spellStart"/>
+                                  <w:r>
+                                    <w:rPr>
+                                      <w:lang w:val="en-US"/>
+                                    </w:rPr>
+                                    <w:t>có</w:t>
+                                  </w:r>
+                                  <w:proofErr w:type="spellEnd"/>
+                                  <w:r>
+                                    <w:rPr>
+                                      <w:lang w:val="en-US"/>
+                                    </w:rPr>
+                                    <w:t xml:space="preserve"> </w:t>
+                                  </w:r>
+                                  <w:proofErr w:type="spellStart"/>
+                                  <w:r>
+                                    <w:rPr>
+                                      <w:lang w:val="en-US"/>
+                                    </w:rPr>
+                                    <w:t>thể</w:t>
+                                  </w:r>
+                                  <w:proofErr w:type="spellEnd"/>
+                                  <w:r>
+                                    <w:rPr>
+                                      <w:lang w:val="en-US"/>
+                                    </w:rPr>
+                                    <w:t xml:space="preserve"> </w:t>
+                                  </w:r>
+                                  <w:proofErr w:type="spellStart"/>
+                                  <w:r>
+                                    <w:rPr>
+                                      <w:lang w:val="en-US"/>
+                                    </w:rPr>
+                                    <w:t>xử</w:t>
+                                  </w:r>
+                                  <w:proofErr w:type="spellEnd"/>
+                                  <w:r>
+                                    <w:rPr>
+                                      <w:lang w:val="en-US"/>
+                                    </w:rPr>
+                                    <w:t xml:space="preserve"> </w:t>
+                                  </w:r>
+                                  <w:proofErr w:type="spellStart"/>
+                                  <w:r>
+                                    <w:rPr>
+                                      <w:lang w:val="en-US"/>
+                                    </w:rPr>
+                                    <w:t>lý</w:t>
+                                  </w:r>
+                                  <w:proofErr w:type="spellEnd"/>
+                                  <w:r>
+                                    <w:rPr>
+                                      <w:lang w:val="en-US"/>
+                                    </w:rPr>
+                                    <w:t xml:space="preserve"> </w:t>
+                                  </w:r>
+                                  <w:proofErr w:type="spellStart"/>
+                                  <w:r>
+                                    <w:rPr>
+                                      <w:lang w:val="en-US"/>
+                                    </w:rPr>
+                                    <w:t>các</w:t>
+                                  </w:r>
+                                  <w:proofErr w:type="spellEnd"/>
+                                  <w:r>
+                                    <w:rPr>
+                                      <w:lang w:val="en-US"/>
+                                    </w:rPr>
+                                    <w:t xml:space="preserve"> </w:t>
+                                  </w:r>
+                                  <w:proofErr w:type="spellStart"/>
+                                  <w:r>
+                                    <w:rPr>
+                                      <w:lang w:val="en-US"/>
+                                    </w:rPr>
+                                    <w:t>thủ</w:t>
+                                  </w:r>
+                                  <w:proofErr w:type="spellEnd"/>
+                                  <w:r>
+                                    <w:rPr>
+                                      <w:lang w:val="en-US"/>
+                                    </w:rPr>
+                                    <w:t xml:space="preserve"> </w:t>
+                                  </w:r>
+                                  <w:proofErr w:type="spellStart"/>
+                                  <w:r>
+                                    <w:rPr>
+                                      <w:lang w:val="en-US"/>
+                                    </w:rPr>
+                                    <w:t>tục</w:t>
+                                  </w:r>
+                                  <w:proofErr w:type="spellEnd"/>
+                                  <w:r>
+                                    <w:rPr>
+                                      <w:lang w:val="en-US"/>
+                                    </w:rPr>
+                                    <w:t xml:space="preserve"> </w:t>
+                                  </w:r>
+                                  <w:proofErr w:type="spellStart"/>
+                                  <w:r>
+                                    <w:rPr>
+                                      <w:lang w:val="en-US"/>
+                                    </w:rPr>
+                                    <w:t>hành</w:t>
+                                  </w:r>
+                                  <w:proofErr w:type="spellEnd"/>
+                                  <w:r>
+                                    <w:rPr>
+                                      <w:lang w:val="en-US"/>
+                                    </w:rPr>
+                                    <w:t xml:space="preserve"> </w:t>
+                                  </w:r>
+                                  <w:proofErr w:type="spellStart"/>
+                                  <w:r>
+                                    <w:rPr>
+                                      <w:lang w:val="en-US"/>
+                                    </w:rPr>
+                                    <w:t>chính</w:t>
+                                  </w:r>
+                                  <w:proofErr w:type="spellEnd"/>
+                                  <w:r>
+                                    <w:rPr>
+                                      <w:lang w:val="en-US"/>
+                                    </w:rPr>
+                                    <w:t xml:space="preserve"> do </w:t>
+                                  </w:r>
+                                  <w:proofErr w:type="spellStart"/>
+                                  <w:r>
+                                    <w:rPr>
+                                      <w:lang w:val="en-US"/>
+                                    </w:rPr>
+                                    <w:t>Sinh</w:t>
+                                  </w:r>
+                                  <w:proofErr w:type="spellEnd"/>
+                                  <w:r>
+                                    <w:rPr>
+                                      <w:lang w:val="en-US"/>
+                                    </w:rPr>
+                                    <w:t xml:space="preserve"> </w:t>
+                                  </w:r>
+                                  <w:proofErr w:type="spellStart"/>
+                                  <w:r>
+                                    <w:rPr>
+                                      <w:lang w:val="en-US"/>
+                                    </w:rPr>
+                                    <w:t>viên</w:t>
+                                  </w:r>
+                                  <w:proofErr w:type="spellEnd"/>
+                                  <w:r>
+                                    <w:rPr>
+                                      <w:lang w:val="en-US"/>
+                                    </w:rPr>
+                                    <w:t xml:space="preserve"> </w:t>
+                                  </w:r>
+                                  <w:proofErr w:type="spellStart"/>
+                                  <w:r>
+                                    <w:rPr>
+                                      <w:lang w:val="en-US"/>
+                                    </w:rPr>
+                                    <w:t>yêu</w:t>
+                                  </w:r>
+                                  <w:proofErr w:type="spellEnd"/>
+                                  <w:r>
+                                    <w:rPr>
+                                      <w:lang w:val="en-US"/>
+                                    </w:rPr>
+                                    <w:t xml:space="preserve"> </w:t>
+                                  </w:r>
+                                  <w:proofErr w:type="spellStart"/>
+                                  <w:r>
+                                    <w:rPr>
+                                      <w:lang w:val="en-US"/>
+                                    </w:rPr>
+                                    <w:t>cầu</w:t>
+                                  </w:r>
+                                  <w:proofErr w:type="spellEnd"/>
+                                </w:p>
+                              </w:tc>
+                            </w:tr>
+                            <w:tr>
+                              <w:tc>
+                                <w:tcPr>
+                                  <w:tcW w:w="0" w:type="auto"/>
+                                  <w:tcBorders>
+                                    <w:top w:val="single" w:sz="4" w:space="0" w:color="000000"/>
+                                    <w:left w:val="single" w:sz="4" w:space="0" w:color="000000"/>
+                                    <w:bottom w:val="single" w:sz="4" w:space="0" w:color="000000"/>
+                                    <w:right w:val="single" w:sz="4" w:space="0" w:color="000000"/>
+                                  </w:tcBorders>
+                                  <w:tcMar>
+                                    <w:top w:w="100" w:type="dxa"/>
+                                    <w:left w:w="100" w:type="dxa"/>
+                                    <w:bottom w:w="100" w:type="dxa"/>
+                                    <w:right w:w="100" w:type="dxa"/>
+                                  </w:tcMar>
+                                  <w:hideMark/>
+                                </w:tcPr>
+                                <w:p>
+                                  <w:pPr>
+                                    <w:pStyle w:val="Small"/>
+                                    <w:rPr>
+                                      <w:sz w:val="24"/>
+                                      <w:szCs w:val="24"/>
+                                      <w:lang w:val="en-US"/>
+                                    </w:rPr>
+                                  </w:pPr>
+                                  <w:proofErr w:type="spellStart"/>
+                                  <w:r>
+                                    <w:rPr>
+                                      <w:lang w:val="en-US"/>
+                                    </w:rPr>
+                                    <w:t>Điều</w:t>
+                                  </w:r>
+                                  <w:proofErr w:type="spellEnd"/>
+                                  <w:r>
+                                    <w:rPr>
+                                      <w:lang w:val="en-US"/>
+                                    </w:rPr>
+                                    <w:t xml:space="preserve"> </w:t>
+                                  </w:r>
+                                  <w:proofErr w:type="spellStart"/>
+                                  <w:r>
+                                    <w:rPr>
+                                      <w:lang w:val="en-US"/>
+                                    </w:rPr>
+                                    <w:t>kiện</w:t>
+                                  </w:r>
+                                  <w:proofErr w:type="spellEnd"/>
+                                  <w:r>
+                                    <w:rPr>
+                                      <w:lang w:val="en-US"/>
+                                    </w:rPr>
+                                    <w:t xml:space="preserve"> </w:t>
+                                  </w:r>
+                                  <w:proofErr w:type="spellStart"/>
+                                  <w:r>
+                                    <w:rPr>
+                                      <w:lang w:val="en-US"/>
+                                    </w:rPr>
+                                    <w:t>tiên</w:t>
+                                  </w:r>
+                                  <w:proofErr w:type="spellEnd"/>
+                                  <w:r>
+                                    <w:rPr>
+                                      <w:lang w:val="en-US"/>
+                                    </w:rPr>
+                                    <w:t xml:space="preserve"> </w:t>
+                                  </w:r>
+                                  <w:proofErr w:type="spellStart"/>
+                                  <w:r>
+                                    <w:rPr>
+                                      <w:lang w:val="en-US"/>
+                                    </w:rPr>
+                                    <w:t>quyết</w:t>
+                                  </w:r>
+                                  <w:proofErr w:type="spellEnd"/>
+                                </w:p>
+                              </w:tc>
+                              <w:tc>
+                                <w:tcPr>
+                                  <w:tcW w:w="0" w:type="auto"/>
+                                  <w:gridSpan w:val="2"/>
+                                  <w:tcBorders>
+                                    <w:top w:val="single" w:sz="4" w:space="0" w:color="000000"/>
+                                    <w:left w:val="single" w:sz="4" w:space="0" w:color="000000"/>
+                                    <w:bottom w:val="single" w:sz="4" w:space="0" w:color="000000"/>
+                                    <w:right w:val="single" w:sz="4" w:space="0" w:color="000000"/>
+                                  </w:tcBorders>
+                                  <w:tcMar>
+                                    <w:top w:w="100" w:type="dxa"/>
+                                    <w:left w:w="100" w:type="dxa"/>
+                                    <w:bottom w:w="100" w:type="dxa"/>
+                                    <w:right w:w="100" w:type="dxa"/>
+                                  </w:tcMar>
+                                  <w:hideMark/>
+                                </w:tcPr>
+                                <w:p>
+                                  <w:pPr>
+                                    <w:pStyle w:val="Small"/>
+                                    <w:rPr>
+                                      <w:sz w:val="24"/>
+                                      <w:szCs w:val="24"/>
+                                      <w:lang w:val="en-US"/>
+                                    </w:rPr>
+                                  </w:pPr>
+                                  <w:proofErr w:type="spellStart"/>
+                                  <w:r>
+                                    <w:rPr>
+                                      <w:lang w:val="en-US"/>
+                                    </w:rPr>
+                                    <w:t>Người</w:t>
+                                  </w:r>
+                                  <w:proofErr w:type="spellEnd"/>
+                                  <w:r>
+                                    <w:rPr>
+                                      <w:lang w:val="en-US"/>
+                                    </w:rPr>
+                                    <w:t xml:space="preserve"> </w:t>
+                                  </w:r>
+                                  <w:proofErr w:type="spellStart"/>
+                                  <w:r>
+                                    <w:rPr>
+                                      <w:lang w:val="en-US"/>
+                                    </w:rPr>
+                                    <w:t>dùng</w:t>
+                                  </w:r>
+                                  <w:proofErr w:type="spellEnd"/>
+                                  <w:r>
+                                    <w:rPr>
+                                      <w:lang w:val="en-US"/>
+                                    </w:rPr>
+                                    <w:t xml:space="preserve"> </w:t>
+                                  </w:r>
+                                  <w:proofErr w:type="spellStart"/>
+                                  <w:r>
+                                    <w:rPr>
+                                      <w:lang w:val="en-US"/>
+                                    </w:rPr>
+                                    <w:t>đã</w:t>
+                                  </w:r>
+                                  <w:proofErr w:type="spellEnd"/>
+                                  <w:r>
+                                    <w:rPr>
+                                      <w:lang w:val="en-US"/>
+                                    </w:rPr>
+                                    <w:t xml:space="preserve"> </w:t>
+                                  </w:r>
+                                  <w:proofErr w:type="spellStart"/>
+                                  <w:r>
+                                    <w:rPr>
+                                      <w:lang w:val="en-US"/>
+                                    </w:rPr>
+                                    <w:t>đăng</w:t>
+                                  </w:r>
+                                  <w:proofErr w:type="spellEnd"/>
+                                  <w:r>
+                                    <w:rPr>
+                                      <w:lang w:val="en-US"/>
+                                    </w:rPr>
+                                    <w:t xml:space="preserve"> </w:t>
+                                  </w:r>
+                                  <w:proofErr w:type="spellStart"/>
+                                  <w:r>
+                                    <w:rPr>
+                                      <w:lang w:val="en-US"/>
+                                    </w:rPr>
+                                    <w:t>nhập</w:t>
+                                  </w:r>
+                                  <w:proofErr w:type="spellEnd"/>
+                                </w:p>
+                              </w:tc>
+                            </w:tr>
+                            <w:tr>
+                              <w:tc>
+                                <w:tcPr>
+                                  <w:tcW w:w="0" w:type="auto"/>
+                                  <w:tcBorders>
+                                    <w:top w:val="single" w:sz="4" w:space="0" w:color="000000"/>
+                                    <w:left w:val="single" w:sz="4" w:space="0" w:color="000000"/>
+                                    <w:bottom w:val="single" w:sz="4" w:space="0" w:color="000000"/>
+                                    <w:right w:val="single" w:sz="4" w:space="0" w:color="000000"/>
+                                  </w:tcBorders>
+                                  <w:tcMar>
+                                    <w:top w:w="100" w:type="dxa"/>
+                                    <w:left w:w="100" w:type="dxa"/>
+                                    <w:bottom w:w="100" w:type="dxa"/>
+                                    <w:right w:w="100" w:type="dxa"/>
+                                  </w:tcMar>
+                                  <w:hideMark/>
+                                </w:tcPr>
+                                <w:p>
+                                  <w:pPr>
+                                    <w:pStyle w:val="Small"/>
+                                    <w:rPr>
+                                      <w:sz w:val="24"/>
+                                      <w:szCs w:val="24"/>
+                                      <w:lang w:val="en-US"/>
+                                    </w:rPr>
+                                  </w:pPr>
+                                  <w:proofErr w:type="spellStart"/>
+                                  <w:r>
+                                    <w:rPr>
+                                      <w:lang w:val="en-US"/>
+                                    </w:rPr>
+                                    <w:t>Điều</w:t>
+                                  </w:r>
+                                  <w:proofErr w:type="spellEnd"/>
+                                  <w:r>
+                                    <w:rPr>
+                                      <w:lang w:val="en-US"/>
+                                    </w:rPr>
+                                    <w:t xml:space="preserve"> </w:t>
+                                  </w:r>
+                                  <w:proofErr w:type="spellStart"/>
+                                  <w:r>
+                                    <w:rPr>
+                                      <w:lang w:val="en-US"/>
+                                    </w:rPr>
+                                    <w:t>kiện</w:t>
+                                  </w:r>
+                                  <w:proofErr w:type="spellEnd"/>
+                                  <w:r>
+                                    <w:rPr>
+                                      <w:lang w:val="en-US"/>
+                                    </w:rPr>
+                                    <w:t xml:space="preserve"> </w:t>
+                                  </w:r>
+                                  <w:proofErr w:type="spellStart"/>
+                                  <w:r>
+                                    <w:rPr>
+                                      <w:lang w:val="en-US"/>
+                                    </w:rPr>
+                                    <w:t>kết</w:t>
+                                  </w:r>
+                                  <w:proofErr w:type="spellEnd"/>
+                                  <w:r>
+                                    <w:rPr>
+                                      <w:lang w:val="en-US"/>
+                                    </w:rPr>
+                                    <w:t xml:space="preserve"> </w:t>
+                                  </w:r>
+                                  <w:proofErr w:type="spellStart"/>
+                                  <w:r>
+                                    <w:rPr>
+                                      <w:lang w:val="en-US"/>
+                                    </w:rPr>
+                                    <w:t>thúc</w:t>
+                                  </w:r>
+                                  <w:proofErr w:type="spellEnd"/>
+                                  <w:r>
+                                    <w:rPr>
+                                      <w:lang w:val="en-US"/>
+                                    </w:rPr>
+                                    <w:t xml:space="preserve"> </w:t>
+                                  </w:r>
+                                  <w:proofErr w:type="spellStart"/>
+                                  <w:r>
+                                    <w:rPr>
+                                      <w:lang w:val="en-US"/>
+                                    </w:rPr>
+                                    <w:t>thành</w:t>
+                                  </w:r>
+                                  <w:proofErr w:type="spellEnd"/>
+                                  <w:r>
+                                    <w:rPr>
+                                      <w:lang w:val="en-US"/>
+                                    </w:rPr>
+                                    <w:t xml:space="preserve"> </w:t>
+                                  </w:r>
+                                  <w:proofErr w:type="spellStart"/>
+                                  <w:r>
+                                    <w:rPr>
+                                      <w:lang w:val="en-US"/>
+                                    </w:rPr>
+                                    <w:t>công</w:t>
+                                  </w:r>
+                                  <w:proofErr w:type="spellEnd"/>
+                                </w:p>
+                              </w:tc>
+                              <w:tc>
+                                <w:tcPr>
+                                  <w:tcW w:w="0" w:type="auto"/>
+                                  <w:gridSpan w:val="2"/>
+                                  <w:tcBorders>
+                                    <w:top w:val="single" w:sz="4" w:space="0" w:color="000000"/>
+                                    <w:left w:val="single" w:sz="4" w:space="0" w:color="000000"/>
+                                    <w:bottom w:val="single" w:sz="4" w:space="0" w:color="000000"/>
+                                    <w:right w:val="single" w:sz="4" w:space="0" w:color="000000"/>
+                                  </w:tcBorders>
+                                  <w:tcMar>
+                                    <w:top w:w="100" w:type="dxa"/>
+                                    <w:left w:w="100" w:type="dxa"/>
+                                    <w:bottom w:w="100" w:type="dxa"/>
+                                    <w:right w:w="100" w:type="dxa"/>
+                                  </w:tcMar>
+                                  <w:hideMark/>
+                                </w:tcPr>
+                                <w:p>
+                                  <w:pPr>
+                                    <w:pStyle w:val="Small"/>
+                                    <w:rPr>
+                                      <w:sz w:val="24"/>
+                                      <w:szCs w:val="24"/>
+                                      <w:lang w:val="en-US"/>
+                                    </w:rPr>
+                                  </w:pPr>
+                                  <w:proofErr w:type="spellStart"/>
+                                  <w:r>
+                                    <w:rPr>
+                                      <w:lang w:val="en-US"/>
+                                    </w:rPr>
+                                    <w:t>Sinh</w:t>
+                                  </w:r>
+                                  <w:proofErr w:type="spellEnd"/>
+                                  <w:r>
+                                    <w:rPr>
+                                      <w:lang w:val="en-US"/>
+                                    </w:rPr>
+                                    <w:t xml:space="preserve"> </w:t>
+                                  </w:r>
+                                  <w:proofErr w:type="spellStart"/>
+                                  <w:r>
+                                    <w:rPr>
+                                      <w:lang w:val="en-US"/>
+                                    </w:rPr>
+                                    <w:t>viên</w:t>
+                                  </w:r>
+                                  <w:proofErr w:type="spellEnd"/>
+                                  <w:r>
+                                    <w:rPr>
+                                      <w:lang w:val="en-US"/>
+                                    </w:rPr>
+                                    <w:t xml:space="preserve"> </w:t>
+                                  </w:r>
+                                  <w:proofErr w:type="spellStart"/>
+                                  <w:r>
+                                    <w:rPr>
+                                      <w:lang w:val="en-US"/>
+                                    </w:rPr>
+                                    <w:t>nhận</w:t>
+                                  </w:r>
+                                  <w:proofErr w:type="spellEnd"/>
+                                  <w:r>
+                                    <w:rPr>
+                                      <w:lang w:val="en-US"/>
+                                    </w:rPr>
+                                    <w:t xml:space="preserve"> </w:t>
+                                  </w:r>
+                                  <w:proofErr w:type="spellStart"/>
+                                  <w:r>
+                                    <w:rPr>
+                                      <w:lang w:val="en-US"/>
+                                    </w:rPr>
+                                    <w:t>được</w:t>
+                                  </w:r>
+                                  <w:proofErr w:type="spellEnd"/>
+                                  <w:r>
+                                    <w:rPr>
+                                      <w:lang w:val="en-US"/>
+                                    </w:rPr>
+                                    <w:t xml:space="preserve"> </w:t>
+                                  </w:r>
+                                  <w:proofErr w:type="spellStart"/>
+                                  <w:r>
+                                    <w:rPr>
+                                      <w:lang w:val="en-US"/>
+                                    </w:rPr>
+                                    <w:t>thông</w:t>
+                                  </w:r>
+                                  <w:proofErr w:type="spellEnd"/>
+                                  <w:r>
+                                    <w:rPr>
+                                      <w:lang w:val="en-US"/>
+                                    </w:rPr>
+                                    <w:t xml:space="preserve"> </w:t>
+                                  </w:r>
+                                  <w:proofErr w:type="spellStart"/>
+                                  <w:r>
+                                    <w:rPr>
+                                      <w:lang w:val="en-US"/>
+                                    </w:rPr>
+                                    <w:t>báo</w:t>
+                                  </w:r>
+                                  <w:proofErr w:type="spellEnd"/>
+                                  <w:r>
+                                    <w:rPr>
+                                      <w:lang w:val="en-US"/>
+                                    </w:rPr>
+                                    <w:t xml:space="preserve"> </w:t>
+                                  </w:r>
+                                  <w:proofErr w:type="spellStart"/>
+                                  <w:r>
+                                    <w:rPr>
+                                      <w:lang w:val="en-US"/>
+                                    </w:rPr>
+                                    <w:t>với</w:t>
+                                  </w:r>
+                                  <w:proofErr w:type="spellEnd"/>
+                                  <w:r>
+                                    <w:rPr>
+                                      <w:lang w:val="en-US"/>
+                                    </w:rPr>
+                                    <w:t xml:space="preserve"> </w:t>
+                                  </w:r>
+                                  <w:proofErr w:type="spellStart"/>
+                                  <w:r>
+                                    <w:rPr>
+                                      <w:lang w:val="en-US"/>
+                                    </w:rPr>
+                                    <w:t>thủ</w:t>
+                                  </w:r>
+                                  <w:proofErr w:type="spellEnd"/>
+                                  <w:r>
+                                    <w:rPr>
+                                      <w:lang w:val="en-US"/>
+                                    </w:rPr>
+                                    <w:t xml:space="preserve"> </w:t>
+                                  </w:r>
+                                  <w:proofErr w:type="spellStart"/>
+                                  <w:r>
+                                    <w:rPr>
+                                      <w:lang w:val="en-US"/>
+                                    </w:rPr>
+                                    <w:t>tục</w:t>
+                                  </w:r>
+                                  <w:proofErr w:type="spellEnd"/>
+                                  <w:r>
+                                    <w:rPr>
+                                      <w:lang w:val="en-US"/>
+                                    </w:rPr>
+                                    <w:t xml:space="preserve"> </w:t>
+                                  </w:r>
+                                  <w:proofErr w:type="spellStart"/>
+                                  <w:r>
+                                    <w:rPr>
+                                      <w:lang w:val="en-US"/>
+                                    </w:rPr>
+                                    <w:t>hành</w:t>
+                                  </w:r>
+                                  <w:proofErr w:type="spellEnd"/>
+                                  <w:r>
+                                    <w:rPr>
+                                      <w:lang w:val="en-US"/>
+                                    </w:rPr>
+                                    <w:t xml:space="preserve"> </w:t>
+                                  </w:r>
+                                  <w:proofErr w:type="spellStart"/>
+                                  <w:r>
+                                    <w:rPr>
+                                      <w:lang w:val="en-US"/>
+                                    </w:rPr>
+                                    <w:t>chính</w:t>
+                                  </w:r>
+                                  <w:proofErr w:type="spellEnd"/>
+                                  <w:r>
+                                    <w:rPr>
+                                      <w:lang w:val="en-US"/>
+                                    </w:rPr>
+                                    <w:t xml:space="preserve"> </w:t>
+                                  </w:r>
+                                  <w:proofErr w:type="spellStart"/>
+                                  <w:r>
+                                    <w:rPr>
+                                      <w:lang w:val="en-US"/>
+                                    </w:rPr>
+                                    <w:t>đã</w:t>
+                                  </w:r>
+                                  <w:proofErr w:type="spellEnd"/>
+                                  <w:r>
+                                    <w:rPr>
+                                      <w:lang w:val="en-US"/>
+                                    </w:rPr>
+                                    <w:t xml:space="preserve"> </w:t>
+                                  </w:r>
+                                  <w:proofErr w:type="spellStart"/>
+                                  <w:r>
+                                    <w:rPr>
+                                      <w:lang w:val="en-US"/>
+                                    </w:rPr>
+                                    <w:t>yêu</w:t>
+                                  </w:r>
+                                  <w:proofErr w:type="spellEnd"/>
+                                  <w:r>
+                                    <w:rPr>
+                                      <w:lang w:val="en-US"/>
+                                    </w:rPr>
+                                    <w:t xml:space="preserve"> </w:t>
+                                  </w:r>
+                                  <w:proofErr w:type="spellStart"/>
+                                  <w:r>
+                                    <w:rPr>
+                                      <w:lang w:val="en-US"/>
+                                    </w:rPr>
+                                    <w:t>cầu</w:t>
+                                  </w:r>
+                                  <w:proofErr w:type="spellEnd"/>
+                                </w:p>
+                              </w:tc>
+                            </w:tr>
+                            <w:tr>
+                              <w:tc>
+                                <w:tcPr>
+                                  <w:tcW w:w="0" w:type="auto"/>
+                                  <w:tcBorders>
+                                    <w:top w:val="single" w:sz="4" w:space="0" w:color="000000"/>
+                                    <w:left w:val="single" w:sz="4" w:space="0" w:color="000000"/>
+                                    <w:bottom w:val="single" w:sz="4" w:space="0" w:color="000000"/>
+                                    <w:right w:val="single" w:sz="4" w:space="0" w:color="000000"/>
+                                  </w:tcBorders>
+                                  <w:tcMar>
+                                    <w:top w:w="100" w:type="dxa"/>
+                                    <w:left w:w="100" w:type="dxa"/>
+                                    <w:bottom w:w="100" w:type="dxa"/>
+                                    <w:right w:w="100" w:type="dxa"/>
+                                  </w:tcMar>
+                                  <w:hideMark/>
+                                </w:tcPr>
+                                <w:p>
+                                  <w:pPr>
+                                    <w:pStyle w:val="Small"/>
+                                    <w:rPr>
+                                      <w:sz w:val="24"/>
+                                      <w:szCs w:val="24"/>
+                                      <w:lang w:val="en-US"/>
+                                    </w:rPr>
+                                  </w:pPr>
+                                  <w:proofErr w:type="spellStart"/>
+                                  <w:r>
+                                    <w:rPr>
+                                      <w:lang w:val="en-US"/>
+                                    </w:rPr>
+                                    <w:t>Phân</w:t>
+                                  </w:r>
+                                  <w:proofErr w:type="spellEnd"/>
+                                  <w:r>
+                                    <w:rPr>
+                                      <w:lang w:val="en-US"/>
+                                    </w:rPr>
+                                    <w:t xml:space="preserve"> </w:t>
+                                  </w:r>
+                                  <w:proofErr w:type="spellStart"/>
+                                  <w:r>
+                                    <w:rPr>
+                                      <w:lang w:val="en-US"/>
+                                    </w:rPr>
+                                    <w:t>quyền</w:t>
+                                  </w:r>
+                                  <w:proofErr w:type="spellEnd"/>
+                                  <w:r>
+                                    <w:rPr>
+                                      <w:lang w:val="en-US"/>
+                                    </w:rPr>
+                                    <w:t xml:space="preserve"> Actors</w:t>
+                                  </w:r>
+                                </w:p>
+                              </w:tc>
+                              <w:tc>
+                                <w:tcPr>
+                                  <w:tcW w:w="0" w:type="auto"/>
+                                  <w:gridSpan w:val="2"/>
+                                  <w:tcBorders>
+                                    <w:top w:val="single" w:sz="4" w:space="0" w:color="000000"/>
+                                    <w:left w:val="single" w:sz="4" w:space="0" w:color="000000"/>
+                                    <w:bottom w:val="single" w:sz="4" w:space="0" w:color="000000"/>
+                                    <w:right w:val="single" w:sz="4" w:space="0" w:color="000000"/>
+                                  </w:tcBorders>
+                                  <w:tcMar>
+                                    <w:top w:w="100" w:type="dxa"/>
+                                    <w:left w:w="100" w:type="dxa"/>
+                                    <w:bottom w:w="100" w:type="dxa"/>
+                                    <w:right w:w="100" w:type="dxa"/>
+                                  </w:tcMar>
+                                  <w:hideMark/>
+                                </w:tcPr>
+                                <w:p>
+                                  <w:pPr>
+                                    <w:pStyle w:val="Small"/>
+                                    <w:rPr>
+                                      <w:sz w:val="24"/>
+                                      <w:szCs w:val="24"/>
+                                      <w:lang w:val="en-US"/>
+                                    </w:rPr>
+                                  </w:pPr>
+                                  <w:r>
+                                    <w:rPr>
+                                      <w:lang w:val="en-US"/>
+                                    </w:rPr>
+                                    <w:t>P7</w:t>
+                                  </w:r>
+                                </w:p>
+                              </w:tc>
+                            </w:tr>
+                            <w:tr>
+                              <w:tc>
+                                <w:tcPr>
+                                  <w:tcW w:w="0" w:type="auto"/>
+                                  <w:tcBorders>
+                                    <w:top w:val="single" w:sz="4" w:space="0" w:color="000000"/>
+                                    <w:left w:val="single" w:sz="4" w:space="0" w:color="000000"/>
+                                    <w:bottom w:val="single" w:sz="4" w:space="0" w:color="000000"/>
+                                    <w:right w:val="single" w:sz="4" w:space="0" w:color="000000"/>
+                                  </w:tcBorders>
+                                  <w:tcMar>
+                                    <w:top w:w="100" w:type="dxa"/>
+                                    <w:left w:w="100" w:type="dxa"/>
+                                    <w:bottom w:w="100" w:type="dxa"/>
+                                    <w:right w:w="100" w:type="dxa"/>
+                                  </w:tcMar>
+                                  <w:hideMark/>
+                                </w:tcPr>
+                                <w:p>
+                                  <w:pPr>
+                                    <w:pStyle w:val="Small"/>
+                                    <w:rPr>
+                                      <w:sz w:val="24"/>
+                                      <w:szCs w:val="24"/>
+                                      <w:lang w:val="en-US"/>
+                                    </w:rPr>
+                                  </w:pPr>
+                                  <w:proofErr w:type="spellStart"/>
+                                  <w:r>
+                                    <w:rPr>
+                                      <w:lang w:val="en-US"/>
+                                    </w:rPr>
+                                    <w:t>Kích</w:t>
+                                  </w:r>
+                                  <w:proofErr w:type="spellEnd"/>
+                                  <w:r>
+                                    <w:rPr>
+                                      <w:lang w:val="en-US"/>
+                                    </w:rPr>
+                                    <w:t xml:space="preserve"> </w:t>
+                                  </w:r>
+                                  <w:proofErr w:type="spellStart"/>
+                                  <w:r>
+                                    <w:rPr>
+                                      <w:lang w:val="en-US"/>
+                                    </w:rPr>
+                                    <w:t>hoạt</w:t>
+                                  </w:r>
+                                  <w:proofErr w:type="spellEnd"/>
+                                </w:p>
+                              </w:tc>
+                              <w:tc>
+                                <w:tcPr>
+                                  <w:tcW w:w="0" w:type="auto"/>
+                                  <w:gridSpan w:val="2"/>
+                                  <w:tcBorders>
+                                    <w:top w:val="single" w:sz="4" w:space="0" w:color="000000"/>
+                                    <w:left w:val="single" w:sz="4" w:space="0" w:color="000000"/>
+                                    <w:bottom w:val="single" w:sz="4" w:space="0" w:color="000000"/>
+                                    <w:right w:val="single" w:sz="4" w:space="0" w:color="000000"/>
+                                  </w:tcBorders>
+                                  <w:tcMar>
+                                    <w:top w:w="100" w:type="dxa"/>
+                                    <w:left w:w="100" w:type="dxa"/>
+                                    <w:bottom w:w="100" w:type="dxa"/>
+                                    <w:right w:w="100" w:type="dxa"/>
+                                  </w:tcMar>
+                                </w:tcPr>
+                                <w:p>
+                                  <w:pPr>
+                                    <w:pStyle w:val="Small"/>
+                                    <w:rPr>
+                                      <w:sz w:val="24"/>
+                                      <w:szCs w:val="24"/>
+                                      <w:lang w:val="en-US"/>
+                                    </w:rPr>
+                                  </w:pPr>
+                                </w:p>
+                              </w:tc>
+                            </w:tr>
+                            <w:tr>
+                              <w:tc>
+                                <w:tcPr>
+                                  <w:tcW w:w="0" w:type="auto"/>
+                                  <w:tcBorders>
+                                    <w:top w:val="single" w:sz="4" w:space="0" w:color="000000"/>
+                                    <w:left w:val="single" w:sz="4" w:space="0" w:color="000000"/>
+                                    <w:bottom w:val="single" w:sz="4" w:space="0" w:color="000000"/>
+                                    <w:right w:val="single" w:sz="4" w:space="0" w:color="000000"/>
+                                  </w:tcBorders>
+                                  <w:tcMar>
+                                    <w:top w:w="100" w:type="dxa"/>
+                                    <w:left w:w="100" w:type="dxa"/>
+                                    <w:bottom w:w="100" w:type="dxa"/>
+                                    <w:right w:w="100" w:type="dxa"/>
+                                  </w:tcMar>
+                                  <w:hideMark/>
+                                </w:tcPr>
+                                <w:p>
+                                  <w:pPr>
+                                    <w:pStyle w:val="Small"/>
+                                    <w:rPr>
+                                      <w:b/>
+                                      <w:bCs/>
+                                      <w:sz w:val="24"/>
+                                      <w:szCs w:val="24"/>
+                                      <w:lang w:val="en-US"/>
+                                    </w:rPr>
+                                  </w:pPr>
+                                  <w:proofErr w:type="spellStart"/>
+                                  <w:r>
+                                    <w:rPr>
+                                      <w:b/>
+                                      <w:bCs/>
+                                      <w:lang w:val="en-US"/>
+                                    </w:rPr>
+                                    <w:t>Luồng</w:t>
+                                  </w:r>
+                                  <w:proofErr w:type="spellEnd"/>
+                                  <w:r>
+                                    <w:rPr>
+                                      <w:b/>
+                                      <w:bCs/>
+                                      <w:lang w:val="en-US"/>
+                                    </w:rPr>
+                                    <w:t xml:space="preserve"> </w:t>
+                                  </w:r>
+                                  <w:proofErr w:type="spellStart"/>
+                                  <w:r>
+                                    <w:rPr>
+                                      <w:b/>
+                                      <w:bCs/>
+                                      <w:lang w:val="en-US"/>
+                                    </w:rPr>
+                                    <w:t>sự</w:t>
+                                  </w:r>
+                                  <w:proofErr w:type="spellEnd"/>
+                                  <w:r>
+                                    <w:rPr>
+                                      <w:b/>
+                                      <w:bCs/>
+                                      <w:lang w:val="en-US"/>
+                                    </w:rPr>
+                                    <w:t xml:space="preserve"> </w:t>
+                                  </w:r>
+                                  <w:proofErr w:type="spellStart"/>
+                                  <w:r>
+                                    <w:rPr>
+                                      <w:b/>
+                                      <w:bCs/>
+                                      <w:lang w:val="en-US"/>
+                                    </w:rPr>
+                                    <w:t>kiện</w:t>
+                                  </w:r>
+                                  <w:proofErr w:type="spellEnd"/>
+                                  <w:r>
+                                    <w:rPr>
+                                      <w:b/>
+                                      <w:bCs/>
+                                      <w:lang w:val="en-US"/>
+                                    </w:rPr>
+                                    <w:t xml:space="preserve"> </w:t>
+                                  </w:r>
+                                  <w:proofErr w:type="spellStart"/>
+                                  <w:r>
+                                    <w:rPr>
+                                      <w:b/>
+                                      <w:bCs/>
+                                      <w:lang w:val="en-US"/>
+                                    </w:rPr>
+                                    <w:t>chính</w:t>
+                                  </w:r>
+                                  <w:proofErr w:type="spellEnd"/>
+                                </w:p>
+                              </w:tc>
+                              <w:tc>
+                                <w:tcPr>
+                                  <w:tcW w:w="0" w:type="auto"/>
+                                  <w:tcBorders>
+                                    <w:top w:val="single" w:sz="4" w:space="0" w:color="000000"/>
+                                    <w:left w:val="single" w:sz="4" w:space="0" w:color="000000"/>
+                                    <w:bottom w:val="single" w:sz="4" w:space="0" w:color="000000"/>
+                                    <w:right w:val="single" w:sz="4" w:space="0" w:color="000000"/>
+                                  </w:tcBorders>
+                                  <w:tcMar>
+                                    <w:top w:w="100" w:type="dxa"/>
+                                    <w:left w:w="100" w:type="dxa"/>
+                                    <w:bottom w:w="100" w:type="dxa"/>
+                                    <w:right w:w="100" w:type="dxa"/>
+                                  </w:tcMar>
+                                  <w:hideMark/>
+                                </w:tcPr>
+                                <w:p>
+                                  <w:pPr>
+                                    <w:pStyle w:val="Small"/>
+                                    <w:rPr>
+                                      <w:b/>
+                                      <w:bCs/>
+                                      <w:sz w:val="24"/>
+                                      <w:szCs w:val="24"/>
+                                      <w:lang w:val="en-US"/>
+                                    </w:rPr>
+                                  </w:pPr>
+                                  <w:proofErr w:type="spellStart"/>
+                                  <w:r>
+                                    <w:rPr>
+                                      <w:b/>
+                                      <w:bCs/>
+                                      <w:lang w:val="en-US"/>
+                                    </w:rPr>
+                                    <w:t>Bước</w:t>
+                                  </w:r>
+                                  <w:proofErr w:type="spellEnd"/>
+                                </w:p>
+                              </w:tc>
+                              <w:tc>
+                                <w:tcPr>
+                                  <w:tcW w:w="0" w:type="auto"/>
+                                  <w:tcBorders>
+                                    <w:top w:val="single" w:sz="4" w:space="0" w:color="000000"/>
+                                    <w:left w:val="single" w:sz="4" w:space="0" w:color="000000"/>
+                                    <w:bottom w:val="single" w:sz="4" w:space="0" w:color="000000"/>
+                                    <w:right w:val="single" w:sz="4" w:space="0" w:color="000000"/>
+                                  </w:tcBorders>
+                                  <w:tcMar>
+                                    <w:top w:w="100" w:type="dxa"/>
+                                    <w:left w:w="100" w:type="dxa"/>
+                                    <w:bottom w:w="100" w:type="dxa"/>
+                                    <w:right w:w="100" w:type="dxa"/>
+                                  </w:tcMar>
+                                  <w:hideMark/>
+                                </w:tcPr>
+                                <w:p>
+                                  <w:pPr>
+                                    <w:pStyle w:val="Small"/>
+                                    <w:rPr>
+                                      <w:b/>
+                                      <w:bCs/>
+                                      <w:sz w:val="24"/>
+                                      <w:szCs w:val="24"/>
+                                      <w:lang w:val="en-US"/>
+                                    </w:rPr>
+                                  </w:pPr>
+                                  <w:proofErr w:type="spellStart"/>
+                                  <w:r>
+                                    <w:rPr>
+                                      <w:b/>
+                                      <w:bCs/>
+                                      <w:lang w:val="en-US"/>
+                                    </w:rPr>
+                                    <w:t>Hành</w:t>
+                                  </w:r>
+                                  <w:proofErr w:type="spellEnd"/>
+                                  <w:r>
+                                    <w:rPr>
+                                      <w:b/>
+                                      <w:bCs/>
+                                      <w:lang w:val="en-US"/>
+                                    </w:rPr>
+                                    <w:t xml:space="preserve"> </w:t>
+                                  </w:r>
+                                  <w:proofErr w:type="spellStart"/>
+                                  <w:r>
+                                    <w:rPr>
+                                      <w:b/>
+                                      <w:bCs/>
+                                      <w:lang w:val="en-US"/>
+                                    </w:rPr>
+                                    <w:t>động</w:t>
+                                  </w:r>
+                                  <w:proofErr w:type="spellEnd"/>
+                                  <w:r>
+                                    <w:rPr>
+                                      <w:b/>
+                                      <w:bCs/>
+                                      <w:lang w:val="en-US"/>
+                                    </w:rPr>
+                                    <w:t xml:space="preserve"> </w:t>
+                                  </w:r>
+                                  <w:proofErr w:type="spellStart"/>
+                                  <w:r>
+                                    <w:rPr>
+                                      <w:b/>
+                                      <w:bCs/>
+                                      <w:lang w:val="en-US"/>
+                                    </w:rPr>
+                                    <w:t>của</w:t>
+                                  </w:r>
+                                  <w:proofErr w:type="spellEnd"/>
+                                  <w:r>
+                                    <w:rPr>
+                                      <w:b/>
+                                      <w:bCs/>
+                                      <w:lang w:val="en-US"/>
+                                    </w:rPr>
+                                    <w:t xml:space="preserve"> </w:t>
+                                  </w:r>
+                                  <w:proofErr w:type="spellStart"/>
+                                  <w:r>
+                                    <w:rPr>
+                                      <w:b/>
+                                      <w:bCs/>
+                                      <w:lang w:val="en-US"/>
+                                    </w:rPr>
+                                    <w:t>tác</w:t>
+                                  </w:r>
+                                  <w:proofErr w:type="spellEnd"/>
+                                  <w:r>
+                                    <w:rPr>
+                                      <w:b/>
+                                      <w:bCs/>
+                                      <w:lang w:val="en-US"/>
+                                    </w:rPr>
+                                    <w:t xml:space="preserve"> </w:t>
+                                  </w:r>
+                                  <w:proofErr w:type="spellStart"/>
+                                  <w:r>
+                                    <w:rPr>
+                                      <w:b/>
+                                      <w:bCs/>
+                                      <w:lang w:val="en-US"/>
+                                    </w:rPr>
+                                    <w:t>nhân</w:t>
+                                  </w:r>
+                                  <w:proofErr w:type="spellEnd"/>
+                                </w:p>
+                              </w:tc>
+                            </w:tr>
+                            <w:tr>
+                              <w:tc>
+                                <w:tcPr>
+                                  <w:tcW w:w="0" w:type="auto"/>
+                                  <w:tcBorders>
+                                    <w:top w:val="single" w:sz="4" w:space="0" w:color="000000"/>
+                                    <w:left w:val="single" w:sz="4" w:space="0" w:color="000000"/>
+                                    <w:bottom w:val="single" w:sz="4" w:space="0" w:color="000000"/>
+                                    <w:right w:val="single" w:sz="4" w:space="0" w:color="000000"/>
+                                  </w:tcBorders>
+                                  <w:tcMar>
+                                    <w:top w:w="100" w:type="dxa"/>
+                                    <w:left w:w="100" w:type="dxa"/>
+                                    <w:bottom w:w="100" w:type="dxa"/>
+                                    <w:right w:w="100" w:type="dxa"/>
+                                  </w:tcMar>
+                                  <w:hideMark/>
+                                </w:tcPr>
+                                <w:p>
+                                  <w:pPr>
+                                    <w:pStyle w:val="Small"/>
+                                    <w:rPr>
+                                      <w:sz w:val="24"/>
+                                      <w:szCs w:val="24"/>
+                                      <w:lang w:val="en-US"/>
+                                    </w:rPr>
+                                  </w:pPr>
+                                </w:p>
+                              </w:tc>
+                              <w:tc>
+                                <w:tcPr>
+                                  <w:tcW w:w="0" w:type="auto"/>
+                                  <w:tcBorders>
+                                    <w:top w:val="single" w:sz="4" w:space="0" w:color="000000"/>
+                                    <w:left w:val="single" w:sz="4" w:space="0" w:color="000000"/>
+                                    <w:bottom w:val="single" w:sz="4" w:space="0" w:color="000000"/>
+                                    <w:right w:val="single" w:sz="4" w:space="0" w:color="000000"/>
+                                  </w:tcBorders>
+                                  <w:tcMar>
+                                    <w:top w:w="100" w:type="dxa"/>
+                                    <w:left w:w="100" w:type="dxa"/>
+                                    <w:bottom w:w="100" w:type="dxa"/>
+                                    <w:right w:w="100" w:type="dxa"/>
+                                  </w:tcMar>
+                                </w:tcPr>
+                                <w:p>
+                                  <w:pPr>
+                                    <w:pStyle w:val="Small"/>
+                                    <w:numPr>
+                                      <w:ilvl w:val="0"/>
+                                      <w:numId w:val="8"/>
+                                    </w:numPr>
+                                  </w:pPr>
+                                </w:p>
+                              </w:tc>
+                              <w:tc>
+                                <w:tcPr>
+                                  <w:tcW w:w="0" w:type="auto"/>
+                                  <w:tcBorders>
+                                    <w:top w:val="single" w:sz="4" w:space="0" w:color="000000"/>
+                                    <w:left w:val="single" w:sz="4" w:space="0" w:color="000000"/>
+                                    <w:bottom w:val="single" w:sz="4" w:space="0" w:color="000000"/>
+                                    <w:right w:val="single" w:sz="4" w:space="0" w:color="000000"/>
+                                  </w:tcBorders>
+                                  <w:tcMar>
+                                    <w:top w:w="100" w:type="dxa"/>
+                                    <w:left w:w="100" w:type="dxa"/>
+                                    <w:bottom w:w="100" w:type="dxa"/>
+                                    <w:right w:w="100" w:type="dxa"/>
+                                  </w:tcMar>
+                                </w:tcPr>
+                                <w:p>
+                                  <w:pPr>
+                                    <w:pStyle w:val="Small"/>
+                                    <w:rPr>
+                                      <w:sz w:val="24"/>
+                                      <w:szCs w:val="24"/>
+                                      <w:lang w:val="en-US"/>
+                                    </w:rPr>
+                                  </w:pPr>
+                                </w:p>
+                              </w:tc>
+                            </w:tr>
+                            <w:tr>
+                              <w:tc>
+                                <w:tcPr>
+                                  <w:tcW w:w="0" w:type="auto"/>
+                                  <w:tcBorders>
+                                    <w:top w:val="single" w:sz="4" w:space="0" w:color="000000"/>
+                                    <w:left w:val="single" w:sz="4" w:space="0" w:color="000000"/>
+                                    <w:bottom w:val="single" w:sz="4" w:space="0" w:color="000000"/>
+                                    <w:right w:val="single" w:sz="4" w:space="0" w:color="000000"/>
+                                  </w:tcBorders>
+                                  <w:tcMar>
+                                    <w:top w:w="100" w:type="dxa"/>
+                                    <w:left w:w="100" w:type="dxa"/>
+                                    <w:bottom w:w="100" w:type="dxa"/>
+                                    <w:right w:w="100" w:type="dxa"/>
+                                  </w:tcMar>
+                                  <w:hideMark/>
+                                </w:tcPr>
+                                <w:p>
+                                  <w:pPr>
+                                    <w:pStyle w:val="Small"/>
+                                    <w:rPr>
+                                      <w:sz w:val="24"/>
+                                      <w:szCs w:val="24"/>
+                                      <w:lang w:val="en-US"/>
+                                    </w:rPr>
+                                  </w:pPr>
+                                  <w:r>
+                                    <w:rPr>
+                                      <w:lang w:val="en-US"/>
+                                    </w:rPr>
+                                    <w:t> </w:t>
+                                  </w:r>
+                                </w:p>
+                              </w:tc>
+                              <w:tc>
+                                <w:tcPr>
+                                  <w:tcW w:w="0" w:type="auto"/>
+                                  <w:tcBorders>
+                                    <w:top w:val="single" w:sz="4" w:space="0" w:color="000000"/>
+                                    <w:left w:val="single" w:sz="4" w:space="0" w:color="000000"/>
+                                    <w:bottom w:val="single" w:sz="4" w:space="0" w:color="000000"/>
+                                    <w:right w:val="single" w:sz="4" w:space="0" w:color="000000"/>
+                                  </w:tcBorders>
+                                  <w:tcMar>
+                                    <w:top w:w="100" w:type="dxa"/>
+                                    <w:left w:w="100" w:type="dxa"/>
+                                    <w:bottom w:w="100" w:type="dxa"/>
+                                    <w:right w:w="100" w:type="dxa"/>
+                                  </w:tcMar>
+                                </w:tcPr>
+                                <w:p>
+                                  <w:pPr>
+                                    <w:pStyle w:val="Small"/>
+                                    <w:numPr>
+                                      <w:ilvl w:val="0"/>
+                                      <w:numId w:val="8"/>
+                                    </w:numPr>
+                                  </w:pPr>
+                                </w:p>
+                              </w:tc>
+                              <w:tc>
+                                <w:tcPr>
+                                  <w:tcW w:w="0" w:type="auto"/>
+                                  <w:tcBorders>
+                                    <w:top w:val="single" w:sz="4" w:space="0" w:color="000000"/>
+                                    <w:left w:val="single" w:sz="4" w:space="0" w:color="000000"/>
+                                    <w:bottom w:val="single" w:sz="4" w:space="0" w:color="000000"/>
+                                    <w:right w:val="single" w:sz="4" w:space="0" w:color="000000"/>
+                                  </w:tcBorders>
+                                  <w:tcMar>
+                                    <w:top w:w="100" w:type="dxa"/>
+                                    <w:left w:w="100" w:type="dxa"/>
+                                    <w:bottom w:w="100" w:type="dxa"/>
+                                    <w:right w:w="100" w:type="dxa"/>
+                                  </w:tcMar>
+                                </w:tcPr>
+                                <w:p>
+                                  <w:pPr>
+                                    <w:pStyle w:val="Small"/>
+                                    <w:rPr>
+                                      <w:lang w:val="en-US"/>
+                                    </w:rPr>
+                                  </w:pPr>
+                                </w:p>
+                              </w:tc>
+                            </w:tr>
+                            <w:tr>
+                              <w:tc>
+                                <w:tcPr>
+                                  <w:tcW w:w="0" w:type="auto"/>
+                                  <w:tcBorders>
+                                    <w:top w:val="single" w:sz="4" w:space="0" w:color="000000"/>
+                                    <w:left w:val="single" w:sz="4" w:space="0" w:color="000000"/>
+                                    <w:bottom w:val="single" w:sz="4" w:space="0" w:color="000000"/>
+                                    <w:right w:val="single" w:sz="4" w:space="0" w:color="000000"/>
+                                  </w:tcBorders>
+                                  <w:tcMar>
+                                    <w:top w:w="100" w:type="dxa"/>
+                                    <w:left w:w="100" w:type="dxa"/>
+                                    <w:bottom w:w="100" w:type="dxa"/>
+                                    <w:right w:w="100" w:type="dxa"/>
+                                  </w:tcMar>
+                                  <w:hideMark/>
+                                </w:tcPr>
+                                <w:p>
+                                  <w:pPr>
+                                    <w:pStyle w:val="Small"/>
+                                    <w:rPr>
+                                      <w:sz w:val="24"/>
+                                      <w:szCs w:val="24"/>
+                                      <w:lang w:val="en-US"/>
+                                    </w:rPr>
+                                  </w:pPr>
+                                  <w:r>
+                                    <w:rPr>
+                                      <w:lang w:val="en-US"/>
+                                    </w:rPr>
+                                    <w:t> </w:t>
+                                  </w:r>
+                                </w:p>
+                              </w:tc>
+                              <w:tc>
+                                <w:tcPr>
+                                  <w:tcW w:w="0" w:type="auto"/>
+                                  <w:tcBorders>
+                                    <w:top w:val="single" w:sz="4" w:space="0" w:color="000000"/>
+                                    <w:left w:val="single" w:sz="4" w:space="0" w:color="000000"/>
+                                    <w:bottom w:val="single" w:sz="4" w:space="0" w:color="000000"/>
+                                    <w:right w:val="single" w:sz="4" w:space="0" w:color="000000"/>
+                                  </w:tcBorders>
+                                  <w:tcMar>
+                                    <w:top w:w="100" w:type="dxa"/>
+                                    <w:left w:w="100" w:type="dxa"/>
+                                    <w:bottom w:w="100" w:type="dxa"/>
+                                    <w:right w:w="100" w:type="dxa"/>
+                                  </w:tcMar>
+                                </w:tcPr>
+                                <w:p>
+                                  <w:pPr>
+                                    <w:pStyle w:val="Small"/>
+                                    <w:numPr>
+                                      <w:ilvl w:val="0"/>
+                                      <w:numId w:val="8"/>
+                                    </w:numPr>
+                                  </w:pPr>
+                                </w:p>
+                              </w:tc>
+                              <w:tc>
+                                <w:tcPr>
+                                  <w:tcW w:w="0" w:type="auto"/>
+                                  <w:tcBorders>
+                                    <w:top w:val="single" w:sz="4" w:space="0" w:color="000000"/>
+                                    <w:left w:val="single" w:sz="4" w:space="0" w:color="000000"/>
+                                    <w:bottom w:val="single" w:sz="4" w:space="0" w:color="000000"/>
+                                    <w:right w:val="single" w:sz="4" w:space="0" w:color="000000"/>
+                                  </w:tcBorders>
+                                  <w:tcMar>
+                                    <w:top w:w="100" w:type="dxa"/>
+                                    <w:left w:w="100" w:type="dxa"/>
+                                    <w:bottom w:w="100" w:type="dxa"/>
+                                    <w:right w:w="100" w:type="dxa"/>
+                                  </w:tcMar>
+                                </w:tcPr>
+                                <w:p>
+                                  <w:pPr>
+                                    <w:pStyle w:val="Small"/>
+                                    <w:rPr>
+                                      <w:sz w:val="24"/>
+                                      <w:szCs w:val="24"/>
+                                      <w:lang w:val="en-US"/>
+                                    </w:rPr>
+                                  </w:pPr>
+                                </w:p>
+                              </w:tc>
+                            </w:tr>
+                            <w:tr>
+                              <w:tc>
+                                <w:tcPr>
+                                  <w:tcW w:w="0" w:type="auto"/>
+                                  <w:tcBorders>
+                                    <w:top w:val="single" w:sz="4" w:space="0" w:color="000000"/>
+                                    <w:left w:val="single" w:sz="4" w:space="0" w:color="000000"/>
+                                    <w:bottom w:val="single" w:sz="4" w:space="0" w:color="000000"/>
+                                    <w:right w:val="single" w:sz="4" w:space="0" w:color="000000"/>
+                                  </w:tcBorders>
+                                  <w:tcMar>
+                                    <w:top w:w="100" w:type="dxa"/>
+                                    <w:left w:w="100" w:type="dxa"/>
+                                    <w:bottom w:w="100" w:type="dxa"/>
+                                    <w:right w:w="100" w:type="dxa"/>
+                                  </w:tcMar>
+                                  <w:hideMark/>
+                                </w:tcPr>
+                                <w:p>
+                                  <w:pPr>
+                                    <w:pStyle w:val="Small"/>
+                                    <w:rPr>
+                                      <w:b/>
+                                      <w:bCs/>
+                                      <w:sz w:val="24"/>
+                                      <w:szCs w:val="24"/>
+                                      <w:lang w:val="en-US"/>
+                                    </w:rPr>
+                                  </w:pPr>
+                                  <w:proofErr w:type="spellStart"/>
+                                  <w:r>
+                                    <w:rPr>
+                                      <w:b/>
+                                      <w:bCs/>
+                                      <w:lang w:val="en-US"/>
+                                    </w:rPr>
+                                    <w:t>Luồng</w:t>
+                                  </w:r>
+                                  <w:proofErr w:type="spellEnd"/>
+                                  <w:r>
+                                    <w:rPr>
+                                      <w:b/>
+                                      <w:bCs/>
+                                      <w:lang w:val="en-US"/>
+                                    </w:rPr>
+                                    <w:t xml:space="preserve"> </w:t>
+                                  </w:r>
+                                  <w:proofErr w:type="spellStart"/>
+                                  <w:r>
+                                    <w:rPr>
+                                      <w:b/>
+                                      <w:bCs/>
+                                      <w:lang w:val="en-US"/>
+                                    </w:rPr>
+                                    <w:t>ngoại</w:t>
+                                  </w:r>
+                                  <w:proofErr w:type="spellEnd"/>
+                                  <w:r>
+                                    <w:rPr>
+                                      <w:b/>
+                                      <w:bCs/>
+                                      <w:lang w:val="en-US"/>
+                                    </w:rPr>
+                                    <w:t xml:space="preserve"> </w:t>
+                                  </w:r>
+                                  <w:proofErr w:type="spellStart"/>
+                                  <w:r>
+                                    <w:rPr>
+                                      <w:b/>
+                                      <w:bCs/>
+                                      <w:lang w:val="en-US"/>
+                                    </w:rPr>
+                                    <w:t>lệ</w:t>
+                                  </w:r>
+                                  <w:proofErr w:type="spellEnd"/>
+                                </w:p>
+                              </w:tc>
+                              <w:tc>
+                                <w:tcPr>
+                                  <w:tcW w:w="0" w:type="auto"/>
+                                  <w:tcBorders>
+                                    <w:top w:val="single" w:sz="4" w:space="0" w:color="000000"/>
+                                    <w:left w:val="single" w:sz="4" w:space="0" w:color="000000"/>
+                                    <w:bottom w:val="single" w:sz="4" w:space="0" w:color="000000"/>
+                                    <w:right w:val="single" w:sz="4" w:space="0" w:color="000000"/>
+                                  </w:tcBorders>
+                                  <w:tcMar>
+                                    <w:top w:w="100" w:type="dxa"/>
+                                    <w:left w:w="100" w:type="dxa"/>
+                                    <w:bottom w:w="100" w:type="dxa"/>
+                                    <w:right w:w="100" w:type="dxa"/>
+                                  </w:tcMar>
+                                  <w:hideMark/>
+                                </w:tcPr>
+                                <w:p>
+                                  <w:pPr>
+                                    <w:pStyle w:val="Small"/>
+                                    <w:rPr>
+                                      <w:b/>
+                                      <w:bCs/>
+                                      <w:sz w:val="24"/>
+                                      <w:szCs w:val="24"/>
+                                      <w:lang w:val="en-US"/>
+                                    </w:rPr>
+                                  </w:pPr>
+                                  <w:proofErr w:type="spellStart"/>
+                                  <w:r>
+                                    <w:rPr>
+                                      <w:b/>
+                                      <w:bCs/>
+                                      <w:lang w:val="en-US"/>
+                                    </w:rPr>
+                                    <w:t>Bước</w:t>
+                                  </w:r>
+                                  <w:proofErr w:type="spellEnd"/>
+                                </w:p>
+                              </w:tc>
+                              <w:tc>
+                                <w:tcPr>
+                                  <w:tcW w:w="0" w:type="auto"/>
+                                  <w:tcBorders>
+                                    <w:top w:val="single" w:sz="4" w:space="0" w:color="000000"/>
+                                    <w:left w:val="single" w:sz="4" w:space="0" w:color="000000"/>
+                                    <w:bottom w:val="single" w:sz="4" w:space="0" w:color="000000"/>
+                                    <w:right w:val="single" w:sz="4" w:space="0" w:color="000000"/>
+                                  </w:tcBorders>
+                                  <w:tcMar>
+                                    <w:top w:w="100" w:type="dxa"/>
+                                    <w:left w:w="100" w:type="dxa"/>
+                                    <w:bottom w:w="100" w:type="dxa"/>
+                                    <w:right w:w="100" w:type="dxa"/>
+                                  </w:tcMar>
+                                  <w:hideMark/>
+                                </w:tcPr>
+                                <w:p>
+                                  <w:pPr>
+                                    <w:pStyle w:val="Small"/>
+                                    <w:rPr>
+                                      <w:b/>
+                                      <w:bCs/>
+                                      <w:sz w:val="24"/>
+                                      <w:szCs w:val="24"/>
+                                      <w:lang w:val="en-US"/>
+                                    </w:rPr>
+                                  </w:pPr>
+                                  <w:proofErr w:type="spellStart"/>
+                                  <w:r>
+                                    <w:rPr>
+                                      <w:b/>
+                                      <w:bCs/>
+                                      <w:lang w:val="en-US"/>
+                                    </w:rPr>
+                                    <w:t>Hành</w:t>
+                                  </w:r>
+                                  <w:proofErr w:type="spellEnd"/>
+                                  <w:r>
+                                    <w:rPr>
+                                      <w:b/>
+                                      <w:bCs/>
+                                      <w:lang w:val="en-US"/>
+                                    </w:rPr>
+                                    <w:t xml:space="preserve"> </w:t>
+                                  </w:r>
+                                  <w:proofErr w:type="spellStart"/>
+                                  <w:r>
+                                    <w:rPr>
+                                      <w:b/>
+                                      <w:bCs/>
+                                      <w:lang w:val="en-US"/>
+                                    </w:rPr>
+                                    <w:t>động</w:t>
+                                  </w:r>
+                                  <w:proofErr w:type="spellEnd"/>
+                                  <w:r>
+                                    <w:rPr>
+                                      <w:b/>
+                                      <w:bCs/>
+                                      <w:lang w:val="en-US"/>
+                                    </w:rPr>
+                                    <w:t xml:space="preserve"> </w:t>
+                                  </w:r>
+                                  <w:proofErr w:type="spellStart"/>
+                                  <w:r>
+                                    <w:rPr>
+                                      <w:b/>
+                                      <w:bCs/>
+                                      <w:lang w:val="en-US"/>
+                                    </w:rPr>
+                                    <w:t>phân</w:t>
+                                  </w:r>
+                                  <w:proofErr w:type="spellEnd"/>
+                                  <w:r>
+                                    <w:rPr>
+                                      <w:b/>
+                                      <w:bCs/>
+                                      <w:lang w:val="en-US"/>
+                                    </w:rPr>
+                                    <w:t xml:space="preserve"> </w:t>
+                                  </w:r>
+                                  <w:proofErr w:type="spellStart"/>
+                                  <w:r>
+                                    <w:rPr>
+                                      <w:b/>
+                                      <w:bCs/>
+                                      <w:lang w:val="en-US"/>
+                                    </w:rPr>
+                                    <w:t>nhánh</w:t>
+                                  </w:r>
+                                  <w:proofErr w:type="spellEnd"/>
+                                </w:p>
+                              </w:tc>
+                            </w:tr>
+                            <w:tr>
+                              <w:tc>
+                                <w:tcPr>
+                                  <w:tcW w:w="0" w:type="auto"/>
+                                  <w:tcBorders>
+                                    <w:top w:val="single" w:sz="4" w:space="0" w:color="000000"/>
+                                    <w:left w:val="single" w:sz="4" w:space="0" w:color="000000"/>
+                                    <w:bottom w:val="single" w:sz="4" w:space="0" w:color="000000"/>
+                                    <w:right w:val="single" w:sz="4" w:space="0" w:color="000000"/>
+                                  </w:tcBorders>
+                                  <w:tcMar>
+                                    <w:top w:w="100" w:type="dxa"/>
+                                    <w:left w:w="100" w:type="dxa"/>
+                                    <w:bottom w:w="100" w:type="dxa"/>
+                                    <w:right w:w="100" w:type="dxa"/>
+                                  </w:tcMar>
+                                </w:tcPr>
+                                <w:p>
+                                  <w:pPr>
+                                    <w:pStyle w:val="Small"/>
+                                    <w:rPr>
+                                      <w:sz w:val="24"/>
+                                      <w:szCs w:val="24"/>
+                                      <w:lang w:val="en-US"/>
+                                    </w:rPr>
+                                  </w:pPr>
+                                </w:p>
+                              </w:tc>
+                              <w:tc>
+                                <w:tcPr>
+                                  <w:tcW w:w="0" w:type="auto"/>
+                                  <w:tcBorders>
+                                    <w:top w:val="single" w:sz="4" w:space="0" w:color="000000"/>
+                                    <w:left w:val="single" w:sz="4" w:space="0" w:color="000000"/>
+                                    <w:bottom w:val="single" w:sz="4" w:space="0" w:color="000000"/>
+                                    <w:right w:val="single" w:sz="4" w:space="0" w:color="000000"/>
+                                  </w:tcBorders>
+                                  <w:tcMar>
+                                    <w:top w:w="100" w:type="dxa"/>
+                                    <w:left w:w="100" w:type="dxa"/>
+                                    <w:bottom w:w="100" w:type="dxa"/>
+                                    <w:right w:w="100" w:type="dxa"/>
+                                  </w:tcMar>
+                                  <w:vAlign w:val="center"/>
+                                </w:tcPr>
+                                <w:p>
+                                  <w:pPr>
+                                    <w:pStyle w:val="Small"/>
+                                    <w:jc w:val="center"/>
+                                    <w:rPr>
+                                      <w:sz w:val="24"/>
+                                      <w:szCs w:val="24"/>
+                                      <w:lang w:val="en-US"/>
+                                    </w:rPr>
+                                  </w:pPr>
+                                </w:p>
+                              </w:tc>
+                              <w:tc>
+                                <w:tcPr>
+                                  <w:tcW w:w="0" w:type="auto"/>
+                                  <w:tcBorders>
+                                    <w:top w:val="single" w:sz="4" w:space="0" w:color="000000"/>
+                                    <w:left w:val="single" w:sz="4" w:space="0" w:color="000000"/>
+                                    <w:bottom w:val="single" w:sz="4" w:space="0" w:color="000000"/>
+                                    <w:right w:val="single" w:sz="4" w:space="0" w:color="000000"/>
+                                  </w:tcBorders>
+                                  <w:tcMar>
+                                    <w:top w:w="100" w:type="dxa"/>
+                                    <w:left w:w="100" w:type="dxa"/>
+                                    <w:bottom w:w="100" w:type="dxa"/>
+                                    <w:right w:w="100" w:type="dxa"/>
+                                  </w:tcMar>
+                                </w:tcPr>
+                                <w:p>
+                                  <w:pPr>
+                                    <w:pStyle w:val="Small"/>
+                                    <w:rPr>
+                                      <w:sz w:val="24"/>
+                                      <w:szCs w:val="24"/>
+                                      <w:lang w:val="en-US"/>
+                                    </w:rPr>
+                                  </w:pPr>
+                                </w:p>
+                              </w:tc>
+                            </w:tr>
+                          </w:tbl>
+                          <w:p>
+                            <w:pPr>
+                              <w:rPr>
+                                <w:lang w:val="en-US"/>
+                              </w:rPr>
+                            </w:pPr>
+                          </w:p>
+                        </w:txbxContent>
+                      </wps:txbx>
+                      <wps:bodyPr rot="0" vert="horz" wrap="square" lIns="91440" tIns="45720" rIns="91440" bIns="45720" anchor="t" anchorCtr="0">
+                        <a:noAutofit/>
+                      </wps:bodyPr>
+                    </wps:wsp>
+                  </a:graphicData>
+                </a:graphic>
+              </wp:inline>
+            </w:drawing>
+          </mc:Choice>
+          <mc:Fallback>
+            <w:pict>
+              <v:shape w14:anchorId="6B52D84D" id="Text Box 4" o:spid="_x0000_s1032" type="#_x0000_t202" style="width:453.6pt;height:332.25pt;visibility:visible;mso-wrap-style:square;mso-left-percent:-10001;mso-top-percent:-10001;mso-position-horizontal:absolute;mso-position-horizontal-relative:char;mso-position-vertical:absolute;mso-position-vertical-relative:line;mso-left-percent:-10001;mso-top-percent:-10001;v-text-anchor:top" o:gfxdata="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" stroked="f">
+                <v:textbox>
+                  <w:txbxContent>
+                    <w:p>
+                      <w:pPr>
+                        <w:pStyle w:val="Caption"/>
+                        <w:keepNext/>
+                        <w:rPr>
+                          <w:lang w:val="en-US"/>
+                        </w:rPr>
+                      </w:pPr>
+                      <w:r>
+                        <w:t xml:space="preserve">Bảng </w:t>
+                      </w:r>
+                      <w:r>
+                        <w:fldChar w:fldCharType="begin"/>
+                      </w:r>
+                      <w:r>
+                        <w:instrText xml:space="preserve"> STYLEREF 1 \s </w:instrText>
+                      </w:r>
+                      <w:r>
+                        <w:fldChar w:fldCharType="separate"/>
+                      </w:r>
+                      <w:r>
+                        <w:rPr>
+                          <w:noProof/>
+                        </w:rPr>
+                        <w:t>3</w:t>
+                      </w:r>
+                      <w:r>
+                        <w:fldChar w:fldCharType="end"/>
+                      </w:r>
+                      <w:r>
+                        <w:t>.</w:t>
+                      </w:r>
+                      <w:r>
+                        <w:fldChar w:fldCharType="begin"/>
+                      </w:r>
+                      <w:r>
+                        <w:instrText xml:space="preserve"> SEQ Bảng \* ARABIC \s 1 </w:instrText>
+                      </w:r>
+                      <w:r>
+                        <w:fldChar w:fldCharType="separate"/>
+                      </w:r>
+                      <w:r>
+                        <w:rPr>
+                          <w:noProof/>
+                        </w:rPr>
+                        <w:t>5</w:t>
+                      </w:r>
+                      <w:r>
+                        <w:fldChar w:fldCharType="end"/>
+                      </w:r>
+                      <w:r>
+                        <w:rPr>
+                          <w:lang w:val="en-US"/>
+                        </w:rPr>
+                        <w:t xml:space="preserve"> </w:t>
+                      </w:r>
+                      <w:proofErr w:type="spellStart"/>
+                      <w:r>
+                        <w:rPr>
+                          <w:lang w:val="en-US"/>
+                        </w:rPr>
+                        <w:t>Xử</w:t>
+                      </w:r>
+                      <w:proofErr w:type="spellEnd"/>
+                      <w:r>
+                        <w:rPr>
+                          <w:lang w:val="en-US"/>
+                        </w:rPr>
+                        <w:t xml:space="preserve"> </w:t>
+                      </w:r>
+                      <w:proofErr w:type="spellStart"/>
+                      <w:r>
+                        <w:rPr>
+                          <w:lang w:val="en-US"/>
+                        </w:rPr>
+                        <w:t>lý</w:t>
+                      </w:r>
+                      <w:proofErr w:type="spellEnd"/>
+                      <w:r>
+                        <w:rPr>
+                          <w:lang w:val="en-US"/>
+                        </w:rPr>
+                        <w:t xml:space="preserve"> </w:t>
+                      </w:r>
+                      <w:proofErr w:type="spellStart"/>
+                      <w:r>
+                        <w:rPr>
+                          <w:lang w:val="en-US"/>
+                        </w:rPr>
+                        <w:t>các</w:t>
+                      </w:r>
+                      <w:proofErr w:type="spellEnd"/>
+                      <w:r>
+                        <w:rPr>
+                          <w:lang w:val="en-US"/>
+                        </w:rPr>
+                        <w:t xml:space="preserve"> </w:t>
+                      </w:r>
+                      <w:proofErr w:type="spellStart"/>
+                      <w:r>
+                        <w:rPr>
+                          <w:lang w:val="en-US"/>
+                        </w:rPr>
+                        <w:t>thủ</w:t>
+                      </w:r>
+                      <w:proofErr w:type="spellEnd"/>
+                      <w:r>
+                        <w:rPr>
+                          <w:lang w:val="en-US"/>
+                        </w:rPr>
+                        <w:t xml:space="preserve"> </w:t>
+                      </w:r>
+                      <w:proofErr w:type="spellStart"/>
+                      <w:r>
+                        <w:rPr>
+                          <w:lang w:val="en-US"/>
+                        </w:rPr>
+                        <w:t>tục</w:t>
+                      </w:r>
+                      <w:proofErr w:type="spellEnd"/>
+                      <w:r>
+                        <w:rPr>
+                          <w:lang w:val="en-US"/>
+                        </w:rPr>
+                        <w:t xml:space="preserve"> </w:t>
+                      </w:r>
+                      <w:proofErr w:type="spellStart"/>
+                      <w:r>
+                        <w:rPr>
+                          <w:lang w:val="en-US"/>
+                        </w:rPr>
+                        <w:t>hành</w:t>
+                      </w:r>
+                      <w:proofErr w:type="spellEnd"/>
+                      <w:r>
+                        <w:rPr>
+                          <w:lang w:val="en-US"/>
+                        </w:rPr>
+                        <w:t xml:space="preserve"> </w:t>
+                      </w:r>
+                      <w:proofErr w:type="spellStart"/>
+                      <w:r>
+                        <w:rPr>
+                          <w:lang w:val="en-US"/>
+                        </w:rPr>
+                        <w:t>chính</w:t>
+                      </w:r>
+                      <w:proofErr w:type="spellEnd"/>
+                    </w:p>
+                    <w:tbl>
+                      <w:tblPr>
+                        <w:tblW w:w="0" w:type="auto"/>
+                        <w:tblCellMar>
+                          <w:bottom w:w="284" w:type="dxa"/>
+                        </w:tblCellMar>
+                        <w:tblLook w:val="04A0" w:firstRow="1" w:lastRow="0" w:firstColumn="1" w:lastColumn="0" w:noHBand="0" w:noVBand="1"/>
+                      </w:tblPr>
+                      <w:tblGrid>
+                        <w:gridCol w:w="2605"/>
+                        <w:gridCol w:w="1208"/>
+                        <w:gridCol w:w="4239"/>
+                      </w:tblGrid>
+                      <w:tr>
+                        <w:tc>
+                          <w:tcPr>
+                            <w:tcW w:w="0" w:type="auto"/>
+                            <w:tcBorders>
+                              <w:top w:val="single" w:sz="4" w:space="0" w:color="000000"/>
+                              <w:left w:val="single" w:sz="4" w:space="0" w:color="000000"/>
+                              <w:bottom w:val="single" w:sz="4" w:space="0" w:color="000000"/>
+                              <w:right w:val="single" w:sz="4" w:space="0" w:color="000000"/>
+                            </w:tcBorders>
+                            <w:tcMar>
+                              <w:top w:w="100" w:type="dxa"/>
+                              <w:left w:w="100" w:type="dxa"/>
+                              <w:bottom w:w="100" w:type="dxa"/>
+                              <w:right w:w="100" w:type="dxa"/>
+                            </w:tcMar>
+                            <w:hideMark/>
+                          </w:tcPr>
+                          <w:p>
+                            <w:pPr>
+                              <w:pStyle w:val="Small"/>
+                              <w:rPr>
+                                <w:b/>
+                                <w:bCs/>
+                                <w:sz w:val="24"/>
+                                <w:szCs w:val="24"/>
+                                <w:lang w:val="en-US"/>
+                              </w:rPr>
+                            </w:pPr>
+                            <w:r>
+                              <w:rPr>
+                                <w:b/>
+                                <w:bCs/>
+                                <w:lang w:val="en-US"/>
+                              </w:rPr>
+                              <w:t>Use case</w:t>
+                            </w:r>
+                          </w:p>
+                        </w:tc>
+                        <w:tc>
+                          <w:tcPr>
+                            <w:tcW w:w="0" w:type="auto"/>
+                            <w:gridSpan w:val="2"/>
+                            <w:tcBorders>
+                              <w:top w:val="single" w:sz="4" w:space="0" w:color="000000"/>
+                              <w:left w:val="single" w:sz="4" w:space="0" w:color="000000"/>
+                              <w:bottom w:val="single" w:sz="4" w:space="0" w:color="000000"/>
+                              <w:right w:val="single" w:sz="4" w:space="0" w:color="000000"/>
+                            </w:tcBorders>
+                            <w:tcMar>
+                              <w:top w:w="100" w:type="dxa"/>
+                              <w:left w:w="100" w:type="dxa"/>
+                              <w:bottom w:w="100" w:type="dxa"/>
+                              <w:right w:w="100" w:type="dxa"/>
+                            </w:tcMar>
+                            <w:hideMark/>
+                          </w:tcPr>
+                          <w:p>
+                            <w:pPr>
+                              <w:pStyle w:val="Small"/>
+                              <w:rPr>
+                                <w:b/>
+                                <w:bCs/>
+                                <w:sz w:val="24"/>
+                                <w:szCs w:val="24"/>
+                                <w:lang w:val="en-US"/>
+                              </w:rPr>
+                            </w:pPr>
+                            <w:proofErr w:type="spellStart"/>
+                            <w:r>
+                              <w:rPr>
+                                <w:b/>
+                                <w:bCs/>
+                                <w:lang w:val="en-US"/>
+                              </w:rPr>
+                              <w:t>Yêu</w:t>
+                            </w:r>
+                            <w:proofErr w:type="spellEnd"/>
+                            <w:r>
+                              <w:rPr>
+                                <w:b/>
+                                <w:bCs/>
+                                <w:lang w:val="en-US"/>
+                              </w:rPr>
+                              <w:t xml:space="preserve"> </w:t>
+                            </w:r>
+                            <w:proofErr w:type="spellStart"/>
+                            <w:r>
+                              <w:rPr>
+                                <w:b/>
+                                <w:bCs/>
+                                <w:lang w:val="en-US"/>
+                              </w:rPr>
+                              <w:t>cầu</w:t>
+                            </w:r>
+                            <w:proofErr w:type="spellEnd"/>
+                            <w:r>
+                              <w:rPr>
+                                <w:b/>
+                                <w:bCs/>
+                                <w:lang w:val="en-US"/>
+                              </w:rPr>
+                              <w:t xml:space="preserve"> </w:t>
+                            </w:r>
+                            <w:proofErr w:type="spellStart"/>
+                            <w:r>
+                              <w:rPr>
+                                <w:b/>
+                                <w:bCs/>
+                                <w:lang w:val="en-US"/>
+                              </w:rPr>
+                              <w:t>các</w:t>
+                            </w:r>
+                            <w:proofErr w:type="spellEnd"/>
+                            <w:r>
+                              <w:rPr>
+                                <w:b/>
+                                <w:bCs/>
+                                <w:lang w:val="en-US"/>
+                              </w:rPr>
+                              <w:t xml:space="preserve"> </w:t>
+                            </w:r>
+                            <w:proofErr w:type="spellStart"/>
+                            <w:r>
+                              <w:rPr>
+                                <w:b/>
+                                <w:bCs/>
+                                <w:lang w:val="en-US"/>
+                              </w:rPr>
+                              <w:t>thủ</w:t>
+                            </w:r>
+                            <w:proofErr w:type="spellEnd"/>
+                            <w:r>
+                              <w:rPr>
+                                <w:b/>
+                                <w:bCs/>
+                                <w:lang w:val="en-US"/>
+                              </w:rPr>
+                              <w:t xml:space="preserve"> </w:t>
+                            </w:r>
+                            <w:proofErr w:type="spellStart"/>
+                            <w:r>
+                              <w:rPr>
+                                <w:b/>
+                                <w:bCs/>
+                                <w:lang w:val="en-US"/>
+                              </w:rPr>
+                              <w:t>tục</w:t>
+                            </w:r>
+                            <w:proofErr w:type="spellEnd"/>
+                            <w:r>
+                              <w:rPr>
+                                <w:b/>
+                                <w:bCs/>
+                                <w:lang w:val="en-US"/>
+                              </w:rPr>
+                              <w:t xml:space="preserve"> </w:t>
+                            </w:r>
+                            <w:proofErr w:type="spellStart"/>
+                            <w:r>
+                              <w:rPr>
+                                <w:b/>
+                                <w:bCs/>
+                                <w:lang w:val="en-US"/>
+                              </w:rPr>
+                              <w:t>hành</w:t>
+                            </w:r>
+                            <w:proofErr w:type="spellEnd"/>
+                            <w:r>
+                              <w:rPr>
+                                <w:b/>
+                                <w:bCs/>
+                                <w:lang w:val="en-US"/>
+                              </w:rPr>
+                              <w:t xml:space="preserve"> </w:t>
+                            </w:r>
+                            <w:proofErr w:type="spellStart"/>
+                            <w:r>
+                              <w:rPr>
+                                <w:b/>
+                                <w:bCs/>
+                                <w:lang w:val="en-US"/>
+                              </w:rPr>
+                              <w:t>chính</w:t>
+                            </w:r>
+                            <w:proofErr w:type="spellEnd"/>
+                          </w:p>
+                        </w:tc>
+                      </w:tr>
+                      <w:tr>
+                        <w:tc>
+                          <w:tcPr>
+                            <w:tcW w:w="0" w:type="auto"/>
+                            <w:tcBorders>
+                              <w:top w:val="single" w:sz="4" w:space="0" w:color="000000"/>
+                              <w:left w:val="single" w:sz="4" w:space="0" w:color="000000"/>
+                              <w:bottom w:val="single" w:sz="4" w:space="0" w:color="000000"/>
+                              <w:right w:val="single" w:sz="4" w:space="0" w:color="000000"/>
+                            </w:tcBorders>
+                            <w:tcMar>
+                              <w:top w:w="100" w:type="dxa"/>
+                              <w:left w:w="100" w:type="dxa"/>
+                              <w:bottom w:w="100" w:type="dxa"/>
+                              <w:right w:w="100" w:type="dxa"/>
+                            </w:tcMar>
+                            <w:hideMark/>
+                          </w:tcPr>
+                          <w:p>
+                            <w:pPr>
+                              <w:pStyle w:val="Small"/>
+                              <w:rPr>
+                                <w:sz w:val="24"/>
+                                <w:szCs w:val="24"/>
+                                <w:lang w:val="en-US"/>
+                              </w:rPr>
+                            </w:pPr>
+                            <w:proofErr w:type="spellStart"/>
+                            <w:r>
+                              <w:rPr>
+                                <w:lang w:val="en-US"/>
+                              </w:rPr>
+                              <w:t>Mục</w:t>
+                            </w:r>
+                            <w:proofErr w:type="spellEnd"/>
+                            <w:r>
+                              <w:rPr>
+                                <w:lang w:val="en-US"/>
+                              </w:rPr>
+                              <w:t xml:space="preserve"> </w:t>
+                            </w:r>
+                            <w:proofErr w:type="spellStart"/>
+                            <w:r>
+                              <w:rPr>
+                                <w:lang w:val="en-US"/>
+                              </w:rPr>
+                              <w:t>tiêu</w:t>
+                            </w:r>
+                            <w:proofErr w:type="spellEnd"/>
+                          </w:p>
+                        </w:tc>
+                        <w:tc>
+                          <w:tcPr>
+                            <w:tcW w:w="0" w:type="auto"/>
+                            <w:gridSpan w:val="2"/>
+                            <w:tcBorders>
+                              <w:top w:val="single" w:sz="4" w:space="0" w:color="000000"/>
+                              <w:left w:val="single" w:sz="4" w:space="0" w:color="000000"/>
+                              <w:bottom w:val="single" w:sz="4" w:space="0" w:color="000000"/>
+                              <w:right w:val="single" w:sz="4" w:space="0" w:color="000000"/>
+                            </w:tcBorders>
+                            <w:tcMar>
+                              <w:top w:w="100" w:type="dxa"/>
+                              <w:left w:w="100" w:type="dxa"/>
+                              <w:bottom w:w="100" w:type="dxa"/>
+                              <w:right w:w="100" w:type="dxa"/>
+                            </w:tcMar>
+                            <w:hideMark/>
+                          </w:tcPr>
+                          <w:p>
+                            <w:pPr>
+                              <w:pStyle w:val="Small"/>
+                              <w:rPr>
+                                <w:sz w:val="24"/>
+                                <w:szCs w:val="24"/>
+                                <w:lang w:val="en-US"/>
+                              </w:rPr>
+                            </w:pPr>
+                            <w:r>
+                              <w:rPr>
+                                <w:lang w:val="en-US"/>
+                              </w:rPr>
+                              <w:t xml:space="preserve">P7 </w:t>
+                            </w:r>
+                            <w:proofErr w:type="spellStart"/>
+                            <w:r>
+                              <w:rPr>
+                                <w:lang w:val="en-US"/>
+                              </w:rPr>
+                              <w:t>có</w:t>
+                            </w:r>
+                            <w:proofErr w:type="spellEnd"/>
+                            <w:r>
+                              <w:rPr>
+                                <w:lang w:val="en-US"/>
+                              </w:rPr>
+                              <w:t xml:space="preserve"> </w:t>
+                            </w:r>
+                            <w:proofErr w:type="spellStart"/>
+                            <w:r>
+                              <w:rPr>
+                                <w:lang w:val="en-US"/>
+                              </w:rPr>
+                              <w:t>thể</w:t>
+                            </w:r>
+                            <w:proofErr w:type="spellEnd"/>
+                            <w:r>
+                              <w:rPr>
+                                <w:lang w:val="en-US"/>
+                              </w:rPr>
+                              <w:t xml:space="preserve"> </w:t>
+                            </w:r>
+                            <w:proofErr w:type="spellStart"/>
+                            <w:r>
+                              <w:rPr>
+                                <w:lang w:val="en-US"/>
+                              </w:rPr>
+                              <w:t>xử</w:t>
+                            </w:r>
+                            <w:proofErr w:type="spellEnd"/>
+                            <w:r>
+                              <w:rPr>
+                                <w:lang w:val="en-US"/>
+                              </w:rPr>
+                              <w:t xml:space="preserve"> </w:t>
+                            </w:r>
+                            <w:proofErr w:type="spellStart"/>
+                            <w:r>
+                              <w:rPr>
+                                <w:lang w:val="en-US"/>
+                              </w:rPr>
+                              <w:t>lý</w:t>
+                            </w:r>
+                            <w:proofErr w:type="spellEnd"/>
+                            <w:r>
+                              <w:rPr>
+                                <w:lang w:val="en-US"/>
+                              </w:rPr>
+                              <w:t xml:space="preserve"> </w:t>
+                            </w:r>
+                            <w:proofErr w:type="spellStart"/>
+                            <w:r>
+                              <w:rPr>
+                                <w:lang w:val="en-US"/>
+                              </w:rPr>
+                              <w:t>các</w:t>
+                            </w:r>
+                            <w:proofErr w:type="spellEnd"/>
+                            <w:r>
+                              <w:rPr>
+                                <w:lang w:val="en-US"/>
+                              </w:rPr>
+                              <w:t xml:space="preserve"> </w:t>
+                            </w:r>
+                            <w:proofErr w:type="spellStart"/>
+                            <w:r>
+                              <w:rPr>
+                                <w:lang w:val="en-US"/>
+                              </w:rPr>
+                              <w:t>thủ</w:t>
+                            </w:r>
+                            <w:proofErr w:type="spellEnd"/>
+                            <w:r>
+                              <w:rPr>
+                                <w:lang w:val="en-US"/>
+                              </w:rPr>
+                              <w:t xml:space="preserve"> </w:t>
+                            </w:r>
+                            <w:proofErr w:type="spellStart"/>
+                            <w:r>
+                              <w:rPr>
+                                <w:lang w:val="en-US"/>
+                              </w:rPr>
+                              <w:t>tục</w:t>
+                            </w:r>
+                            <w:proofErr w:type="spellEnd"/>
+                            <w:r>
+                              <w:rPr>
+                                <w:lang w:val="en-US"/>
+                              </w:rPr>
+                              <w:t xml:space="preserve"> </w:t>
+                            </w:r>
+                            <w:proofErr w:type="spellStart"/>
+                            <w:r>
+                              <w:rPr>
+                                <w:lang w:val="en-US"/>
+                              </w:rPr>
+                              <w:t>hành</w:t>
+                            </w:r>
+                            <w:proofErr w:type="spellEnd"/>
+                            <w:r>
+                              <w:rPr>
+                                <w:lang w:val="en-US"/>
+                              </w:rPr>
+                              <w:t xml:space="preserve"> </w:t>
+                            </w:r>
+                            <w:proofErr w:type="spellStart"/>
+                            <w:r>
+                              <w:rPr>
+                                <w:lang w:val="en-US"/>
+                              </w:rPr>
+                              <w:t>chính</w:t>
+                            </w:r>
+                            <w:proofErr w:type="spellEnd"/>
+                            <w:r>
+                              <w:rPr>
+                                <w:lang w:val="en-US"/>
+                              </w:rPr>
+                              <w:t xml:space="preserve"> do </w:t>
+                            </w:r>
+                            <w:proofErr w:type="spellStart"/>
+                            <w:r>
+                              <w:rPr>
+                                <w:lang w:val="en-US"/>
+                              </w:rPr>
+                              <w:t>Sinh</w:t>
+                            </w:r>
+                            <w:proofErr w:type="spellEnd"/>
+                            <w:r>
+                              <w:rPr>
+                                <w:lang w:val="en-US"/>
+                              </w:rPr>
+                              <w:t xml:space="preserve"> </w:t>
+                            </w:r>
+                            <w:proofErr w:type="spellStart"/>
+                            <w:r>
+                              <w:rPr>
+                                <w:lang w:val="en-US"/>
+                              </w:rPr>
+                              <w:t>viên</w:t>
+                            </w:r>
+                            <w:proofErr w:type="spellEnd"/>
+                            <w:r>
+                              <w:rPr>
+                                <w:lang w:val="en-US"/>
+                              </w:rPr>
+                              <w:t xml:space="preserve"> </w:t>
+                            </w:r>
+                            <w:proofErr w:type="spellStart"/>
+                            <w:r>
+                              <w:rPr>
+                                <w:lang w:val="en-US"/>
+                              </w:rPr>
+                              <w:t>yêu</w:t>
+                            </w:r>
+                            <w:proofErr w:type="spellEnd"/>
+                            <w:r>
+                              <w:rPr>
+                                <w:lang w:val="en-US"/>
+                              </w:rPr>
+                              <w:t xml:space="preserve"> </w:t>
+                            </w:r>
+                            <w:proofErr w:type="spellStart"/>
+                            <w:r>
+                              <w:rPr>
+                                <w:lang w:val="en-US"/>
+                              </w:rPr>
+                              <w:t>cầu</w:t>
+                            </w:r>
+                            <w:proofErr w:type="spellEnd"/>
+                          </w:p>
+                        </w:tc>
+                      </w:tr>
+                      <w:tr>
+                        <w:tc>
+                          <w:tcPr>
+                            <w:tcW w:w="0" w:type="auto"/>
+                            <w:tcBorders>
+                              <w:top w:val="single" w:sz="4" w:space="0" w:color="000000"/>
+                              <w:left w:val="single" w:sz="4" w:space="0" w:color="000000"/>
+                              <w:bottom w:val="single" w:sz="4" w:space="0" w:color="000000"/>
+                              <w:right w:val="single" w:sz="4" w:space="0" w:color="000000"/>
+                            </w:tcBorders>
+                            <w:tcMar>
+                              <w:top w:w="100" w:type="dxa"/>
+                              <w:left w:w="100" w:type="dxa"/>
+                              <w:bottom w:w="100" w:type="dxa"/>
+                              <w:right w:w="100" w:type="dxa"/>
+                            </w:tcMar>
+                            <w:hideMark/>
+                          </w:tcPr>
+                          <w:p>
+                            <w:pPr>
+                              <w:pStyle w:val="Small"/>
+                              <w:rPr>
+                                <w:sz w:val="24"/>
+                                <w:szCs w:val="24"/>
+                                <w:lang w:val="en-US"/>
+                              </w:rPr>
+                            </w:pPr>
+                            <w:proofErr w:type="spellStart"/>
+                            <w:r>
+                              <w:rPr>
+                                <w:lang w:val="en-US"/>
+                              </w:rPr>
+                              <w:t>Điều</w:t>
+                            </w:r>
+                            <w:proofErr w:type="spellEnd"/>
+                            <w:r>
+                              <w:rPr>
+                                <w:lang w:val="en-US"/>
+                              </w:rPr>
+                              <w:t xml:space="preserve"> </w:t>
+                            </w:r>
+                            <w:proofErr w:type="spellStart"/>
+                            <w:r>
+                              <w:rPr>
+                                <w:lang w:val="en-US"/>
+                              </w:rPr>
+                              <w:t>kiện</w:t>
+                            </w:r>
+                            <w:proofErr w:type="spellEnd"/>
+                            <w:r>
+                              <w:rPr>
+                                <w:lang w:val="en-US"/>
+                              </w:rPr>
+                              <w:t xml:space="preserve"> </w:t>
+                            </w:r>
+                            <w:proofErr w:type="spellStart"/>
+                            <w:r>
+                              <w:rPr>
+                                <w:lang w:val="en-US"/>
+                              </w:rPr>
+                              <w:t>tiên</w:t>
+                            </w:r>
+                            <w:proofErr w:type="spellEnd"/>
+                            <w:r>
+                              <w:rPr>
+                                <w:lang w:val="en-US"/>
+                              </w:rPr>
+                              <w:t xml:space="preserve"> </w:t>
+                            </w:r>
+                            <w:proofErr w:type="spellStart"/>
+                            <w:r>
+                              <w:rPr>
+                                <w:lang w:val="en-US"/>
+                              </w:rPr>
+                              <w:t>quyết</w:t>
+                            </w:r>
+                            <w:proofErr w:type="spellEnd"/>
+                          </w:p>
+                        </w:tc>
+                        <w:tc>
+                          <w:tcPr>
+                            <w:tcW w:w="0" w:type="auto"/>
+                            <w:gridSpan w:val="2"/>
+                            <w:tcBorders>
+                              <w:top w:val="single" w:sz="4" w:space="0" w:color="000000"/>
+                              <w:left w:val="single" w:sz="4" w:space="0" w:color="000000"/>
+                              <w:bottom w:val="single" w:sz="4" w:space="0" w:color="000000"/>
+                              <w:right w:val="single" w:sz="4" w:space="0" w:color="000000"/>
+                            </w:tcBorders>
+                            <w:tcMar>
+                              <w:top w:w="100" w:type="dxa"/>
+                              <w:left w:w="100" w:type="dxa"/>
+                              <w:bottom w:w="100" w:type="dxa"/>
+                              <w:right w:w="100" w:type="dxa"/>
+                            </w:tcMar>
+                            <w:hideMark/>
+                          </w:tcPr>
+                          <w:p>
+                            <w:pPr>
+                              <w:pStyle w:val="Small"/>
+                              <w:rPr>
+                                <w:sz w:val="24"/>
+                                <w:szCs w:val="24"/>
+                                <w:lang w:val="en-US"/>
+                              </w:rPr>
+                            </w:pPr>
+                            <w:proofErr w:type="spellStart"/>
+                            <w:r>
+                              <w:rPr>
+                                <w:lang w:val="en-US"/>
+                              </w:rPr>
+                              <w:t>Người</w:t>
+                            </w:r>
+                            <w:proofErr w:type="spellEnd"/>
+                            <w:r>
+                              <w:rPr>
+                                <w:lang w:val="en-US"/>
+                              </w:rPr>
+                              <w:t xml:space="preserve"> </w:t>
+                            </w:r>
+                            <w:proofErr w:type="spellStart"/>
+                            <w:r>
+                              <w:rPr>
+                                <w:lang w:val="en-US"/>
+                              </w:rPr>
+                              <w:t>dùng</w:t>
+                            </w:r>
+                            <w:proofErr w:type="spellEnd"/>
+                            <w:r>
+                              <w:rPr>
+                                <w:lang w:val="en-US"/>
+                              </w:rPr>
+                              <w:t xml:space="preserve"> </w:t>
+                            </w:r>
+                            <w:proofErr w:type="spellStart"/>
+                            <w:r>
+                              <w:rPr>
+                                <w:lang w:val="en-US"/>
+                              </w:rPr>
+                              <w:t>đã</w:t>
+                            </w:r>
+                            <w:proofErr w:type="spellEnd"/>
+                            <w:r>
+                              <w:rPr>
+                                <w:lang w:val="en-US"/>
+                              </w:rPr>
+                              <w:t xml:space="preserve"> </w:t>
+                            </w:r>
+                            <w:proofErr w:type="spellStart"/>
+                            <w:r>
+                              <w:rPr>
+                                <w:lang w:val="en-US"/>
+                              </w:rPr>
+                              <w:t>đăng</w:t>
+                            </w:r>
+                            <w:proofErr w:type="spellEnd"/>
+                            <w:r>
+                              <w:rPr>
+                                <w:lang w:val="en-US"/>
+                              </w:rPr>
+                              <w:t xml:space="preserve"> </w:t>
+                            </w:r>
+                            <w:proofErr w:type="spellStart"/>
+                            <w:r>
+                              <w:rPr>
+                                <w:lang w:val="en-US"/>
+                              </w:rPr>
+                              <w:t>nhập</w:t>
+                            </w:r>
+                            <w:proofErr w:type="spellEnd"/>
+                          </w:p>
+                        </w:tc>
+                      </w:tr>
+                      <w:tr>
+                        <w:tc>
+                          <w:tcPr>
+                            <w:tcW w:w="0" w:type="auto"/>
+                            <w:tcBorders>
+                              <w:top w:val="single" w:sz="4" w:space="0" w:color="000000"/>
+                              <w:left w:val="single" w:sz="4" w:space="0" w:color="000000"/>
+                              <w:bottom w:val="single" w:sz="4" w:space="0" w:color="000000"/>
+                              <w:right w:val="single" w:sz="4" w:space="0" w:color="000000"/>
+                            </w:tcBorders>
+                            <w:tcMar>
+                              <w:top w:w="100" w:type="dxa"/>
+                              <w:left w:w="100" w:type="dxa"/>
+                              <w:bottom w:w="100" w:type="dxa"/>
+                              <w:right w:w="100" w:type="dxa"/>
+                            </w:tcMar>
+                            <w:hideMark/>
+                          </w:tcPr>
+                          <w:p>
+                            <w:pPr>
+                              <w:pStyle w:val="Small"/>
+                              <w:rPr>
+                                <w:sz w:val="24"/>
+                                <w:szCs w:val="24"/>
+                                <w:lang w:val="en-US"/>
+                              </w:rPr>
+                            </w:pPr>
+                            <w:proofErr w:type="spellStart"/>
+                            <w:r>
+                              <w:rPr>
+                                <w:lang w:val="en-US"/>
+                              </w:rPr>
+                              <w:t>Điều</w:t>
+                            </w:r>
+                            <w:proofErr w:type="spellEnd"/>
+                            <w:r>
+                              <w:rPr>
+                                <w:lang w:val="en-US"/>
+                              </w:rPr>
+                              <w:t xml:space="preserve"> </w:t>
+                            </w:r>
+                            <w:proofErr w:type="spellStart"/>
+                            <w:r>
+                              <w:rPr>
+                                <w:lang w:val="en-US"/>
+                              </w:rPr>
+                              <w:t>kiện</w:t>
+                            </w:r>
+                            <w:proofErr w:type="spellEnd"/>
+                            <w:r>
+                              <w:rPr>
+                                <w:lang w:val="en-US"/>
+                              </w:rPr>
+                              <w:t xml:space="preserve"> </w:t>
+                            </w:r>
+                            <w:proofErr w:type="spellStart"/>
+                            <w:r>
+                              <w:rPr>
+                                <w:lang w:val="en-US"/>
+                              </w:rPr>
+                              <w:t>kết</w:t>
+                            </w:r>
+                            <w:proofErr w:type="spellEnd"/>
+                            <w:r>
+                              <w:rPr>
+                                <w:lang w:val="en-US"/>
+                              </w:rPr>
+                              <w:t xml:space="preserve"> </w:t>
+                            </w:r>
+                            <w:proofErr w:type="spellStart"/>
+                            <w:r>
+                              <w:rPr>
+                                <w:lang w:val="en-US"/>
+                              </w:rPr>
+                              <w:t>thúc</w:t>
+                            </w:r>
+                            <w:proofErr w:type="spellEnd"/>
+                            <w:r>
+                              <w:rPr>
+                                <w:lang w:val="en-US"/>
+                              </w:rPr>
+                              <w:t xml:space="preserve"> </w:t>
+                            </w:r>
+                            <w:proofErr w:type="spellStart"/>
+                            <w:r>
+                              <w:rPr>
+                                <w:lang w:val="en-US"/>
+                              </w:rPr>
+                              <w:t>thành</w:t>
+                            </w:r>
+                            <w:proofErr w:type="spellEnd"/>
+                            <w:r>
+                              <w:rPr>
+                                <w:lang w:val="en-US"/>
+                              </w:rPr>
+                              <w:t xml:space="preserve"> </w:t>
+                            </w:r>
+                            <w:proofErr w:type="spellStart"/>
+                            <w:r>
+                              <w:rPr>
+                                <w:lang w:val="en-US"/>
+                              </w:rPr>
+                              <w:t>công</w:t>
+                            </w:r>
+                            <w:proofErr w:type="spellEnd"/>
+                          </w:p>
+                        </w:tc>
+                        <w:tc>
+                          <w:tcPr>
+                            <w:tcW w:w="0" w:type="auto"/>
+                            <w:gridSpan w:val="2"/>
+                            <w:tcBorders>
+                              <w:top w:val="single" w:sz="4" w:space="0" w:color="000000"/>
+                              <w:left w:val="single" w:sz="4" w:space="0" w:color="000000"/>
+                              <w:bottom w:val="single" w:sz="4" w:space="0" w:color="000000"/>
+                              <w:right w:val="single" w:sz="4" w:space="0" w:color="000000"/>
+                            </w:tcBorders>
+                            <w:tcMar>
+                              <w:top w:w="100" w:type="dxa"/>
+                              <w:left w:w="100" w:type="dxa"/>
+                              <w:bottom w:w="100" w:type="dxa"/>
+                              <w:right w:w="100" w:type="dxa"/>
+                            </w:tcMar>
+                            <w:hideMark/>
+                          </w:tcPr>
+                          <w:p>
+                            <w:pPr>
+                              <w:pStyle w:val="Small"/>
+                              <w:rPr>
+                                <w:sz w:val="24"/>
+                                <w:szCs w:val="24"/>
+                                <w:lang w:val="en-US"/>
+                              </w:rPr>
+                            </w:pPr>
+                            <w:proofErr w:type="spellStart"/>
+                            <w:r>
+                              <w:rPr>
+                                <w:lang w:val="en-US"/>
+                              </w:rPr>
+                              <w:t>Sinh</w:t>
+                            </w:r>
+                            <w:proofErr w:type="spellEnd"/>
+                            <w:r>
+                              <w:rPr>
+                                <w:lang w:val="en-US"/>
+                              </w:rPr>
+                              <w:t xml:space="preserve"> </w:t>
+                            </w:r>
+                            <w:proofErr w:type="spellStart"/>
+                            <w:r>
+                              <w:rPr>
+                                <w:lang w:val="en-US"/>
+                              </w:rPr>
+                              <w:t>viên</w:t>
+                            </w:r>
+                            <w:proofErr w:type="spellEnd"/>
+                            <w:r>
+                              <w:rPr>
+                                <w:lang w:val="en-US"/>
+                              </w:rPr>
+                              <w:t xml:space="preserve"> </w:t>
+                            </w:r>
+                            <w:proofErr w:type="spellStart"/>
+                            <w:r>
+                              <w:rPr>
+                                <w:lang w:val="en-US"/>
+                              </w:rPr>
+                              <w:t>nhận</w:t>
+                            </w:r>
+                            <w:proofErr w:type="spellEnd"/>
+                            <w:r>
+                              <w:rPr>
+                                <w:lang w:val="en-US"/>
+                              </w:rPr>
+                              <w:t xml:space="preserve"> </w:t>
+                            </w:r>
+                            <w:proofErr w:type="spellStart"/>
+                            <w:r>
+                              <w:rPr>
+                                <w:lang w:val="en-US"/>
+                              </w:rPr>
+                              <w:t>được</w:t>
+                            </w:r>
+                            <w:proofErr w:type="spellEnd"/>
+                            <w:r>
+                              <w:rPr>
+                                <w:lang w:val="en-US"/>
+                              </w:rPr>
+                              <w:t xml:space="preserve"> </w:t>
+                            </w:r>
+                            <w:proofErr w:type="spellStart"/>
+                            <w:r>
+                              <w:rPr>
+                                <w:lang w:val="en-US"/>
+                              </w:rPr>
+                              <w:t>thông</w:t>
+                            </w:r>
+                            <w:proofErr w:type="spellEnd"/>
+                            <w:r>
+                              <w:rPr>
+                                <w:lang w:val="en-US"/>
+                              </w:rPr>
+                              <w:t xml:space="preserve"> </w:t>
+                            </w:r>
+                            <w:proofErr w:type="spellStart"/>
+                            <w:r>
+                              <w:rPr>
+                                <w:lang w:val="en-US"/>
+                              </w:rPr>
+                              <w:t>báo</w:t>
+                            </w:r>
+                            <w:proofErr w:type="spellEnd"/>
+                            <w:r>
+                              <w:rPr>
+                                <w:lang w:val="en-US"/>
+                              </w:rPr>
+                              <w:t xml:space="preserve"> </w:t>
+                            </w:r>
+                            <w:proofErr w:type="spellStart"/>
+                            <w:r>
+                              <w:rPr>
+                                <w:lang w:val="en-US"/>
+                              </w:rPr>
+                              <w:t>với</w:t>
+                            </w:r>
+                            <w:proofErr w:type="spellEnd"/>
+                            <w:r>
+                              <w:rPr>
+                                <w:lang w:val="en-US"/>
+                              </w:rPr>
+                              <w:t xml:space="preserve"> </w:t>
+                            </w:r>
+                            <w:proofErr w:type="spellStart"/>
+                            <w:r>
+                              <w:rPr>
+                                <w:lang w:val="en-US"/>
+                              </w:rPr>
+                              <w:t>thủ</w:t>
+                            </w:r>
+                            <w:proofErr w:type="spellEnd"/>
+                            <w:r>
+                              <w:rPr>
+                                <w:lang w:val="en-US"/>
+                              </w:rPr>
+                              <w:t xml:space="preserve"> </w:t>
+                            </w:r>
+                            <w:proofErr w:type="spellStart"/>
+                            <w:r>
+                              <w:rPr>
+                                <w:lang w:val="en-US"/>
+                              </w:rPr>
+                              <w:t>tục</w:t>
+                            </w:r>
+                            <w:proofErr w:type="spellEnd"/>
+                            <w:r>
+                              <w:rPr>
+                                <w:lang w:val="en-US"/>
+                              </w:rPr>
+                              <w:t xml:space="preserve"> </w:t>
+                            </w:r>
+                            <w:proofErr w:type="spellStart"/>
+                            <w:r>
+                              <w:rPr>
+                                <w:lang w:val="en-US"/>
+                              </w:rPr>
+                              <w:t>hành</w:t>
+                            </w:r>
+                            <w:proofErr w:type="spellEnd"/>
+                            <w:r>
+                              <w:rPr>
+                                <w:lang w:val="en-US"/>
+                              </w:rPr>
+                              <w:t xml:space="preserve"> </w:t>
+                            </w:r>
+                            <w:proofErr w:type="spellStart"/>
+                            <w:r>
+                              <w:rPr>
+                                <w:lang w:val="en-US"/>
+                              </w:rPr>
+                              <w:t>chính</w:t>
+                            </w:r>
+                            <w:proofErr w:type="spellEnd"/>
+                            <w:r>
+                              <w:rPr>
+                                <w:lang w:val="en-US"/>
+                              </w:rPr>
+                              <w:t xml:space="preserve"> </w:t>
+                            </w:r>
+                            <w:proofErr w:type="spellStart"/>
+                            <w:r>
+                              <w:rPr>
+                                <w:lang w:val="en-US"/>
+                              </w:rPr>
+                              <w:t>đã</w:t>
+                            </w:r>
+                            <w:proofErr w:type="spellEnd"/>
+                            <w:r>
+                              <w:rPr>
+                                <w:lang w:val="en-US"/>
+                              </w:rPr>
+                              <w:t xml:space="preserve"> </w:t>
+                            </w:r>
+                            <w:proofErr w:type="spellStart"/>
+                            <w:r>
+                              <w:rPr>
+                                <w:lang w:val="en-US"/>
+                              </w:rPr>
+                              <w:t>yêu</w:t>
+                            </w:r>
+                            <w:proofErr w:type="spellEnd"/>
+                            <w:r>
+                              <w:rPr>
+                                <w:lang w:val="en-US"/>
+                              </w:rPr>
+                              <w:t xml:space="preserve"> </w:t>
+                            </w:r>
+                            <w:proofErr w:type="spellStart"/>
+                            <w:r>
+                              <w:rPr>
+                                <w:lang w:val="en-US"/>
+                              </w:rPr>
+                              <w:t>cầu</w:t>
+                            </w:r>
+                            <w:proofErr w:type="spellEnd"/>
+                          </w:p>
+                        </w:tc>
+                      </w:tr>
+                      <w:tr>
+                        <w:tc>
+                          <w:tcPr>
+                            <w:tcW w:w="0" w:type="auto"/>
+                            <w:tcBorders>
+                              <w:top w:val="single" w:sz="4" w:space="0" w:color="000000"/>
+                              <w:left w:val="single" w:sz="4" w:space="0" w:color="000000"/>
+                              <w:bottom w:val="single" w:sz="4" w:space="0" w:color="000000"/>
+                              <w:right w:val="single" w:sz="4" w:space="0" w:color="000000"/>
+                            </w:tcBorders>
+                            <w:tcMar>
+                              <w:top w:w="100" w:type="dxa"/>
+                              <w:left w:w="100" w:type="dxa"/>
+                              <w:bottom w:w="100" w:type="dxa"/>
+                              <w:right w:w="100" w:type="dxa"/>
+                            </w:tcMar>
+                            <w:hideMark/>
+                          </w:tcPr>
+                          <w:p>
+                            <w:pPr>
+                              <w:pStyle w:val="Small"/>
+                              <w:rPr>
+                                <w:sz w:val="24"/>
+                                <w:szCs w:val="24"/>
+                                <w:lang w:val="en-US"/>
+                              </w:rPr>
+                            </w:pPr>
+                            <w:proofErr w:type="spellStart"/>
+                            <w:r>
+                              <w:rPr>
+                                <w:lang w:val="en-US"/>
+                              </w:rPr>
+                              <w:t>Phân</w:t>
+                            </w:r>
+                            <w:proofErr w:type="spellEnd"/>
+                            <w:r>
+                              <w:rPr>
+                                <w:lang w:val="en-US"/>
+                              </w:rPr>
+                              <w:t xml:space="preserve"> </w:t>
+                            </w:r>
+                            <w:proofErr w:type="spellStart"/>
+                            <w:r>
+                              <w:rPr>
+                                <w:lang w:val="en-US"/>
+                              </w:rPr>
+                              <w:t>quyền</w:t>
+                            </w:r>
+                            <w:proofErr w:type="spellEnd"/>
+                            <w:r>
+                              <w:rPr>
+                                <w:lang w:val="en-US"/>
+                              </w:rPr>
+                              <w:t xml:space="preserve"> Actors</w:t>
+                            </w:r>
+                          </w:p>
+                        </w:tc>
+                        <w:tc>
+                          <w:tcPr>
+                            <w:tcW w:w="0" w:type="auto"/>
+                            <w:gridSpan w:val="2"/>
+                            <w:tcBorders>
+                              <w:top w:val="single" w:sz="4" w:space="0" w:color="000000"/>
+                              <w:left w:val="single" w:sz="4" w:space="0" w:color="000000"/>
+                              <w:bottom w:val="single" w:sz="4" w:space="0" w:color="000000"/>
+                              <w:right w:val="single" w:sz="4" w:space="0" w:color="000000"/>
+                            </w:tcBorders>
+                            <w:tcMar>
+                              <w:top w:w="100" w:type="dxa"/>
+                              <w:left w:w="100" w:type="dxa"/>
+                              <w:bottom w:w="100" w:type="dxa"/>
+                              <w:right w:w="100" w:type="dxa"/>
+                            </w:tcMar>
+                            <w:hideMark/>
+                          </w:tcPr>
+                          <w:p>
+                            <w:pPr>
+                              <w:pStyle w:val="Small"/>
+                              <w:rPr>
+                                <w:sz w:val="24"/>
+                                <w:szCs w:val="24"/>
+                                <w:lang w:val="en-US"/>
+                              </w:rPr>
+                            </w:pPr>
+                            <w:r>
+                              <w:rPr>
+                                <w:lang w:val="en-US"/>
+                              </w:rPr>
+                              <w:t>P7</w:t>
+                            </w:r>
+                          </w:p>
+                        </w:tc>
+                      </w:tr>
+                      <w:tr>
+                        <w:tc>
+                          <w:tcPr>
+                            <w:tcW w:w="0" w:type="auto"/>
+                            <w:tcBorders>
+                              <w:top w:val="single" w:sz="4" w:space="0" w:color="000000"/>
+                              <w:left w:val="single" w:sz="4" w:space="0" w:color="000000"/>
+                              <w:bottom w:val="single" w:sz="4" w:space="0" w:color="000000"/>
+                              <w:right w:val="single" w:sz="4" w:space="0" w:color="000000"/>
+                            </w:tcBorders>
+                            <w:tcMar>
+                              <w:top w:w="100" w:type="dxa"/>
+                              <w:left w:w="100" w:type="dxa"/>
+                              <w:bottom w:w="100" w:type="dxa"/>
+                              <w:right w:w="100" w:type="dxa"/>
+                            </w:tcMar>
+                            <w:hideMark/>
+                          </w:tcPr>
+                          <w:p>
+                            <w:pPr>
+                              <w:pStyle w:val="Small"/>
+                              <w:rPr>
+                                <w:sz w:val="24"/>
+                                <w:szCs w:val="24"/>
+                                <w:lang w:val="en-US"/>
+                              </w:rPr>
+                            </w:pPr>
+                            <w:proofErr w:type="spellStart"/>
+                            <w:r>
+                              <w:rPr>
+                                <w:lang w:val="en-US"/>
+                              </w:rPr>
+                              <w:t>Kích</w:t>
+                            </w:r>
+                            <w:proofErr w:type="spellEnd"/>
+                            <w:r>
+                              <w:rPr>
+                                <w:lang w:val="en-US"/>
+                              </w:rPr>
+                              <w:t xml:space="preserve"> </w:t>
+                            </w:r>
+                            <w:proofErr w:type="spellStart"/>
+                            <w:r>
+                              <w:rPr>
+                                <w:lang w:val="en-US"/>
+                              </w:rPr>
+                              <w:t>hoạt</w:t>
+                            </w:r>
+                            <w:proofErr w:type="spellEnd"/>
+                          </w:p>
+                        </w:tc>
+                        <w:tc>
+                          <w:tcPr>
+                            <w:tcW w:w="0" w:type="auto"/>
+                            <w:gridSpan w:val="2"/>
+                            <w:tcBorders>
+                              <w:top w:val="single" w:sz="4" w:space="0" w:color="000000"/>
+                              <w:left w:val="single" w:sz="4" w:space="0" w:color="000000"/>
+                              <w:bottom w:val="single" w:sz="4" w:space="0" w:color="000000"/>
+                              <w:right w:val="single" w:sz="4" w:space="0" w:color="000000"/>
+                            </w:tcBorders>
+                            <w:tcMar>
+                              <w:top w:w="100" w:type="dxa"/>
+                              <w:left w:w="100" w:type="dxa"/>
+                              <w:bottom w:w="100" w:type="dxa"/>
+                              <w:right w:w="100" w:type="dxa"/>
+                            </w:tcMar>
+                          </w:tcPr>
+                          <w:p>
+                            <w:pPr>
+                              <w:pStyle w:val="Small"/>
+                              <w:rPr>
+                                <w:sz w:val="24"/>
+                                <w:szCs w:val="24"/>
+                                <w:lang w:val="en-US"/>
+                              </w:rPr>
+                            </w:pPr>
+                          </w:p>
+                        </w:tc>
+                      </w:tr>
+                      <w:tr>
+                        <w:tc>
+                          <w:tcPr>
+                            <w:tcW w:w="0" w:type="auto"/>
+                            <w:tcBorders>
+                              <w:top w:val="single" w:sz="4" w:space="0" w:color="000000"/>
+                              <w:left w:val="single" w:sz="4" w:space="0" w:color="000000"/>
+                              <w:bottom w:val="single" w:sz="4" w:space="0" w:color="000000"/>
+                              <w:right w:val="single" w:sz="4" w:space="0" w:color="000000"/>
+                            </w:tcBorders>
+                            <w:tcMar>
+                              <w:top w:w="100" w:type="dxa"/>
+                              <w:left w:w="100" w:type="dxa"/>
+                              <w:bottom w:w="100" w:type="dxa"/>
+                              <w:right w:w="100" w:type="dxa"/>
+                            </w:tcMar>
+                            <w:hideMark/>
+                          </w:tcPr>
+                          <w:p>
+                            <w:pPr>
+                              <w:pStyle w:val="Small"/>
+                              <w:rPr>
+                                <w:b/>
+                                <w:bCs/>
+                                <w:sz w:val="24"/>
+                                <w:szCs w:val="24"/>
+                                <w:lang w:val="en-US"/>
+                              </w:rPr>
+                            </w:pPr>
+                            <w:proofErr w:type="spellStart"/>
+                            <w:r>
+                              <w:rPr>
+                                <w:b/>
+                                <w:bCs/>
+                                <w:lang w:val="en-US"/>
+                              </w:rPr>
+                              <w:t>Luồng</w:t>
+                            </w:r>
+                            <w:proofErr w:type="spellEnd"/>
+                            <w:r>
+                              <w:rPr>
+                                <w:b/>
+                                <w:bCs/>
+                                <w:lang w:val="en-US"/>
+                              </w:rPr>
+                              <w:t xml:space="preserve"> </w:t>
+                            </w:r>
+                            <w:proofErr w:type="spellStart"/>
+                            <w:r>
+                              <w:rPr>
+                                <w:b/>
+                                <w:bCs/>
+                                <w:lang w:val="en-US"/>
+                              </w:rPr>
+                              <w:t>sự</w:t>
+                            </w:r>
+                            <w:proofErr w:type="spellEnd"/>
+                            <w:r>
+                              <w:rPr>
+                                <w:b/>
+                                <w:bCs/>
+                                <w:lang w:val="en-US"/>
+                              </w:rPr>
+                              <w:t xml:space="preserve"> </w:t>
+                            </w:r>
+                            <w:proofErr w:type="spellStart"/>
+                            <w:r>
+                              <w:rPr>
+                                <w:b/>
+                                <w:bCs/>
+                                <w:lang w:val="en-US"/>
+                              </w:rPr>
+                              <w:t>kiện</w:t>
+                            </w:r>
+                            <w:proofErr w:type="spellEnd"/>
+                            <w:r>
+                              <w:rPr>
+                                <w:b/>
+                                <w:bCs/>
+                                <w:lang w:val="en-US"/>
+                              </w:rPr>
+                              <w:t xml:space="preserve"> </w:t>
+                            </w:r>
+                            <w:proofErr w:type="spellStart"/>
+                            <w:r>
+                              <w:rPr>
+                                <w:b/>
+                                <w:bCs/>
+                                <w:lang w:val="en-US"/>
+                              </w:rPr>
+                              <w:t>chính</w:t>
+                            </w:r>
+                            <w:proofErr w:type="spellEnd"/>
+                          </w:p>
+                        </w:tc>
+                        <w:tc>
+                          <w:tcPr>
+                            <w:tcW w:w="0" w:type="auto"/>
+                            <w:tcBorders>
+                              <w:top w:val="single" w:sz="4" w:space="0" w:color="000000"/>
+                              <w:left w:val="single" w:sz="4" w:space="0" w:color="000000"/>
+                              <w:bottom w:val="single" w:sz="4" w:space="0" w:color="000000"/>
+                              <w:right w:val="single" w:sz="4" w:space="0" w:color="000000"/>
+                            </w:tcBorders>
+                            <w:tcMar>
+                              <w:top w:w="100" w:type="dxa"/>
+                              <w:left w:w="100" w:type="dxa"/>
+                              <w:bottom w:w="100" w:type="dxa"/>
+                              <w:right w:w="100" w:type="dxa"/>
+                            </w:tcMar>
+                            <w:hideMark/>
+                          </w:tcPr>
+                          <w:p>
+                            <w:pPr>
+                              <w:pStyle w:val="Small"/>
+                              <w:rPr>
+                                <w:b/>
+                                <w:bCs/>
+                                <w:sz w:val="24"/>
+                                <w:szCs w:val="24"/>
+                                <w:lang w:val="en-US"/>
+                              </w:rPr>
+                            </w:pPr>
+                            <w:proofErr w:type="spellStart"/>
+                            <w:r>
+                              <w:rPr>
+                                <w:b/>
+                                <w:bCs/>
+                                <w:lang w:val="en-US"/>
+                              </w:rPr>
+                              <w:t>Bước</w:t>
+                            </w:r>
+                            <w:proofErr w:type="spellEnd"/>
+                          </w:p>
+                        </w:tc>
+                        <w:tc>
+                          <w:tcPr>
+                            <w:tcW w:w="0" w:type="auto"/>
+                            <w:tcBorders>
+                              <w:top w:val="single" w:sz="4" w:space="0" w:color="000000"/>
+                              <w:left w:val="single" w:sz="4" w:space="0" w:color="000000"/>
+                              <w:bottom w:val="single" w:sz="4" w:space="0" w:color="000000"/>
+                              <w:right w:val="single" w:sz="4" w:space="0" w:color="000000"/>
+                            </w:tcBorders>
+                            <w:tcMar>
+                              <w:top w:w="100" w:type="dxa"/>
+                              <w:left w:w="100" w:type="dxa"/>
+                              <w:bottom w:w="100" w:type="dxa"/>
+                              <w:right w:w="100" w:type="dxa"/>
+                            </w:tcMar>
+                            <w:hideMark/>
+                          </w:tcPr>
+                          <w:p>
+                            <w:pPr>
+                              <w:pStyle w:val="Small"/>
+                              <w:rPr>
+                                <w:b/>
+                                <w:bCs/>
+                                <w:sz w:val="24"/>
+                                <w:szCs w:val="24"/>
+                                <w:lang w:val="en-US"/>
+                              </w:rPr>
+                            </w:pPr>
+                            <w:proofErr w:type="spellStart"/>
+                            <w:r>
+                              <w:rPr>
+                                <w:b/>
+                                <w:bCs/>
+                                <w:lang w:val="en-US"/>
+                              </w:rPr>
+                              <w:t>Hành</w:t>
+                            </w:r>
+                            <w:proofErr w:type="spellEnd"/>
+                            <w:r>
+                              <w:rPr>
+                                <w:b/>
+                                <w:bCs/>
+                                <w:lang w:val="en-US"/>
+                              </w:rPr>
+                              <w:t xml:space="preserve"> </w:t>
+                            </w:r>
+                            <w:proofErr w:type="spellStart"/>
+                            <w:r>
+                              <w:rPr>
+                                <w:b/>
+                                <w:bCs/>
+                                <w:lang w:val="en-US"/>
+                              </w:rPr>
+                              <w:t>động</w:t>
+                            </w:r>
+                            <w:proofErr w:type="spellEnd"/>
+                            <w:r>
+                              <w:rPr>
+                                <w:b/>
+                                <w:bCs/>
+                                <w:lang w:val="en-US"/>
+                              </w:rPr>
+                              <w:t xml:space="preserve"> </w:t>
+                            </w:r>
+                            <w:proofErr w:type="spellStart"/>
+                            <w:r>
+                              <w:rPr>
+                                <w:b/>
+                                <w:bCs/>
+                                <w:lang w:val="en-US"/>
+                              </w:rPr>
+                              <w:t>của</w:t>
+                            </w:r>
+                            <w:proofErr w:type="spellEnd"/>
+                            <w:r>
+                              <w:rPr>
+                                <w:b/>
+                                <w:bCs/>
+                                <w:lang w:val="en-US"/>
+                              </w:rPr>
+                              <w:t xml:space="preserve"> </w:t>
+                            </w:r>
+                            <w:proofErr w:type="spellStart"/>
+                            <w:r>
+                              <w:rPr>
+                                <w:b/>
+                                <w:bCs/>
+                                <w:lang w:val="en-US"/>
+                              </w:rPr>
+                              <w:t>tác</w:t>
+                            </w:r>
+                            <w:proofErr w:type="spellEnd"/>
+                            <w:r>
+                              <w:rPr>
+                                <w:b/>
+                                <w:bCs/>
+                                <w:lang w:val="en-US"/>
+                              </w:rPr>
+                              <w:t xml:space="preserve"> </w:t>
+                            </w:r>
+                            <w:proofErr w:type="spellStart"/>
+                            <w:r>
+                              <w:rPr>
+                                <w:b/>
+                                <w:bCs/>
+                                <w:lang w:val="en-US"/>
+                              </w:rPr>
+                              <w:t>nhân</w:t>
+                            </w:r>
+                            <w:proofErr w:type="spellEnd"/>
+                          </w:p>
+                        </w:tc>
+                      </w:tr>
+                      <w:tr>
+                        <w:tc>
+                          <w:tcPr>
+                            <w:tcW w:w="0" w:type="auto"/>
+                            <w:tcBorders>
+                              <w:top w:val="single" w:sz="4" w:space="0" w:color="000000"/>
+                              <w:left w:val="single" w:sz="4" w:space="0" w:color="000000"/>
+                              <w:bottom w:val="single" w:sz="4" w:space="0" w:color="000000"/>
+                              <w:right w:val="single" w:sz="4" w:space="0" w:color="000000"/>
+                            </w:tcBorders>
+                            <w:tcMar>
+                              <w:top w:w="100" w:type="dxa"/>
+                              <w:left w:w="100" w:type="dxa"/>
+                              <w:bottom w:w="100" w:type="dxa"/>
+                              <w:right w:w="100" w:type="dxa"/>
+                            </w:tcMar>
+                            <w:hideMark/>
+                          </w:tcPr>
+                          <w:p>
+                            <w:pPr>
+                              <w:pStyle w:val="Small"/>
+                              <w:rPr>
+                                <w:sz w:val="24"/>
+                                <w:szCs w:val="24"/>
+                                <w:lang w:val="en-US"/>
+                              </w:rPr>
+                            </w:pPr>
+                          </w:p>
+                        </w:tc>
+                        <w:tc>
+                          <w:tcPr>
+                            <w:tcW w:w="0" w:type="auto"/>
+                            <w:tcBorders>
+                              <w:top w:val="single" w:sz="4" w:space="0" w:color="000000"/>
+                              <w:left w:val="single" w:sz="4" w:space="0" w:color="000000"/>
+                              <w:bottom w:val="single" w:sz="4" w:space="0" w:color="000000"/>
+                              <w:right w:val="single" w:sz="4" w:space="0" w:color="000000"/>
+                            </w:tcBorders>
+                            <w:tcMar>
+                              <w:top w:w="100" w:type="dxa"/>
+                              <w:left w:w="100" w:type="dxa"/>
+                              <w:bottom w:w="100" w:type="dxa"/>
+                              <w:right w:w="100" w:type="dxa"/>
+                            </w:tcMar>
+                          </w:tcPr>
+                          <w:p>
+                            <w:pPr>
+                              <w:pStyle w:val="Small"/>
+                              <w:numPr>
+                                <w:ilvl w:val="0"/>
+                                <w:numId w:val="8"/>
+                              </w:numPr>
+                            </w:pPr>
+                          </w:p>
+                        </w:tc>
+                        <w:tc>
+                          <w:tcPr>
+                            <w:tcW w:w="0" w:type="auto"/>
+                            <w:tcBorders>
+                              <w:top w:val="single" w:sz="4" w:space="0" w:color="000000"/>
+                              <w:left w:val="single" w:sz="4" w:space="0" w:color="000000"/>
+                              <w:bottom w:val="single" w:sz="4" w:space="0" w:color="000000"/>
+                              <w:right w:val="single" w:sz="4" w:space="0" w:color="000000"/>
+                            </w:tcBorders>
+                            <w:tcMar>
+                              <w:top w:w="100" w:type="dxa"/>
+                              <w:left w:w="100" w:type="dxa"/>
+                              <w:bottom w:w="100" w:type="dxa"/>
+                              <w:right w:w="100" w:type="dxa"/>
+                            </w:tcMar>
+                          </w:tcPr>
+                          <w:p>
+                            <w:pPr>
+                              <w:pStyle w:val="Small"/>
+                              <w:rPr>
+                                <w:sz w:val="24"/>
+                                <w:szCs w:val="24"/>
+                                <w:lang w:val="en-US"/>
+                              </w:rPr>
+                            </w:pPr>
+                          </w:p>
+                        </w:tc>
+                      </w:tr>
+                      <w:tr>
+                        <w:tc>
+                          <w:tcPr>
+                            <w:tcW w:w="0" w:type="auto"/>
+                            <w:tcBorders>
+                              <w:top w:val="single" w:sz="4" w:space="0" w:color="000000"/>
+                              <w:left w:val="single" w:sz="4" w:space="0" w:color="000000"/>
+                              <w:bottom w:val="single" w:sz="4" w:space="0" w:color="000000"/>
+                              <w:right w:val="single" w:sz="4" w:space="0" w:color="000000"/>
+                            </w:tcBorders>
+                            <w:tcMar>
+                              <w:top w:w="100" w:type="dxa"/>
+                              <w:left w:w="100" w:type="dxa"/>
+                              <w:bottom w:w="100" w:type="dxa"/>
+                              <w:right w:w="100" w:type="dxa"/>
+                            </w:tcMar>
+                            <w:hideMark/>
+                          </w:tcPr>
+                          <w:p>
+                            <w:pPr>
+                              <w:pStyle w:val="Small"/>
+                              <w:rPr>
+                                <w:sz w:val="24"/>
+                                <w:szCs w:val="24"/>
+                                <w:lang w:val="en-US"/>
+                              </w:rPr>
+                            </w:pPr>
+                            <w:r>
+                              <w:rPr>
+                                <w:lang w:val="en-US"/>
+                              </w:rPr>
+                              <w:t> </w:t>
+                            </w:r>
+                          </w:p>
+                        </w:tc>
+                        <w:tc>
+                          <w:tcPr>
+                            <w:tcW w:w="0" w:type="auto"/>
+                            <w:tcBorders>
+                              <w:top w:val="single" w:sz="4" w:space="0" w:color="000000"/>
+                              <w:left w:val="single" w:sz="4" w:space="0" w:color="000000"/>
+                              <w:bottom w:val="single" w:sz="4" w:space="0" w:color="000000"/>
+                              <w:right w:val="single" w:sz="4" w:space="0" w:color="000000"/>
+                            </w:tcBorders>
+                            <w:tcMar>
+                              <w:top w:w="100" w:type="dxa"/>
+                              <w:left w:w="100" w:type="dxa"/>
+                              <w:bottom w:w="100" w:type="dxa"/>
+                              <w:right w:w="100" w:type="dxa"/>
+                            </w:tcMar>
+                          </w:tcPr>
+                          <w:p>
+                            <w:pPr>
+                              <w:pStyle w:val="Small"/>
+                              <w:numPr>
+                                <w:ilvl w:val="0"/>
+                                <w:numId w:val="8"/>
+                              </w:numPr>
+                            </w:pPr>
+                          </w:p>
+                        </w:tc>
+                        <w:tc>
+                          <w:tcPr>
+                            <w:tcW w:w="0" w:type="auto"/>
+                            <w:tcBorders>
+                              <w:top w:val="single" w:sz="4" w:space="0" w:color="000000"/>
+                              <w:left w:val="single" w:sz="4" w:space="0" w:color="000000"/>
+                              <w:bottom w:val="single" w:sz="4" w:space="0" w:color="000000"/>
+                              <w:right w:val="single" w:sz="4" w:space="0" w:color="000000"/>
+                            </w:tcBorders>
+                            <w:tcMar>
+                              <w:top w:w="100" w:type="dxa"/>
+                              <w:left w:w="100" w:type="dxa"/>
+                              <w:bottom w:w="100" w:type="dxa"/>
+                              <w:right w:w="100" w:type="dxa"/>
+                            </w:tcMar>
+                          </w:tcPr>
+                          <w:p>
+                            <w:pPr>
+                              <w:pStyle w:val="Small"/>
+                              <w:rPr>
+                                <w:lang w:val="en-US"/>
+                              </w:rPr>
+                            </w:pPr>
+                          </w:p>
+                        </w:tc>
+                      </w:tr>
+                      <w:tr>
+                        <w:tc>
+                          <w:tcPr>
+                            <w:tcW w:w="0" w:type="auto"/>
+                            <w:tcBorders>
+                              <w:top w:val="single" w:sz="4" w:space="0" w:color="000000"/>
+                              <w:left w:val="single" w:sz="4" w:space="0" w:color="000000"/>
+                              <w:bottom w:val="single" w:sz="4" w:space="0" w:color="000000"/>
+                              <w:right w:val="single" w:sz="4" w:space="0" w:color="000000"/>
+                            </w:tcBorders>
+                            <w:tcMar>
+                              <w:top w:w="100" w:type="dxa"/>
+                              <w:left w:w="100" w:type="dxa"/>
+                              <w:bottom w:w="100" w:type="dxa"/>
+                              <w:right w:w="100" w:type="dxa"/>
+                            </w:tcMar>
+                            <w:hideMark/>
+                          </w:tcPr>
+                          <w:p>
+                            <w:pPr>
+                              <w:pStyle w:val="Small"/>
+                              <w:rPr>
+                                <w:sz w:val="24"/>
+                                <w:szCs w:val="24"/>
+                                <w:lang w:val="en-US"/>
+                              </w:rPr>
+                            </w:pPr>
+                            <w:r>
+                              <w:rPr>
+                                <w:lang w:val="en-US"/>
+                              </w:rPr>
+                              <w:t> </w:t>
+                            </w:r>
+                          </w:p>
+                        </w:tc>
+                        <w:tc>
+                          <w:tcPr>
+                            <w:tcW w:w="0" w:type="auto"/>
+                            <w:tcBorders>
+                              <w:top w:val="single" w:sz="4" w:space="0" w:color="000000"/>
+                              <w:left w:val="single" w:sz="4" w:space="0" w:color="000000"/>
+                              <w:bottom w:val="single" w:sz="4" w:space="0" w:color="000000"/>
+                              <w:right w:val="single" w:sz="4" w:space="0" w:color="000000"/>
+                            </w:tcBorders>
+                            <w:tcMar>
+                              <w:top w:w="100" w:type="dxa"/>
+                              <w:left w:w="100" w:type="dxa"/>
+                              <w:bottom w:w="100" w:type="dxa"/>
+                              <w:right w:w="100" w:type="dxa"/>
+                            </w:tcMar>
+                          </w:tcPr>
+                          <w:p>
+                            <w:pPr>
+                              <w:pStyle w:val="Small"/>
+                              <w:numPr>
+                                <w:ilvl w:val="0"/>
+                                <w:numId w:val="8"/>
+                              </w:numPr>
+                            </w:pPr>
+                          </w:p>
+                        </w:tc>
+                        <w:tc>
+                          <w:tcPr>
+                            <w:tcW w:w="0" w:type="auto"/>
+                            <w:tcBorders>
+                              <w:top w:val="single" w:sz="4" w:space="0" w:color="000000"/>
+                              <w:left w:val="single" w:sz="4" w:space="0" w:color="000000"/>
+                              <w:bottom w:val="single" w:sz="4" w:space="0" w:color="000000"/>
+                              <w:right w:val="single" w:sz="4" w:space="0" w:color="000000"/>
+                            </w:tcBorders>
+                            <w:tcMar>
+                              <w:top w:w="100" w:type="dxa"/>
+                              <w:left w:w="100" w:type="dxa"/>
+                              <w:bottom w:w="100" w:type="dxa"/>
+                              <w:right w:w="100" w:type="dxa"/>
+                            </w:tcMar>
+                          </w:tcPr>
+                          <w:p>
+                            <w:pPr>
+                              <w:pStyle w:val="Small"/>
+                              <w:rPr>
+                                <w:sz w:val="24"/>
+                                <w:szCs w:val="24"/>
+                                <w:lang w:val="en-US"/>
+                              </w:rPr>
+                            </w:pPr>
+                          </w:p>
+                        </w:tc>
+                      </w:tr>
+                      <w:tr>
+                        <w:tc>
+                          <w:tcPr>
+                            <w:tcW w:w="0" w:type="auto"/>
+                            <w:tcBorders>
+                              <w:top w:val="single" w:sz="4" w:space="0" w:color="000000"/>
+                              <w:left w:val="single" w:sz="4" w:space="0" w:color="000000"/>
+                              <w:bottom w:val="single" w:sz="4" w:space="0" w:color="000000"/>
+                              <w:right w:val="single" w:sz="4" w:space="0" w:color="000000"/>
+                            </w:tcBorders>
+                            <w:tcMar>
+                              <w:top w:w="100" w:type="dxa"/>
+                              <w:left w:w="100" w:type="dxa"/>
+                              <w:bottom w:w="100" w:type="dxa"/>
+                              <w:right w:w="100" w:type="dxa"/>
+                            </w:tcMar>
+                            <w:hideMark/>
+                          </w:tcPr>
+                          <w:p>
+                            <w:pPr>
+                              <w:pStyle w:val="Small"/>
+                              <w:rPr>
+                                <w:b/>
+                                <w:bCs/>
+                                <w:sz w:val="24"/>
+                                <w:szCs w:val="24"/>
+                                <w:lang w:val="en-US"/>
+                              </w:rPr>
+                            </w:pPr>
+                            <w:proofErr w:type="spellStart"/>
+                            <w:r>
+                              <w:rPr>
+                                <w:b/>
+                                <w:bCs/>
+                                <w:lang w:val="en-US"/>
+                              </w:rPr>
+                              <w:t>Luồng</w:t>
+                            </w:r>
+                            <w:proofErr w:type="spellEnd"/>
+                            <w:r>
+                              <w:rPr>
+                                <w:b/>
+                                <w:bCs/>
+                                <w:lang w:val="en-US"/>
+                              </w:rPr>
+                              <w:t xml:space="preserve"> </w:t>
+                            </w:r>
+                            <w:proofErr w:type="spellStart"/>
+                            <w:r>
+                              <w:rPr>
+                                <w:b/>
+                                <w:bCs/>
+                                <w:lang w:val="en-US"/>
+                              </w:rPr>
+                              <w:t>ngoại</w:t>
+                            </w:r>
+                            <w:proofErr w:type="spellEnd"/>
+                            <w:r>
+                              <w:rPr>
+                                <w:b/>
+                                <w:bCs/>
+                                <w:lang w:val="en-US"/>
+                              </w:rPr>
+                              <w:t xml:space="preserve"> </w:t>
+                            </w:r>
+                            <w:proofErr w:type="spellStart"/>
+                            <w:r>
+                              <w:rPr>
+                                <w:b/>
+                                <w:bCs/>
+                                <w:lang w:val="en-US"/>
+                              </w:rPr>
+                              <w:t>lệ</w:t>
+                            </w:r>
+                            <w:proofErr w:type="spellEnd"/>
+                          </w:p>
+                        </w:tc>
+                        <w:tc>
+                          <w:tcPr>
+                            <w:tcW w:w="0" w:type="auto"/>
+                            <w:tcBorders>
+                              <w:top w:val="single" w:sz="4" w:space="0" w:color="000000"/>
+                              <w:left w:val="single" w:sz="4" w:space="0" w:color="000000"/>
+                              <w:bottom w:val="single" w:sz="4" w:space="0" w:color="000000"/>
+                              <w:right w:val="single" w:sz="4" w:space="0" w:color="000000"/>
+                            </w:tcBorders>
+                            <w:tcMar>
+                              <w:top w:w="100" w:type="dxa"/>
+                              <w:left w:w="100" w:type="dxa"/>
+                              <w:bottom w:w="100" w:type="dxa"/>
+                              <w:right w:w="100" w:type="dxa"/>
+                            </w:tcMar>
+                            <w:hideMark/>
+                          </w:tcPr>
+                          <w:p>
+                            <w:pPr>
+                              <w:pStyle w:val="Small"/>
+                              <w:rPr>
+                                <w:b/>
+                                <w:bCs/>
+                                <w:sz w:val="24"/>
+                                <w:szCs w:val="24"/>
+                                <w:lang w:val="en-US"/>
+                              </w:rPr>
+                            </w:pPr>
+                            <w:proofErr w:type="spellStart"/>
+                            <w:r>
+                              <w:rPr>
+                                <w:b/>
+                                <w:bCs/>
+                                <w:lang w:val="en-US"/>
+                              </w:rPr>
+                              <w:t>Bước</w:t>
+                            </w:r>
+                            <w:proofErr w:type="spellEnd"/>
+                          </w:p>
+                        </w:tc>
+                        <w:tc>
+                          <w:tcPr>
+                            <w:tcW w:w="0" w:type="auto"/>
+                            <w:tcBorders>
+                              <w:top w:val="single" w:sz="4" w:space="0" w:color="000000"/>
+                              <w:left w:val="single" w:sz="4" w:space="0" w:color="000000"/>
+                              <w:bottom w:val="single" w:sz="4" w:space="0" w:color="000000"/>
+                              <w:right w:val="single" w:sz="4" w:space="0" w:color="000000"/>
+                            </w:tcBorders>
+                            <w:tcMar>
+                              <w:top w:w="100" w:type="dxa"/>
+                              <w:left w:w="100" w:type="dxa"/>
+                              <w:bottom w:w="100" w:type="dxa"/>
+                              <w:right w:w="100" w:type="dxa"/>
+                            </w:tcMar>
+                            <w:hideMark/>
+                          </w:tcPr>
+                          <w:p>
+                            <w:pPr>
+                              <w:pStyle w:val="Small"/>
+                              <w:rPr>
+                                <w:b/>
+                                <w:bCs/>
+                                <w:sz w:val="24"/>
+                                <w:szCs w:val="24"/>
+                                <w:lang w:val="en-US"/>
+                              </w:rPr>
+                            </w:pPr>
+                            <w:proofErr w:type="spellStart"/>
+                            <w:r>
+                              <w:rPr>
+                                <w:b/>
+                                <w:bCs/>
+                                <w:lang w:val="en-US"/>
+                              </w:rPr>
+                              <w:t>Hành</w:t>
+                            </w:r>
+                            <w:proofErr w:type="spellEnd"/>
+                            <w:r>
+                              <w:rPr>
+                                <w:b/>
+                                <w:bCs/>
+                                <w:lang w:val="en-US"/>
+                              </w:rPr>
+                              <w:t xml:space="preserve"> </w:t>
+                            </w:r>
+                            <w:proofErr w:type="spellStart"/>
+                            <w:r>
+                              <w:rPr>
+                                <w:b/>
+                                <w:bCs/>
+                                <w:lang w:val="en-US"/>
+                              </w:rPr>
+                              <w:t>động</w:t>
+                            </w:r>
+                            <w:proofErr w:type="spellEnd"/>
+                            <w:r>
+                              <w:rPr>
+                                <w:b/>
+                                <w:bCs/>
+                                <w:lang w:val="en-US"/>
+                              </w:rPr>
+                              <w:t xml:space="preserve"> </w:t>
+                            </w:r>
+                            <w:proofErr w:type="spellStart"/>
+                            <w:r>
+                              <w:rPr>
+                                <w:b/>
+                                <w:bCs/>
+                                <w:lang w:val="en-US"/>
+                              </w:rPr>
+                              <w:t>phân</w:t>
+                            </w:r>
+                            <w:proofErr w:type="spellEnd"/>
+                            <w:r>
+                              <w:rPr>
+                                <w:b/>
+                                <w:bCs/>
+                                <w:lang w:val="en-US"/>
+                              </w:rPr>
+                              <w:t xml:space="preserve"> </w:t>
+                            </w:r>
+                            <w:proofErr w:type="spellStart"/>
+                            <w:r>
+                              <w:rPr>
+                                <w:b/>
+                                <w:bCs/>
+                                <w:lang w:val="en-US"/>
+                              </w:rPr>
+                              <w:t>nhánh</w:t>
+                            </w:r>
+                            <w:proofErr w:type="spellEnd"/>
+                          </w:p>
+                        </w:tc>
+                      </w:tr>
+                      <w:tr>
+                        <w:tc>
+                          <w:tcPr>
+                            <w:tcW w:w="0" w:type="auto"/>
+                            <w:tcBorders>
+                              <w:top w:val="single" w:sz="4" w:space="0" w:color="000000"/>
+                              <w:left w:val="single" w:sz="4" w:space="0" w:color="000000"/>
+                              <w:bottom w:val="single" w:sz="4" w:space="0" w:color="000000"/>
+                              <w:right w:val="single" w:sz="4" w:space="0" w:color="000000"/>
+                            </w:tcBorders>
+                            <w:tcMar>
+                              <w:top w:w="100" w:type="dxa"/>
+                              <w:left w:w="100" w:type="dxa"/>
+                              <w:bottom w:w="100" w:type="dxa"/>
+                              <w:right w:w="100" w:type="dxa"/>
+                            </w:tcMar>
+                          </w:tcPr>
+                          <w:p>
+                            <w:pPr>
+                              <w:pStyle w:val="Small"/>
+                              <w:rPr>
+                                <w:sz w:val="24"/>
+                                <w:szCs w:val="24"/>
+                                <w:lang w:val="en-US"/>
+                              </w:rPr>
+                            </w:pPr>
+                          </w:p>
+                        </w:tc>
+                        <w:tc>
+                          <w:tcPr>
+                            <w:tcW w:w="0" w:type="auto"/>
+                            <w:tcBorders>
+                              <w:top w:val="single" w:sz="4" w:space="0" w:color="000000"/>
+                              <w:left w:val="single" w:sz="4" w:space="0" w:color="000000"/>
+                              <w:bottom w:val="single" w:sz="4" w:space="0" w:color="000000"/>
+                              <w:right w:val="single" w:sz="4" w:space="0" w:color="000000"/>
+                            </w:tcBorders>
+                            <w:tcMar>
+                              <w:top w:w="100" w:type="dxa"/>
+                              <w:left w:w="100" w:type="dxa"/>
+                              <w:bottom w:w="100" w:type="dxa"/>
+                              <w:right w:w="100" w:type="dxa"/>
+                            </w:tcMar>
+                            <w:vAlign w:val="center"/>
+                          </w:tcPr>
+                          <w:p>
+                            <w:pPr>
+                              <w:pStyle w:val="Small"/>
+                              <w:jc w:val="center"/>
+                              <w:rPr>
+                                <w:sz w:val="24"/>
+                                <w:szCs w:val="24"/>
+                                <w:lang w:val="en-US"/>
+                              </w:rPr>
+                            </w:pPr>
+                          </w:p>
+                        </w:tc>
+                        <w:tc>
+                          <w:tcPr>
+                            <w:tcW w:w="0" w:type="auto"/>
+                            <w:tcBorders>
+                              <w:top w:val="single" w:sz="4" w:space="0" w:color="000000"/>
+                              <w:left w:val="single" w:sz="4" w:space="0" w:color="000000"/>
+                              <w:bottom w:val="single" w:sz="4" w:space="0" w:color="000000"/>
+                              <w:right w:val="single" w:sz="4" w:space="0" w:color="000000"/>
+                            </w:tcBorders>
+                            <w:tcMar>
+                              <w:top w:w="100" w:type="dxa"/>
+                              <w:left w:w="100" w:type="dxa"/>
+                              <w:bottom w:w="100" w:type="dxa"/>
+                              <w:right w:w="100" w:type="dxa"/>
+                            </w:tcMar>
+                          </w:tcPr>
+                          <w:p>
+                            <w:pPr>
+                              <w:pStyle w:val="Small"/>
+                              <w:rPr>
+                                <w:sz w:val="24"/>
+                                <w:szCs w:val="24"/>
+                                <w:lang w:val="en-US"/>
+                              </w:rPr>
+                            </w:pPr>
+                          </w:p>
+                        </w:tc>
+                      </w:tr>
+                    </w:tbl>
+                    <w:p>
+                      <w:pPr>
+                        <w:rPr>
+                          <w:lang w:val="en-US"/>
+                        </w:rPr>
+                      </w:pPr>
+                    </w:p>
+                  </w:txbxContent>
+                </v:textbox>
+                <w10:anchorlock/>
+              </v:shape>
+            </w:pict>
+          </mc:Fallback>
+        </mc:AlternateContent>
+      </w:r>
+    </w:p>
+    <w:p>
+      <w:pPr>
+        <w:pStyle w:val="Content"/>
+        <w:rPr>
+          <w:lang w:val="en-US"/>
+        </w:rPr>
+      </w:pPr>
     </w:p>
     <w:p>
       <w:pPr>
@@ -22647,6 +31857,92 @@
     </w:lvl>
   </w:abstractNum>
   <w:abstractNum w:abstractNumId="2" w15:restartNumberingAfterBreak="0">
+    <w:nsid w:val="2CB55348"/>
+    <w:multiLevelType w:val="hybridMultilevel"/>
+    <w:tmpl w:val="75DAB8FC"/>
+    <w:lvl w:ilvl="0" w:tplc="0409000F">
+      <w:start w:val="1"/>
+      <w:numFmt w:val="decimal"/>
+      <w:lvlText w:val="%1."/>
+      <w:lvlJc w:val="left"/>
+      <w:pPr>
+        <w:ind w:left="720" w:hanging="360"/>
+      </w:pPr>
+    </w:lvl>
+    <w:lvl w:ilvl="1" w:tplc="04090019" w:tentative="1">
+      <w:start w:val="1"/>
+      <w:numFmt w:val="lowerLetter"/>
+      <w:lvlText w:val="%2."/>
+      <w:lvlJc w:val="left"/>
+      <w:pPr>
+        <w:ind w:left="1440" w:hanging="360"/>
+      </w:pPr>
+    </w:lvl>
+    <w:lvl w:ilvl="2" w:tplc="0409001B" w:tentative="1">
+      <w:start w:val="1"/>
+      <w:numFmt w:val="lowerRoman"/>
+      <w:lvlText w:val="%3."/>
+      <w:lvlJc w:val="right"/>
+      <w:pPr>
+        <w:ind w:left="2160" w:hanging="180"/>
+      </w:pPr>
+    </w:lvl>
+    <w:lvl w:ilvl="3" w:tplc="0409000F" w:tentative="1">
+      <w:start w:val="1"/>
+      <w:numFmt w:val="decimal"/>
+      <w:lvlText w:val="%4."/>
+      <w:lvlJc w:val="left"/>
+      <w:pPr>
+        <w:ind w:left="2880" w:hanging="360"/>
+      </w:pPr>
+    </w:lvl>
+    <w:lvl w:ilvl="4" w:tplc="04090019" w:tentative="1">
+      <w:start w:val="1"/>
+      <w:numFmt w:val="lowerLetter"/>
+      <w:lvlText w:val="%5."/>
+      <w:lvlJc w:val="left"/>
+      <w:pPr>
+        <w:ind w:left="3600" w:hanging="360"/>
+      </w:pPr>
+    </w:lvl>
+    <w:lvl w:ilvl="5" w:tplc="0409001B" w:tentative="1">
+      <w:start w:val="1"/>
+      <w:numFmt w:val="lowerRoman"/>
+      <w:lvlText w:val="%6."/>
+      <w:lvlJc w:val="right"/>
+      <w:pPr>
+        <w:ind w:left="4320" w:hanging="180"/>
+      </w:pPr>
+    </w:lvl>
+    <w:lvl w:ilvl="6" w:tplc="0409000F" w:tentative="1">
+      <w:start w:val="1"/>
+      <w:numFmt w:val="decimal"/>
+      <w:lvlText w:val="%7."/>
+      <w:lvlJc w:val="left"/>
+      <w:pPr>
+        <w:ind w:left="5040" w:hanging="360"/>
+      </w:pPr>
+    </w:lvl>
+    <w:lvl w:ilvl="7" w:tplc="04090019" w:tentative="1">
+      <w:start w:val="1"/>
+      <w:numFmt w:val="lowerLetter"/>
+      <w:lvlText w:val="%8."/>
+      <w:lvlJc w:val="left"/>
+      <w:pPr>
+        <w:ind w:left="5760" w:hanging="360"/>
+      </w:pPr>
+    </w:lvl>
+    <w:lvl w:ilvl="8" w:tplc="0409001B" w:tentative="1">
+      <w:start w:val="1"/>
+      <w:numFmt w:val="lowerRoman"/>
+      <w:lvlText w:val="%9."/>
+      <w:lvlJc w:val="right"/>
+      <w:pPr>
+        <w:ind w:left="6480" w:hanging="180"/>
+      </w:pPr>
+    </w:lvl>
+  </w:abstractNum>
+  <w:abstractNum w:abstractNumId="3" w15:restartNumberingAfterBreak="0">
     <w:nsid w:val="30FB5452"/>
     <w:multiLevelType w:val="hybridMultilevel"/>
     <w:tmpl w:val="719013C0"/>
@@ -22735,7 +32031,7 @@
       </w:pPr>
     </w:lvl>
   </w:abstractNum>
-  <w:abstractNum w:abstractNumId="3" w15:restartNumberingAfterBreak="0">
+  <w:abstractNum w:abstractNumId="4" w15:restartNumberingAfterBreak="0">
     <w:nsid w:val="42383037"/>
     <w:multiLevelType w:val="hybridMultilevel"/>
     <w:tmpl w:val="F7CE6696"/>
@@ -22849,7 +32145,96 @@
       </w:rPr>
     </w:lvl>
   </w:abstractNum>
-  <w:abstractNum w:abstractNumId="4" w15:restartNumberingAfterBreak="0">
+  <w:abstractNum w:abstractNumId="5" w15:restartNumberingAfterBreak="0">
+    <w:nsid w:val="425A3E8B"/>
+    <w:multiLevelType w:val="hybridMultilevel"/>
+    <w:tmpl w:val="5874B1E0"/>
+    <w:lvl w:ilvl="0" w:tplc="8F16E62C">
+      <w:start w:val="1"/>
+      <w:numFmt w:val="decimal"/>
+      <w:lvlText w:val="%1"/>
+      <w:lvlJc w:val="center"/>
+      <w:pPr>
+        <w:ind w:left="720" w:hanging="360"/>
+      </w:pPr>
+      <w:rPr>
+        <w:rFonts w:hint="default"/>
+      </w:rPr>
+    </w:lvl>
+    <w:lvl w:ilvl="1" w:tplc="04090019" w:tentative="1">
+      <w:start w:val="1"/>
+      <w:numFmt w:val="lowerLetter"/>
+      <w:lvlText w:val="%2."/>
+      <w:lvlJc w:val="left"/>
+      <w:pPr>
+        <w:ind w:left="1440" w:hanging="360"/>
+      </w:pPr>
+    </w:lvl>
+    <w:lvl w:ilvl="2" w:tplc="0409001B" w:tentative="1">
+      <w:start w:val="1"/>
+      <w:numFmt w:val="lowerRoman"/>
+      <w:lvlText w:val="%3."/>
+      <w:lvlJc w:val="right"/>
+      <w:pPr>
+        <w:ind w:left="2160" w:hanging="180"/>
+      </w:pPr>
+    </w:lvl>
+    <w:lvl w:ilvl="3" w:tplc="0409000F" w:tentative="1">
+      <w:start w:val="1"/>
+      <w:numFmt w:val="decimal"/>
+      <w:lvlText w:val="%4."/>
+      <w:lvlJc w:val="left"/>
+      <w:pPr>
+        <w:ind w:left="2880" w:hanging="360"/>
+      </w:pPr>
+    </w:lvl>
+    <w:lvl w:ilvl="4" w:tplc="04090019" w:tentative="1">
+      <w:start w:val="1"/>
+      <w:numFmt w:val="lowerLetter"/>
+      <w:lvlText w:val="%5."/>
+      <w:lvlJc w:val="left"/>
+      <w:pPr>
+        <w:ind w:left="3600" w:hanging="360"/>
+      </w:pPr>
+    </w:lvl>
+    <w:lvl w:ilvl="5" w:tplc="0409001B" w:tentative="1">
+      <w:start w:val="1"/>
+      <w:numFmt w:val="lowerRoman"/>
+      <w:lvlText w:val="%6."/>
+      <w:lvlJc w:val="right"/>
+      <w:pPr>
+        <w:ind w:left="4320" w:hanging="180"/>
+      </w:pPr>
+    </w:lvl>
+    <w:lvl w:ilvl="6" w:tplc="0409000F" w:tentative="1">
+      <w:start w:val="1"/>
+      <w:numFmt w:val="decimal"/>
+      <w:lvlText w:val="%7."/>
+      <w:lvlJc w:val="left"/>
+      <w:pPr>
+        <w:ind w:left="5040" w:hanging="360"/>
+      </w:pPr>
+    </w:lvl>
+    <w:lvl w:ilvl="7" w:tplc="04090019" w:tentative="1">
+      <w:start w:val="1"/>
+      <w:numFmt w:val="lowerLetter"/>
+      <w:lvlText w:val="%8."/>
+      <w:lvlJc w:val="left"/>
+      <w:pPr>
+        <w:ind w:left="5760" w:hanging="360"/>
+      </w:pPr>
+    </w:lvl>
+    <w:lvl w:ilvl="8" w:tplc="0409001B" w:tentative="1">
+      <w:start w:val="1"/>
+      <w:numFmt w:val="lowerRoman"/>
+      <w:lvlText w:val="%9."/>
+      <w:lvlJc w:val="right"/>
+      <w:pPr>
+        <w:ind w:left="6480" w:hanging="180"/>
+      </w:pPr>
+    </w:lvl>
+  </w:abstractNum>
+  <w:abstractNum w:abstractNumId="6" w15:restartNumberingAfterBreak="0">
     <w:nsid w:val="428A5C41"/>
     <w:multiLevelType w:val="multilevel"/>
     <w:tmpl w:val="469AD39A"/>
@@ -22993,11 +32378,100 @@
       </w:rPr>
     </w:lvl>
   </w:abstractNum>
+  <w:abstractNum w:abstractNumId="7" w15:restartNumberingAfterBreak="0">
+    <w:nsid w:val="68D34599"/>
+    <w:multiLevelType w:val="hybridMultilevel"/>
+    <w:tmpl w:val="698465A2"/>
+    <w:lvl w:ilvl="0" w:tplc="8F16E62C">
+      <w:start w:val="1"/>
+      <w:numFmt w:val="decimal"/>
+      <w:lvlText w:val="%1"/>
+      <w:lvlJc w:val="center"/>
+      <w:pPr>
+        <w:ind w:left="720" w:hanging="360"/>
+      </w:pPr>
+      <w:rPr>
+        <w:rFonts w:hint="default"/>
+      </w:rPr>
+    </w:lvl>
+    <w:lvl w:ilvl="1" w:tplc="04090019" w:tentative="1">
+      <w:start w:val="1"/>
+      <w:numFmt w:val="lowerLetter"/>
+      <w:lvlText w:val="%2."/>
+      <w:lvlJc w:val="left"/>
+      <w:pPr>
+        <w:ind w:left="1440" w:hanging="360"/>
+      </w:pPr>
+    </w:lvl>
+    <w:lvl w:ilvl="2" w:tplc="0409001B" w:tentative="1">
+      <w:start w:val="1"/>
+      <w:numFmt w:val="lowerRoman"/>
+      <w:lvlText w:val="%3."/>
+      <w:lvlJc w:val="right"/>
+      <w:pPr>
+        <w:ind w:left="2160" w:hanging="180"/>
+      </w:pPr>
+    </w:lvl>
+    <w:lvl w:ilvl="3" w:tplc="0409000F" w:tentative="1">
+      <w:start w:val="1"/>
+      <w:numFmt w:val="decimal"/>
+      <w:lvlText w:val="%4."/>
+      <w:lvlJc w:val="left"/>
+      <w:pPr>
+        <w:ind w:left="2880" w:hanging="360"/>
+      </w:pPr>
+    </w:lvl>
+    <w:lvl w:ilvl="4" w:tplc="04090019" w:tentative="1">
+      <w:start w:val="1"/>
+      <w:numFmt w:val="lowerLetter"/>
+      <w:lvlText w:val="%5."/>
+      <w:lvlJc w:val="left"/>
+      <w:pPr>
+        <w:ind w:left="3600" w:hanging="360"/>
+      </w:pPr>
+    </w:lvl>
+    <w:lvl w:ilvl="5" w:tplc="0409001B" w:tentative="1">
+      <w:start w:val="1"/>
+      <w:numFmt w:val="lowerRoman"/>
+      <w:lvlText w:val="%6."/>
+      <w:lvlJc w:val="right"/>
+      <w:pPr>
+        <w:ind w:left="4320" w:hanging="180"/>
+      </w:pPr>
+    </w:lvl>
+    <w:lvl w:ilvl="6" w:tplc="0409000F" w:tentative="1">
+      <w:start w:val="1"/>
+      <w:numFmt w:val="decimal"/>
+      <w:lvlText w:val="%7."/>
+      <w:lvlJc w:val="left"/>
+      <w:pPr>
+        <w:ind w:left="5040" w:hanging="360"/>
+      </w:pPr>
+    </w:lvl>
+    <w:lvl w:ilvl="7" w:tplc="04090019" w:tentative="1">
+      <w:start w:val="1"/>
+      <w:numFmt w:val="lowerLetter"/>
+      <w:lvlText w:val="%8."/>
+      <w:lvlJc w:val="left"/>
+      <w:pPr>
+        <w:ind w:left="5760" w:hanging="360"/>
+      </w:pPr>
+    </w:lvl>
+    <w:lvl w:ilvl="8" w:tplc="0409001B" w:tentative="1">
+      <w:start w:val="1"/>
+      <w:numFmt w:val="lowerRoman"/>
+      <w:lvlText w:val="%9."/>
+      <w:lvlJc w:val="right"/>
+      <w:pPr>
+        <w:ind w:left="6480" w:hanging="180"/>
+      </w:pPr>
+    </w:lvl>
+  </w:abstractNum>
   <w:num w:numId="1">
-    <w:abstractNumId w:val="4"/>
+    <w:abstractNumId w:val="6"/>
   </w:num>
   <w:num w:numId="2">
-    <w:abstractNumId w:val="3"/>
+    <w:abstractNumId w:val="4"/>
   </w:num>
   <w:num w:numId="3">
     <w:abstractNumId w:val="1"/>
@@ -23006,7 +32480,16 @@
     <w:abstractNumId w:val="0"/>
   </w:num>
   <w:num w:numId="5">
+    <w:abstractNumId w:val="3"/>
+  </w:num>
+  <w:num w:numId="6">
     <w:abstractNumId w:val="2"/>
+  </w:num>
+  <w:num w:numId="7">
+    <w:abstractNumId w:val="5"/>
+  </w:num>
+  <w:num w:numId="8">
+    <w:abstractNumId w:val="7"/>
   </w:num>
   <w:numIdMacAtCleanup w:val="5"/>
 </w:numbering>

--- a/docs/ĐỒ ÁN - DDHC.docx
+++ b/docs/ĐỒ ÁN - DDHC.docx
@@ -2920,7 +2920,14 @@
           <w:noProof/>
           <w:lang w:val="en-US"/>
         </w:rPr>
-        <w:t xml:space="preserve"> Đăng nhập với OutLook</w:t>
+        <w:t xml:space="preserve"> Đăng nhập với </w:t>
+      </w:r>
+      <w:r>
+        <w:rPr>
+          <w:noProof/>
+          <w:lang w:val="en-US"/>
+        </w:rPr>
+        <w:t>Outlook</w:t>
       </w:r>
       <w:r>
         <w:rPr>
@@ -4222,13 +4229,7 @@
                               <w:rPr>
                                 <w:lang w:val="en-US"/>
                               </w:rPr>
-                              <w:t xml:space="preserve"> </w:t>
-                            </w:r>
-                            <w:r>
-                              <w:rPr>
-                                <w:lang w:val="en-US"/>
-                              </w:rPr>
-                              <w:t>Yêu cầu của hệ thống</w:t>
+                              <w:t xml:space="preserve"> Yêu cầu của hệ thống</w:t>
                             </w:r>
                             <w:bookmarkEnd w:id="9"/>
                           </w:p>
@@ -5858,13 +5859,7 @@
                         <w:rPr>
                           <w:lang w:val="en-US"/>
                         </w:rPr>
-                        <w:t xml:space="preserve"> </w:t>
-                      </w:r>
-                      <w:r>
-                        <w:rPr>
-                          <w:lang w:val="en-US"/>
-                        </w:rPr>
-                        <w:t>Yêu cầu của hệ thống</w:t>
+                        <w:t xml:space="preserve"> Yêu cầu của hệ thống</w:t>
                       </w:r>
                       <w:bookmarkEnd w:id="10"/>
                     </w:p>
@@ -7476,9 +7471,9 @@
         <mc:AlternateContent>
           <mc:Choice Requires="wps">
             <w:drawing>
-              <wp:inline distT="0" distB="0" distL="0" distR="0" wp14:anchorId="6F4544BA" wp14:editId="3F6AC4C8">
-                <wp:extent cx="5943600" cy="5114925"/>
-                <wp:effectExtent l="0" t="0" r="0" b="9525"/>
+              <wp:inline distT="0" distB="0" distL="0" distR="0" wp14:anchorId="6F4544BA" wp14:editId="6C40BC9D">
+                <wp:extent cx="5943600" cy="5467350"/>
+                <wp:effectExtent l="0" t="0" r="0" b="0"/>
                 <wp:docPr id="1" name="Text Box 2"/>
                 <wp:cNvGraphicFramePr>
                   <a:graphicFrameLocks xmlns:a="http://schemas.openxmlformats.org/drawingml/2006/main"/>
@@ -7492,7 +7487,7 @@
                       <wps:spPr bwMode="auto">
                         <a:xfrm>
                           <a:off x="0" y="0"/>
-                          <a:ext cx="5943600" cy="5114925"/>
+                          <a:ext cx="5943600" cy="5467350"/>
                         </a:xfrm>
                         <a:prstGeom prst="rect">
                           <a:avLst/>
@@ -7519,10 +7514,10 @@
                                 <w:noProof/>
                               </w:rPr>
                               <w:drawing>
-                                <wp:inline distT="0" distB="0" distL="0" distR="0" wp14:anchorId="7EBE95F0" wp14:editId="708B1DEF">
-                                  <wp:extent cx="5552381" cy="4485714"/>
+                                <wp:inline distT="0" distB="0" distL="0" distR="0" wp14:anchorId="318A9799" wp14:editId="2CE6A1D3">
+                                  <wp:extent cx="4747260" cy="5014595"/>
                                   <wp:effectExtent l="0" t="0" r="0" b="0"/>
-                                  <wp:docPr id="6" name="Picture 6"/>
+                                  <wp:docPr id="7" name="Picture 7"/>
                                   <wp:cNvGraphicFramePr>
                                     <a:graphicFrameLocks xmlns:a="http://schemas.openxmlformats.org/drawingml/2006/main" noChangeAspect="1"/>
                                   </wp:cNvGraphicFramePr>
@@ -7542,7 +7537,7 @@
                                         <pic:spPr>
                                           <a:xfrm>
                                             <a:off x="0" y="0"/>
-                                            <a:ext cx="5552381" cy="4485714"/>
+                                            <a:ext cx="4747260" cy="5014595"/>
                                           </a:xfrm>
                                           <a:prstGeom prst="rect">
                                             <a:avLst/>
@@ -7609,23 +7604,9 @@
                               <w:rPr>
                                 <w:lang w:val="en-US"/>
                               </w:rPr>
-                              <w:t xml:space="preserve"> Use-case </w:t>
-                            </w:r>
-                            <w:r>
-                              <w:rPr>
-                                <w:lang w:val="en-US"/>
-                              </w:rPr>
-                              <w:t>tổng quát</w:t>
+                              <w:t xml:space="preserve"> Use-case tổng quát</w:t>
                             </w:r>
                             <w:bookmarkEnd w:id="12"/>
-                          </w:p>
-                          <w:p>
-                            <w:pPr>
-                              <w:jc w:val="center"/>
-                              <w:rPr>
-                                <w:lang w:val="en-US"/>
-                              </w:rPr>
-                            </w:pPr>
                           </w:p>
                         </w:txbxContent>
                       </wps:txbx>
@@ -7640,7 +7621,7 @@
           </mc:Choice>
           <mc:Fallback>
             <w:pict>
-              <v:shape w14:anchorId="6F4544BA" id="_x0000_s1028" type="#_x0000_t202" style="width:468pt;height:402.75pt;visibility:visible;mso-wrap-style:square;mso-left-percent:-10001;mso-top-percent:-10001;mso-position-horizontal:absolute;mso-position-horizontal-relative:char;mso-position-vertical:absolute;mso-position-vertical-relative:line;mso-left-percent:-10001;mso-top-percent:-10001;v-text-anchor:top" o:gfxdata="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" stroked="f">
+              <v:shape w14:anchorId="6F4544BA" id="_x0000_s1028" type="#_x0000_t202" style="width:468pt;height:430.5pt;visibility:visible;mso-wrap-style:square;mso-left-percent:-10001;mso-top-percent:-10001;mso-position-horizontal:absolute;mso-position-horizontal-relative:char;mso-position-vertical:absolute;mso-position-vertical-relative:line;mso-left-percent:-10001;mso-top-percent:-10001;v-text-anchor:top" o:gfxdata="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" stroked="f">
                 <v:textbox>
                   <w:txbxContent>
                     <w:p>
@@ -7653,10 +7634,10 @@
                           <w:noProof/>
                         </w:rPr>
                         <w:drawing>
-                          <wp:inline distT="0" distB="0" distL="0" distR="0" wp14:anchorId="7EBE95F0" wp14:editId="708B1DEF">
-                            <wp:extent cx="5552381" cy="4485714"/>
+                          <wp:inline distT="0" distB="0" distL="0" distR="0" wp14:anchorId="318A9799" wp14:editId="2CE6A1D3">
+                            <wp:extent cx="4747260" cy="5014595"/>
                             <wp:effectExtent l="0" t="0" r="0" b="0"/>
-                            <wp:docPr id="6" name="Picture 6"/>
+                            <wp:docPr id="7" name="Picture 7"/>
                             <wp:cNvGraphicFramePr>
                               <a:graphicFrameLocks xmlns:a="http://schemas.openxmlformats.org/drawingml/2006/main" noChangeAspect="1"/>
                             </wp:cNvGraphicFramePr>
@@ -7668,7 +7649,7 @@
                                     <pic:cNvPicPr/>
                                   </pic:nvPicPr>
                                   <pic:blipFill>
-                                    <a:blip r:embed="rId12"/>
+                                    <a:blip r:embed="rId11"/>
                                     <a:stretch>
                                       <a:fillRect/>
                                     </a:stretch>
@@ -7676,7 +7657,7 @@
                                   <pic:spPr>
                                     <a:xfrm>
                                       <a:off x="0" y="0"/>
-                                      <a:ext cx="5552381" cy="4485714"/>
+                                      <a:ext cx="4747260" cy="5014595"/>
                                     </a:xfrm>
                                     <a:prstGeom prst="rect">
                                       <a:avLst/>
@@ -7696,7 +7677,7 @@
                           <w:lang w:val="en-US"/>
                         </w:rPr>
                       </w:pPr>
-                      <w:bookmarkStart w:id="11" w:name="_Toc155168834"/>
+                      <w:bookmarkStart w:id="13" w:name="_Toc155168834"/>
                       <w:r>
                         <w:t xml:space="preserve">Hình </w:t>
                       </w:r>
@@ -7743,39 +7724,9 @@
                         <w:rPr>
                           <w:lang w:val="en-US"/>
                         </w:rPr>
-                        <w:t xml:space="preserve"> Use-case </w:t>
+                        <w:t xml:space="preserve"> Use-case tổng quát</w:t>
                       </w:r>
-                      <w:proofErr w:type="spellStart"/>
-                      <w:r>
-                        <w:rPr>
-                          <w:lang w:val="en-US"/>
-                        </w:rPr>
-                        <w:t>tổng</w:t>
-                      </w:r>
-                      <w:proofErr w:type="spellEnd"/>
-                      <w:r>
-                        <w:rPr>
-                          <w:lang w:val="en-US"/>
-                        </w:rPr>
-                        <w:t xml:space="preserve"> </w:t>
-                      </w:r>
-                      <w:proofErr w:type="spellStart"/>
-                      <w:r>
-                        <w:rPr>
-                          <w:lang w:val="en-US"/>
-                        </w:rPr>
-                        <w:t>quát</w:t>
-                      </w:r>
-                      <w:bookmarkEnd w:id="11"/>
-                      <w:proofErr w:type="spellEnd"/>
-                    </w:p>
-                    <w:p>
-                      <w:pPr>
-                        <w:jc w:val="center"/>
-                        <w:rPr>
-                          <w:lang w:val="en-US"/>
-                        </w:rPr>
-                      </w:pPr>
+                      <w:bookmarkEnd w:id="13"/>
                     </w:p>
                   </w:txbxContent>
                 </v:textbox>
@@ -7790,7 +7741,7 @@
       <w:pPr>
         <w:pStyle w:val="Heading2"/>
       </w:pPr>
-      <w:bookmarkStart w:id="13" w:name="_Toc154844019"/>
+      <w:bookmarkStart w:id="14" w:name="_Toc154844019"/>
       <w:proofErr w:type="spellStart"/>
       <w:r>
         <w:lastRenderedPageBreak/>
@@ -7827,7 +7778,7 @@
       <w:r>
         <w:t>case</w:t>
       </w:r>
-      <w:bookmarkEnd w:id="13"/>
+      <w:bookmarkEnd w:id="14"/>
       <w:proofErr w:type="spellEnd"/>
     </w:p>
     <w:p>
@@ -7879,14 +7830,12 @@
         </w:rPr>
         <w:t xml:space="preserve"> </w:t>
       </w:r>
-      <w:proofErr w:type="spellStart"/>
       <w:r>
         <w:rPr>
           <w:lang w:val="en-US"/>
         </w:rPr>
-        <w:t>OutLook</w:t>
-      </w:r>
-      <w:proofErr w:type="spellEnd"/>
+        <w:t>Outlook</w:t>
+      </w:r>
     </w:p>
     <w:p>
       <w:pPr>
@@ -7943,7 +7892,7 @@
                                 <w:lang w:val="en-US"/>
                               </w:rPr>
                             </w:pPr>
-                            <w:bookmarkStart w:id="14" w:name="_Toc155500301"/>
+                            <w:bookmarkStart w:id="15" w:name="_Toc155500301"/>
                             <w:r>
                               <w:t xml:space="preserve">Bảng </w:t>
                             </w:r>
@@ -7990,15 +7939,9 @@
                               <w:rPr>
                                 <w:lang w:val="en-US"/>
                               </w:rPr>
-                              <w:t xml:space="preserve"> </w:t>
-                            </w:r>
-                            <w:r>
-                              <w:rPr>
-                                <w:lang w:val="en-US"/>
-                              </w:rPr>
-                              <w:t>Đăng nhập với OutLook</w:t>
-                            </w:r>
-                            <w:bookmarkEnd w:id="14"/>
+                              <w:t xml:space="preserve"> Đăng nhập với OutLook</w:t>
+                            </w:r>
+                            <w:bookmarkEnd w:id="15"/>
                           </w:p>
                           <w:tbl>
                             <w:tblPr>
@@ -9362,7 +9305,7 @@
                           <w:lang w:val="en-US"/>
                         </w:rPr>
                       </w:pPr>
-                      <w:bookmarkStart w:id="15" w:name="_Toc155500301"/>
+                      <w:bookmarkStart w:id="16" w:name="_Toc155500301"/>
                       <w:r>
                         <w:t xml:space="preserve">Bảng </w:t>
                       </w:r>
@@ -9409,15 +9352,9 @@
                         <w:rPr>
                           <w:lang w:val="en-US"/>
                         </w:rPr>
-                        <w:t xml:space="preserve"> </w:t>
+                        <w:t xml:space="preserve"> Đăng nhập với OutLook</w:t>
                       </w:r>
-                      <w:r>
-                        <w:rPr>
-                          <w:lang w:val="en-US"/>
-                        </w:rPr>
-                        <w:t>Đăng nhập với OutLook</w:t>
-                      </w:r>
-                      <w:bookmarkEnd w:id="15"/>
+                      <w:bookmarkEnd w:id="16"/>
                     </w:p>
                     <w:tbl>
                       <w:tblPr>
@@ -10844,7 +10781,7 @@
                                 <w:lang w:val="en-US"/>
                               </w:rPr>
                             </w:pPr>
-                            <w:bookmarkStart w:id="16" w:name="_Toc155500302"/>
+                            <w:bookmarkStart w:id="17" w:name="_Toc155500302"/>
                             <w:r>
                               <w:t xml:space="preserve">Bảng </w:t>
                             </w:r>
@@ -10891,15 +10828,9 @@
                               <w:rPr>
                                 <w:lang w:val="en-US"/>
                               </w:rPr>
-                              <w:t xml:space="preserve"> </w:t>
-                            </w:r>
-                            <w:r>
-                              <w:rPr>
-                                <w:lang w:val="en-US"/>
-                              </w:rPr>
-                              <w:t>Điểm danh</w:t>
-                            </w:r>
-                            <w:bookmarkEnd w:id="16"/>
+                              <w:t xml:space="preserve"> Điểm danh</w:t>
+                            </w:r>
+                            <w:bookmarkEnd w:id="17"/>
                           </w:p>
                           <w:tbl>
                             <w:tblPr>
@@ -12091,7 +12022,7 @@
                           <w:lang w:val="en-US"/>
                         </w:rPr>
                       </w:pPr>
-                      <w:bookmarkStart w:id="17" w:name="_Toc155500302"/>
+                      <w:bookmarkStart w:id="18" w:name="_Toc155500302"/>
                       <w:r>
                         <w:t xml:space="preserve">Bảng </w:t>
                       </w:r>
@@ -12138,15 +12069,9 @@
                         <w:rPr>
                           <w:lang w:val="en-US"/>
                         </w:rPr>
-                        <w:t xml:space="preserve"> </w:t>
+                        <w:t xml:space="preserve"> Điểm danh</w:t>
                       </w:r>
-                      <w:r>
-                        <w:rPr>
-                          <w:lang w:val="en-US"/>
-                        </w:rPr>
-                        <w:t>Điểm danh</w:t>
-                      </w:r>
-                      <w:bookmarkEnd w:id="17"/>
+                      <w:bookmarkEnd w:id="18"/>
                     </w:p>
                     <w:tbl>
                       <w:tblPr>
@@ -13479,7 +13404,7 @@
                                 <w:lang w:val="en-US"/>
                               </w:rPr>
                             </w:pPr>
-                            <w:bookmarkStart w:id="18" w:name="_Toc155500303"/>
+                            <w:bookmarkStart w:id="19" w:name="_Toc155500303"/>
                             <w:r>
                               <w:t xml:space="preserve">Bảng </w:t>
                             </w:r>
@@ -13526,15 +13451,9 @@
                               <w:rPr>
                                 <w:lang w:val="en-US"/>
                               </w:rPr>
-                              <w:t xml:space="preserve"> </w:t>
-                            </w:r>
-                            <w:r>
-                              <w:rPr>
-                                <w:lang w:val="en-US"/>
-                              </w:rPr>
-                              <w:t>Yêu cầu các thủ tục hành chính</w:t>
-                            </w:r>
-                            <w:bookmarkEnd w:id="18"/>
+                              <w:t xml:space="preserve"> Yêu cầu các thủ tục hành chính</w:t>
+                            </w:r>
+                            <w:bookmarkEnd w:id="19"/>
                           </w:p>
                           <w:tbl>
                             <w:tblPr>
@@ -14294,6 +14213,7 @@
                                   <w:pPr>
                                     <w:pStyle w:val="Small"/>
                                     <w:rPr>
+                                      <w:vanish/>
                                       <w:lang w:val="en-US"/>
                                     </w:rPr>
                                   </w:pPr>
@@ -14301,7 +14221,49 @@
                                     <w:rPr>
                                       <w:lang w:val="en-US"/>
                                     </w:rPr>
-                                    <w:t>Hệ thống lưu dưới dạng json</w:t>
+                                    <w:t xml:space="preserve">Hệ thống </w:t>
+                                  </w:r>
+                                  <w:proofErr w:type="spellStart"/>
+                                  <w:r>
+                                    <w:rPr>
+                                      <w:lang w:val="en-US"/>
+                                    </w:rPr>
+                                    <w:t>lưu</w:t>
+                                  </w:r>
+                                  <w:proofErr w:type="spellEnd"/>
+                                  <w:r>
+                                    <w:rPr>
+                                      <w:lang w:val="en-US"/>
+                                    </w:rPr>
+                                    <w:t xml:space="preserve"> </w:t>
+                                  </w:r>
+                                  <w:proofErr w:type="spellStart"/>
+                                  <w:r>
+                                    <w:rPr>
+                                      <w:lang w:val="en-US"/>
+                                    </w:rPr>
+                                    <w:t>dưới</w:t>
+                                  </w:r>
+                                  <w:proofErr w:type="spellEnd"/>
+                                  <w:r>
+                                    <w:rPr>
+                                      <w:lang w:val="en-US"/>
+                                    </w:rPr>
+                                    <w:t xml:space="preserve"> </w:t>
+                                  </w:r>
+                                  <w:proofErr w:type="spellStart"/>
+                                  <w:r>
+                                    <w:rPr>
+                                      <w:lang w:val="en-US"/>
+                                    </w:rPr>
+                                    <w:t>dạng</w:t>
+                                  </w:r>
+                                  <w:proofErr w:type="spellEnd"/>
+                                  <w:r>
+                                    <w:rPr>
+                                      <w:lang w:val="en-US"/>
+                                    </w:rPr>
+                                    <w:t xml:space="preserve"> json</w:t>
                                   </w:r>
                                 </w:p>
                               </w:tc>
@@ -14633,7 +14595,7 @@
                           <w:lang w:val="en-US"/>
                         </w:rPr>
                       </w:pPr>
-                      <w:bookmarkStart w:id="19" w:name="_Toc155500303"/>
+                      <w:bookmarkStart w:id="20" w:name="_Toc155500303"/>
                       <w:r>
                         <w:t xml:space="preserve">Bảng </w:t>
                       </w:r>
@@ -14680,15 +14642,9 @@
                         <w:rPr>
                           <w:lang w:val="en-US"/>
                         </w:rPr>
-                        <w:t xml:space="preserve"> </w:t>
+                        <w:t xml:space="preserve"> Yêu cầu các thủ tục hành chính</w:t>
                       </w:r>
-                      <w:r>
-                        <w:rPr>
-                          <w:lang w:val="en-US"/>
-                        </w:rPr>
-                        <w:t>Yêu cầu các thủ tục hành chính</w:t>
-                      </w:r>
-                      <w:bookmarkEnd w:id="19"/>
+                      <w:bookmarkEnd w:id="20"/>
                     </w:p>
                     <w:tbl>
                       <w:tblPr>
@@ -15448,14 +15404,57 @@
                             <w:pPr>
                               <w:pStyle w:val="Small"/>
                               <w:rPr>
-                                <w:lang w:val="en-US"/>
-                              </w:rPr>
-                            </w:pPr>
-                            <w:r>
-                              <w:rPr>
-                                <w:lang w:val="en-US"/>
-                              </w:rPr>
-                              <w:t>Hệ thống lưu dưới dạng json</w:t>
+                                <w:vanish/>
+                                <w:lang w:val="en-US"/>
+                              </w:rPr>
+                            </w:pPr>
+                            <w:r>
+                              <w:rPr>
+                                <w:lang w:val="en-US"/>
+                              </w:rPr>
+                              <w:t xml:space="preserve">Hệ thống </w:t>
+                            </w:r>
+                            <w:proofErr w:type="spellStart"/>
+                            <w:r>
+                              <w:rPr>
+                                <w:lang w:val="en-US"/>
+                              </w:rPr>
+                              <w:t>lưu</w:t>
+                            </w:r>
+                            <w:proofErr w:type="spellEnd"/>
+                            <w:r>
+                              <w:rPr>
+                                <w:lang w:val="en-US"/>
+                              </w:rPr>
+                              <w:t xml:space="preserve"> </w:t>
+                            </w:r>
+                            <w:proofErr w:type="spellStart"/>
+                            <w:r>
+                              <w:rPr>
+                                <w:lang w:val="en-US"/>
+                              </w:rPr>
+                              <w:t>dưới</w:t>
+                            </w:r>
+                            <w:proofErr w:type="spellEnd"/>
+                            <w:r>
+                              <w:rPr>
+                                <w:lang w:val="en-US"/>
+                              </w:rPr>
+                              <w:t xml:space="preserve"> </w:t>
+                            </w:r>
+                            <w:proofErr w:type="spellStart"/>
+                            <w:r>
+                              <w:rPr>
+                                <w:lang w:val="en-US"/>
+                              </w:rPr>
+                              <w:t>dạng</w:t>
+                            </w:r>
+                            <w:proofErr w:type="spellEnd"/>
+                            <w:r>
+                              <w:rPr>
+                                <w:lang w:val="en-US"/>
+                              </w:rPr>
+                              <w:t xml:space="preserve"> json</w:t>
                             </w:r>
                           </w:p>
                         </w:tc>
@@ -15785,21 +15784,7 @@
           <w:lang w:val="en-US"/>
         </w:rPr>
         <w:lastRenderedPageBreak/>
-        <w:t>Xử</w:t>
-      </w:r>
-      <w:proofErr w:type="spellEnd"/>
-      <w:r>
-        <w:rPr>
-          <w:lang w:val="en-US"/>
-        </w:rPr>
-        <w:t xml:space="preserve"> </w:t>
-      </w:r>
-      <w:proofErr w:type="spellStart"/>
-      <w:r>
-        <w:rPr>
-          <w:lang w:val="en-US"/>
-        </w:rPr>
-        <w:t>lý</w:t>
+        <w:t>Xem</w:t>
       </w:r>
       <w:proofErr w:type="spellEnd"/>
       <w:r>
@@ -15928,7 +15913,7 @@
                                 <w:lang w:val="en-US"/>
                               </w:rPr>
                             </w:pPr>
-                            <w:bookmarkStart w:id="20" w:name="_Toc155500304"/>
+                            <w:bookmarkStart w:id="21" w:name="_Toc155500304"/>
                             <w:r>
                               <w:t xml:space="preserve">Bảng </w:t>
                             </w:r>
@@ -15977,13 +15962,85 @@
                               </w:rPr>
                               <w:t xml:space="preserve"> </w:t>
                             </w:r>
-                            <w:r>
-                              <w:rPr>
-                                <w:lang w:val="en-US"/>
-                              </w:rPr>
-                              <w:t>Xử lý các thủ tục hành chính</w:t>
-                            </w:r>
-                            <w:bookmarkEnd w:id="20"/>
+                            <w:bookmarkEnd w:id="21"/>
+                            <w:proofErr w:type="spellStart"/>
+                            <w:r>
+                              <w:rPr>
+                                <w:lang w:val="en-US"/>
+                              </w:rPr>
+                              <w:t>Xem</w:t>
+                            </w:r>
+                            <w:proofErr w:type="spellEnd"/>
+                            <w:r>
+                              <w:rPr>
+                                <w:lang w:val="en-US"/>
+                              </w:rPr>
+                              <w:t xml:space="preserve"> </w:t>
+                            </w:r>
+                            <w:proofErr w:type="spellStart"/>
+                            <w:r>
+                              <w:rPr>
+                                <w:lang w:val="en-US"/>
+                              </w:rPr>
+                              <w:t>các</w:t>
+                            </w:r>
+                            <w:proofErr w:type="spellEnd"/>
+                            <w:r>
+                              <w:rPr>
+                                <w:lang w:val="en-US"/>
+                              </w:rPr>
+                              <w:t xml:space="preserve"> </w:t>
+                            </w:r>
+                            <w:proofErr w:type="spellStart"/>
+                            <w:r>
+                              <w:rPr>
+                                <w:lang w:val="en-US"/>
+                              </w:rPr>
+                              <w:t>thủ</w:t>
+                            </w:r>
+                            <w:proofErr w:type="spellEnd"/>
+                            <w:r>
+                              <w:rPr>
+                                <w:lang w:val="en-US"/>
+                              </w:rPr>
+                              <w:t xml:space="preserve"> </w:t>
+                            </w:r>
+                            <w:proofErr w:type="spellStart"/>
+                            <w:r>
+                              <w:rPr>
+                                <w:lang w:val="en-US"/>
+                              </w:rPr>
+                              <w:t>tục</w:t>
+                            </w:r>
+                            <w:proofErr w:type="spellEnd"/>
+                            <w:r>
+                              <w:rPr>
+                                <w:lang w:val="en-US"/>
+                              </w:rPr>
+                              <w:t xml:space="preserve"> </w:t>
+                            </w:r>
+                            <w:proofErr w:type="spellStart"/>
+                            <w:r>
+                              <w:rPr>
+                                <w:lang w:val="en-US"/>
+                              </w:rPr>
+                              <w:t>hành</w:t>
+                            </w:r>
+                            <w:proofErr w:type="spellEnd"/>
+                            <w:r>
+                              <w:rPr>
+                                <w:lang w:val="en-US"/>
+                              </w:rPr>
+                              <w:t xml:space="preserve"> </w:t>
+                            </w:r>
+                            <w:proofErr w:type="spellStart"/>
+                            <w:r>
+                              <w:rPr>
+                                <w:lang w:val="en-US"/>
+                              </w:rPr>
+                              <w:t>chính</w:t>
+                            </w:r>
+                            <w:proofErr w:type="spellEnd"/>
                           </w:p>
                           <w:tbl>
                             <w:tblPr>
@@ -16070,13 +16127,77 @@
                                       <w:lang w:val="en-US"/>
                                     </w:rPr>
                                   </w:pPr>
+                                  <w:proofErr w:type="spellStart"/>
                                   <w:r>
                                     <w:rPr>
                                       <w:b/>
                                       <w:bCs/>
                                       <w:lang w:val="en-US"/>
                                     </w:rPr>
-                                    <w:t>Xử lý các thủ tục hành chính</w:t>
+                                    <w:t>Xem</w:t>
+                                  </w:r>
+                                  <w:proofErr w:type="spellEnd"/>
+                                  <w:r>
+                                    <w:rPr>
+                                      <w:b/>
+                                      <w:bCs/>
+                                      <w:lang w:val="en-US"/>
+                                    </w:rPr>
+                                    <w:t xml:space="preserve"> </w:t>
+                                  </w:r>
+                                  <w:proofErr w:type="spellStart"/>
+                                  <w:r>
+                                    <w:rPr>
+                                      <w:b/>
+                                      <w:bCs/>
+                                      <w:lang w:val="en-US"/>
+                                    </w:rPr>
+                                    <w:t>các</w:t>
+                                  </w:r>
+                                  <w:proofErr w:type="spellEnd"/>
+                                  <w:r>
+                                    <w:rPr>
+                                      <w:b/>
+                                      <w:bCs/>
+                                      <w:lang w:val="en-US"/>
+                                    </w:rPr>
+                                    <w:t xml:space="preserve"> </w:t>
+                                  </w:r>
+                                  <w:proofErr w:type="spellStart"/>
+                                  <w:r>
+                                    <w:rPr>
+                                      <w:b/>
+                                      <w:bCs/>
+                                      <w:lang w:val="en-US"/>
+                                    </w:rPr>
+                                    <w:t>thủ</w:t>
+                                  </w:r>
+                                  <w:proofErr w:type="spellEnd"/>
+                                  <w:r>
+                                    <w:rPr>
+                                      <w:b/>
+                                      <w:bCs/>
+                                      <w:lang w:val="en-US"/>
+                                    </w:rPr>
+                                    <w:t xml:space="preserve"> </w:t>
+                                  </w:r>
+                                  <w:proofErr w:type="spellStart"/>
+                                  <w:r>
+                                    <w:rPr>
+                                      <w:b/>
+                                      <w:bCs/>
+                                      <w:lang w:val="en-US"/>
+                                    </w:rPr>
+                                    <w:t>tục</w:t>
+                                  </w:r>
+                                  <w:proofErr w:type="spellEnd"/>
+                                  <w:r>
+                                    <w:rPr>
+                                      <w:b/>
+                                      <w:bCs/>
+                                      <w:lang w:val="en-US"/>
+                                    </w:rPr>
+                                    <w:t xml:space="preserve"> hành chính</w:t>
                                   </w:r>
                                 </w:p>
                               </w:tc>
@@ -16150,8 +16271,170 @@
                                     <w:rPr>
                                       <w:lang w:val="en-US"/>
                                     </w:rPr>
-                                    <w:t>P7 có thể xử lý các thủ tục hành chính do Sinh viên yêu cầu</w:t>
+                                    <w:t xml:space="preserve">P7 </w:t>
                                   </w:r>
+                                  <w:proofErr w:type="spellStart"/>
+                                  <w:r>
+                                    <w:rPr>
+                                      <w:lang w:val="en-US"/>
+                                    </w:rPr>
+                                    <w:t>có</w:t>
+                                  </w:r>
+                                  <w:proofErr w:type="spellEnd"/>
+                                  <w:r>
+                                    <w:rPr>
+                                      <w:lang w:val="en-US"/>
+                                    </w:rPr>
+                                    <w:t xml:space="preserve"> </w:t>
+                                  </w:r>
+                                  <w:proofErr w:type="spellStart"/>
+                                  <w:r>
+                                    <w:rPr>
+                                      <w:lang w:val="en-US"/>
+                                    </w:rPr>
+                                    <w:t>thể</w:t>
+                                  </w:r>
+                                  <w:proofErr w:type="spellEnd"/>
+                                  <w:r>
+                                    <w:rPr>
+                                      <w:lang w:val="en-US"/>
+                                    </w:rPr>
+                                    <w:t xml:space="preserve"> </w:t>
+                                  </w:r>
+                                  <w:proofErr w:type="spellStart"/>
+                                  <w:r>
+                                    <w:rPr>
+                                      <w:lang w:val="en-US"/>
+                                    </w:rPr>
+                                    <w:t>xem</w:t>
+                                  </w:r>
+                                  <w:proofErr w:type="spellEnd"/>
+                                  <w:r>
+                                    <w:rPr>
+                                      <w:lang w:val="en-US"/>
+                                    </w:rPr>
+                                    <w:t xml:space="preserve"> </w:t>
+                                  </w:r>
+                                  <w:proofErr w:type="spellStart"/>
+                                  <w:r>
+                                    <w:rPr>
+                                      <w:lang w:val="en-US"/>
+                                    </w:rPr>
+                                    <w:t>các</w:t>
+                                  </w:r>
+                                  <w:proofErr w:type="spellEnd"/>
+                                  <w:r>
+                                    <w:rPr>
+                                      <w:lang w:val="en-US"/>
+                                    </w:rPr>
+                                    <w:t xml:space="preserve"> </w:t>
+                                  </w:r>
+                                  <w:proofErr w:type="spellStart"/>
+                                  <w:r>
+                                    <w:rPr>
+                                      <w:lang w:val="en-US"/>
+                                    </w:rPr>
+                                    <w:t>thủ</w:t>
+                                  </w:r>
+                                  <w:proofErr w:type="spellEnd"/>
+                                  <w:r>
+                                    <w:rPr>
+                                      <w:lang w:val="en-US"/>
+                                    </w:rPr>
+                                    <w:t xml:space="preserve"> </w:t>
+                                  </w:r>
+                                  <w:proofErr w:type="spellStart"/>
+                                  <w:r>
+                                    <w:rPr>
+                                      <w:lang w:val="en-US"/>
+                                    </w:rPr>
+                                    <w:t>tục</w:t>
+                                  </w:r>
+                                  <w:proofErr w:type="spellEnd"/>
+                                  <w:r>
+                                    <w:rPr>
+                                      <w:lang w:val="en-US"/>
+                                    </w:rPr>
+                                    <w:t xml:space="preserve"> </w:t>
+                                  </w:r>
+                                  <w:proofErr w:type="spellStart"/>
+                                  <w:r>
+                                    <w:rPr>
+                                      <w:lang w:val="en-US"/>
+                                    </w:rPr>
+                                    <w:t>hành</w:t>
+                                  </w:r>
+                                  <w:proofErr w:type="spellEnd"/>
+                                  <w:r>
+                                    <w:rPr>
+                                      <w:lang w:val="en-US"/>
+                                    </w:rPr>
+                                    <w:t xml:space="preserve"> </w:t>
+                                  </w:r>
+                                  <w:proofErr w:type="spellStart"/>
+                                  <w:r>
+                                    <w:rPr>
+                                      <w:lang w:val="en-US"/>
+                                    </w:rPr>
+                                    <w:t>chính</w:t>
+                                  </w:r>
+                                  <w:proofErr w:type="spellEnd"/>
+                                  <w:r>
+                                    <w:rPr>
+                                      <w:lang w:val="en-US"/>
+                                    </w:rPr>
+                                    <w:t xml:space="preserve"> do </w:t>
+                                  </w:r>
+                                  <w:proofErr w:type="spellStart"/>
+                                  <w:r>
+                                    <w:rPr>
+                                      <w:lang w:val="en-US"/>
+                                    </w:rPr>
+                                    <w:t>sinh</w:t>
+                                  </w:r>
+                                  <w:proofErr w:type="spellEnd"/>
+                                  <w:r>
+                                    <w:rPr>
+                                      <w:lang w:val="en-US"/>
+                                    </w:rPr>
+                                    <w:t xml:space="preserve"> </w:t>
+                                  </w:r>
+                                  <w:proofErr w:type="spellStart"/>
+                                  <w:r>
+                                    <w:rPr>
+                                      <w:lang w:val="en-US"/>
+                                    </w:rPr>
+                                    <w:t>viên</w:t>
+                                  </w:r>
+                                  <w:proofErr w:type="spellEnd"/>
+                                  <w:r>
+                                    <w:rPr>
+                                      <w:lang w:val="en-US"/>
+                                    </w:rPr>
+                                    <w:t xml:space="preserve"> </w:t>
+                                  </w:r>
+                                  <w:proofErr w:type="spellStart"/>
+                                  <w:r>
+                                    <w:rPr>
+                                      <w:lang w:val="en-US"/>
+                                    </w:rPr>
+                                    <w:t>yêu</w:t>
+                                  </w:r>
+                                  <w:proofErr w:type="spellEnd"/>
+                                  <w:r>
+                                    <w:rPr>
+                                      <w:lang w:val="en-US"/>
+                                    </w:rPr>
+                                    <w:t xml:space="preserve"> </w:t>
+                                  </w:r>
+                                  <w:proofErr w:type="spellStart"/>
+                                  <w:r>
+                                    <w:rPr>
+                                      <w:lang w:val="en-US"/>
+                                    </w:rPr>
+                                    <w:t>cầu</w:t>
+                                  </w:r>
+                                  <w:proofErr w:type="spellEnd"/>
                                 </w:p>
                               </w:tc>
                             </w:tr>
@@ -17137,7 +17420,7 @@
                           <w:lang w:val="en-US"/>
                         </w:rPr>
                       </w:pPr>
-                      <w:bookmarkStart w:id="21" w:name="_Toc155500304"/>
+                      <w:bookmarkStart w:id="22" w:name="_Toc155500304"/>
                       <w:r>
                         <w:t xml:space="preserve">Bảng </w:t>
                       </w:r>
@@ -17186,13 +17469,85 @@
                         </w:rPr>
                         <w:t xml:space="preserve"> </w:t>
                       </w:r>
+                      <w:bookmarkEnd w:id="22"/>
+                      <w:proofErr w:type="spellStart"/>
                       <w:r>
                         <w:rPr>
                           <w:lang w:val="en-US"/>
                         </w:rPr>
-                        <w:t>Xử lý các thủ tục hành chính</w:t>
+                        <w:t>Xem</w:t>
                       </w:r>
-                      <w:bookmarkEnd w:id="21"/>
+                      <w:proofErr w:type="spellEnd"/>
+                      <w:r>
+                        <w:rPr>
+                          <w:lang w:val="en-US"/>
+                        </w:rPr>
+                        <w:t xml:space="preserve"> </w:t>
+                      </w:r>
+                      <w:proofErr w:type="spellStart"/>
+                      <w:r>
+                        <w:rPr>
+                          <w:lang w:val="en-US"/>
+                        </w:rPr>
+                        <w:t>các</w:t>
+                      </w:r>
+                      <w:proofErr w:type="spellEnd"/>
+                      <w:r>
+                        <w:rPr>
+                          <w:lang w:val="en-US"/>
+                        </w:rPr>
+                        <w:t xml:space="preserve"> </w:t>
+                      </w:r>
+                      <w:proofErr w:type="spellStart"/>
+                      <w:r>
+                        <w:rPr>
+                          <w:lang w:val="en-US"/>
+                        </w:rPr>
+                        <w:t>thủ</w:t>
+                      </w:r>
+                      <w:proofErr w:type="spellEnd"/>
+                      <w:r>
+                        <w:rPr>
+                          <w:lang w:val="en-US"/>
+                        </w:rPr>
+                        <w:t xml:space="preserve"> </w:t>
+                      </w:r>
+                      <w:proofErr w:type="spellStart"/>
+                      <w:r>
+                        <w:rPr>
+                          <w:lang w:val="en-US"/>
+                        </w:rPr>
+                        <w:t>tục</w:t>
+                      </w:r>
+                      <w:proofErr w:type="spellEnd"/>
+                      <w:r>
+                        <w:rPr>
+                          <w:lang w:val="en-US"/>
+                        </w:rPr>
+                        <w:t xml:space="preserve"> </w:t>
+                      </w:r>
+                      <w:proofErr w:type="spellStart"/>
+                      <w:r>
+                        <w:rPr>
+                          <w:lang w:val="en-US"/>
+                        </w:rPr>
+                        <w:t>hành</w:t>
+                      </w:r>
+                      <w:proofErr w:type="spellEnd"/>
+                      <w:r>
+                        <w:rPr>
+                          <w:lang w:val="en-US"/>
+                        </w:rPr>
+                        <w:t xml:space="preserve"> </w:t>
+                      </w:r>
+                      <w:proofErr w:type="spellStart"/>
+                      <w:r>
+                        <w:rPr>
+                          <w:lang w:val="en-US"/>
+                        </w:rPr>
+                        <w:t>chính</w:t>
+                      </w:r>
+                      <w:proofErr w:type="spellEnd"/>
                     </w:p>
                     <w:tbl>
                       <w:tblPr>
@@ -17279,13 +17634,77 @@
                                 <w:lang w:val="en-US"/>
                               </w:rPr>
                             </w:pPr>
+                            <w:proofErr w:type="spellStart"/>
                             <w:r>
                               <w:rPr>
                                 <w:b/>
                                 <w:bCs/>
                                 <w:lang w:val="en-US"/>
                               </w:rPr>
-                              <w:t>Xử lý các thủ tục hành chính</w:t>
+                              <w:t>Xem</w:t>
+                            </w:r>
+                            <w:proofErr w:type="spellEnd"/>
+                            <w:r>
+                              <w:rPr>
+                                <w:b/>
+                                <w:bCs/>
+                                <w:lang w:val="en-US"/>
+                              </w:rPr>
+                              <w:t xml:space="preserve"> </w:t>
+                            </w:r>
+                            <w:proofErr w:type="spellStart"/>
+                            <w:r>
+                              <w:rPr>
+                                <w:b/>
+                                <w:bCs/>
+                                <w:lang w:val="en-US"/>
+                              </w:rPr>
+                              <w:t>các</w:t>
+                            </w:r>
+                            <w:proofErr w:type="spellEnd"/>
+                            <w:r>
+                              <w:rPr>
+                                <w:b/>
+                                <w:bCs/>
+                                <w:lang w:val="en-US"/>
+                              </w:rPr>
+                              <w:t xml:space="preserve"> </w:t>
+                            </w:r>
+                            <w:proofErr w:type="spellStart"/>
+                            <w:r>
+                              <w:rPr>
+                                <w:b/>
+                                <w:bCs/>
+                                <w:lang w:val="en-US"/>
+                              </w:rPr>
+                              <w:t>thủ</w:t>
+                            </w:r>
+                            <w:proofErr w:type="spellEnd"/>
+                            <w:r>
+                              <w:rPr>
+                                <w:b/>
+                                <w:bCs/>
+                                <w:lang w:val="en-US"/>
+                              </w:rPr>
+                              <w:t xml:space="preserve"> </w:t>
+                            </w:r>
+                            <w:proofErr w:type="spellStart"/>
+                            <w:r>
+                              <w:rPr>
+                                <w:b/>
+                                <w:bCs/>
+                                <w:lang w:val="en-US"/>
+                              </w:rPr>
+                              <w:t>tục</w:t>
+                            </w:r>
+                            <w:proofErr w:type="spellEnd"/>
+                            <w:r>
+                              <w:rPr>
+                                <w:b/>
+                                <w:bCs/>
+                                <w:lang w:val="en-US"/>
+                              </w:rPr>
+                              <w:t xml:space="preserve"> hành chính</w:t>
                             </w:r>
                           </w:p>
                         </w:tc>
@@ -17359,8 +17778,170 @@
                               <w:rPr>
                                 <w:lang w:val="en-US"/>
                               </w:rPr>
-                              <w:t>P7 có thể xử lý các thủ tục hành chính do Sinh viên yêu cầu</w:t>
-                            </w:r>
+                              <w:t xml:space="preserve">P7 </w:t>
+                            </w:r>
+                            <w:proofErr w:type="spellStart"/>
+                            <w:r>
+                              <w:rPr>
+                                <w:lang w:val="en-US"/>
+                              </w:rPr>
+                              <w:t>có</w:t>
+                            </w:r>
+                            <w:proofErr w:type="spellEnd"/>
+                            <w:r>
+                              <w:rPr>
+                                <w:lang w:val="en-US"/>
+                              </w:rPr>
+                              <w:t xml:space="preserve"> </w:t>
+                            </w:r>
+                            <w:proofErr w:type="spellStart"/>
+                            <w:r>
+                              <w:rPr>
+                                <w:lang w:val="en-US"/>
+                              </w:rPr>
+                              <w:t>thể</w:t>
+                            </w:r>
+                            <w:proofErr w:type="spellEnd"/>
+                            <w:r>
+                              <w:rPr>
+                                <w:lang w:val="en-US"/>
+                              </w:rPr>
+                              <w:t xml:space="preserve"> </w:t>
+                            </w:r>
+                            <w:proofErr w:type="spellStart"/>
+                            <w:r>
+                              <w:rPr>
+                                <w:lang w:val="en-US"/>
+                              </w:rPr>
+                              <w:t>xem</w:t>
+                            </w:r>
+                            <w:proofErr w:type="spellEnd"/>
+                            <w:r>
+                              <w:rPr>
+                                <w:lang w:val="en-US"/>
+                              </w:rPr>
+                              <w:t xml:space="preserve"> </w:t>
+                            </w:r>
+                            <w:proofErr w:type="spellStart"/>
+                            <w:r>
+                              <w:rPr>
+                                <w:lang w:val="en-US"/>
+                              </w:rPr>
+                              <w:t>các</w:t>
+                            </w:r>
+                            <w:proofErr w:type="spellEnd"/>
+                            <w:r>
+                              <w:rPr>
+                                <w:lang w:val="en-US"/>
+                              </w:rPr>
+                              <w:t xml:space="preserve"> </w:t>
+                            </w:r>
+                            <w:proofErr w:type="spellStart"/>
+                            <w:r>
+                              <w:rPr>
+                                <w:lang w:val="en-US"/>
+                              </w:rPr>
+                              <w:t>thủ</w:t>
+                            </w:r>
+                            <w:proofErr w:type="spellEnd"/>
+                            <w:r>
+                              <w:rPr>
+                                <w:lang w:val="en-US"/>
+                              </w:rPr>
+                              <w:t xml:space="preserve"> </w:t>
+                            </w:r>
+                            <w:proofErr w:type="spellStart"/>
+                            <w:r>
+                              <w:rPr>
+                                <w:lang w:val="en-US"/>
+                              </w:rPr>
+                              <w:t>tục</w:t>
+                            </w:r>
+                            <w:proofErr w:type="spellEnd"/>
+                            <w:r>
+                              <w:rPr>
+                                <w:lang w:val="en-US"/>
+                              </w:rPr>
+                              <w:t xml:space="preserve"> </w:t>
+                            </w:r>
+                            <w:proofErr w:type="spellStart"/>
+                            <w:r>
+                              <w:rPr>
+                                <w:lang w:val="en-US"/>
+                              </w:rPr>
+                              <w:t>hành</w:t>
+                            </w:r>
+                            <w:proofErr w:type="spellEnd"/>
+                            <w:r>
+                              <w:rPr>
+                                <w:lang w:val="en-US"/>
+                              </w:rPr>
+                              <w:t xml:space="preserve"> </w:t>
+                            </w:r>
+                            <w:proofErr w:type="spellStart"/>
+                            <w:r>
+                              <w:rPr>
+                                <w:lang w:val="en-US"/>
+                              </w:rPr>
+                              <w:t>chính</w:t>
+                            </w:r>
+                            <w:proofErr w:type="spellEnd"/>
+                            <w:r>
+                              <w:rPr>
+                                <w:lang w:val="en-US"/>
+                              </w:rPr>
+                              <w:t xml:space="preserve"> do </w:t>
+                            </w:r>
+                            <w:proofErr w:type="spellStart"/>
+                            <w:r>
+                              <w:rPr>
+                                <w:lang w:val="en-US"/>
+                              </w:rPr>
+                              <w:t>sinh</w:t>
+                            </w:r>
+                            <w:proofErr w:type="spellEnd"/>
+                            <w:r>
+                              <w:rPr>
+                                <w:lang w:val="en-US"/>
+                              </w:rPr>
+                              <w:t xml:space="preserve"> </w:t>
+                            </w:r>
+                            <w:proofErr w:type="spellStart"/>
+                            <w:r>
+                              <w:rPr>
+                                <w:lang w:val="en-US"/>
+                              </w:rPr>
+                              <w:t>viên</w:t>
+                            </w:r>
+                            <w:proofErr w:type="spellEnd"/>
+                            <w:r>
+                              <w:rPr>
+                                <w:lang w:val="en-US"/>
+                              </w:rPr>
+                              <w:t xml:space="preserve"> </w:t>
+                            </w:r>
+                            <w:proofErr w:type="spellStart"/>
+                            <w:r>
+                              <w:rPr>
+                                <w:lang w:val="en-US"/>
+                              </w:rPr>
+                              <w:t>yêu</w:t>
+                            </w:r>
+                            <w:proofErr w:type="spellEnd"/>
+                            <w:r>
+                              <w:rPr>
+                                <w:lang w:val="en-US"/>
+                              </w:rPr>
+                              <w:t xml:space="preserve"> </w:t>
+                            </w:r>
+                            <w:proofErr w:type="spellStart"/>
+                            <w:r>
+                              <w:rPr>
+                                <w:lang w:val="en-US"/>
+                              </w:rPr>
+                              <w:t>cầu</w:t>
+                            </w:r>
+                            <w:proofErr w:type="spellEnd"/>
                           </w:p>
                         </w:tc>
                       </w:tr>
@@ -18437,7 +19018,7 @@
                                 <w:lang w:val="en-US"/>
                               </w:rPr>
                             </w:pPr>
-                            <w:bookmarkStart w:id="22" w:name="_Toc155500305"/>
+                            <w:bookmarkStart w:id="23" w:name="_Toc155500305"/>
                             <w:r>
                               <w:t xml:space="preserve">Bảng </w:t>
                             </w:r>
@@ -18484,15 +19065,9 @@
                               <w:rPr>
                                 <w:lang w:val="en-US"/>
                               </w:rPr>
-                              <w:t xml:space="preserve"> </w:t>
-                            </w:r>
-                            <w:r>
-                              <w:rPr>
-                                <w:lang w:val="en-US"/>
-                              </w:rPr>
-                              <w:t>Bắt đầu điểm danh</w:t>
-                            </w:r>
-                            <w:bookmarkEnd w:id="22"/>
+                              <w:t xml:space="preserve"> Bắt đầu điểm danh</w:t>
+                            </w:r>
+                            <w:bookmarkEnd w:id="23"/>
                           </w:p>
                           <w:tbl>
                             <w:tblPr>
@@ -19588,7 +20163,7 @@
                           <w:lang w:val="en-US"/>
                         </w:rPr>
                       </w:pPr>
-                      <w:bookmarkStart w:id="23" w:name="_Toc155500305"/>
+                      <w:bookmarkStart w:id="24" w:name="_Toc155500305"/>
                       <w:r>
                         <w:t xml:space="preserve">Bảng </w:t>
                       </w:r>
@@ -19635,15 +20210,9 @@
                         <w:rPr>
                           <w:lang w:val="en-US"/>
                         </w:rPr>
-                        <w:t xml:space="preserve"> </w:t>
+                        <w:t xml:space="preserve"> Bắt đầu điểm danh</w:t>
                       </w:r>
-                      <w:r>
-                        <w:rPr>
-                          <w:lang w:val="en-US"/>
-                        </w:rPr>
-                        <w:t>Bắt đầu điểm danh</w:t>
-                      </w:r>
-                      <w:bookmarkEnd w:id="23"/>
+                      <w:bookmarkEnd w:id="24"/>
                     </w:p>
                     <w:tbl>
                       <w:tblPr>
@@ -20731,7 +21300,7 @@
           <w:lang w:val="en-US"/>
         </w:rPr>
       </w:pPr>
-      <w:bookmarkStart w:id="24" w:name="_Hlk155444726"/>
+      <w:bookmarkStart w:id="25" w:name="_Hlk155444726"/>
       <w:proofErr w:type="spellStart"/>
       <w:r>
         <w:rPr>
@@ -20790,7 +21359,7 @@
         <w:t xml:space="preserve"> danh</w:t>
       </w:r>
     </w:p>
-    <w:bookmarkEnd w:id="24"/>
+    <w:bookmarkEnd w:id="25"/>
     <w:p>
       <w:pPr>
         <w:pStyle w:val="Content"/>
@@ -20855,7 +21424,7 @@
                                 <w:lang w:val="en-US"/>
                               </w:rPr>
                             </w:pPr>
-                            <w:bookmarkStart w:id="25" w:name="_Toc155500306"/>
+                            <w:bookmarkStart w:id="26" w:name="_Toc155500306"/>
                             <w:r>
                               <w:t xml:space="preserve">Bảng </w:t>
                             </w:r>
@@ -20902,15 +21471,9 @@
                               <w:rPr>
                                 <w:lang w:val="en-US"/>
                               </w:rPr>
-                              <w:t xml:space="preserve"> </w:t>
-                            </w:r>
-                            <w:r>
-                              <w:rPr>
-                                <w:lang w:val="en-US"/>
-                              </w:rPr>
-                              <w:t>Xem lịch sử điểm danh</w:t>
-                            </w:r>
-                            <w:bookmarkEnd w:id="25"/>
+                              <w:t xml:space="preserve"> Xem lịch sử điểm danh</w:t>
+                            </w:r>
+                            <w:bookmarkEnd w:id="26"/>
                           </w:p>
                           <w:tbl>
                             <w:tblPr>
@@ -21884,7 +22447,7 @@
                           <w:lang w:val="en-US"/>
                         </w:rPr>
                       </w:pPr>
-                      <w:bookmarkStart w:id="26" w:name="_Toc155500306"/>
+                      <w:bookmarkStart w:id="27" w:name="_Toc155500306"/>
                       <w:r>
                         <w:t xml:space="preserve">Bảng </w:t>
                       </w:r>
@@ -21931,15 +22494,9 @@
                         <w:rPr>
                           <w:lang w:val="en-US"/>
                         </w:rPr>
-                        <w:t xml:space="preserve"> </w:t>
+                        <w:t xml:space="preserve"> Xem lịch sử điểm danh</w:t>
                       </w:r>
-                      <w:r>
-                        <w:rPr>
-                          <w:lang w:val="en-US"/>
-                        </w:rPr>
-                        <w:t>Xem lịch sử điểm danh</w:t>
-                      </w:r>
-                      <w:bookmarkEnd w:id="26"/>
+                      <w:bookmarkEnd w:id="27"/>
                     </w:p>
                     <w:tbl>
                       <w:tblPr>
@@ -22905,7 +23462,7 @@
           <w:lang w:val="en-US"/>
         </w:rPr>
       </w:pPr>
-      <w:bookmarkStart w:id="27" w:name="_Hlk155446742"/>
+      <w:bookmarkStart w:id="28" w:name="_Hlk155446742"/>
       <w:proofErr w:type="spellStart"/>
       <w:r>
         <w:rPr>
@@ -22958,7 +23515,7 @@
       </w:r>
       <w:proofErr w:type="spellEnd"/>
     </w:p>
-    <w:bookmarkEnd w:id="27"/>
+    <w:bookmarkEnd w:id="28"/>
     <w:p>
       <w:pPr>
         <w:pStyle w:val="Content"/>
@@ -23020,7 +23577,7 @@
                               <w:pStyle w:val="Caption"/>
                               <w:keepNext/>
                             </w:pPr>
-                            <w:bookmarkStart w:id="28" w:name="_Toc155500307"/>
+                            <w:bookmarkStart w:id="29" w:name="_Toc155500307"/>
                             <w:r>
                               <w:t xml:space="preserve">Bảng </w:t>
                             </w:r>
@@ -23072,7 +23629,7 @@
                             <w:r>
                               <w:t>Nhập thông tin môn học</w:t>
                             </w:r>
-                            <w:bookmarkEnd w:id="28"/>
+                            <w:bookmarkEnd w:id="29"/>
                           </w:p>
                           <w:tbl>
                             <w:tblPr>
@@ -24256,7 +24813,7 @@
                         <w:pStyle w:val="Caption"/>
                         <w:keepNext/>
                       </w:pPr>
-                      <w:bookmarkStart w:id="29" w:name="_Toc155500307"/>
+                      <w:bookmarkStart w:id="30" w:name="_Toc155500307"/>
                       <w:r>
                         <w:t xml:space="preserve">Bảng </w:t>
                       </w:r>
@@ -24308,7 +24865,7 @@
                       <w:r>
                         <w:t>Nhập thông tin môn học</w:t>
                       </w:r>
-                      <w:bookmarkEnd w:id="29"/>
+                      <w:bookmarkEnd w:id="30"/>
                     </w:p>
                     <w:tbl>
                       <w:tblPr>
@@ -25482,32 +26039,20 @@
     </w:p>
     <w:p>
       <w:pPr>
-        <w:pStyle w:val="Heading2"/>
+        <w:pStyle w:val="Content"/>
+        <w:rPr>
+          <w:lang w:val="en-US"/>
+        </w:rPr>
       </w:pPr>
-      <w:bookmarkStart w:id="30" w:name="_Toc154844020"/>
-      <w:proofErr w:type="spellStart"/>
-      <w:r>
-        <w:t>Sequences</w:t>
-      </w:r>
-      <w:proofErr w:type="spellEnd"/>
-      <w:r>
-        <w:t xml:space="preserve"> </w:t>
-      </w:r>
-      <w:proofErr w:type="spellStart"/>
-      <w:r>
-        <w:t>diagram</w:t>
-      </w:r>
-      <w:bookmarkEnd w:id="30"/>
-      <w:proofErr w:type="spellEnd"/>
     </w:p>
     <w:p>
       <w:pPr>
         <w:pStyle w:val="Heading2"/>
       </w:pPr>
-      <w:bookmarkStart w:id="31" w:name="_Toc154844021"/>
+      <w:bookmarkStart w:id="31" w:name="_Toc154844020"/>
       <w:proofErr w:type="spellStart"/>
       <w:r>
-        <w:t>Activity</w:t>
+        <w:t>Sequences</w:t>
       </w:r>
       <w:proofErr w:type="spellEnd"/>
       <w:r>
@@ -25524,9 +26069,29 @@
       <w:pPr>
         <w:pStyle w:val="Heading2"/>
       </w:pPr>
-      <w:bookmarkStart w:id="32" w:name="_Toc154844022"/>
+      <w:bookmarkStart w:id="32" w:name="_Toc154844021"/>
       <w:proofErr w:type="spellStart"/>
       <w:r>
+        <w:t>Activity</w:t>
+      </w:r>
+      <w:proofErr w:type="spellEnd"/>
+      <w:r>
+        <w:t xml:space="preserve"> </w:t>
+      </w:r>
+      <w:proofErr w:type="spellStart"/>
+      <w:r>
+        <w:t>diagram</w:t>
+      </w:r>
+      <w:bookmarkEnd w:id="32"/>
+      <w:proofErr w:type="spellEnd"/>
+    </w:p>
+    <w:p>
+      <w:pPr>
+        <w:pStyle w:val="Heading2"/>
+      </w:pPr>
+      <w:bookmarkStart w:id="33" w:name="_Toc154844022"/>
+      <w:proofErr w:type="spellStart"/>
+      <w:r>
         <w:t>Class</w:t>
       </w:r>
       <w:proofErr w:type="spellEnd"/>
@@ -25537,7 +26102,7 @@
       <w:r>
         <w:t>diagram</w:t>
       </w:r>
-      <w:bookmarkEnd w:id="32"/>
+      <w:bookmarkEnd w:id="33"/>
       <w:proofErr w:type="spellEnd"/>
     </w:p>
     <w:p>
@@ -25902,6 +26467,7 @@
           <w:bCs/>
           <w:lang w:val="en-US"/>
         </w:rPr>
+        <w:lastRenderedPageBreak/>
         <w:t>LessonStudent</w:t>
       </w:r>
       <w:proofErr w:type="spellEnd"/>
@@ -25976,7 +26542,6 @@
       </w:pPr>
       <w:proofErr w:type="spellStart"/>
       <w:r>
-        <w:lastRenderedPageBreak/>
         <w:t>Ràng</w:t>
       </w:r>
       <w:proofErr w:type="spellEnd"/>
@@ -26289,12 +26854,12 @@
       <w:pPr>
         <w:pStyle w:val="Heading1"/>
       </w:pPr>
-      <w:bookmarkStart w:id="33" w:name="_Toc154844023"/>
+      <w:bookmarkStart w:id="34" w:name="_Toc154844023"/>
       <w:r>
         <w:lastRenderedPageBreak/>
         <w:t>LẬP TRÌNH</w:t>
       </w:r>
-      <w:bookmarkEnd w:id="33"/>
+      <w:bookmarkEnd w:id="34"/>
     </w:p>
     <w:p>
       <w:pPr>
@@ -26345,7 +26910,7 @@
         </w:rPr>
       </w:pPr>
     </w:p>
-    <w:bookmarkStart w:id="34" w:name="_Toc154844024" w:displacedByCustomXml="next"/>
+    <w:bookmarkStart w:id="35" w:name="_Toc154844024" w:displacedByCustomXml="next"/>
     <w:sdt>
       <w:sdtPr>
         <w:rPr>
@@ -26373,7 +26938,7 @@
           <w:r>
             <w:t>ÀI LIỆU THAM KHẢO</w:t>
           </w:r>
-          <w:bookmarkEnd w:id="34"/>
+          <w:bookmarkEnd w:id="35"/>
         </w:p>
         <w:sdt>
           <w:sdtPr>
@@ -26826,7 +27391,7 @@
           <w:rFonts w:eastAsiaTheme="minorHAnsi"/>
         </w:rPr>
       </w:pPr>
-      <w:bookmarkStart w:id="35" w:name="_Toc154844025"/>
+      <w:bookmarkStart w:id="36" w:name="_Toc154844025"/>
       <w:r>
         <w:rPr>
           <w:rFonts w:eastAsiaTheme="minorHAnsi"/>
@@ -26834,7 +27399,7 @@
         <w:lastRenderedPageBreak/>
         <w:t>PHỤ LỤC</w:t>
       </w:r>
-      <w:bookmarkEnd w:id="35"/>
+      <w:bookmarkEnd w:id="36"/>
     </w:p>
     <w:p>
       <w:pPr>
@@ -26845,7 +27410,7 @@
       </w:pPr>
     </w:p>
     <w:sectPr>
-      <w:footerReference w:type="default" r:id="rId13"/>
+      <w:footerReference w:type="default" r:id="rId12"/>
       <w:pgSz w:w="11907" w:h="16839" w:code="9"/>
       <w:pgMar w:top="1418" w:right="1134" w:bottom="1418" w:left="1701" w:header="283" w:footer="283" w:gutter="0"/>
       <w:pgNumType w:start="1"/>
